--- a/downloads/Beezknees_PPE_for_Varroa_Treatments.docx
+++ b/downloads/Beezknees_PPE_for_Varroa_Treatments.docx
@@ -2341,227 +2341,88 @@
       <w:rPr>
         <w:noProof/>
       </w:rPr>
+      <w:drawing>
+        <wp:anchor distT="0" distB="0" distL="114300" distR="114300" simplePos="0" relativeHeight="251659264" behindDoc="0" locked="0" layoutInCell="1" allowOverlap="1" wp14:anchorId="1CBE0585" wp14:editId="6910A269">
+          <wp:simplePos x="0" y="0"/>
+          <wp:positionH relativeFrom="column">
+            <wp:posOffset>-662940</wp:posOffset>
+          </wp:positionH>
+          <wp:positionV relativeFrom="paragraph">
+            <wp:posOffset>-220980</wp:posOffset>
+          </wp:positionV>
+          <wp:extent cx="457054" cy="457054"/>
+          <wp:effectExtent l="19050" t="0" r="19685" b="172085"/>
+          <wp:wrapThrough wrapText="bothSides">
+            <wp:wrapPolygon edited="0">
+              <wp:start x="-901" y="0"/>
+              <wp:lineTo x="-901" y="28840"/>
+              <wp:lineTo x="21630" y="28840"/>
+              <wp:lineTo x="21630" y="0"/>
+              <wp:lineTo x="-901" y="0"/>
+            </wp:wrapPolygon>
+          </wp:wrapThrough>
+          <wp:docPr id="1471455041" name="Picture 4"/>
+          <wp:cNvGraphicFramePr>
+            <a:graphicFrameLocks xmlns:a="http://schemas.openxmlformats.org/drawingml/2006/main" noChangeAspect="1"/>
+          </wp:cNvGraphicFramePr>
+          <a:graphic xmlns:a="http://schemas.openxmlformats.org/drawingml/2006/main">
+            <a:graphicData uri="http://schemas.openxmlformats.org/drawingml/2006/picture">
+              <pic:pic xmlns:pic="http://schemas.openxmlformats.org/drawingml/2006/picture">
+                <pic:nvPicPr>
+                  <pic:cNvPr id="2003360202" name="Picture 2003360202"/>
+                  <pic:cNvPicPr/>
+                </pic:nvPicPr>
+                <pic:blipFill>
+                  <a:blip r:embed="rId1">
+                    <a:extLst>
+                      <a:ext uri="{28A0092B-C50C-407E-A947-70E740481C1C}">
+                        <a14:useLocalDpi xmlns:a14="http://schemas.microsoft.com/office/drawing/2010/main" val="0"/>
+                      </a:ext>
+                    </a:extLst>
+                  </a:blip>
+                  <a:stretch>
+                    <a:fillRect/>
+                  </a:stretch>
+                </pic:blipFill>
+                <pic:spPr>
+                  <a:xfrm>
+                    <a:off x="0" y="0"/>
+                    <a:ext cx="457054" cy="457054"/>
+                  </a:xfrm>
+                  <a:prstGeom prst="roundRect">
+                    <a:avLst>
+                      <a:gd name="adj" fmla="val 8594"/>
+                    </a:avLst>
+                  </a:prstGeom>
+                  <a:solidFill>
+                    <a:srgbClr val="FFFFFF">
+                      <a:shade val="85000"/>
+                    </a:srgbClr>
+                  </a:solidFill>
+                  <a:ln>
+                    <a:noFill/>
+                  </a:ln>
+                  <a:effectLst>
+                    <a:reflection blurRad="12700" stA="38000" endPos="28000" dist="5000" dir="5400000" sy="-100000" algn="bl" rotWithShape="0"/>
+                  </a:effectLst>
+                </pic:spPr>
+              </pic:pic>
+            </a:graphicData>
+          </a:graphic>
+        </wp:anchor>
+      </w:drawing>
+    </w:r>
+    <w:r>
+      <w:rPr>
+        <w:noProof/>
+      </w:rPr>
       <mc:AlternateContent>
         <mc:Choice Requires="wps">
           <w:drawing>
-            <wp:anchor distT="0" distB="0" distL="114300" distR="114300" simplePos="0" relativeHeight="251667968" behindDoc="0" locked="0" layoutInCell="1" allowOverlap="1" wp14:anchorId="70AAF9AE" wp14:editId="38C2AE41">
+            <wp:anchor distT="0" distB="0" distL="114300" distR="114300" simplePos="0" relativeHeight="251653632" behindDoc="0" locked="0" layoutInCell="1" allowOverlap="1" wp14:anchorId="75B975F2" wp14:editId="03C056C2">
               <wp:simplePos x="0" y="0"/>
               <wp:positionH relativeFrom="column">
-                <wp:posOffset>-742950</wp:posOffset>
-              </wp:positionH>
-              <wp:positionV relativeFrom="paragraph">
-                <wp:posOffset>-243840</wp:posOffset>
-              </wp:positionV>
-              <wp:extent cx="432000" cy="432000"/>
-              <wp:effectExtent l="0" t="0" r="25400" b="25400"/>
-              <wp:wrapNone/>
-              <wp:docPr id="337197907" name="Rectangle: Rounded Corners 11"/>
-              <wp:cNvGraphicFramePr/>
-              <a:graphic xmlns:a="http://schemas.openxmlformats.org/drawingml/2006/main">
-                <a:graphicData uri="http://schemas.microsoft.com/office/word/2010/wordprocessingShape">
-                  <wps:wsp>
-                    <wps:cNvSpPr/>
-                    <wps:spPr>
-                      <a:xfrm>
-                        <a:off x="0" y="0"/>
-                        <a:ext cx="432000" cy="432000"/>
-                      </a:xfrm>
-                      <a:prstGeom prst="roundRect">
-                        <a:avLst/>
-                      </a:prstGeom>
-                      <a:noFill/>
-                      <a:ln>
-                        <a:solidFill>
-                          <a:schemeClr val="bg1">
-                            <a:lumMod val="95000"/>
-                          </a:schemeClr>
-                        </a:solidFill>
-                      </a:ln>
-                    </wps:spPr>
-                    <wps:style>
-                      <a:lnRef idx="2">
-                        <a:schemeClr val="accent1">
-                          <a:shade val="15000"/>
-                        </a:schemeClr>
-                      </a:lnRef>
-                      <a:fillRef idx="1">
-                        <a:schemeClr val="accent1"/>
-                      </a:fillRef>
-                      <a:effectRef idx="0">
-                        <a:schemeClr val="accent1"/>
-                      </a:effectRef>
-                      <a:fontRef idx="minor">
-                        <a:schemeClr val="lt1"/>
-                      </a:fontRef>
-                    </wps:style>
-                    <wps:bodyPr rot="0" spcFirstLastPara="0" vertOverflow="overflow" horzOverflow="overflow" vert="horz" wrap="square" lIns="91440" tIns="45720" rIns="91440" bIns="45720" numCol="1" spcCol="0" rtlCol="0" fromWordArt="0" anchor="ctr" anchorCtr="0" forceAA="0" compatLnSpc="1">
-                      <a:prstTxWarp prst="textNoShape">
-                        <a:avLst/>
-                      </a:prstTxWarp>
-                      <a:noAutofit/>
-                    </wps:bodyPr>
-                  </wps:wsp>
-                </a:graphicData>
-              </a:graphic>
-              <wp14:sizeRelH relativeFrom="margin">
-                <wp14:pctWidth>0</wp14:pctWidth>
-              </wp14:sizeRelH>
-              <wp14:sizeRelV relativeFrom="margin">
-                <wp14:pctHeight>0</wp14:pctHeight>
-              </wp14:sizeRelV>
-            </wp:anchor>
-          </w:drawing>
-        </mc:Choice>
-        <mc:Fallback>
-          <w:pict>
-            <v:roundrect w14:anchorId="323C235F" id="Rectangle: Rounded Corners 11" o:spid="_x0000_s1026" style="position:absolute;margin-left:-58.5pt;margin-top:-19.2pt;width:34pt;height:34pt;z-index:251667968;visibility:visible;mso-wrap-style:square;mso-width-percent:0;mso-height-percent:0;mso-wrap-distance-left:9pt;mso-wrap-distance-top:0;mso-wrap-distance-right:9pt;mso-wrap-distance-bottom:0;mso-position-horizontal:absolute;mso-position-horizontal-relative:text;mso-position-vertical:absolute;mso-position-vertical-relative:text;mso-width-percent:0;mso-height-percent:0;mso-width-relative:margin;mso-height-relative:margin;v-text-anchor:middle" arcsize="10923f" o:gfxdata="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" filled="f" strokecolor="#f2f2f2 [3052]" strokeweight="1pt">
-              <v:stroke joinstyle="miter"/>
-            </v:roundrect>
-          </w:pict>
-        </mc:Fallback>
-      </mc:AlternateContent>
-    </w:r>
-    <w:r>
-      <w:rPr>
-        <w:noProof/>
-      </w:rPr>
-      <mc:AlternateContent>
-        <mc:Choice Requires="wps">
-          <w:drawing>
-            <wp:anchor distT="0" distB="0" distL="114300" distR="114300" simplePos="0" relativeHeight="251666944" behindDoc="0" locked="0" layoutInCell="1" allowOverlap="1" wp14:anchorId="7E2DA1D9" wp14:editId="3FC63507">
-              <wp:simplePos x="0" y="0"/>
-              <wp:positionH relativeFrom="column">
-                <wp:posOffset>-746760</wp:posOffset>
-              </wp:positionH>
-              <wp:positionV relativeFrom="paragraph">
-                <wp:posOffset>-207645</wp:posOffset>
-              </wp:positionV>
-              <wp:extent cx="432000" cy="432000"/>
-              <wp:effectExtent l="0" t="0" r="0" b="0"/>
-              <wp:wrapNone/>
-              <wp:docPr id="775923440" name="Rectangle: Rounded Corners 10"/>
-              <wp:cNvGraphicFramePr/>
-              <a:graphic xmlns:a="http://schemas.openxmlformats.org/drawingml/2006/main">
-                <a:graphicData uri="http://schemas.microsoft.com/office/word/2010/wordprocessingShape">
-                  <wps:wsp>
-                    <wps:cNvSpPr/>
-                    <wps:spPr>
-                      <a:xfrm>
-                        <a:off x="0" y="0"/>
-                        <a:ext cx="432000" cy="432000"/>
-                      </a:xfrm>
-                      <a:prstGeom prst="roundRect">
-                        <a:avLst/>
-                      </a:prstGeom>
-                      <a:noFill/>
-                      <a:ln>
-                        <a:noFill/>
-                      </a:ln>
-                    </wps:spPr>
-                    <wps:style>
-                      <a:lnRef idx="2">
-                        <a:schemeClr val="accent1">
-                          <a:shade val="15000"/>
-                        </a:schemeClr>
-                      </a:lnRef>
-                      <a:fillRef idx="1">
-                        <a:schemeClr val="accent1"/>
-                      </a:fillRef>
-                      <a:effectRef idx="0">
-                        <a:schemeClr val="accent1"/>
-                      </a:effectRef>
-                      <a:fontRef idx="minor">
-                        <a:schemeClr val="lt1"/>
-                      </a:fontRef>
-                    </wps:style>
-                    <wps:txbx>
-                      <w:txbxContent>
-                        <w:p>
-                          <w:pPr>
-                            <w:spacing w:line="480" w:lineRule="auto"/>
-                            <w:jc w:val="center"/>
-                            <w:rPr>
-                              <w:b/>
-                              <w:bCs/>
-                              <w:color w:val="0D0D0D" w:themeColor="text1" w:themeTint="F2"/>
-                              <w:position w:val="-6"/>
-                            </w:rPr>
-                          </w:pPr>
-                          <w:r>
-                            <w:rPr>
-                              <w:b/>
-                              <w:bCs/>
-                              <w:color w:val="0D0D0D" w:themeColor="text1" w:themeTint="F2"/>
-                              <w:position w:val="-6"/>
-                            </w:rPr>
-                            <w:t>BK</w:t>
-                          </w:r>
-                        </w:p>
-                      </w:txbxContent>
-                    </wps:txbx>
-                    <wps:bodyPr rot="0" spcFirstLastPara="0" vertOverflow="overflow" horzOverflow="overflow" vert="horz" wrap="square" lIns="91440" tIns="45720" rIns="91440" bIns="45720" numCol="1" spcCol="0" rtlCol="0" fromWordArt="0" anchor="ctr" anchorCtr="0" forceAA="0" compatLnSpc="1">
-                      <a:prstTxWarp prst="textNoShape">
-                        <a:avLst/>
-                      </a:prstTxWarp>
-                      <a:noAutofit/>
-                    </wps:bodyPr>
-                  </wps:wsp>
-                </a:graphicData>
-              </a:graphic>
-              <wp14:sizeRelH relativeFrom="margin">
-                <wp14:pctWidth>0</wp14:pctWidth>
-              </wp14:sizeRelH>
-              <wp14:sizeRelV relativeFrom="margin">
-                <wp14:pctHeight>0</wp14:pctHeight>
-              </wp14:sizeRelV>
-            </wp:anchor>
-          </w:drawing>
-        </mc:Choice>
-        <mc:Fallback>
-          <w:pict>
-            <v:roundrect w14:anchorId="7E2DA1D9" id="Rectangle: Rounded Corners 10" o:spid="_x0000_s1026" style="position:absolute;margin-left:-58.8pt;margin-top:-16.35pt;width:34pt;height:34pt;z-index:251666944;visibility:visible;mso-wrap-style:square;mso-width-percent:0;mso-height-percent:0;mso-wrap-distance-left:9pt;mso-wrap-distance-top:0;mso-wrap-distance-right:9pt;mso-wrap-distance-bottom:0;mso-position-horizontal:absolute;mso-position-horizontal-relative:text;mso-position-vertical:absolute;mso-position-vertical-relative:text;mso-width-percent:0;mso-height-percent:0;mso-width-relative:margin;mso-height-relative:margin;v-text-anchor:middle" arcsize="10923f" o:gfxdata="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" filled="f" stroked="f" strokeweight="1pt">
-              <v:stroke joinstyle="miter"/>
-              <v:textbox>
-                <w:txbxContent>
-                  <w:p>
-                    <w:pPr>
-                      <w:spacing w:line="480" w:lineRule="auto"/>
-                      <w:jc w:val="center"/>
-                      <w:rPr>
-                        <w:b/>
-                        <w:bCs/>
-                        <w:color w:val="0D0D0D" w:themeColor="text1" w:themeTint="F2"/>
-                        <w:position w:val="-6"/>
-                      </w:rPr>
-                    </w:pPr>
-                    <w:r>
-                      <w:rPr>
-                        <w:b/>
-                        <w:bCs/>
-                        <w:color w:val="0D0D0D" w:themeColor="text1" w:themeTint="F2"/>
-                        <w:position w:val="-6"/>
-                      </w:rPr>
-                      <w:t>BK</w:t>
-                    </w:r>
-                  </w:p>
-                </w:txbxContent>
-              </v:textbox>
-            </v:roundrect>
-          </w:pict>
-        </mc:Fallback>
-      </mc:AlternateContent>
-    </w:r>
-    <w:r>
-      <w:rPr>
-        <w:noProof/>
-      </w:rPr>
-      <mc:AlternateContent>
-        <mc:Choice Requires="wps">
-          <w:drawing>
-            <wp:anchor distT="0" distB="0" distL="114300" distR="114300" simplePos="0" relativeHeight="251653632" behindDoc="0" locked="0" layoutInCell="1" allowOverlap="1" wp14:anchorId="75B975F2" wp14:editId="0A9EFD8E">
-              <wp:simplePos x="0" y="0"/>
-              <wp:positionH relativeFrom="column">
-                <wp:posOffset>-1051560</wp:posOffset>
+                <wp:posOffset>-982980</wp:posOffset>
               </wp:positionH>
               <wp:positionV relativeFrom="paragraph">
                 <wp:posOffset>-512445</wp:posOffset>
@@ -2864,7 +2725,7 @@
         </mc:Choice>
         <mc:Fallback>
           <w:pict>
-            <v:rect w14:anchorId="75B975F2" id="Rectangle 1" o:spid="_x0000_s1027" style="position:absolute;margin-left:-82.8pt;margin-top:-40.35pt;width:610.6pt;height:1in;z-index:251653632;visibility:visible;mso-wrap-style:square;mso-width-percent:0;mso-height-percent:0;mso-wrap-distance-left:9pt;mso-wrap-distance-top:0;mso-wrap-distance-right:9pt;mso-wrap-distance-bottom:0;mso-position-horizontal:absolute;mso-position-horizontal-relative:text;mso-position-vertical:absolute;mso-position-vertical-relative:text;mso-width-percent:0;mso-height-percent:0;mso-width-relative:margin;mso-height-relative:margin;v-text-anchor:middle" o:gfxdata="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" fillcolor="#fff4d6" stroked="f" strokeweight="1pt">
+            <v:rect w14:anchorId="75B975F2" id="Rectangle 1" o:spid="_x0000_s1026" style="position:absolute;margin-left:-77.4pt;margin-top:-40.35pt;width:610.6pt;height:1in;z-index:251653632;visibility:visible;mso-wrap-style:square;mso-width-percent:0;mso-height-percent:0;mso-wrap-distance-left:9pt;mso-wrap-distance-top:0;mso-wrap-distance-right:9pt;mso-wrap-distance-bottom:0;mso-position-horizontal:absolute;mso-position-horizontal-relative:text;mso-position-vertical:absolute;mso-position-vertical-relative:text;mso-width-percent:0;mso-height-percent:0;mso-width-relative:margin;mso-height-relative:margin;v-text-anchor:middle" o:gfxdata="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" fillcolor="#fff4d6" stroked="f" strokeweight="1pt">
               <v:fill color2="#d9f2d0 [665]" o:opacity2="58853f" rotate="t" focusposition="1,1" focussize="" colors="0 #fff4d6;5243f #fff4d6;53740f #dae7d6" focus="100%" type="gradientRadial"/>
               <v:textbox>
                 <w:txbxContent>

--- a/downloads/Beezknees_PPE_for_Varroa_Treatments.docx
+++ b/downloads/Beezknees_PPE_for_Varroa_Treatments.docx
@@ -20,8 +20,443 @@
           <w:sz w:val="20"/>
           <w:szCs w:val="20"/>
         </w:rPr>
+        <mc:AlternateContent>
+          <mc:Choice Requires="wpg">
+            <w:drawing>
+              <wp:anchor distT="0" distB="0" distL="114300" distR="114300" simplePos="0" relativeHeight="252431872" behindDoc="0" locked="0" layoutInCell="1" allowOverlap="1" wp14:anchorId="211D50EC" wp14:editId="061F0D90">
+                <wp:simplePos x="0" y="0"/>
+                <wp:positionH relativeFrom="column">
+                  <wp:posOffset>-1196340</wp:posOffset>
+                </wp:positionH>
+                <wp:positionV relativeFrom="paragraph">
+                  <wp:posOffset>-899160</wp:posOffset>
+                </wp:positionV>
+                <wp:extent cx="8168640" cy="914400"/>
+                <wp:effectExtent l="0" t="0" r="22860" b="19050"/>
+                <wp:wrapNone/>
+                <wp:docPr id="1087445044" name="Group 35"/>
+                <wp:cNvGraphicFramePr/>
+                <a:graphic xmlns:a="http://schemas.openxmlformats.org/drawingml/2006/main">
+                  <a:graphicData uri="http://schemas.microsoft.com/office/word/2010/wordprocessingGroup">
+                    <wpg:wgp>
+                      <wpg:cNvGrpSpPr/>
+                      <wpg:grpSpPr>
+                        <a:xfrm>
+                          <a:off x="0" y="0"/>
+                          <a:ext cx="8168640" cy="914400"/>
+                          <a:chOff x="-7620" y="0"/>
+                          <a:chExt cx="8168640" cy="914400"/>
+                        </a:xfrm>
+                      </wpg:grpSpPr>
+                      <wpg:grpSp>
+                        <wpg:cNvPr id="273751888" name="Group 34"/>
+                        <wpg:cNvGrpSpPr/>
+                        <wpg:grpSpPr>
+                          <a:xfrm>
+                            <a:off x="-7620" y="0"/>
+                            <a:ext cx="8168640" cy="914400"/>
+                            <a:chOff x="-7620" y="0"/>
+                            <a:chExt cx="8168640" cy="914400"/>
+                          </a:xfrm>
+                        </wpg:grpSpPr>
+                        <wps:wsp>
+                          <wps:cNvPr id="1079713737" name="Rectangle 4"/>
+                          <wps:cNvSpPr/>
+                          <wps:spPr>
+                            <a:xfrm>
+                              <a:off x="2636520" y="0"/>
+                              <a:ext cx="5524500" cy="914400"/>
+                            </a:xfrm>
+                            <a:prstGeom prst="rect">
+                              <a:avLst/>
+                            </a:prstGeom>
+                            <a:solidFill>
+                              <a:srgbClr val="4EA72E">
+                                <a:lumMod val="50000"/>
+                              </a:srgbClr>
+                            </a:solidFill>
+                            <a:ln w="12700" cap="flat" cmpd="sng" algn="ctr">
+                              <a:solidFill>
+                                <a:srgbClr val="4EA72E">
+                                  <a:lumMod val="50000"/>
+                                </a:srgbClr>
+                              </a:solidFill>
+                              <a:prstDash val="solid"/>
+                              <a:miter lim="800000"/>
+                            </a:ln>
+                            <a:effectLst/>
+                          </wps:spPr>
+                          <wps:txbx>
+                            <w:txbxContent>
+                              <w:p>
+                                <w:pPr>
+                                  <w:pStyle w:val="NoSpacing"/>
+                                  <w:rPr>
+                                    <w:color w:val="FFFFFF" w:themeColor="background1"/>
+                                  </w:rPr>
+                                </w:pPr>
+                                <w:r>
+                                  <w:rPr>
+                                    <w:color w:val="FFFFFF" w:themeColor="background1"/>
+                                    <w:sz w:val="40"/>
+                                    <w:szCs w:val="40"/>
+                                  </w:rPr>
+                                  <w:t xml:space="preserve">    </w:t>
+                                </w:r>
+                                <w:r>
+                                  <w:rPr>
+                                    <w:b/>
+                                    <w:bCs/>
+                                    <w:color w:val="FFFFFF" w:themeColor="background1"/>
+                                    <w:sz w:val="44"/>
+                                    <w:szCs w:val="44"/>
+                                  </w:rPr>
+                                  <w:t>PPE FOR VARROA TREATMENTS</w:t>
+                                </w:r>
+                                <w:r>
+                                  <w:rPr>
+                                    <w:color w:val="FFFFFF" w:themeColor="background1"/>
+                                    <w:sz w:val="44"/>
+                                    <w:szCs w:val="44"/>
+                                  </w:rPr>
+                                  <w:br/>
+                                </w:r>
+                                <w:r>
+                                  <w:rPr>
+                                    <w:color w:val="FFFFFF" w:themeColor="background1"/>
+                                    <w:sz w:val="22"/>
+                                    <w:szCs w:val="22"/>
+                                  </w:rPr>
+                                  <w:t xml:space="preserve">       A practical UK guide to protecting yourself when managing varroa mites</w:t>
+                                </w:r>
+                              </w:p>
+                            </w:txbxContent>
+                          </wps:txbx>
+                          <wps:bodyPr rot="0" spcFirstLastPara="0" vertOverflow="overflow" horzOverflow="overflow" vert="horz" wrap="square" lIns="91440" tIns="45720" rIns="91440" bIns="45720" numCol="1" spcCol="0" rtlCol="0" fromWordArt="0" anchor="ctr" anchorCtr="0" forceAA="0" compatLnSpc="1">
+                            <a:prstTxWarp prst="textNoShape">
+                              <a:avLst/>
+                            </a:prstTxWarp>
+                            <a:noAutofit/>
+                          </wps:bodyPr>
+                        </wps:wsp>
+                        <wps:wsp>
+                          <wps:cNvPr id="1169921214" name="Rectangle: Rounded Corners 2"/>
+                          <wps:cNvSpPr/>
+                          <wps:spPr>
+                            <a:xfrm>
+                              <a:off x="-7620" y="0"/>
+                              <a:ext cx="2834640" cy="912495"/>
+                            </a:xfrm>
+                            <a:prstGeom prst="roundRect">
+                              <a:avLst>
+                                <a:gd name="adj" fmla="val 27778"/>
+                              </a:avLst>
+                            </a:prstGeom>
+                            <a:solidFill>
+                              <a:sysClr val="windowText" lastClr="000000"/>
+                            </a:solidFill>
+                            <a:ln w="12700" cap="flat" cmpd="sng" algn="ctr">
+                              <a:solidFill>
+                                <a:sysClr val="windowText" lastClr="000000"/>
+                              </a:solidFill>
+                              <a:prstDash val="solid"/>
+                              <a:miter lim="800000"/>
+                            </a:ln>
+                            <a:effectLst/>
+                          </wps:spPr>
+                          <wps:txbx>
+                            <w:txbxContent>
+                              <w:p>
+                                <w:pPr>
+                                  <w:pStyle w:val="NoSpacing"/>
+                                </w:pPr>
+                                <w:r>
+                                  <w:rPr>
+                                    <w:color w:val="FFC000"/>
+                                    <w:sz w:val="52"/>
+                                    <w:szCs w:val="52"/>
+                                  </w:rPr>
+                                  <w:t xml:space="preserve">          </w:t>
+                                </w:r>
+                                <w:proofErr w:type="spellStart"/>
+                                <w:r>
+                                  <w:rPr>
+                                    <w:color w:val="FFC000"/>
+                                    <w:sz w:val="44"/>
+                                    <w:szCs w:val="44"/>
+                                  </w:rPr>
+                                  <w:t>BeezKnees</w:t>
+                                </w:r>
+                                <w:proofErr w:type="spellEnd"/>
+                                <w:r>
+                                  <w:rPr>
+                                    <w:sz w:val="48"/>
+                                    <w:szCs w:val="48"/>
+                                  </w:rPr>
+                                  <w:br/>
+                                </w:r>
+                                <w:r>
+                                  <w:rPr>
+                                    <w:sz w:val="22"/>
+                                    <w:szCs w:val="22"/>
+                                  </w:rPr>
+                                  <w:t xml:space="preserve">                         P</w:t>
+                                </w:r>
+                                <w:r>
+                                  <w:rPr>
+                                    <w:sz w:val="22"/>
+                                    <w:szCs w:val="22"/>
+                                  </w:rPr>
+                                  <w:t>ractical beekeepin</w:t>
+                                </w:r>
+                                <w:r>
+                                  <w:rPr>
+                                    <w:sz w:val="22"/>
+                                    <w:szCs w:val="22"/>
+                                  </w:rPr>
+                                  <w:t>g</w:t>
+                                </w:r>
+                                <w:r>
+                                  <w:rPr>
+                                    <w:sz w:val="22"/>
+                                    <w:szCs w:val="22"/>
+                                  </w:rPr>
+                                  <w:t xml:space="preserve"> for </w:t>
+                                </w:r>
+                                <w:r>
+                                  <w:rPr>
+                                    <w:sz w:val="22"/>
+                                    <w:szCs w:val="22"/>
+                                  </w:rPr>
+                                  <w:br/>
+                                  <w:t xml:space="preserve">                         </w:t>
+                                </w:r>
+                                <w:r>
+                                  <w:rPr>
+                                    <w:sz w:val="22"/>
+                                    <w:szCs w:val="22"/>
+                                  </w:rPr>
+                                  <w:t>every season</w:t>
+                                </w:r>
+                              </w:p>
+                            </w:txbxContent>
+                          </wps:txbx>
+                          <wps:bodyPr rot="0" spcFirstLastPara="0" vertOverflow="overflow" horzOverflow="overflow" vert="horz" wrap="square" lIns="91440" tIns="45720" rIns="91440" bIns="45720" numCol="1" spcCol="0" rtlCol="0" fromWordArt="0" anchor="ctr" anchorCtr="0" forceAA="0" compatLnSpc="1">
+                            <a:prstTxWarp prst="textNoShape">
+                              <a:avLst/>
+                            </a:prstTxWarp>
+                            <a:noAutofit/>
+                          </wps:bodyPr>
+                        </wps:wsp>
+                      </wpg:grpSp>
+                      <pic:pic xmlns:pic="http://schemas.openxmlformats.org/drawingml/2006/picture">
+                        <pic:nvPicPr>
+                          <pic:cNvPr id="995806572" name="Picture 4"/>
+                          <pic:cNvPicPr>
+                            <a:picLocks noChangeAspect="1"/>
+                          </pic:cNvPicPr>
+                        </pic:nvPicPr>
+                        <pic:blipFill>
+                          <a:blip r:embed="rId8" cstate="print">
+                            <a:extLst>
+                              <a:ext uri="{28A0092B-C50C-407E-A947-70E740481C1C}">
+                                <a14:useLocalDpi xmlns:a14="http://schemas.microsoft.com/office/drawing/2010/main" val="0"/>
+                              </a:ext>
+                            </a:extLst>
+                          </a:blip>
+                          <a:stretch>
+                            <a:fillRect/>
+                          </a:stretch>
+                        </pic:blipFill>
+                        <pic:spPr>
+                          <a:xfrm>
+                            <a:off x="182880" y="137160"/>
+                            <a:ext cx="601980" cy="667385"/>
+                          </a:xfrm>
+                          <a:prstGeom prst="rect">
+                            <a:avLst/>
+                          </a:prstGeom>
+                        </pic:spPr>
+                      </pic:pic>
+                    </wpg:wgp>
+                  </a:graphicData>
+                </a:graphic>
+                <wp14:sizeRelH relativeFrom="margin">
+                  <wp14:pctWidth>0</wp14:pctWidth>
+                </wp14:sizeRelH>
+              </wp:anchor>
+            </w:drawing>
+          </mc:Choice>
+          <mc:Fallback>
+            <w:pict>
+              <v:group w14:anchorId="211D50EC" id="Group 35" o:spid="_x0000_s1026" style="position:absolute;left:0;text-align:left;margin-left:-94.2pt;margin-top:-70.8pt;width:643.2pt;height:1in;z-index:252431872;mso-width-relative:margin" coordorigin="-76" coordsize="81686,9144" o:gfxdata="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">
+                <v:group id="Group 34" o:spid="_x0000_s1027" style="position:absolute;left:-76;width:81686;height:9144" coordorigin="-76" coordsize="81686,9144" o:gfxdata="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">
+                  <v:rect id="Rectangle 4" o:spid="_x0000_s1028" style="position:absolute;left:26365;width:55245;height:9144;visibility:visible;mso-wrap-style:square;v-text-anchor:middle" o:gfxdata="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" fillcolor="#275317" strokecolor="#275317" strokeweight="1pt">
+                    <v:textbox>
+                      <w:txbxContent>
+                        <w:p>
+                          <w:pPr>
+                            <w:pStyle w:val="NoSpacing"/>
+                            <w:rPr>
+                              <w:color w:val="FFFFFF" w:themeColor="background1"/>
+                            </w:rPr>
+                          </w:pPr>
+                          <w:r>
+                            <w:rPr>
+                              <w:color w:val="FFFFFF" w:themeColor="background1"/>
+                              <w:sz w:val="40"/>
+                              <w:szCs w:val="40"/>
+                            </w:rPr>
+                            <w:t xml:space="preserve">    </w:t>
+                          </w:r>
+                          <w:r>
+                            <w:rPr>
+                              <w:b/>
+                              <w:bCs/>
+                              <w:color w:val="FFFFFF" w:themeColor="background1"/>
+                              <w:sz w:val="44"/>
+                              <w:szCs w:val="44"/>
+                            </w:rPr>
+                            <w:t>PPE FOR VARROA TREATMENTS</w:t>
+                          </w:r>
+                          <w:r>
+                            <w:rPr>
+                              <w:color w:val="FFFFFF" w:themeColor="background1"/>
+                              <w:sz w:val="44"/>
+                              <w:szCs w:val="44"/>
+                            </w:rPr>
+                            <w:br/>
+                          </w:r>
+                          <w:r>
+                            <w:rPr>
+                              <w:color w:val="FFFFFF" w:themeColor="background1"/>
+                              <w:sz w:val="22"/>
+                              <w:szCs w:val="22"/>
+                            </w:rPr>
+                            <w:t xml:space="preserve">       A practical UK guide to protecting yourself when managing varroa mites</w:t>
+                          </w:r>
+                        </w:p>
+                      </w:txbxContent>
+                    </v:textbox>
+                  </v:rect>
+                  <v:roundrect id="Rectangle: Rounded Corners 2" o:spid="_x0000_s1029" style="position:absolute;left:-76;width:28346;height:9124;visibility:visible;mso-wrap-style:square;v-text-anchor:middle" arcsize="18204f" o:gfxdata="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" fillcolor="windowText" strokecolor="windowText" strokeweight="1pt">
+                    <v:stroke joinstyle="miter"/>
+                    <v:textbox>
+                      <w:txbxContent>
+                        <w:p>
+                          <w:pPr>
+                            <w:pStyle w:val="NoSpacing"/>
+                          </w:pPr>
+                          <w:r>
+                            <w:rPr>
+                              <w:color w:val="FFC000"/>
+                              <w:sz w:val="52"/>
+                              <w:szCs w:val="52"/>
+                            </w:rPr>
+                            <w:t xml:space="preserve">          </w:t>
+                          </w:r>
+                          <w:proofErr w:type="spellStart"/>
+                          <w:r>
+                            <w:rPr>
+                              <w:color w:val="FFC000"/>
+                              <w:sz w:val="44"/>
+                              <w:szCs w:val="44"/>
+                            </w:rPr>
+                            <w:t>BeezKnees</w:t>
+                          </w:r>
+                          <w:proofErr w:type="spellEnd"/>
+                          <w:r>
+                            <w:rPr>
+                              <w:sz w:val="48"/>
+                              <w:szCs w:val="48"/>
+                            </w:rPr>
+                            <w:br/>
+                          </w:r>
+                          <w:r>
+                            <w:rPr>
+                              <w:sz w:val="22"/>
+                              <w:szCs w:val="22"/>
+                            </w:rPr>
+                            <w:t xml:space="preserve">                         P</w:t>
+                          </w:r>
+                          <w:r>
+                            <w:rPr>
+                              <w:sz w:val="22"/>
+                              <w:szCs w:val="22"/>
+                            </w:rPr>
+                            <w:t>ractical beekeepin</w:t>
+                          </w:r>
+                          <w:r>
+                            <w:rPr>
+                              <w:sz w:val="22"/>
+                              <w:szCs w:val="22"/>
+                            </w:rPr>
+                            <w:t>g</w:t>
+                          </w:r>
+                          <w:r>
+                            <w:rPr>
+                              <w:sz w:val="22"/>
+                              <w:szCs w:val="22"/>
+                            </w:rPr>
+                            <w:t xml:space="preserve"> for </w:t>
+                          </w:r>
+                          <w:r>
+                            <w:rPr>
+                              <w:sz w:val="22"/>
+                              <w:szCs w:val="22"/>
+                            </w:rPr>
+                            <w:br/>
+                            <w:t xml:space="preserve">                         </w:t>
+                          </w:r>
+                          <w:r>
+                            <w:rPr>
+                              <w:sz w:val="22"/>
+                              <w:szCs w:val="22"/>
+                            </w:rPr>
+                            <w:t>every season</w:t>
+                          </w:r>
+                        </w:p>
+                      </w:txbxContent>
+                    </v:textbox>
+                  </v:roundrect>
+                </v:group>
+                <v:shapetype id="_x0000_t75" coordsize="21600,21600" o:spt="75" o:preferrelative="t" path="m@4@5l@4@11@9@11@9@5xe" filled="f" stroked="f">
+                  <v:stroke joinstyle="miter"/>
+                  <v:formulas>
+                    <v:f eqn="if lineDrawn pixelLineWidth 0"/>
+                    <v:f eqn="sum @0 1 0"/>
+                    <v:f eqn="sum 0 0 @1"/>
+                    <v:f eqn="prod @2 1 2"/>
+                    <v:f eqn="prod @3 21600 pixelWidth"/>
+                    <v:f eqn="prod @3 21600 pixelHeight"/>
+                    <v:f eqn="sum @0 0 1"/>
+                    <v:f eqn="prod @6 1 2"/>
+                    <v:f eqn="prod @7 21600 pixelWidth"/>
+                    <v:f eqn="sum @8 21600 0"/>
+                    <v:f eqn="prod @7 21600 pixelHeight"/>
+                    <v:f eqn="sum @10 21600 0"/>
+                  </v:formulas>
+                  <v:path o:extrusionok="f" gradientshapeok="t" o:connecttype="rect"/>
+                  <o:lock v:ext="edit" aspectratio="t"/>
+                </v:shapetype>
+                <v:shape id="Picture 4" o:spid="_x0000_s1030" type="#_x0000_t75" style="position:absolute;left:1828;top:1371;width:6020;height:6674;visibility:visible;mso-wrap-style:square" o:gfxdata="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">
+                  <v:imagedata r:id="rId9" o:title=""/>
+                </v:shape>
+              </v:group>
+            </w:pict>
+          </mc:Fallback>
+        </mc:AlternateContent>
+      </w:r>
+      <w:r>
+        <w:rPr>
+          <w:b/>
+          <w:bCs/>
+          <w:noProof/>
+          <w:sz w:val="20"/>
+          <w:szCs w:val="20"/>
+        </w:rPr>
         <w:drawing>
-          <wp:anchor distT="0" distB="0" distL="114300" distR="114300" simplePos="0" relativeHeight="251719680" behindDoc="1" locked="0" layoutInCell="1" allowOverlap="1" wp14:anchorId="0AFB9EF3" wp14:editId="7D502CC3">
+          <wp:anchor distT="0" distB="0" distL="114300" distR="114300" simplePos="0" relativeHeight="252054016" behindDoc="1" locked="0" layoutInCell="1" allowOverlap="1" wp14:anchorId="0AFB9EF3" wp14:editId="78EC9729">
             <wp:simplePos x="0" y="0"/>
             <wp:positionH relativeFrom="column">
               <wp:posOffset>-662940</wp:posOffset>
@@ -44,7 +479,7 @@
                     <pic:cNvPicPr/>
                   </pic:nvPicPr>
                   <pic:blipFill>
-                    <a:blip r:embed="rId8" cstate="print">
+                    <a:blip r:embed="rId10" cstate="print">
                       <a:extLst>
                         <a:ext uri="{28A0092B-C50C-407E-A947-70E740481C1C}">
                           <a14:useLocalDpi xmlns:a14="http://schemas.microsoft.com/office/drawing/2010/main" val="0"/>
@@ -84,7 +519,7 @@
           <w:noProof/>
         </w:rPr>
         <w:drawing>
-          <wp:anchor distT="0" distB="0" distL="114300" distR="114300" simplePos="0" relativeHeight="251652096" behindDoc="0" locked="0" layoutInCell="1" allowOverlap="1" wp14:anchorId="6E2FC8FD" wp14:editId="131ACA57">
+          <wp:anchor distT="0" distB="0" distL="114300" distR="114300" simplePos="0" relativeHeight="251152896" behindDoc="0" locked="0" layoutInCell="1" allowOverlap="1" wp14:anchorId="6E2FC8FD" wp14:editId="6A66E891">
             <wp:simplePos x="0" y="0"/>
             <wp:positionH relativeFrom="column">
               <wp:posOffset>3208020</wp:posOffset>
@@ -109,10 +544,10 @@
                     </pic:cNvPicPr>
                   </pic:nvPicPr>
                   <pic:blipFill>
-                    <a:blip r:embed="rId9">
+                    <a:blip r:embed="rId11">
                       <a:extLst>
                         <a:ext uri="{96DAC541-7B7A-43D3-8B79-37D633B846F1}">
-                          <asvg:svgBlip xmlns:asvg="http://schemas.microsoft.com/office/drawing/2016/SVG/main" r:embed="rId10"/>
+                          <asvg:svgBlip xmlns:asvg="http://schemas.microsoft.com/office/drawing/2016/SVG/main" r:embed="rId12"/>
                         </a:ext>
                       </a:extLst>
                     </a:blip>
@@ -152,7 +587,7 @@
         <mc:AlternateContent>
           <mc:Choice Requires="wps">
             <w:drawing>
-              <wp:anchor distT="0" distB="0" distL="114300" distR="114300" simplePos="0" relativeHeight="251697152" behindDoc="0" locked="0" layoutInCell="1" allowOverlap="1" wp14:anchorId="340E925C" wp14:editId="49B9AB96">
+              <wp:anchor distT="0" distB="0" distL="114300" distR="114300" simplePos="0" relativeHeight="251758080" behindDoc="0" locked="0" layoutInCell="1" allowOverlap="1" wp14:anchorId="340E925C" wp14:editId="3364C5F4">
                 <wp:simplePos x="0" y="0"/>
                 <wp:positionH relativeFrom="margin">
                   <wp:align>right</wp:align>
@@ -219,7 +654,7 @@
           </mc:Choice>
           <mc:Fallback>
             <w:pict>
-              <v:roundrect w14:anchorId="64020CF0" id="Rectangle: Rounded Corners 43" o:spid="_x0000_s1026" style="position:absolute;margin-left:202.6pt;margin-top:9pt;width:253.8pt;height:309.6pt;z-index:251697152;visibility:visible;mso-wrap-style:square;mso-width-percent:0;mso-wrap-distance-left:9pt;mso-wrap-distance-top:0;mso-wrap-distance-right:9pt;mso-wrap-distance-bottom:0;mso-position-horizontal:right;mso-position-horizontal-relative:margin;mso-position-vertical:absolute;mso-position-vertical-relative:text;mso-width-percent:0;mso-width-relative:margin;v-text-anchor:middle" arcsize="4187f" o:gfxdata="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" filled="f" strokecolor="#e8e8e8 [3214]" strokeweight="1pt">
+              <v:roundrect w14:anchorId="653AF726" id="Rectangle: Rounded Corners 43" o:spid="_x0000_s1026" style="position:absolute;margin-left:202.6pt;margin-top:9pt;width:253.8pt;height:309.6pt;z-index:251758080;visibility:visible;mso-wrap-style:square;mso-width-percent:0;mso-wrap-distance-left:9pt;mso-wrap-distance-top:0;mso-wrap-distance-right:9pt;mso-wrap-distance-bottom:0;mso-position-horizontal:right;mso-position-horizontal-relative:margin;mso-position-vertical:absolute;mso-position-vertical-relative:text;mso-width-percent:0;mso-width-relative:margin;v-text-anchor:middle" arcsize="4187f" o:gfxdata="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" filled="f" strokecolor="#e8e8e8 [3214]" strokeweight="1pt">
                 <v:stroke joinstyle="miter"/>
                 <w10:wrap anchorx="margin"/>
               </v:roundrect>
@@ -238,7 +673,7 @@
         <mc:AlternateContent>
           <mc:Choice Requires="wps">
             <w:drawing>
-              <wp:anchor distT="45720" distB="45720" distL="114300" distR="114300" simplePos="0" relativeHeight="251644928" behindDoc="0" locked="0" layoutInCell="1" allowOverlap="1" wp14:anchorId="7CC27D10" wp14:editId="5685D1AD">
+              <wp:anchor distT="45720" distB="45720" distL="114300" distR="114300" simplePos="0" relativeHeight="251052544" behindDoc="0" locked="0" layoutInCell="1" allowOverlap="1" wp14:anchorId="7CC27D10" wp14:editId="153BCFD7">
                 <wp:simplePos x="0" y="0"/>
                 <wp:positionH relativeFrom="margin">
                   <wp:posOffset>3032760</wp:posOffset>
@@ -402,7 +837,7 @@
                 <v:stroke joinstyle="miter"/>
                 <v:path gradientshapeok="t" o:connecttype="rect"/>
               </v:shapetype>
-              <v:shape id="Text Box 2" o:spid="_x0000_s1026" type="#_x0000_t202" style="position:absolute;left:0;text-align:left;margin-left:238.8pt;margin-top:0;width:258.6pt;height:312pt;z-index:251644928;visibility:visible;mso-wrap-style:square;mso-width-percent:0;mso-height-percent:0;mso-wrap-distance-left:9pt;mso-wrap-distance-top:3.6pt;mso-wrap-distance-right:9pt;mso-wrap-distance-bottom:3.6pt;mso-position-horizontal:absolute;mso-position-horizontal-relative:margin;mso-position-vertical:absolute;mso-position-vertical-relative:text;mso-width-percent:0;mso-height-percent:0;mso-width-relative:margin;mso-height-relative:margin;v-text-anchor:top" o:gfxdata="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" fillcolor="white [3212]" strokecolor="white [3212]">
+              <v:shape id="Text Box 2" o:spid="_x0000_s1031" type="#_x0000_t202" style="position:absolute;left:0;text-align:left;margin-left:238.8pt;margin-top:0;width:258.6pt;height:312pt;z-index:251052544;visibility:visible;mso-wrap-style:square;mso-width-percent:0;mso-height-percent:0;mso-wrap-distance-left:9pt;mso-wrap-distance-top:3.6pt;mso-wrap-distance-right:9pt;mso-wrap-distance-bottom:3.6pt;mso-position-horizontal:absolute;mso-position-horizontal-relative:margin;mso-position-vertical:absolute;mso-position-vertical-relative:text;mso-width-percent:0;mso-height-percent:0;mso-width-relative:margin;mso-height-relative:margin;v-text-anchor:top" o:gfxdata="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" fillcolor="white [3212]" strokecolor="white [3212]">
                 <v:textbox>
                   <w:txbxContent>
                     <w:p>
@@ -511,495 +946,6 @@
           </mc:Fallback>
         </mc:AlternateContent>
       </w:r>
-      <w:r>
-        <w:rPr>
-          <w:b/>
-          <w:bCs/>
-          <w:noProof/>
-          <w:sz w:val="20"/>
-          <w:szCs w:val="20"/>
-        </w:rPr>
-        <mc:AlternateContent>
-          <mc:Choice Requires="wpg">
-            <w:drawing>
-              <wp:anchor distT="0" distB="0" distL="114300" distR="114300" simplePos="0" relativeHeight="251642880" behindDoc="0" locked="0" layoutInCell="1" allowOverlap="1" wp14:anchorId="4ACC2EFA" wp14:editId="0C2B96A7">
-                <wp:simplePos x="0" y="0"/>
-                <wp:positionH relativeFrom="column">
-                  <wp:posOffset>-1150620</wp:posOffset>
-                </wp:positionH>
-                <wp:positionV relativeFrom="paragraph">
-                  <wp:posOffset>-906780</wp:posOffset>
-                </wp:positionV>
-                <wp:extent cx="8176260" cy="899160"/>
-                <wp:effectExtent l="0" t="0" r="15240" b="15240"/>
-                <wp:wrapNone/>
-                <wp:docPr id="1253983246" name="Group 7"/>
-                <wp:cNvGraphicFramePr/>
-                <a:graphic xmlns:a="http://schemas.openxmlformats.org/drawingml/2006/main">
-                  <a:graphicData uri="http://schemas.microsoft.com/office/word/2010/wordprocessingGroup">
-                    <wpg:wgp>
-                      <wpg:cNvGrpSpPr/>
-                      <wpg:grpSpPr>
-                        <a:xfrm>
-                          <a:off x="0" y="0"/>
-                          <a:ext cx="8176260" cy="899160"/>
-                          <a:chOff x="0" y="0"/>
-                          <a:chExt cx="8176260" cy="824230"/>
-                        </a:xfrm>
-                      </wpg:grpSpPr>
-                      <wps:wsp>
-                        <wps:cNvPr id="1429450347" name="Rectangle 4"/>
-                        <wps:cNvSpPr/>
-                        <wps:spPr>
-                          <a:xfrm>
-                            <a:off x="2651760" y="0"/>
-                            <a:ext cx="5524500" cy="824230"/>
-                          </a:xfrm>
-                          <a:prstGeom prst="rect">
-                            <a:avLst/>
-                          </a:prstGeom>
-                          <a:solidFill>
-                            <a:schemeClr val="accent6">
-                              <a:lumMod val="50000"/>
-                            </a:schemeClr>
-                          </a:solidFill>
-                          <a:ln>
-                            <a:solidFill>
-                              <a:schemeClr val="accent6">
-                                <a:lumMod val="50000"/>
-                              </a:schemeClr>
-                            </a:solidFill>
-                          </a:ln>
-                        </wps:spPr>
-                        <wps:style>
-                          <a:lnRef idx="2">
-                            <a:schemeClr val="accent1">
-                              <a:shade val="15000"/>
-                            </a:schemeClr>
-                          </a:lnRef>
-                          <a:fillRef idx="1">
-                            <a:schemeClr val="accent1"/>
-                          </a:fillRef>
-                          <a:effectRef idx="0">
-                            <a:schemeClr val="accent1"/>
-                          </a:effectRef>
-                          <a:fontRef idx="minor">
-                            <a:schemeClr val="lt1"/>
-                          </a:fontRef>
-                        </wps:style>
-                        <wps:txbx>
-                          <w:txbxContent>
-                            <w:p>
-                              <w:pPr>
-                                <w:pStyle w:val="NoSpacing"/>
-                              </w:pPr>
-                              <w:r>
-                                <w:rPr>
-                                  <w:sz w:val="40"/>
-                                  <w:szCs w:val="40"/>
-                                </w:rPr>
-                                <w:t xml:space="preserve">    </w:t>
-                              </w:r>
-                              <w:r>
-                                <w:rPr>
-                                  <w:b/>
-                                  <w:bCs/>
-                                  <w:sz w:val="44"/>
-                                  <w:szCs w:val="44"/>
-                                </w:rPr>
-                                <w:t>PPE FOR VARROA TREATMENTS</w:t>
-                              </w:r>
-                              <w:r>
-                                <w:rPr>
-                                  <w:sz w:val="44"/>
-                                  <w:szCs w:val="44"/>
-                                </w:rPr>
-                                <w:br/>
-                              </w:r>
-                              <w:r>
-                                <w:rPr>
-                                  <w:sz w:val="22"/>
-                                  <w:szCs w:val="22"/>
-                                </w:rPr>
-                                <w:t xml:space="preserve">       </w:t>
-                              </w:r>
-                              <w:r>
-                                <w:rPr>
-                                  <w:sz w:val="22"/>
-                                  <w:szCs w:val="22"/>
-                                </w:rPr>
-                                <w:t>A practical</w:t>
-                              </w:r>
-                              <w:r>
-                                <w:rPr>
-                                  <w:sz w:val="22"/>
-                                  <w:szCs w:val="22"/>
-                                </w:rPr>
-                                <w:t xml:space="preserve"> UK guide to protecting yourself</w:t>
-                              </w:r>
-                              <w:r>
-                                <w:rPr>
-                                  <w:sz w:val="22"/>
-                                  <w:szCs w:val="22"/>
-                                </w:rPr>
-                                <w:t xml:space="preserve"> when managing varroa mites</w:t>
-                              </w:r>
-                            </w:p>
-                          </w:txbxContent>
-                        </wps:txbx>
-                        <wps:bodyPr rot="0" spcFirstLastPara="0" vertOverflow="overflow" horzOverflow="overflow" vert="horz" wrap="square" lIns="91440" tIns="45720" rIns="91440" bIns="45720" numCol="1" spcCol="0" rtlCol="0" fromWordArt="0" anchor="ctr" anchorCtr="0" forceAA="0" compatLnSpc="1">
-                          <a:prstTxWarp prst="textNoShape">
-                            <a:avLst/>
-                          </a:prstTxWarp>
-                          <a:noAutofit/>
-                        </wps:bodyPr>
-                      </wps:wsp>
-                      <wpg:grpSp>
-                        <wpg:cNvPr id="690398752" name="Group 5"/>
-                        <wpg:cNvGrpSpPr/>
-                        <wpg:grpSpPr>
-                          <a:xfrm>
-                            <a:off x="0" y="0"/>
-                            <a:ext cx="2834640" cy="822960"/>
-                            <a:chOff x="0" y="0"/>
-                            <a:chExt cx="2834640" cy="822960"/>
-                          </a:xfrm>
-                        </wpg:grpSpPr>
-                        <wps:wsp>
-                          <wps:cNvPr id="147123264" name="Rectangle: Rounded Corners 2"/>
-                          <wps:cNvSpPr/>
-                          <wps:spPr>
-                            <a:xfrm>
-                              <a:off x="0" y="0"/>
-                              <a:ext cx="2834640" cy="822960"/>
-                            </a:xfrm>
-                            <a:prstGeom prst="roundRect">
-                              <a:avLst>
-                                <a:gd name="adj" fmla="val 27778"/>
-                              </a:avLst>
-                            </a:prstGeom>
-                            <a:solidFill>
-                              <a:schemeClr val="tx1"/>
-                            </a:solidFill>
-                            <a:ln>
-                              <a:solidFill>
-                                <a:schemeClr val="tx1"/>
-                              </a:solidFill>
-                            </a:ln>
-                          </wps:spPr>
-                          <wps:style>
-                            <a:lnRef idx="2">
-                              <a:schemeClr val="accent1">
-                                <a:shade val="15000"/>
-                              </a:schemeClr>
-                            </a:lnRef>
-                            <a:fillRef idx="1">
-                              <a:schemeClr val="accent1"/>
-                            </a:fillRef>
-                            <a:effectRef idx="0">
-                              <a:schemeClr val="accent1"/>
-                            </a:effectRef>
-                            <a:fontRef idx="minor">
-                              <a:schemeClr val="lt1"/>
-                            </a:fontRef>
-                          </wps:style>
-                          <wps:txbx>
-                            <w:txbxContent>
-                              <w:p>
-                                <w:pPr>
-                                  <w:pStyle w:val="NoSpacing"/>
-                                </w:pPr>
-                                <w:r>
-                                  <w:rPr>
-                                    <w:color w:val="FFC000"/>
-                                    <w:sz w:val="52"/>
-                                    <w:szCs w:val="52"/>
-                                  </w:rPr>
-                                  <w:t xml:space="preserve">          </w:t>
-                                </w:r>
-                                <w:proofErr w:type="spellStart"/>
-                                <w:r>
-                                  <w:rPr>
-                                    <w:color w:val="FFC000"/>
-                                    <w:sz w:val="44"/>
-                                    <w:szCs w:val="44"/>
-                                  </w:rPr>
-                                  <w:t>BeezKnees</w:t>
-                                </w:r>
-                                <w:proofErr w:type="spellEnd"/>
-                                <w:r>
-                                  <w:rPr>
-                                    <w:sz w:val="48"/>
-                                    <w:szCs w:val="48"/>
-                                  </w:rPr>
-                                  <w:br/>
-                                </w:r>
-                                <w:r>
-                                  <w:rPr>
-                                    <w:sz w:val="22"/>
-                                    <w:szCs w:val="22"/>
-                                  </w:rPr>
-                                  <w:t xml:space="preserve">                         P</w:t>
-                                </w:r>
-                                <w:r>
-                                  <w:rPr>
-                                    <w:sz w:val="22"/>
-                                    <w:szCs w:val="22"/>
-                                  </w:rPr>
-                                  <w:t>ractical beekeepin</w:t>
-                                </w:r>
-                                <w:r>
-                                  <w:rPr>
-                                    <w:sz w:val="22"/>
-                                    <w:szCs w:val="22"/>
-                                  </w:rPr>
-                                  <w:t>g</w:t>
-                                </w:r>
-                                <w:r>
-                                  <w:rPr>
-                                    <w:sz w:val="22"/>
-                                    <w:szCs w:val="22"/>
-                                  </w:rPr>
-                                  <w:t xml:space="preserve"> for </w:t>
-                                </w:r>
-                                <w:r>
-                                  <w:rPr>
-                                    <w:sz w:val="22"/>
-                                    <w:szCs w:val="22"/>
-                                  </w:rPr>
-                                  <w:br/>
-                                  <w:t xml:space="preserve">                         </w:t>
-                                </w:r>
-                                <w:r>
-                                  <w:rPr>
-                                    <w:sz w:val="22"/>
-                                    <w:szCs w:val="22"/>
-                                  </w:rPr>
-                                  <w:t>every season</w:t>
-                                </w:r>
-                              </w:p>
-                            </w:txbxContent>
-                          </wps:txbx>
-                          <wps:bodyPr rot="0" spcFirstLastPara="0" vertOverflow="overflow" horzOverflow="overflow" vert="horz" wrap="square" lIns="91440" tIns="45720" rIns="91440" bIns="45720" numCol="1" spcCol="0" rtlCol="0" fromWordArt="0" anchor="ctr" anchorCtr="0" forceAA="0" compatLnSpc="1">
-                            <a:prstTxWarp prst="textNoShape">
-                              <a:avLst/>
-                            </a:prstTxWarp>
-                            <a:noAutofit/>
-                          </wps:bodyPr>
-                        </wps:wsp>
-                        <pic:pic xmlns:pic="http://schemas.openxmlformats.org/drawingml/2006/picture">
-                          <pic:nvPicPr>
-                            <pic:cNvPr id="1215487224" name="Picture 4"/>
-                            <pic:cNvPicPr>
-                              <a:picLocks noChangeAspect="1"/>
-                            </pic:cNvPicPr>
-                          </pic:nvPicPr>
-                          <pic:blipFill>
-                            <a:blip r:embed="rId11" cstate="print">
-                              <a:extLst>
-                                <a:ext uri="{28A0092B-C50C-407E-A947-70E740481C1C}">
-                                  <a14:useLocalDpi xmlns:a14="http://schemas.microsoft.com/office/drawing/2010/main" val="0"/>
-                                </a:ext>
-                              </a:extLst>
-                            </a:blip>
-                            <a:stretch>
-                              <a:fillRect/>
-                            </a:stretch>
-                          </pic:blipFill>
-                          <pic:spPr>
-                            <a:xfrm>
-                              <a:off x="198120" y="121920"/>
-                              <a:ext cx="601980" cy="601980"/>
-                            </a:xfrm>
-                            <a:prstGeom prst="rect">
-                              <a:avLst/>
-                            </a:prstGeom>
-                          </pic:spPr>
-                        </pic:pic>
-                      </wpg:grpSp>
-                    </wpg:wgp>
-                  </a:graphicData>
-                </a:graphic>
-                <wp14:sizeRelV relativeFrom="margin">
-                  <wp14:pctHeight>0</wp14:pctHeight>
-                </wp14:sizeRelV>
-              </wp:anchor>
-            </w:drawing>
-          </mc:Choice>
-          <mc:Fallback>
-            <w:pict>
-              <v:group w14:anchorId="4ACC2EFA" id="Group 7" o:spid="_x0000_s1027" style="position:absolute;left:0;text-align:left;margin-left:-90.6pt;margin-top:-71.4pt;width:643.8pt;height:70.8pt;z-index:251642880;mso-height-relative:margin" coordsize="81762,8242" o:gfxdata="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">
-                <v:rect id="Rectangle 4" o:spid="_x0000_s1028" style="position:absolute;left:26517;width:55245;height:8242;visibility:visible;mso-wrap-style:square;v-text-anchor:middle" o:gfxdata="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" fillcolor="#265317 [1609]" strokecolor="#265317 [1609]" strokeweight="1pt">
-                  <v:textbox>
-                    <w:txbxContent>
-                      <w:p>
-                        <w:pPr>
-                          <w:pStyle w:val="NoSpacing"/>
-                        </w:pPr>
-                        <w:r>
-                          <w:rPr>
-                            <w:sz w:val="40"/>
-                            <w:szCs w:val="40"/>
-                          </w:rPr>
-                          <w:t xml:space="preserve">    </w:t>
-                        </w:r>
-                        <w:r>
-                          <w:rPr>
-                            <w:b/>
-                            <w:bCs/>
-                            <w:sz w:val="44"/>
-                            <w:szCs w:val="44"/>
-                          </w:rPr>
-                          <w:t>PPE FOR VARROA TREATMENTS</w:t>
-                        </w:r>
-                        <w:r>
-                          <w:rPr>
-                            <w:sz w:val="44"/>
-                            <w:szCs w:val="44"/>
-                          </w:rPr>
-                          <w:br/>
-                        </w:r>
-                        <w:r>
-                          <w:rPr>
-                            <w:sz w:val="22"/>
-                            <w:szCs w:val="22"/>
-                          </w:rPr>
-                          <w:t xml:space="preserve">       </w:t>
-                        </w:r>
-                        <w:r>
-                          <w:rPr>
-                            <w:sz w:val="22"/>
-                            <w:szCs w:val="22"/>
-                          </w:rPr>
-                          <w:t>A practical</w:t>
-                        </w:r>
-                        <w:r>
-                          <w:rPr>
-                            <w:sz w:val="22"/>
-                            <w:szCs w:val="22"/>
-                          </w:rPr>
-                          <w:t xml:space="preserve"> UK guide to protecting yourself</w:t>
-                        </w:r>
-                        <w:r>
-                          <w:rPr>
-                            <w:sz w:val="22"/>
-                            <w:szCs w:val="22"/>
-                          </w:rPr>
-                          <w:t xml:space="preserve"> when managing varroa mites</w:t>
-                        </w:r>
-                      </w:p>
-                    </w:txbxContent>
-                  </v:textbox>
-                </v:rect>
-                <v:group id="Group 5" o:spid="_x0000_s1029" style="position:absolute;width:28346;height:8229" coordsize="28346,8229" o:gfxdata="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">
-                  <v:roundrect id="Rectangle: Rounded Corners 2" o:spid="_x0000_s1030" style="position:absolute;width:28346;height:8229;visibility:visible;mso-wrap-style:square;v-text-anchor:middle" arcsize="18204f" o:gfxdata="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" fillcolor="black [3213]" strokecolor="black [3213]" strokeweight="1pt">
-                    <v:stroke joinstyle="miter"/>
-                    <v:textbox>
-                      <w:txbxContent>
-                        <w:p>
-                          <w:pPr>
-                            <w:pStyle w:val="NoSpacing"/>
-                          </w:pPr>
-                          <w:r>
-                            <w:rPr>
-                              <w:color w:val="FFC000"/>
-                              <w:sz w:val="52"/>
-                              <w:szCs w:val="52"/>
-                            </w:rPr>
-                            <w:t xml:space="preserve">          </w:t>
-                          </w:r>
-                          <w:proofErr w:type="spellStart"/>
-                          <w:r>
-                            <w:rPr>
-                              <w:color w:val="FFC000"/>
-                              <w:sz w:val="44"/>
-                              <w:szCs w:val="44"/>
-                            </w:rPr>
-                            <w:t>BeezKnees</w:t>
-                          </w:r>
-                          <w:proofErr w:type="spellEnd"/>
-                          <w:r>
-                            <w:rPr>
-                              <w:sz w:val="48"/>
-                              <w:szCs w:val="48"/>
-                            </w:rPr>
-                            <w:br/>
-                          </w:r>
-                          <w:r>
-                            <w:rPr>
-                              <w:sz w:val="22"/>
-                              <w:szCs w:val="22"/>
-                            </w:rPr>
-                            <w:t xml:space="preserve">                         P</w:t>
-                          </w:r>
-                          <w:r>
-                            <w:rPr>
-                              <w:sz w:val="22"/>
-                              <w:szCs w:val="22"/>
-                            </w:rPr>
-                            <w:t>ractical beekeepin</w:t>
-                          </w:r>
-                          <w:r>
-                            <w:rPr>
-                              <w:sz w:val="22"/>
-                              <w:szCs w:val="22"/>
-                            </w:rPr>
-                            <w:t>g</w:t>
-                          </w:r>
-                          <w:r>
-                            <w:rPr>
-                              <w:sz w:val="22"/>
-                              <w:szCs w:val="22"/>
-                            </w:rPr>
-                            <w:t xml:space="preserve"> for </w:t>
-                          </w:r>
-                          <w:r>
-                            <w:rPr>
-                              <w:sz w:val="22"/>
-                              <w:szCs w:val="22"/>
-                            </w:rPr>
-                            <w:br/>
-                            <w:t xml:space="preserve">                         </w:t>
-                          </w:r>
-                          <w:r>
-                            <w:rPr>
-                              <w:sz w:val="22"/>
-                              <w:szCs w:val="22"/>
-                            </w:rPr>
-                            <w:t>every season</w:t>
-                          </w:r>
-                        </w:p>
-                      </w:txbxContent>
-                    </v:textbox>
-                  </v:roundrect>
-                  <v:shapetype id="_x0000_t75" coordsize="21600,21600" o:spt="75" o:preferrelative="t" path="m@4@5l@4@11@9@11@9@5xe" filled="f" stroked="f">
-                    <v:stroke joinstyle="miter"/>
-                    <v:formulas>
-                      <v:f eqn="if lineDrawn pixelLineWidth 0"/>
-                      <v:f eqn="sum @0 1 0"/>
-                      <v:f eqn="sum 0 0 @1"/>
-                      <v:f eqn="prod @2 1 2"/>
-                      <v:f eqn="prod @3 21600 pixelWidth"/>
-                      <v:f eqn="prod @3 21600 pixelHeight"/>
-                      <v:f eqn="sum @0 0 1"/>
-                      <v:f eqn="prod @6 1 2"/>
-                      <v:f eqn="prod @7 21600 pixelWidth"/>
-                      <v:f eqn="sum @8 21600 0"/>
-                      <v:f eqn="prod @7 21600 pixelHeight"/>
-                      <v:f eqn="sum @10 21600 0"/>
-                    </v:formulas>
-                    <v:path o:extrusionok="f" gradientshapeok="t" o:connecttype="rect"/>
-                    <o:lock v:ext="edit" aspectratio="t"/>
-                  </v:shapetype>
-                  <v:shape id="Picture 4" o:spid="_x0000_s1031" type="#_x0000_t75" style="position:absolute;left:1981;top:1219;width:6020;height:6020;visibility:visible;mso-wrap-style:square" o:gfxdata="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">
-                    <v:imagedata r:id="rId12" o:title=""/>
-                  </v:shape>
-                </v:group>
-              </v:group>
-            </w:pict>
-          </mc:Fallback>
-        </mc:AlternateContent>
-      </w:r>
     </w:p>
     <w:p>
       <w:pPr>
@@ -1087,7 +1033,7 @@
         <mc:AlternateContent>
           <mc:Choice Requires="wps">
             <w:drawing>
-              <wp:anchor distT="0" distB="0" distL="114300" distR="114300" simplePos="0" relativeHeight="251640830" behindDoc="0" locked="0" layoutInCell="1" allowOverlap="1" wp14:anchorId="22A2B839" wp14:editId="02E38F4C">
+              <wp:anchor distT="0" distB="0" distL="114300" distR="114300" simplePos="0" relativeHeight="250915328" behindDoc="0" locked="0" layoutInCell="1" allowOverlap="1" wp14:anchorId="22A2B839" wp14:editId="5684E568">
                 <wp:simplePos x="0" y="0"/>
                 <wp:positionH relativeFrom="column">
                   <wp:posOffset>-708660</wp:posOffset>
@@ -1156,7 +1102,7 @@
           </mc:Choice>
           <mc:Fallback>
             <w:pict>
-              <v:roundrect w14:anchorId="6DA29DC4" id="Rectangle: Rounded Corners 42" o:spid="_x0000_s1026" style="position:absolute;margin-left:-55.8pt;margin-top:47.2pt;width:282.6pt;height:115.2pt;z-index:251640830;visibility:visible;mso-wrap-style:square;mso-height-percent:0;mso-wrap-distance-left:9pt;mso-wrap-distance-top:0;mso-wrap-distance-right:9pt;mso-wrap-distance-bottom:0;mso-position-horizontal:absolute;mso-position-horizontal-relative:text;mso-position-vertical:absolute;mso-position-vertical-relative:text;mso-height-percent:0;mso-height-relative:margin;v-text-anchor:middle" arcsize="6748f" o:gfxdata="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" fillcolor="#fffcf3" strokecolor="#ffc000" strokeweight="1pt">
+              <v:roundrect w14:anchorId="07A8F49C" id="Rectangle: Rounded Corners 42" o:spid="_x0000_s1026" style="position:absolute;margin-left:-55.8pt;margin-top:47.2pt;width:282.6pt;height:115.2pt;z-index:250915328;visibility:visible;mso-wrap-style:square;mso-height-percent:0;mso-wrap-distance-left:9pt;mso-wrap-distance-top:0;mso-wrap-distance-right:9pt;mso-wrap-distance-bottom:0;mso-position-horizontal:absolute;mso-position-horizontal-relative:text;mso-position-vertical:absolute;mso-position-vertical-relative:text;mso-height-percent:0;mso-height-relative:margin;v-text-anchor:middle" arcsize="6748f" o:gfxdata="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" fillcolor="#fffcf3" strokecolor="#ffc000" strokeweight="1pt">
                 <v:stroke joinstyle="miter"/>
               </v:roundrect>
             </w:pict>
@@ -1174,7 +1120,7 @@
         <mc:AlternateContent>
           <mc:Choice Requires="wps">
             <w:drawing>
-              <wp:anchor distT="45720" distB="45720" distL="114300" distR="114300" simplePos="0" relativeHeight="251646976" behindDoc="0" locked="0" layoutInCell="1" allowOverlap="1" wp14:anchorId="7700FF7C" wp14:editId="2A8ECA8A">
+              <wp:anchor distT="45720" distB="45720" distL="114300" distR="114300" simplePos="0" relativeHeight="251109888" behindDoc="0" locked="0" layoutInCell="1" allowOverlap="1" wp14:anchorId="7700FF7C" wp14:editId="32A12075">
                 <wp:simplePos x="0" y="0"/>
                 <wp:positionH relativeFrom="column">
                   <wp:posOffset>-723900</wp:posOffset>
@@ -1318,7 +1264,7 @@
           </mc:Choice>
           <mc:Fallback>
             <w:pict>
-              <v:shape w14:anchorId="7700FF7C" id="_x0000_s1032" type="#_x0000_t202" style="position:absolute;left:0;text-align:left;margin-left:-57pt;margin-top:34.6pt;width:276pt;height:118.8pt;z-index:251646976;visibility:visible;mso-wrap-style:square;mso-width-percent:0;mso-height-percent:0;mso-wrap-distance-left:9pt;mso-wrap-distance-top:3.6pt;mso-wrap-distance-right:9pt;mso-wrap-distance-bottom:3.6pt;mso-position-horizontal:absolute;mso-position-horizontal-relative:text;mso-position-vertical:absolute;mso-position-vertical-relative:text;mso-width-percent:0;mso-height-percent:0;mso-width-relative:margin;mso-height-relative:margin;v-text-anchor:top" o:gfxdata="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" filled="f" stroked="f">
+              <v:shape w14:anchorId="7700FF7C" id="_x0000_s1032" type="#_x0000_t202" style="position:absolute;left:0;text-align:left;margin-left:-57pt;margin-top:34.6pt;width:276pt;height:118.8pt;z-index:251109888;visibility:visible;mso-wrap-style:square;mso-width-percent:0;mso-height-percent:0;mso-wrap-distance-left:9pt;mso-wrap-distance-top:3.6pt;mso-wrap-distance-right:9pt;mso-wrap-distance-bottom:3.6pt;mso-position-horizontal:absolute;mso-position-horizontal-relative:text;mso-position-vertical:absolute;mso-position-vertical-relative:text;mso-width-percent:0;mso-height-percent:0;mso-width-relative:margin;mso-height-relative:margin;v-text-anchor:top" o:gfxdata="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" filled="f" stroked="f">
                 <v:textbox>
                   <w:txbxContent>
                     <w:p>
@@ -1423,7 +1369,7 @@
           <w:color w:val="FFC000"/>
         </w:rPr>
         <w:drawing>
-          <wp:anchor distT="0" distB="0" distL="114300" distR="114300" simplePos="0" relativeHeight="251653120" behindDoc="0" locked="0" layoutInCell="1" allowOverlap="1" wp14:anchorId="05EA93EF" wp14:editId="01FAAEDB">
+          <wp:anchor distT="0" distB="0" distL="114300" distR="114300" simplePos="0" relativeHeight="251190784" behindDoc="0" locked="0" layoutInCell="1" allowOverlap="1" wp14:anchorId="05EA93EF" wp14:editId="08F4E822">
             <wp:simplePos x="0" y="0"/>
             <wp:positionH relativeFrom="leftMargin">
               <wp:posOffset>353060</wp:posOffset>
@@ -1505,7 +1451,7 @@
         <mc:AlternateContent>
           <mc:Choice Requires="wps">
             <w:drawing>
-              <wp:anchor distT="0" distB="0" distL="114300" distR="114300" simplePos="0" relativeHeight="251641855" behindDoc="1" locked="0" layoutInCell="1" allowOverlap="1" wp14:anchorId="1B2AA968" wp14:editId="34460489">
+              <wp:anchor distT="0" distB="0" distL="114300" distR="114300" simplePos="0" relativeHeight="250984960" behindDoc="1" locked="0" layoutInCell="1" allowOverlap="1" wp14:anchorId="1B2AA968" wp14:editId="4361AD22">
                 <wp:simplePos x="0" y="0"/>
                 <wp:positionH relativeFrom="column">
                   <wp:posOffset>4183380</wp:posOffset>
@@ -1579,7 +1525,7 @@
           </mc:Choice>
           <mc:Fallback>
             <w:pict>
-              <v:roundrect w14:anchorId="5C484430" id="Rectangle: Rounded Corners 41" o:spid="_x0000_s1026" style="position:absolute;margin-left:329.4pt;margin-top:1.55pt;width:169.2pt;height:322.2pt;z-index:-251674625;visibility:visible;mso-wrap-style:square;mso-width-percent:0;mso-height-percent:0;mso-wrap-distance-left:9pt;mso-wrap-distance-top:0;mso-wrap-distance-right:9pt;mso-wrap-distance-bottom:0;mso-position-horizontal:absolute;mso-position-horizontal-relative:text;mso-position-vertical:absolute;mso-position-vertical-relative:text;mso-width-percent:0;mso-height-percent:0;mso-width-relative:margin;mso-height-relative:margin;v-text-anchor:middle" arcsize="4184f" o:gfxdata="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" fillcolor="white [3212]" strokecolor="#d8d8d8 [2732]" strokeweight="1pt">
+              <v:roundrect w14:anchorId="577A24FD" id="Rectangle: Rounded Corners 41" o:spid="_x0000_s1026" style="position:absolute;margin-left:329.4pt;margin-top:1.55pt;width:169.2pt;height:322.2pt;z-index:-252331520;visibility:visible;mso-wrap-style:square;mso-width-percent:0;mso-height-percent:0;mso-wrap-distance-left:9pt;mso-wrap-distance-top:0;mso-wrap-distance-right:9pt;mso-wrap-distance-bottom:0;mso-position-horizontal:absolute;mso-position-horizontal-relative:text;mso-position-vertical:absolute;mso-position-vertical-relative:text;mso-width-percent:0;mso-height-percent:0;mso-width-relative:margin;mso-height-relative:margin;v-text-anchor:middle" arcsize="4184f" o:gfxdata="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" fillcolor="white [3212]" strokecolor="#d8d8d8 [2732]" strokeweight="1pt">
                 <v:stroke joinstyle="miter"/>
               </v:roundrect>
             </w:pict>
@@ -1597,7 +1543,7 @@
         <mc:AlternateContent>
           <mc:Choice Requires="wps">
             <w:drawing>
-              <wp:anchor distT="0" distB="0" distL="114300" distR="114300" simplePos="0" relativeHeight="251692032" behindDoc="1" locked="0" layoutInCell="1" allowOverlap="1" wp14:anchorId="2B50FC18" wp14:editId="68919675">
+              <wp:anchor distT="0" distB="0" distL="114300" distR="114300" simplePos="0" relativeHeight="251655680" behindDoc="1" locked="0" layoutInCell="1" allowOverlap="1" wp14:anchorId="2B50FC18" wp14:editId="675D2EF7">
                 <wp:simplePos x="0" y="0"/>
                 <wp:positionH relativeFrom="column">
                   <wp:posOffset>-723900</wp:posOffset>
@@ -1668,7 +1614,7 @@
           </mc:Choice>
           <mc:Fallback>
             <w:pict>
-              <v:roundrect w14:anchorId="714D6341" id="Rectangle: Rounded Corners 41" o:spid="_x0000_s1026" style="position:absolute;margin-left:-57pt;margin-top:1.55pt;width:156.6pt;height:322.2pt;z-index:-251624448;visibility:visible;mso-wrap-style:square;mso-height-percent:0;mso-wrap-distance-left:9pt;mso-wrap-distance-top:0;mso-wrap-distance-right:9pt;mso-wrap-distance-bottom:0;mso-position-horizontal:absolute;mso-position-horizontal-relative:text;mso-position-vertical:absolute;mso-position-vertical-relative:text;mso-height-percent:0;mso-height-relative:margin;v-text-anchor:middle" arcsize="4393f" o:gfxdata="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" fillcolor="white [3212]" strokecolor="#d8d8d8 [2732]" strokeweight="1pt">
+              <v:roundrect w14:anchorId="3F54F579" id="Rectangle: Rounded Corners 41" o:spid="_x0000_s1026" style="position:absolute;margin-left:-57pt;margin-top:1.55pt;width:156.6pt;height:322.2pt;z-index:-251660800;visibility:visible;mso-wrap-style:square;mso-height-percent:0;mso-wrap-distance-left:9pt;mso-wrap-distance-top:0;mso-wrap-distance-right:9pt;mso-wrap-distance-bottom:0;mso-position-horizontal:absolute;mso-position-horizontal-relative:text;mso-position-vertical:absolute;mso-position-vertical-relative:text;mso-height-percent:0;mso-height-relative:margin;v-text-anchor:middle" arcsize="4393f" o:gfxdata="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" fillcolor="white [3212]" strokecolor="#d8d8d8 [2732]" strokeweight="1pt">
                 <v:stroke joinstyle="miter"/>
               </v:roundrect>
             </w:pict>
@@ -1686,7 +1632,7 @@
         <mc:AlternateContent>
           <mc:Choice Requires="wps">
             <w:drawing>
-              <wp:anchor distT="0" distB="0" distL="114300" distR="114300" simplePos="0" relativeHeight="251696128" behindDoc="1" locked="0" layoutInCell="1" allowOverlap="1" wp14:anchorId="38599446" wp14:editId="6E178E39">
+              <wp:anchor distT="0" distB="0" distL="114300" distR="114300" simplePos="0" relativeHeight="251744768" behindDoc="1" locked="0" layoutInCell="1" allowOverlap="1" wp14:anchorId="38599446" wp14:editId="2BF00E63">
                 <wp:simplePos x="0" y="0"/>
                 <wp:positionH relativeFrom="column">
                   <wp:posOffset>1341120</wp:posOffset>
@@ -1760,7 +1706,7 @@
           </mc:Choice>
           <mc:Fallback>
             <w:pict>
-              <v:roundrect w14:anchorId="5A7F8616" id="Rectangle: Rounded Corners 41" o:spid="_x0000_s1026" style="position:absolute;margin-left:105.6pt;margin-top:1.55pt;width:217.2pt;height:322.2pt;z-index:-251620352;visibility:visible;mso-wrap-style:square;mso-width-percent:0;mso-height-percent:0;mso-wrap-distance-left:9pt;mso-wrap-distance-top:0;mso-wrap-distance-right:9pt;mso-wrap-distance-bottom:0;mso-position-horizontal:absolute;mso-position-horizontal-relative:text;mso-position-vertical:absolute;mso-position-vertical-relative:text;mso-width-percent:0;mso-height-percent:0;mso-width-relative:margin;mso-height-relative:margin;v-text-anchor:middle" arcsize="2415f" o:gfxdata="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" fillcolor="white [3212]" strokecolor="#d8d8d8 [2732]" strokeweight="1pt">
+              <v:roundrect w14:anchorId="1E155D03" id="Rectangle: Rounded Corners 41" o:spid="_x0000_s1026" style="position:absolute;margin-left:105.6pt;margin-top:1.55pt;width:217.2pt;height:322.2pt;z-index:-251571712;visibility:visible;mso-wrap-style:square;mso-width-percent:0;mso-height-percent:0;mso-wrap-distance-left:9pt;mso-wrap-distance-top:0;mso-wrap-distance-right:9pt;mso-wrap-distance-bottom:0;mso-position-horizontal:absolute;mso-position-horizontal-relative:text;mso-position-vertical:absolute;mso-position-vertical-relative:text;mso-width-percent:0;mso-height-percent:0;mso-width-relative:margin;mso-height-relative:margin;v-text-anchor:middle" arcsize="2415f" o:gfxdata="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" fillcolor="white [3212]" strokecolor="#d8d8d8 [2732]" strokeweight="1pt">
                 <v:stroke joinstyle="miter"/>
               </v:roundrect>
             </w:pict>
@@ -2444,7 +2390,7 @@
                 <w:szCs w:val="20"/>
               </w:rPr>
               <w:drawing>
-                <wp:anchor distT="0" distB="0" distL="114300" distR="114300" simplePos="0" relativeHeight="251654144" behindDoc="0" locked="0" layoutInCell="1" allowOverlap="1" wp14:anchorId="33DD6810" wp14:editId="0912CAEC">
+                <wp:anchor distT="0" distB="0" distL="114300" distR="114300" simplePos="0" relativeHeight="251204096" behindDoc="0" locked="0" layoutInCell="1" allowOverlap="1" wp14:anchorId="33DD6810" wp14:editId="367A1195">
                   <wp:simplePos x="0" y="0"/>
                   <wp:positionH relativeFrom="column">
                     <wp:posOffset>2540</wp:posOffset>
@@ -2516,7 +2462,7 @@
                 <w:szCs w:val="20"/>
               </w:rPr>
               <w:drawing>
-                <wp:anchor distT="0" distB="0" distL="114300" distR="114300" simplePos="0" relativeHeight="251656192" behindDoc="0" locked="0" layoutInCell="1" allowOverlap="1" wp14:anchorId="3774673E" wp14:editId="30FF7E87">
+                <wp:anchor distT="0" distB="0" distL="114300" distR="114300" simplePos="0" relativeHeight="251230720" behindDoc="0" locked="0" layoutInCell="1" allowOverlap="1" wp14:anchorId="3774673E" wp14:editId="04014192">
                   <wp:simplePos x="0" y="0"/>
                   <wp:positionH relativeFrom="column">
                     <wp:posOffset>-3810</wp:posOffset>
@@ -2606,7 +2552,7 @@
                 <w:szCs w:val="20"/>
               </w:rPr>
               <w:drawing>
-                <wp:anchor distT="0" distB="0" distL="114300" distR="114300" simplePos="0" relativeHeight="251658240" behindDoc="0" locked="0" layoutInCell="1" allowOverlap="1" wp14:anchorId="13F9E2D0" wp14:editId="54A5D3C1">
+                <wp:anchor distT="0" distB="0" distL="114300" distR="114300" simplePos="0" relativeHeight="251245056" behindDoc="0" locked="0" layoutInCell="1" allowOverlap="1" wp14:anchorId="13F9E2D0" wp14:editId="3F3D399C">
                   <wp:simplePos x="0" y="0"/>
                   <wp:positionH relativeFrom="column">
                     <wp:posOffset>-3810</wp:posOffset>
@@ -2737,7 +2683,7 @@
                 <w:szCs w:val="20"/>
               </w:rPr>
               <w:drawing>
-                <wp:anchor distT="0" distB="0" distL="114300" distR="114300" simplePos="0" relativeHeight="251663360" behindDoc="0" locked="0" layoutInCell="1" allowOverlap="1" wp14:anchorId="1C7164B0" wp14:editId="36CF3D63">
+                <wp:anchor distT="0" distB="0" distL="114300" distR="114300" simplePos="0" relativeHeight="251440640" behindDoc="0" locked="0" layoutInCell="1" allowOverlap="1" wp14:anchorId="1C7164B0" wp14:editId="7E90B350">
                   <wp:simplePos x="0" y="0"/>
                   <wp:positionH relativeFrom="column">
                     <wp:posOffset>635</wp:posOffset>
@@ -2818,7 +2764,7 @@
                 <w:szCs w:val="20"/>
               </w:rPr>
               <w:drawing>
-                <wp:anchor distT="0" distB="0" distL="114300" distR="114300" simplePos="0" relativeHeight="251660288" behindDoc="0" locked="0" layoutInCell="1" allowOverlap="1" wp14:anchorId="054B0256" wp14:editId="78B97215">
+                <wp:anchor distT="0" distB="0" distL="114300" distR="114300" simplePos="0" relativeHeight="251272704" behindDoc="0" locked="0" layoutInCell="1" allowOverlap="1" wp14:anchorId="054B0256" wp14:editId="2AD7D8A9">
                   <wp:simplePos x="0" y="0"/>
                   <wp:positionH relativeFrom="column">
                     <wp:posOffset>635</wp:posOffset>
@@ -2899,7 +2845,7 @@
                 <w:szCs w:val="20"/>
               </w:rPr>
               <w:drawing>
-                <wp:anchor distT="0" distB="0" distL="114300" distR="114300" simplePos="0" relativeHeight="251661312" behindDoc="0" locked="0" layoutInCell="1" allowOverlap="1" wp14:anchorId="3FAE16F7" wp14:editId="7D5A856A">
+                <wp:anchor distT="0" distB="0" distL="114300" distR="114300" simplePos="0" relativeHeight="251350528" behindDoc="0" locked="0" layoutInCell="1" allowOverlap="1" wp14:anchorId="3FAE16F7" wp14:editId="359F8DB5">
                   <wp:simplePos x="0" y="0"/>
                   <wp:positionH relativeFrom="column">
                     <wp:posOffset>635</wp:posOffset>
@@ -2980,7 +2926,7 @@
                 <w:szCs w:val="20"/>
               </w:rPr>
               <w:drawing>
-                <wp:anchor distT="0" distB="0" distL="114300" distR="114300" simplePos="0" relativeHeight="251662336" behindDoc="0" locked="0" layoutInCell="1" allowOverlap="1" wp14:anchorId="174DB2FC" wp14:editId="14BD2208">
+                <wp:anchor distT="0" distB="0" distL="114300" distR="114300" simplePos="0" relativeHeight="251428352" behindDoc="0" locked="0" layoutInCell="1" allowOverlap="1" wp14:anchorId="174DB2FC" wp14:editId="450C2914">
                   <wp:simplePos x="0" y="0"/>
                   <wp:positionH relativeFrom="column">
                     <wp:posOffset>635</wp:posOffset>
@@ -3072,18 +3018,18 @@
         <mc:AlternateContent>
           <mc:Choice Requires="wpg">
             <w:drawing>
-              <wp:anchor distT="0" distB="0" distL="114300" distR="114300" simplePos="0" relativeHeight="251703296" behindDoc="0" locked="0" layoutInCell="1" allowOverlap="1" wp14:anchorId="55DBBB2E" wp14:editId="3FC936A4">
+              <wp:anchor distT="0" distB="0" distL="114300" distR="114300" simplePos="0" relativeHeight="252429824" behindDoc="0" locked="0" layoutInCell="1" allowOverlap="1" wp14:anchorId="4674726D" wp14:editId="03BD096B">
                 <wp:simplePos x="0" y="0"/>
                 <wp:positionH relativeFrom="column">
-                  <wp:posOffset>-1196340</wp:posOffset>
+                  <wp:posOffset>-1173480</wp:posOffset>
                 </wp:positionH>
                 <wp:positionV relativeFrom="paragraph">
-                  <wp:posOffset>-899160</wp:posOffset>
+                  <wp:posOffset>-906780</wp:posOffset>
                 </wp:positionV>
-                <wp:extent cx="8176260" cy="914400"/>
-                <wp:effectExtent l="0" t="0" r="15240" b="19050"/>
+                <wp:extent cx="8168640" cy="914400"/>
+                <wp:effectExtent l="0" t="0" r="22860" b="19050"/>
                 <wp:wrapNone/>
-                <wp:docPr id="985695978" name="Group 45"/>
+                <wp:docPr id="1515663151" name="Group 35"/>
                 <wp:cNvGraphicFramePr/>
                 <a:graphic xmlns:a="http://schemas.openxmlformats.org/drawingml/2006/main">
                   <a:graphicData uri="http://schemas.microsoft.com/office/word/2010/wordprocessingGroup">
@@ -3092,209 +3038,221 @@
                       <wpg:grpSpPr>
                         <a:xfrm>
                           <a:off x="0" y="0"/>
-                          <a:ext cx="8176260" cy="914400"/>
-                          <a:chOff x="0" y="0"/>
-                          <a:chExt cx="8176260" cy="824230"/>
+                          <a:ext cx="8168640" cy="914400"/>
+                          <a:chOff x="-7620" y="0"/>
+                          <a:chExt cx="8168640" cy="914400"/>
                         </a:xfrm>
                       </wpg:grpSpPr>
-                      <wps:wsp>
-                        <wps:cNvPr id="1840573995" name="Rectangle 4"/>
-                        <wps:cNvSpPr/>
-                        <wps:spPr>
+                      <wpg:grpSp>
+                        <wpg:cNvPr id="283225970" name="Group 34"/>
+                        <wpg:cNvGrpSpPr/>
+                        <wpg:grpSpPr>
                           <a:xfrm>
-                            <a:off x="2651760" y="0"/>
-                            <a:ext cx="5524500" cy="824230"/>
+                            <a:off x="-7620" y="0"/>
+                            <a:ext cx="8168640" cy="914400"/>
+                            <a:chOff x="-7620" y="0"/>
+                            <a:chExt cx="8168640" cy="914400"/>
                           </a:xfrm>
-                          <a:prstGeom prst="rect">
-                            <a:avLst/>
-                          </a:prstGeom>
-                          <a:solidFill>
-                            <a:srgbClr val="4EA72E">
-                              <a:lumMod val="50000"/>
-                            </a:srgbClr>
-                          </a:solidFill>
-                          <a:ln w="12700" cap="flat" cmpd="sng" algn="ctr">
+                        </wpg:grpSpPr>
+                        <wps:wsp>
+                          <wps:cNvPr id="1146031260" name="Rectangle 4"/>
+                          <wps:cNvSpPr/>
+                          <wps:spPr>
+                            <a:xfrm>
+                              <a:off x="2636520" y="0"/>
+                              <a:ext cx="5524500" cy="914400"/>
+                            </a:xfrm>
+                            <a:prstGeom prst="rect">
+                              <a:avLst/>
+                            </a:prstGeom>
                             <a:solidFill>
                               <a:srgbClr val="4EA72E">
                                 <a:lumMod val="50000"/>
                               </a:srgbClr>
                             </a:solidFill>
-                            <a:prstDash val="solid"/>
-                            <a:miter lim="800000"/>
-                          </a:ln>
-                          <a:effectLst/>
-                        </wps:spPr>
-                        <wps:txbx>
-                          <w:txbxContent>
-                            <w:p>
-                              <w:pPr>
-                                <w:pStyle w:val="NoSpacing"/>
-                                <w:rPr>
-                                  <w:color w:val="FFFFFF" w:themeColor="background1"/>
-                                </w:rPr>
-                              </w:pPr>
-                              <w:r>
-                                <w:rPr>
-                                  <w:color w:val="FFFFFF" w:themeColor="background1"/>
-                                  <w:sz w:val="40"/>
-                                  <w:szCs w:val="40"/>
-                                </w:rPr>
-                                <w:t xml:space="preserve">    </w:t>
-                              </w:r>
-                              <w:r>
-                                <w:rPr>
-                                  <w:b/>
-                                  <w:bCs/>
-                                  <w:color w:val="FFFFFF" w:themeColor="background1"/>
-                                  <w:sz w:val="44"/>
-                                  <w:szCs w:val="44"/>
-                                </w:rPr>
-                                <w:t>PPE FOR VARROA TREATMENTS</w:t>
-                              </w:r>
-                              <w:r>
-                                <w:rPr>
-                                  <w:color w:val="FFFFFF" w:themeColor="background1"/>
-                                  <w:sz w:val="44"/>
-                                  <w:szCs w:val="44"/>
-                                </w:rPr>
-                                <w:br/>
-                              </w:r>
-                              <w:r>
-                                <w:rPr>
-                                  <w:color w:val="FFFFFF" w:themeColor="background1"/>
-                                  <w:sz w:val="22"/>
-                                  <w:szCs w:val="22"/>
-                                </w:rPr>
-                                <w:t xml:space="preserve">       A practical UK guide to protecting yourself when managing varroa mites</w:t>
-                              </w:r>
-                            </w:p>
-                          </w:txbxContent>
-                        </wps:txbx>
-                        <wps:bodyPr rot="0" spcFirstLastPara="0" vertOverflow="overflow" horzOverflow="overflow" vert="horz" wrap="square" lIns="91440" tIns="45720" rIns="91440" bIns="45720" numCol="1" spcCol="0" rtlCol="0" fromWordArt="0" anchor="ctr" anchorCtr="0" forceAA="0" compatLnSpc="1">
-                          <a:prstTxWarp prst="textNoShape">
-                            <a:avLst/>
-                          </a:prstTxWarp>
-                          <a:noAutofit/>
-                        </wps:bodyPr>
-                      </wps:wsp>
-                      <wps:wsp>
-                        <wps:cNvPr id="972524651" name="Rectangle: Rounded Corners 2"/>
-                        <wps:cNvSpPr/>
-                        <wps:spPr>
-                          <a:xfrm>
-                            <a:off x="0" y="0"/>
-                            <a:ext cx="2834640" cy="822960"/>
-                          </a:xfrm>
-                          <a:prstGeom prst="roundRect">
-                            <a:avLst>
-                              <a:gd name="adj" fmla="val 27778"/>
-                            </a:avLst>
-                          </a:prstGeom>
-                          <a:solidFill>
-                            <a:sysClr val="windowText" lastClr="000000"/>
-                          </a:solidFill>
-                          <a:ln w="12700" cap="flat" cmpd="sng" algn="ctr">
+                            <a:ln w="12700" cap="flat" cmpd="sng" algn="ctr">
+                              <a:solidFill>
+                                <a:srgbClr val="4EA72E">
+                                  <a:lumMod val="50000"/>
+                                </a:srgbClr>
+                              </a:solidFill>
+                              <a:prstDash val="solid"/>
+                              <a:miter lim="800000"/>
+                            </a:ln>
+                            <a:effectLst/>
+                          </wps:spPr>
+                          <wps:txbx>
+                            <w:txbxContent>
+                              <w:p>
+                                <w:pPr>
+                                  <w:pStyle w:val="NoSpacing"/>
+                                  <w:rPr>
+                                    <w:color w:val="FFFFFF" w:themeColor="background1"/>
+                                  </w:rPr>
+                                </w:pPr>
+                                <w:r>
+                                  <w:rPr>
+                                    <w:color w:val="FFFFFF" w:themeColor="background1"/>
+                                    <w:sz w:val="40"/>
+                                    <w:szCs w:val="40"/>
+                                  </w:rPr>
+                                  <w:t xml:space="preserve">    </w:t>
+                                </w:r>
+                                <w:r>
+                                  <w:rPr>
+                                    <w:b/>
+                                    <w:bCs/>
+                                    <w:color w:val="FFFFFF" w:themeColor="background1"/>
+                                    <w:sz w:val="44"/>
+                                    <w:szCs w:val="44"/>
+                                  </w:rPr>
+                                  <w:t>PPE FOR VARROA TREATMENTS</w:t>
+                                </w:r>
+                                <w:r>
+                                  <w:rPr>
+                                    <w:color w:val="FFFFFF" w:themeColor="background1"/>
+                                    <w:sz w:val="44"/>
+                                    <w:szCs w:val="44"/>
+                                  </w:rPr>
+                                  <w:br/>
+                                </w:r>
+                                <w:r>
+                                  <w:rPr>
+                                    <w:color w:val="FFFFFF" w:themeColor="background1"/>
+                                    <w:sz w:val="22"/>
+                                    <w:szCs w:val="22"/>
+                                  </w:rPr>
+                                  <w:t xml:space="preserve">       A practical UK guide to protecting yourself when managing varroa mites</w:t>
+                                </w:r>
+                              </w:p>
+                            </w:txbxContent>
+                          </wps:txbx>
+                          <wps:bodyPr rot="0" spcFirstLastPara="0" vertOverflow="overflow" horzOverflow="overflow" vert="horz" wrap="square" lIns="91440" tIns="45720" rIns="91440" bIns="45720" numCol="1" spcCol="0" rtlCol="0" fromWordArt="0" anchor="ctr" anchorCtr="0" forceAA="0" compatLnSpc="1">
+                            <a:prstTxWarp prst="textNoShape">
+                              <a:avLst/>
+                            </a:prstTxWarp>
+                            <a:noAutofit/>
+                          </wps:bodyPr>
+                        </wps:wsp>
+                        <wps:wsp>
+                          <wps:cNvPr id="1464525736" name="Rectangle: Rounded Corners 2"/>
+                          <wps:cNvSpPr/>
+                          <wps:spPr>
+                            <a:xfrm>
+                              <a:off x="-7620" y="0"/>
+                              <a:ext cx="2834640" cy="912495"/>
+                            </a:xfrm>
+                            <a:prstGeom prst="roundRect">
+                              <a:avLst>
+                                <a:gd name="adj" fmla="val 27778"/>
+                              </a:avLst>
+                            </a:prstGeom>
                             <a:solidFill>
                               <a:sysClr val="windowText" lastClr="000000"/>
                             </a:solidFill>
-                            <a:prstDash val="solid"/>
-                            <a:miter lim="800000"/>
-                          </a:ln>
-                          <a:effectLst/>
-                        </wps:spPr>
-                        <wps:txbx>
-                          <w:txbxContent>
-                            <w:p>
-                              <w:pPr>
-                                <w:pStyle w:val="NoSpacing"/>
-                              </w:pPr>
-                              <w:r>
-                                <w:rPr>
-                                  <w:color w:val="FFC000"/>
-                                  <w:sz w:val="52"/>
-                                  <w:szCs w:val="52"/>
-                                </w:rPr>
-                                <w:t xml:space="preserve">          </w:t>
-                              </w:r>
-                              <w:proofErr w:type="spellStart"/>
-                              <w:r>
-                                <w:rPr>
-                                  <w:color w:val="FFC000"/>
-                                  <w:sz w:val="44"/>
-                                  <w:szCs w:val="44"/>
-                                </w:rPr>
-                                <w:t>BeezKnees</w:t>
-                              </w:r>
-                              <w:proofErr w:type="spellEnd"/>
-                              <w:r>
-                                <w:rPr>
-                                  <w:sz w:val="48"/>
-                                  <w:szCs w:val="48"/>
-                                </w:rPr>
-                                <w:br/>
-                              </w:r>
-                              <w:r>
-                                <w:rPr>
-                                  <w:sz w:val="22"/>
-                                  <w:szCs w:val="22"/>
-                                </w:rPr>
-                                <w:t xml:space="preserve">                         P</w:t>
-                              </w:r>
-                              <w:r>
-                                <w:rPr>
-                                  <w:sz w:val="22"/>
-                                  <w:szCs w:val="22"/>
-                                </w:rPr>
-                                <w:t>ractical beekeepin</w:t>
-                              </w:r>
-                              <w:r>
-                                <w:rPr>
-                                  <w:sz w:val="22"/>
-                                  <w:szCs w:val="22"/>
-                                </w:rPr>
-                                <w:t>g</w:t>
-                              </w:r>
-                              <w:r>
-                                <w:rPr>
-                                  <w:sz w:val="22"/>
-                                  <w:szCs w:val="22"/>
-                                </w:rPr>
-                                <w:t xml:space="preserve"> for </w:t>
-                              </w:r>
-                              <w:r>
-                                <w:rPr>
-                                  <w:sz w:val="22"/>
-                                  <w:szCs w:val="22"/>
-                                </w:rPr>
-                                <w:br/>
-                                <w:t xml:space="preserve">                         </w:t>
-                              </w:r>
-                              <w:r>
-                                <w:rPr>
-                                  <w:sz w:val="22"/>
-                                  <w:szCs w:val="22"/>
-                                </w:rPr>
-                                <w:t>every season</w:t>
-                              </w:r>
-                            </w:p>
-                          </w:txbxContent>
-                        </wps:txbx>
-                        <wps:bodyPr rot="0" spcFirstLastPara="0" vertOverflow="overflow" horzOverflow="overflow" vert="horz" wrap="square" lIns="91440" tIns="45720" rIns="91440" bIns="45720" numCol="1" spcCol="0" rtlCol="0" fromWordArt="0" anchor="ctr" anchorCtr="0" forceAA="0" compatLnSpc="1">
-                          <a:prstTxWarp prst="textNoShape">
-                            <a:avLst/>
-                          </a:prstTxWarp>
-                          <a:noAutofit/>
-                        </wps:bodyPr>
-                      </wps:wsp>
+                            <a:ln w="12700" cap="flat" cmpd="sng" algn="ctr">
+                              <a:solidFill>
+                                <a:sysClr val="windowText" lastClr="000000"/>
+                              </a:solidFill>
+                              <a:prstDash val="solid"/>
+                              <a:miter lim="800000"/>
+                            </a:ln>
+                            <a:effectLst/>
+                          </wps:spPr>
+                          <wps:txbx>
+                            <w:txbxContent>
+                              <w:p>
+                                <w:pPr>
+                                  <w:pStyle w:val="NoSpacing"/>
+                                </w:pPr>
+                                <w:r>
+                                  <w:rPr>
+                                    <w:color w:val="FFC000"/>
+                                    <w:sz w:val="52"/>
+                                    <w:szCs w:val="52"/>
+                                  </w:rPr>
+                                  <w:t xml:space="preserve">          </w:t>
+                                </w:r>
+                                <w:proofErr w:type="spellStart"/>
+                                <w:r>
+                                  <w:rPr>
+                                    <w:color w:val="FFC000"/>
+                                    <w:sz w:val="44"/>
+                                    <w:szCs w:val="44"/>
+                                  </w:rPr>
+                                  <w:t>BeezKnees</w:t>
+                                </w:r>
+                                <w:proofErr w:type="spellEnd"/>
+                                <w:r>
+                                  <w:rPr>
+                                    <w:sz w:val="48"/>
+                                    <w:szCs w:val="48"/>
+                                  </w:rPr>
+                                  <w:br/>
+                                </w:r>
+                                <w:r>
+                                  <w:rPr>
+                                    <w:sz w:val="22"/>
+                                    <w:szCs w:val="22"/>
+                                  </w:rPr>
+                                  <w:t xml:space="preserve">                         P</w:t>
+                                </w:r>
+                                <w:r>
+                                  <w:rPr>
+                                    <w:sz w:val="22"/>
+                                    <w:szCs w:val="22"/>
+                                  </w:rPr>
+                                  <w:t>ractical beekeepin</w:t>
+                                </w:r>
+                                <w:r>
+                                  <w:rPr>
+                                    <w:sz w:val="22"/>
+                                    <w:szCs w:val="22"/>
+                                  </w:rPr>
+                                  <w:t>g</w:t>
+                                </w:r>
+                                <w:r>
+                                  <w:rPr>
+                                    <w:sz w:val="22"/>
+                                    <w:szCs w:val="22"/>
+                                  </w:rPr>
+                                  <w:t xml:space="preserve"> for </w:t>
+                                </w:r>
+                                <w:r>
+                                  <w:rPr>
+                                    <w:sz w:val="22"/>
+                                    <w:szCs w:val="22"/>
+                                  </w:rPr>
+                                  <w:br/>
+                                  <w:t xml:space="preserve">                         </w:t>
+                                </w:r>
+                                <w:r>
+                                  <w:rPr>
+                                    <w:sz w:val="22"/>
+                                    <w:szCs w:val="22"/>
+                                  </w:rPr>
+                                  <w:t>every season</w:t>
+                                </w:r>
+                              </w:p>
+                            </w:txbxContent>
+                          </wps:txbx>
+                          <wps:bodyPr rot="0" spcFirstLastPara="0" vertOverflow="overflow" horzOverflow="overflow" vert="horz" wrap="square" lIns="91440" tIns="45720" rIns="91440" bIns="45720" numCol="1" spcCol="0" rtlCol="0" fromWordArt="0" anchor="ctr" anchorCtr="0" forceAA="0" compatLnSpc="1">
+                            <a:prstTxWarp prst="textNoShape">
+                              <a:avLst/>
+                            </a:prstTxWarp>
+                            <a:noAutofit/>
+                          </wps:bodyPr>
+                        </wps:wsp>
+                      </wpg:grpSp>
                       <pic:pic xmlns:pic="http://schemas.openxmlformats.org/drawingml/2006/picture">
                         <pic:nvPicPr>
-                          <pic:cNvPr id="2089839610" name="Picture 4"/>
+                          <pic:cNvPr id="95068227" name="Picture 4"/>
                           <pic:cNvPicPr>
                             <a:picLocks noChangeAspect="1"/>
                           </pic:cNvPicPr>
                         </pic:nvPicPr>
                         <pic:blipFill>
-                          <a:blip r:embed="rId31" cstate="print">
+                          <a:blip r:embed="rId8" cstate="print">
                             <a:extLst>
                               <a:ext uri="{28A0092B-C50C-407E-A947-70E740481C1C}">
                                 <a14:useLocalDpi xmlns:a14="http://schemas.microsoft.com/office/drawing/2010/main" val="0"/>
@@ -3307,8 +3265,8 @@
                         </pic:blipFill>
                         <pic:spPr>
                           <a:xfrm>
-                            <a:off x="198120" y="121920"/>
-                            <a:ext cx="601980" cy="601980"/>
+                            <a:off x="182880" y="137160"/>
+                            <a:ext cx="601980" cy="667385"/>
                           </a:xfrm>
                           <a:prstGeom prst="rect">
                             <a:avLst/>
@@ -3318,145 +3276,147 @@
                     </wpg:wgp>
                   </a:graphicData>
                 </a:graphic>
-                <wp14:sizeRelV relativeFrom="margin">
-                  <wp14:pctHeight>0</wp14:pctHeight>
-                </wp14:sizeRelV>
+                <wp14:sizeRelH relativeFrom="margin">
+                  <wp14:pctWidth>0</wp14:pctWidth>
+                </wp14:sizeRelH>
               </wp:anchor>
             </w:drawing>
           </mc:Choice>
           <mc:Fallback>
             <w:pict>
-              <v:group w14:anchorId="55DBBB2E" id="Group 45" o:spid="_x0000_s1033" style="position:absolute;left:0;text-align:left;margin-left:-94.2pt;margin-top:-70.8pt;width:643.8pt;height:1in;z-index:251703296;mso-height-relative:margin" coordsize="81762,8242" o:gfxdata="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">
-                <v:rect id="Rectangle 4" o:spid="_x0000_s1034" style="position:absolute;left:26517;width:55245;height:8242;visibility:visible;mso-wrap-style:square;v-text-anchor:middle" o:gfxdata="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" fillcolor="#275317" strokecolor="#275317" strokeweight="1pt">
-                  <v:textbox>
-                    <w:txbxContent>
-                      <w:p>
-                        <w:pPr>
-                          <w:pStyle w:val="NoSpacing"/>
-                          <w:rPr>
-                            <w:color w:val="FFFFFF" w:themeColor="background1"/>
-                          </w:rPr>
-                        </w:pPr>
-                        <w:r>
-                          <w:rPr>
-                            <w:color w:val="FFFFFF" w:themeColor="background1"/>
-                            <w:sz w:val="40"/>
-                            <w:szCs w:val="40"/>
-                          </w:rPr>
-                          <w:t xml:space="preserve">    </w:t>
-                        </w:r>
-                        <w:r>
-                          <w:rPr>
-                            <w:b/>
-                            <w:bCs/>
-                            <w:color w:val="FFFFFF" w:themeColor="background1"/>
-                            <w:sz w:val="44"/>
-                            <w:szCs w:val="44"/>
-                          </w:rPr>
-                          <w:t>PPE FOR VARROA TREATMENTS</w:t>
-                        </w:r>
-                        <w:r>
-                          <w:rPr>
-                            <w:color w:val="FFFFFF" w:themeColor="background1"/>
-                            <w:sz w:val="44"/>
-                            <w:szCs w:val="44"/>
-                          </w:rPr>
-                          <w:br/>
-                        </w:r>
-                        <w:r>
-                          <w:rPr>
-                            <w:color w:val="FFFFFF" w:themeColor="background1"/>
-                            <w:sz w:val="22"/>
-                            <w:szCs w:val="22"/>
-                          </w:rPr>
-                          <w:t xml:space="preserve">       A practical UK guide to protecting yourself when managing varroa mites</w:t>
-                        </w:r>
-                      </w:p>
-                    </w:txbxContent>
-                  </v:textbox>
-                </v:rect>
-                <v:roundrect id="Rectangle: Rounded Corners 2" o:spid="_x0000_s1035" style="position:absolute;width:28346;height:8229;visibility:visible;mso-wrap-style:square;v-text-anchor:middle" arcsize="18204f" o:gfxdata="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" fillcolor="windowText" strokecolor="windowText" strokeweight="1pt">
-                  <v:stroke joinstyle="miter"/>
-                  <v:textbox>
-                    <w:txbxContent>
-                      <w:p>
-                        <w:pPr>
-                          <w:pStyle w:val="NoSpacing"/>
-                        </w:pPr>
-                        <w:r>
-                          <w:rPr>
-                            <w:color w:val="FFC000"/>
-                            <w:sz w:val="52"/>
-                            <w:szCs w:val="52"/>
-                          </w:rPr>
-                          <w:t xml:space="preserve">          </w:t>
-                        </w:r>
-                        <w:proofErr w:type="spellStart"/>
-                        <w:r>
-                          <w:rPr>
-                            <w:color w:val="FFC000"/>
-                            <w:sz w:val="44"/>
-                            <w:szCs w:val="44"/>
-                          </w:rPr>
-                          <w:t>BeezKnees</w:t>
-                        </w:r>
-                        <w:proofErr w:type="spellEnd"/>
-                        <w:r>
-                          <w:rPr>
-                            <w:sz w:val="48"/>
-                            <w:szCs w:val="48"/>
-                          </w:rPr>
-                          <w:br/>
-                        </w:r>
-                        <w:r>
-                          <w:rPr>
-                            <w:sz w:val="22"/>
-                            <w:szCs w:val="22"/>
-                          </w:rPr>
-                          <w:t xml:space="preserve">                         P</w:t>
-                        </w:r>
-                        <w:r>
-                          <w:rPr>
-                            <w:sz w:val="22"/>
-                            <w:szCs w:val="22"/>
-                          </w:rPr>
-                          <w:t>ractical beekeepin</w:t>
-                        </w:r>
-                        <w:r>
-                          <w:rPr>
-                            <w:sz w:val="22"/>
-                            <w:szCs w:val="22"/>
-                          </w:rPr>
-                          <w:t>g</w:t>
-                        </w:r>
-                        <w:r>
-                          <w:rPr>
-                            <w:sz w:val="22"/>
-                            <w:szCs w:val="22"/>
-                          </w:rPr>
-                          <w:t xml:space="preserve"> for </w:t>
-                        </w:r>
-                        <w:r>
-                          <w:rPr>
-                            <w:sz w:val="22"/>
-                            <w:szCs w:val="22"/>
-                          </w:rPr>
-                          <w:br/>
-                          <w:t xml:space="preserve">                         </w:t>
-                        </w:r>
-                        <w:r>
-                          <w:rPr>
-                            <w:sz w:val="22"/>
-                            <w:szCs w:val="22"/>
-                          </w:rPr>
-                          <w:t>every season</w:t>
-                        </w:r>
-                      </w:p>
-                    </w:txbxContent>
-                  </v:textbox>
-                </v:roundrect>
-                <v:shape id="Picture 4" o:spid="_x0000_s1036" type="#_x0000_t75" style="position:absolute;left:1981;top:1219;width:6020;height:6020;visibility:visible;mso-wrap-style:square" o:gfxdata="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">
-                  <v:imagedata r:id="rId32" o:title=""/>
+              <v:group w14:anchorId="4674726D" id="_x0000_s1033" style="position:absolute;left:0;text-align:left;margin-left:-92.4pt;margin-top:-71.4pt;width:643.2pt;height:1in;z-index:252429824;mso-width-relative:margin" coordorigin="-76" coordsize="81686,9144" o:gfxdata="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">
+                <v:group id="Group 34" o:spid="_x0000_s1034" style="position:absolute;left:-76;width:81686;height:9144" coordorigin="-76" coordsize="81686,9144" o:gfxdata="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">
+                  <v:rect id="Rectangle 4" o:spid="_x0000_s1035" style="position:absolute;left:26365;width:55245;height:9144;visibility:visible;mso-wrap-style:square;v-text-anchor:middle" o:gfxdata="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" fillcolor="#275317" strokecolor="#275317" strokeweight="1pt">
+                    <v:textbox>
+                      <w:txbxContent>
+                        <w:p>
+                          <w:pPr>
+                            <w:pStyle w:val="NoSpacing"/>
+                            <w:rPr>
+                              <w:color w:val="FFFFFF" w:themeColor="background1"/>
+                            </w:rPr>
+                          </w:pPr>
+                          <w:r>
+                            <w:rPr>
+                              <w:color w:val="FFFFFF" w:themeColor="background1"/>
+                              <w:sz w:val="40"/>
+                              <w:szCs w:val="40"/>
+                            </w:rPr>
+                            <w:t xml:space="preserve">    </w:t>
+                          </w:r>
+                          <w:r>
+                            <w:rPr>
+                              <w:b/>
+                              <w:bCs/>
+                              <w:color w:val="FFFFFF" w:themeColor="background1"/>
+                              <w:sz w:val="44"/>
+                              <w:szCs w:val="44"/>
+                            </w:rPr>
+                            <w:t>PPE FOR VARROA TREATMENTS</w:t>
+                          </w:r>
+                          <w:r>
+                            <w:rPr>
+                              <w:color w:val="FFFFFF" w:themeColor="background1"/>
+                              <w:sz w:val="44"/>
+                              <w:szCs w:val="44"/>
+                            </w:rPr>
+                            <w:br/>
+                          </w:r>
+                          <w:r>
+                            <w:rPr>
+                              <w:color w:val="FFFFFF" w:themeColor="background1"/>
+                              <w:sz w:val="22"/>
+                              <w:szCs w:val="22"/>
+                            </w:rPr>
+                            <w:t xml:space="preserve">       A practical UK guide to protecting yourself when managing varroa mites</w:t>
+                          </w:r>
+                        </w:p>
+                      </w:txbxContent>
+                    </v:textbox>
+                  </v:rect>
+                  <v:roundrect id="Rectangle: Rounded Corners 2" o:spid="_x0000_s1036" style="position:absolute;left:-76;width:28346;height:9124;visibility:visible;mso-wrap-style:square;v-text-anchor:middle" arcsize="18204f" o:gfxdata="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" fillcolor="windowText" strokecolor="windowText" strokeweight="1pt">
+                    <v:stroke joinstyle="miter"/>
+                    <v:textbox>
+                      <w:txbxContent>
+                        <w:p>
+                          <w:pPr>
+                            <w:pStyle w:val="NoSpacing"/>
+                          </w:pPr>
+                          <w:r>
+                            <w:rPr>
+                              <w:color w:val="FFC000"/>
+                              <w:sz w:val="52"/>
+                              <w:szCs w:val="52"/>
+                            </w:rPr>
+                            <w:t xml:space="preserve">          </w:t>
+                          </w:r>
+                          <w:proofErr w:type="spellStart"/>
+                          <w:r>
+                            <w:rPr>
+                              <w:color w:val="FFC000"/>
+                              <w:sz w:val="44"/>
+                              <w:szCs w:val="44"/>
+                            </w:rPr>
+                            <w:t>BeezKnees</w:t>
+                          </w:r>
+                          <w:proofErr w:type="spellEnd"/>
+                          <w:r>
+                            <w:rPr>
+                              <w:sz w:val="48"/>
+                              <w:szCs w:val="48"/>
+                            </w:rPr>
+                            <w:br/>
+                          </w:r>
+                          <w:r>
+                            <w:rPr>
+                              <w:sz w:val="22"/>
+                              <w:szCs w:val="22"/>
+                            </w:rPr>
+                            <w:t xml:space="preserve">                         P</w:t>
+                          </w:r>
+                          <w:r>
+                            <w:rPr>
+                              <w:sz w:val="22"/>
+                              <w:szCs w:val="22"/>
+                            </w:rPr>
+                            <w:t>ractical beekeepin</w:t>
+                          </w:r>
+                          <w:r>
+                            <w:rPr>
+                              <w:sz w:val="22"/>
+                              <w:szCs w:val="22"/>
+                            </w:rPr>
+                            <w:t>g</w:t>
+                          </w:r>
+                          <w:r>
+                            <w:rPr>
+                              <w:sz w:val="22"/>
+                              <w:szCs w:val="22"/>
+                            </w:rPr>
+                            <w:t xml:space="preserve"> for </w:t>
+                          </w:r>
+                          <w:r>
+                            <w:rPr>
+                              <w:sz w:val="22"/>
+                              <w:szCs w:val="22"/>
+                            </w:rPr>
+                            <w:br/>
+                            <w:t xml:space="preserve">                         </w:t>
+                          </w:r>
+                          <w:r>
+                            <w:rPr>
+                              <w:sz w:val="22"/>
+                              <w:szCs w:val="22"/>
+                            </w:rPr>
+                            <w:t>every season</w:t>
+                          </w:r>
+                        </w:p>
+                      </w:txbxContent>
+                    </v:textbox>
+                  </v:roundrect>
+                </v:group>
+                <v:shape id="Picture 4" o:spid="_x0000_s1037" type="#_x0000_t75" style="position:absolute;left:1828;top:1371;width:6020;height:6674;visibility:visible;mso-wrap-style:square" o:gfxdata="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">
+                  <v:imagedata r:id="rId9" o:title=""/>
                 </v:shape>
               </v:group>
             </w:pict>
@@ -3503,7 +3463,7 @@
         <mc:AlternateContent>
           <mc:Choice Requires="wps">
             <w:drawing>
-              <wp:anchor distT="0" distB="0" distL="114300" distR="114300" simplePos="0" relativeHeight="251639805" behindDoc="1" locked="0" layoutInCell="1" allowOverlap="1" wp14:anchorId="58D8A8E6" wp14:editId="679FC638">
+              <wp:anchor distT="0" distB="0" distL="114300" distR="114300" simplePos="0" relativeHeight="251632637" behindDoc="1" locked="0" layoutInCell="1" allowOverlap="1" wp14:anchorId="58D8A8E6" wp14:editId="103BF61B">
                 <wp:simplePos x="0" y="0"/>
                 <wp:positionH relativeFrom="margin">
                   <wp:align>right</wp:align>
@@ -3575,7 +3535,7 @@
           </mc:Choice>
           <mc:Fallback>
             <w:pict>
-              <v:roundrect w14:anchorId="760D3120" id="Rectangle: Rounded Corners 57" o:spid="_x0000_s1026" style="position:absolute;margin-left:502.5pt;margin-top:18.45pt;width:553.7pt;height:570pt;z-index:-251676675;visibility:visible;mso-wrap-style:square;mso-width-percent:0;mso-height-percent:0;mso-wrap-distance-left:9pt;mso-wrap-distance-top:0;mso-wrap-distance-right:9pt;mso-wrap-distance-bottom:0;mso-position-horizontal:right;mso-position-horizontal-relative:margin;mso-position-vertical:absolute;mso-position-vertical-relative:text;mso-width-percent:0;mso-height-percent:0;mso-width-relative:margin;mso-height-relative:margin;v-text-anchor:middle" arcsize="1253f" o:gfxdata="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" fillcolor="#fffcf3" strokecolor="#e8e8e8 [3214]" strokeweight="1pt">
+              <v:roundrect w14:anchorId="715E2912" id="Rectangle: Rounded Corners 57" o:spid="_x0000_s1026" style="position:absolute;margin-left:502.5pt;margin-top:18.45pt;width:553.7pt;height:570pt;z-index:-251683843;visibility:visible;mso-wrap-style:square;mso-width-percent:0;mso-height-percent:0;mso-wrap-distance-left:9pt;mso-wrap-distance-top:0;mso-wrap-distance-right:9pt;mso-wrap-distance-bottom:0;mso-position-horizontal:right;mso-position-horizontal-relative:margin;mso-position-vertical:absolute;mso-position-vertical-relative:text;mso-width-percent:0;mso-height-percent:0;mso-width-relative:margin;mso-height-relative:margin;v-text-anchor:middle" arcsize="1253f" o:gfxdata="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" fillcolor="#fffcf3" strokecolor="#e8e8e8 [3214]" strokeweight="1pt">
                 <v:stroke joinstyle="miter"/>
                 <w10:wrap anchorx="margin"/>
               </v:roundrect>
@@ -3773,7 +3733,7 @@
                 <w:szCs w:val="20"/>
               </w:rPr>
               <w:drawing>
-                <wp:anchor distT="0" distB="0" distL="114300" distR="114300" simplePos="0" relativeHeight="251708416" behindDoc="0" locked="0" layoutInCell="1" allowOverlap="1" wp14:anchorId="3AC5E622" wp14:editId="551A74F3">
+                <wp:anchor distT="0" distB="0" distL="114300" distR="114300" simplePos="0" relativeHeight="251999744" behindDoc="0" locked="0" layoutInCell="1" allowOverlap="1" wp14:anchorId="3AC5E622" wp14:editId="43BAE287">
                   <wp:simplePos x="0" y="0"/>
                   <wp:positionH relativeFrom="column">
                     <wp:posOffset>635</wp:posOffset>
@@ -3793,6 +3753,186 @@
                       <pic:pic xmlns:pic="http://schemas.openxmlformats.org/drawingml/2006/picture">
                         <pic:nvPicPr>
                           <pic:cNvPr id="101781995" name="Graphic 101781995" descr="Germ outline"/>
+                          <pic:cNvPicPr/>
+                        </pic:nvPicPr>
+                        <pic:blipFill>
+                          <a:blip r:embed="rId31">
+                            <a:extLst>
+                              <a:ext uri="{96DAC541-7B7A-43D3-8B79-37D633B846F1}">
+                                <asvg:svgBlip xmlns:asvg="http://schemas.microsoft.com/office/drawing/2016/SVG/main" r:embed="rId32"/>
+                              </a:ext>
+                            </a:extLst>
+                          </a:blip>
+                          <a:stretch>
+                            <a:fillRect/>
+                          </a:stretch>
+                        </pic:blipFill>
+                        <pic:spPr>
+                          <a:xfrm>
+                            <a:off x="0" y="0"/>
+                            <a:ext cx="504000" cy="504000"/>
+                          </a:xfrm>
+                          <a:prstGeom prst="rect">
+                            <a:avLst/>
+                          </a:prstGeom>
+                        </pic:spPr>
+                      </pic:pic>
+                    </a:graphicData>
+                  </a:graphic>
+                </wp:anchor>
+              </w:drawing>
+            </w:r>
+            <w:r>
+              <w:rPr>
+                <w:sz w:val="20"/>
+                <w:szCs w:val="20"/>
+              </w:rPr>
+              <w:t>Organic acids</w:t>
+            </w:r>
+          </w:p>
+          <w:p>
+            <w:pPr>
+              <w:rPr>
+                <w:sz w:val="20"/>
+                <w:szCs w:val="20"/>
+              </w:rPr>
+            </w:pPr>
+            <w:r>
+              <w:rPr>
+                <w:sz w:val="20"/>
+                <w:szCs w:val="20"/>
+              </w:rPr>
+              <w:t>(e</w:t>
+            </w:r>
+            <w:r>
+              <w:rPr>
+                <w:sz w:val="20"/>
+                <w:szCs w:val="20"/>
+              </w:rPr>
+              <w:t>.</w:t>
+            </w:r>
+            <w:r>
+              <w:rPr>
+                <w:sz w:val="20"/>
+                <w:szCs w:val="20"/>
+              </w:rPr>
+              <w:t>g</w:t>
+            </w:r>
+            <w:r>
+              <w:rPr>
+                <w:sz w:val="20"/>
+                <w:szCs w:val="20"/>
+              </w:rPr>
+              <w:t>.</w:t>
+            </w:r>
+            <w:r>
+              <w:rPr>
+                <w:sz w:val="20"/>
+                <w:szCs w:val="20"/>
+              </w:rPr>
+              <w:t xml:space="preserve"> oxalic acid, formic acid)</w:t>
+            </w:r>
+          </w:p>
+        </w:tc>
+        <w:tc>
+          <w:tcPr>
+            <w:tcW w:w="2361" w:type="dxa"/>
+            <w:tcBorders>
+              <w:top w:val="single" w:sz="4" w:space="0" w:color="E8E8E8" w:themeColor="background2"/>
+              <w:left w:val="single" w:sz="4" w:space="0" w:color="E8E8E8" w:themeColor="background2"/>
+              <w:bottom w:val="single" w:sz="4" w:space="0" w:color="E8E8E8" w:themeColor="background2"/>
+              <w:right w:val="single" w:sz="4" w:space="0" w:color="E8E8E8" w:themeColor="background2"/>
+            </w:tcBorders>
+          </w:tcPr>
+          <w:p>
+            <w:pPr>
+              <w:jc w:val="center"/>
+              <w:rPr>
+                <w:sz w:val="20"/>
+                <w:szCs w:val="20"/>
+              </w:rPr>
+            </w:pPr>
+            <w:r>
+              <w:rPr>
+                <w:sz w:val="20"/>
+                <w:szCs w:val="20"/>
+              </w:rPr>
+              <w:t>Skin, eye and respiratory irritation</w:t>
+            </w:r>
+          </w:p>
+        </w:tc>
+        <w:tc>
+          <w:tcPr>
+            <w:tcW w:w="4247" w:type="dxa"/>
+            <w:tcBorders>
+              <w:top w:val="single" w:sz="4" w:space="0" w:color="E8E8E8" w:themeColor="background2"/>
+              <w:left w:val="single" w:sz="4" w:space="0" w:color="E8E8E8" w:themeColor="background2"/>
+              <w:bottom w:val="single" w:sz="4" w:space="0" w:color="E8E8E8" w:themeColor="background2"/>
+              <w:right w:val="single" w:sz="4" w:space="0" w:color="E8E8E8" w:themeColor="background2"/>
+            </w:tcBorders>
+          </w:tcPr>
+          <w:p>
+            <w:pPr>
+              <w:rPr>
+                <w:sz w:val="20"/>
+                <w:szCs w:val="20"/>
+              </w:rPr>
+            </w:pPr>
+            <w:r>
+              <w:rPr>
+                <w:sz w:val="20"/>
+                <w:szCs w:val="20"/>
+              </w:rPr>
+              <w:t>Gloves, eye protection; respiratory protection may be required depending on method and ventilation</w:t>
+            </w:r>
+          </w:p>
+        </w:tc>
+      </w:tr>
+      <w:tr>
+        <w:tc>
+          <w:tcPr>
+            <w:tcW w:w="2949" w:type="dxa"/>
+            <w:tcBorders>
+              <w:top w:val="single" w:sz="4" w:space="0" w:color="E8E8E8" w:themeColor="background2"/>
+              <w:left w:val="single" w:sz="4" w:space="0" w:color="E8E8E8" w:themeColor="background2"/>
+              <w:bottom w:val="single" w:sz="4" w:space="0" w:color="E8E8E8" w:themeColor="background2"/>
+              <w:right w:val="single" w:sz="4" w:space="0" w:color="E8E8E8" w:themeColor="background2"/>
+            </w:tcBorders>
+          </w:tcPr>
+          <w:p>
+            <w:pPr>
+              <w:rPr>
+                <w:sz w:val="20"/>
+                <w:szCs w:val="20"/>
+              </w:rPr>
+            </w:pPr>
+            <w:r>
+              <w:rPr>
+                <w:noProof/>
+                <w:sz w:val="20"/>
+                <w:szCs w:val="20"/>
+              </w:rPr>
+              <w:drawing>
+                <wp:anchor distT="0" distB="0" distL="114300" distR="114300" simplePos="0" relativeHeight="251989504" behindDoc="0" locked="0" layoutInCell="1" allowOverlap="1" wp14:anchorId="73057CDE" wp14:editId="1F315C9E">
+                  <wp:simplePos x="0" y="0"/>
+                  <wp:positionH relativeFrom="column">
+                    <wp:posOffset>635</wp:posOffset>
+                  </wp:positionH>
+                  <wp:positionV relativeFrom="paragraph">
+                    <wp:posOffset>1270</wp:posOffset>
+                  </wp:positionV>
+                  <wp:extent cx="504000" cy="504000"/>
+                  <wp:effectExtent l="0" t="0" r="0" b="0"/>
+                  <wp:wrapSquare wrapText="bothSides"/>
+                  <wp:docPr id="1266515961" name="Graphic 46" descr="Leaf with solid fill"/>
+                  <wp:cNvGraphicFramePr>
+                    <a:graphicFrameLocks xmlns:a="http://schemas.openxmlformats.org/drawingml/2006/main" noChangeAspect="1"/>
+                  </wp:cNvGraphicFramePr>
+                  <a:graphic xmlns:a="http://schemas.openxmlformats.org/drawingml/2006/main">
+                    <a:graphicData uri="http://schemas.openxmlformats.org/drawingml/2006/picture">
+                      <pic:pic xmlns:pic="http://schemas.openxmlformats.org/drawingml/2006/picture">
+                        <pic:nvPicPr>
+                          <pic:cNvPr id="1266515961" name="Graphic 1266515961" descr="Leaf with solid fill"/>
                           <pic:cNvPicPr/>
                         </pic:nvPicPr>
                         <pic:blipFill>
@@ -3827,50 +3967,7 @@
                 <w:sz w:val="20"/>
                 <w:szCs w:val="20"/>
               </w:rPr>
-              <w:t>Organic acids</w:t>
-            </w:r>
-          </w:p>
-          <w:p>
-            <w:pPr>
-              <w:rPr>
-                <w:sz w:val="20"/>
-                <w:szCs w:val="20"/>
-              </w:rPr>
-            </w:pPr>
-            <w:r>
-              <w:rPr>
-                <w:sz w:val="20"/>
-                <w:szCs w:val="20"/>
-              </w:rPr>
-              <w:t>(e</w:t>
-            </w:r>
-            <w:r>
-              <w:rPr>
-                <w:sz w:val="20"/>
-                <w:szCs w:val="20"/>
-              </w:rPr>
-              <w:t>.</w:t>
-            </w:r>
-            <w:r>
-              <w:rPr>
-                <w:sz w:val="20"/>
-                <w:szCs w:val="20"/>
-              </w:rPr>
-              <w:t>g</w:t>
-            </w:r>
-            <w:r>
-              <w:rPr>
-                <w:sz w:val="20"/>
-                <w:szCs w:val="20"/>
-              </w:rPr>
-              <w:t>.</w:t>
-            </w:r>
-            <w:r>
-              <w:rPr>
-                <w:sz w:val="20"/>
-                <w:szCs w:val="20"/>
-              </w:rPr>
-              <w:t xml:space="preserve"> oxalic acid, formic acid)</w:t>
+              <w:t>Thymol-based treatments</w:t>
             </w:r>
           </w:p>
         </w:tc>
@@ -3897,7 +3994,7 @@
                 <w:sz w:val="20"/>
                 <w:szCs w:val="20"/>
               </w:rPr>
-              <w:t>Skin, eye and respiratory irritation</w:t>
+              <w:t>Skin and eye irritation</w:t>
             </w:r>
           </w:p>
         </w:tc>
@@ -3923,7 +4020,7 @@
                 <w:sz w:val="20"/>
                 <w:szCs w:val="20"/>
               </w:rPr>
-              <w:t>Gloves, eye protection; respiratory protection may be required depending on method and ventilation</w:t>
+              <w:t>Gloves; avoid direct contact; wash hands after handling</w:t>
             </w:r>
           </w:p>
         </w:tc>
@@ -3953,18 +4050,18 @@
                 <w:szCs w:val="20"/>
               </w:rPr>
               <w:drawing>
-                <wp:anchor distT="0" distB="0" distL="114300" distR="114300" simplePos="0" relativeHeight="251707392" behindDoc="0" locked="0" layoutInCell="1" allowOverlap="1" wp14:anchorId="73057CDE" wp14:editId="349454BF">
+                <wp:anchor distT="0" distB="0" distL="114300" distR="114300" simplePos="0" relativeHeight="251969024" behindDoc="0" locked="0" layoutInCell="1" allowOverlap="1" wp14:anchorId="39840638" wp14:editId="4910A907">
                   <wp:simplePos x="0" y="0"/>
                   <wp:positionH relativeFrom="column">
                     <wp:posOffset>635</wp:posOffset>
                   </wp:positionH>
                   <wp:positionV relativeFrom="paragraph">
-                    <wp:posOffset>1270</wp:posOffset>
+                    <wp:posOffset>1905</wp:posOffset>
                   </wp:positionV>
                   <wp:extent cx="504000" cy="504000"/>
                   <wp:effectExtent l="0" t="0" r="0" b="0"/>
                   <wp:wrapSquare wrapText="bothSides"/>
-                  <wp:docPr id="1266515961" name="Graphic 46" descr="Leaf with solid fill"/>
+                  <wp:docPr id="1653387790" name="Graphic 49" descr="Nerve with solid fill"/>
                   <wp:cNvGraphicFramePr>
                     <a:graphicFrameLocks xmlns:a="http://schemas.openxmlformats.org/drawingml/2006/main" noChangeAspect="1"/>
                   </wp:cNvGraphicFramePr>
@@ -3972,7 +4069,7 @@
                     <a:graphicData uri="http://schemas.openxmlformats.org/drawingml/2006/picture">
                       <pic:pic xmlns:pic="http://schemas.openxmlformats.org/drawingml/2006/picture">
                         <pic:nvPicPr>
-                          <pic:cNvPr id="1266515961" name="Graphic 1266515961" descr="Leaf with solid fill"/>
+                          <pic:cNvPr id="770346699" name="Graphic 770346699" descr="Nerve with solid fill"/>
                           <pic:cNvPicPr/>
                         </pic:nvPicPr>
                         <pic:blipFill>
@@ -4007,7 +4104,7 @@
                 <w:sz w:val="20"/>
                 <w:szCs w:val="20"/>
               </w:rPr>
-              <w:t>Thymol-based treatments</w:t>
+              <w:t>Amitraz-based treatments</w:t>
             </w:r>
           </w:p>
         </w:tc>
@@ -4034,7 +4131,7 @@
                 <w:sz w:val="20"/>
                 <w:szCs w:val="20"/>
               </w:rPr>
-              <w:t>Skin and eye irritation</w:t>
+              <w:t>Skin absorption</w:t>
             </w:r>
           </w:p>
         </w:tc>
@@ -4060,7 +4157,7 @@
                 <w:sz w:val="20"/>
                 <w:szCs w:val="20"/>
               </w:rPr>
-              <w:t>Gloves; avoid direct contact; wash hands after handling</w:t>
+              <w:t>Gloves; avoid prolonged skin contact; follow label instructions carefully</w:t>
             </w:r>
           </w:p>
         </w:tc>
@@ -4090,18 +4187,18 @@
                 <w:szCs w:val="20"/>
               </w:rPr>
               <w:drawing>
-                <wp:anchor distT="0" distB="0" distL="114300" distR="114300" simplePos="0" relativeHeight="251706368" behindDoc="0" locked="0" layoutInCell="1" allowOverlap="1" wp14:anchorId="39840638" wp14:editId="18EF5C3A">
+                <wp:anchor distT="0" distB="0" distL="114300" distR="114300" simplePos="0" relativeHeight="251938304" behindDoc="0" locked="0" layoutInCell="1" allowOverlap="1" wp14:anchorId="31B1D44B" wp14:editId="0D3BC567">
                   <wp:simplePos x="0" y="0"/>
                   <wp:positionH relativeFrom="column">
                     <wp:posOffset>635</wp:posOffset>
                   </wp:positionH>
                   <wp:positionV relativeFrom="paragraph">
-                    <wp:posOffset>1905</wp:posOffset>
+                    <wp:posOffset>3175</wp:posOffset>
                   </wp:positionV>
                   <wp:extent cx="504000" cy="504000"/>
                   <wp:effectExtent l="0" t="0" r="0" b="0"/>
                   <wp:wrapSquare wrapText="bothSides"/>
-                  <wp:docPr id="1653387790" name="Graphic 49" descr="Nerve with solid fill"/>
+                  <wp:docPr id="814376094" name="Graphic 47" descr="Chemicals with solid fill"/>
                   <wp:cNvGraphicFramePr>
                     <a:graphicFrameLocks xmlns:a="http://schemas.openxmlformats.org/drawingml/2006/main" noChangeAspect="1"/>
                   </wp:cNvGraphicFramePr>
@@ -4109,7 +4206,7 @@
                     <a:graphicData uri="http://schemas.openxmlformats.org/drawingml/2006/picture">
                       <pic:pic xmlns:pic="http://schemas.openxmlformats.org/drawingml/2006/picture">
                         <pic:nvPicPr>
-                          <pic:cNvPr id="770346699" name="Graphic 770346699" descr="Nerve with solid fill"/>
+                          <pic:cNvPr id="814376094" name="Graphic 814376094" descr="Chemicals with solid fill"/>
                           <pic:cNvPicPr/>
                         </pic:nvPicPr>
                         <pic:blipFill>
@@ -4144,143 +4241,6 @@
                 <w:sz w:val="20"/>
                 <w:szCs w:val="20"/>
               </w:rPr>
-              <w:t>Amitraz-based treatments</w:t>
-            </w:r>
-          </w:p>
-        </w:tc>
-        <w:tc>
-          <w:tcPr>
-            <w:tcW w:w="2361" w:type="dxa"/>
-            <w:tcBorders>
-              <w:top w:val="single" w:sz="4" w:space="0" w:color="E8E8E8" w:themeColor="background2"/>
-              <w:left w:val="single" w:sz="4" w:space="0" w:color="E8E8E8" w:themeColor="background2"/>
-              <w:bottom w:val="single" w:sz="4" w:space="0" w:color="E8E8E8" w:themeColor="background2"/>
-              <w:right w:val="single" w:sz="4" w:space="0" w:color="E8E8E8" w:themeColor="background2"/>
-            </w:tcBorders>
-          </w:tcPr>
-          <w:p>
-            <w:pPr>
-              <w:jc w:val="center"/>
-              <w:rPr>
-                <w:sz w:val="20"/>
-                <w:szCs w:val="20"/>
-              </w:rPr>
-            </w:pPr>
-            <w:r>
-              <w:rPr>
-                <w:sz w:val="20"/>
-                <w:szCs w:val="20"/>
-              </w:rPr>
-              <w:t>Skin absorption</w:t>
-            </w:r>
-          </w:p>
-        </w:tc>
-        <w:tc>
-          <w:tcPr>
-            <w:tcW w:w="4247" w:type="dxa"/>
-            <w:tcBorders>
-              <w:top w:val="single" w:sz="4" w:space="0" w:color="E8E8E8" w:themeColor="background2"/>
-              <w:left w:val="single" w:sz="4" w:space="0" w:color="E8E8E8" w:themeColor="background2"/>
-              <w:bottom w:val="single" w:sz="4" w:space="0" w:color="E8E8E8" w:themeColor="background2"/>
-              <w:right w:val="single" w:sz="4" w:space="0" w:color="E8E8E8" w:themeColor="background2"/>
-            </w:tcBorders>
-          </w:tcPr>
-          <w:p>
-            <w:pPr>
-              <w:rPr>
-                <w:sz w:val="20"/>
-                <w:szCs w:val="20"/>
-              </w:rPr>
-            </w:pPr>
-            <w:r>
-              <w:rPr>
-                <w:sz w:val="20"/>
-                <w:szCs w:val="20"/>
-              </w:rPr>
-              <w:t>Gloves; avoid prolonged skin contact; follow label instructions carefully</w:t>
-            </w:r>
-          </w:p>
-        </w:tc>
-      </w:tr>
-      <w:tr>
-        <w:tc>
-          <w:tcPr>
-            <w:tcW w:w="2949" w:type="dxa"/>
-            <w:tcBorders>
-              <w:top w:val="single" w:sz="4" w:space="0" w:color="E8E8E8" w:themeColor="background2"/>
-              <w:left w:val="single" w:sz="4" w:space="0" w:color="E8E8E8" w:themeColor="background2"/>
-              <w:bottom w:val="single" w:sz="4" w:space="0" w:color="E8E8E8" w:themeColor="background2"/>
-              <w:right w:val="single" w:sz="4" w:space="0" w:color="E8E8E8" w:themeColor="background2"/>
-            </w:tcBorders>
-          </w:tcPr>
-          <w:p>
-            <w:pPr>
-              <w:rPr>
-                <w:sz w:val="20"/>
-                <w:szCs w:val="20"/>
-              </w:rPr>
-            </w:pPr>
-            <w:r>
-              <w:rPr>
-                <w:noProof/>
-                <w:sz w:val="20"/>
-                <w:szCs w:val="20"/>
-              </w:rPr>
-              <w:drawing>
-                <wp:anchor distT="0" distB="0" distL="114300" distR="114300" simplePos="0" relativeHeight="251705344" behindDoc="0" locked="0" layoutInCell="1" allowOverlap="1" wp14:anchorId="31B1D44B" wp14:editId="0E2A1611">
-                  <wp:simplePos x="0" y="0"/>
-                  <wp:positionH relativeFrom="column">
-                    <wp:posOffset>635</wp:posOffset>
-                  </wp:positionH>
-                  <wp:positionV relativeFrom="paragraph">
-                    <wp:posOffset>3175</wp:posOffset>
-                  </wp:positionV>
-                  <wp:extent cx="504000" cy="504000"/>
-                  <wp:effectExtent l="0" t="0" r="0" b="0"/>
-                  <wp:wrapSquare wrapText="bothSides"/>
-                  <wp:docPr id="814376094" name="Graphic 47" descr="Chemicals with solid fill"/>
-                  <wp:cNvGraphicFramePr>
-                    <a:graphicFrameLocks xmlns:a="http://schemas.openxmlformats.org/drawingml/2006/main" noChangeAspect="1"/>
-                  </wp:cNvGraphicFramePr>
-                  <a:graphic xmlns:a="http://schemas.openxmlformats.org/drawingml/2006/main">
-                    <a:graphicData uri="http://schemas.openxmlformats.org/drawingml/2006/picture">
-                      <pic:pic xmlns:pic="http://schemas.openxmlformats.org/drawingml/2006/picture">
-                        <pic:nvPicPr>
-                          <pic:cNvPr id="814376094" name="Graphic 814376094" descr="Chemicals with solid fill"/>
-                          <pic:cNvPicPr/>
-                        </pic:nvPicPr>
-                        <pic:blipFill>
-                          <a:blip r:embed="rId39">
-                            <a:extLst>
-                              <a:ext uri="{96DAC541-7B7A-43D3-8B79-37D633B846F1}">
-                                <asvg:svgBlip xmlns:asvg="http://schemas.microsoft.com/office/drawing/2016/SVG/main" r:embed="rId40"/>
-                              </a:ext>
-                            </a:extLst>
-                          </a:blip>
-                          <a:stretch>
-                            <a:fillRect/>
-                          </a:stretch>
-                        </pic:blipFill>
-                        <pic:spPr>
-                          <a:xfrm>
-                            <a:off x="0" y="0"/>
-                            <a:ext cx="504000" cy="504000"/>
-                          </a:xfrm>
-                          <a:prstGeom prst="rect">
-                            <a:avLst/>
-                          </a:prstGeom>
-                        </pic:spPr>
-                      </pic:pic>
-                    </a:graphicData>
-                  </a:graphic>
-                </wp:anchor>
-              </w:drawing>
-            </w:r>
-            <w:r>
-              <w:rPr>
-                <w:sz w:val="20"/>
-                <w:szCs w:val="20"/>
-              </w:rPr>
               <w:t>Pyrethroid-based treatments</w:t>
             </w:r>
           </w:p>
@@ -4361,7 +4321,7 @@
         <mc:AlternateContent>
           <mc:Choice Requires="wps">
             <w:drawing>
-              <wp:anchor distT="0" distB="0" distL="114300" distR="114300" simplePos="0" relativeHeight="251709440" behindDoc="1" locked="0" layoutInCell="1" allowOverlap="1" wp14:anchorId="5C17FDB3" wp14:editId="4E3F8638">
+              <wp:anchor distT="0" distB="0" distL="114300" distR="114300" simplePos="0" relativeHeight="252011008" behindDoc="1" locked="0" layoutInCell="1" allowOverlap="1" wp14:anchorId="5C17FDB3" wp14:editId="739139AB">
                 <wp:simplePos x="0" y="0"/>
                 <wp:positionH relativeFrom="column">
                   <wp:posOffset>-258445</wp:posOffset>
@@ -4437,7 +4397,7 @@
           </mc:Choice>
           <mc:Fallback>
             <w:pict>
-              <v:roundrect w14:anchorId="026308E6" id="Rectangle: Rounded Corners 51" o:spid="_x0000_s1026" style="position:absolute;margin-left:-20.35pt;margin-top:16.8pt;width:476.2pt;height:42.6pt;z-index:-251607040;visibility:visible;mso-wrap-style:square;mso-width-percent:0;mso-height-percent:0;mso-wrap-distance-left:9pt;mso-wrap-distance-top:0;mso-wrap-distance-right:9pt;mso-wrap-distance-bottom:0;mso-position-horizontal:absolute;mso-position-horizontal-relative:text;mso-position-vertical:absolute;mso-position-vertical-relative:text;mso-width-percent:0;mso-height-percent:0;mso-width-relative:margin;mso-height-relative:margin;v-text-anchor:middle" arcsize="8738f" o:gfxdata="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" fillcolor="#265317 [1609]" strokecolor="#265317 [1609]" strokeweight="1pt">
+              <v:roundrect w14:anchorId="7C4169B6" id="Rectangle: Rounded Corners 51" o:spid="_x0000_s1026" style="position:absolute;margin-left:-20.35pt;margin-top:16.8pt;width:476.2pt;height:42.6pt;z-index:-251305472;visibility:visible;mso-wrap-style:square;mso-width-percent:0;mso-height-percent:0;mso-wrap-distance-left:9pt;mso-wrap-distance-top:0;mso-wrap-distance-right:9pt;mso-wrap-distance-bottom:0;mso-position-horizontal:absolute;mso-position-horizontal-relative:text;mso-position-vertical:absolute;mso-position-vertical-relative:text;mso-width-percent:0;mso-height-percent:0;mso-width-relative:margin;mso-height-relative:margin;v-text-anchor:middle" arcsize="8738f" o:gfxdata="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" fillcolor="#265317 [1609]" strokecolor="#265317 [1609]" strokeweight="1pt">
                 <v:stroke joinstyle="miter"/>
               </v:roundrect>
             </w:pict>
@@ -4466,7 +4426,7 @@
         <mc:AlternateContent>
           <mc:Choice Requires="wps">
             <w:drawing>
-              <wp:anchor distT="0" distB="0" distL="114300" distR="114300" simplePos="0" relativeHeight="251710464" behindDoc="1" locked="0" layoutInCell="1" allowOverlap="1" wp14:anchorId="3D8A1673" wp14:editId="6F16785D">
+              <wp:anchor distT="0" distB="0" distL="114300" distR="114300" simplePos="0" relativeHeight="252018176" behindDoc="1" locked="0" layoutInCell="1" allowOverlap="1" wp14:anchorId="3D8A1673" wp14:editId="255E5327">
                 <wp:simplePos x="0" y="0"/>
                 <wp:positionH relativeFrom="column">
                   <wp:posOffset>-327660</wp:posOffset>
@@ -4533,7 +4493,7 @@
           </mc:Choice>
           <mc:Fallback>
             <w:pict>
-              <v:rect w14:anchorId="22964AFE" id="Rectangle 52" o:spid="_x0000_s1026" style="position:absolute;margin-left:-25.8pt;margin-top:33.05pt;width:484.7pt;height:172.2pt;z-index:-251606016;visibility:visible;mso-wrap-style:square;mso-width-percent:0;mso-wrap-distance-left:9pt;mso-wrap-distance-top:0;mso-wrap-distance-right:9pt;mso-wrap-distance-bottom:0;mso-position-horizontal:absolute;mso-position-horizontal-relative:text;mso-position-vertical:absolute;mso-position-vertical-relative:text;mso-width-percent:0;mso-width-relative:margin;v-text-anchor:middle" o:gfxdata="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" fillcolor="white [3212]" strokecolor="white [3212]" strokeweight="1pt"/>
+              <v:rect w14:anchorId="10DBB996" id="Rectangle 52" o:spid="_x0000_s1026" style="position:absolute;margin-left:-25.8pt;margin-top:33.05pt;width:484.7pt;height:172.2pt;z-index:-251298304;visibility:visible;mso-wrap-style:square;mso-width-percent:0;mso-wrap-distance-left:9pt;mso-wrap-distance-top:0;mso-wrap-distance-right:9pt;mso-wrap-distance-bottom:0;mso-position-horizontal:absolute;mso-position-horizontal-relative:text;mso-position-vertical:absolute;mso-position-vertical-relative:text;mso-width-percent:0;mso-width-relative:margin;v-text-anchor:middle" o:gfxdata="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" fillcolor="white [3212]" strokecolor="white [3212]" strokeweight="1pt"/>
             </w:pict>
           </mc:Fallback>
         </mc:AlternateContent>
@@ -4607,7 +4567,7 @@
         <mc:AlternateContent>
           <mc:Choice Requires="wps">
             <w:drawing>
-              <wp:anchor distT="0" distB="0" distL="114300" distR="114300" simplePos="0" relativeHeight="251718656" behindDoc="1" locked="0" layoutInCell="1" allowOverlap="1" wp14:anchorId="410BC1A8" wp14:editId="6396668A">
+              <wp:anchor distT="0" distB="0" distL="114300" distR="114300" simplePos="0" relativeHeight="251711488" behindDoc="1" locked="0" layoutInCell="1" allowOverlap="1" wp14:anchorId="410BC1A8" wp14:editId="7CDFACAB">
                 <wp:simplePos x="0" y="0"/>
                 <wp:positionH relativeFrom="column">
                   <wp:posOffset>-361950</wp:posOffset>
@@ -4679,7 +4639,7 @@
           </mc:Choice>
           <mc:Fallback>
             <w:pict>
-              <v:roundrect w14:anchorId="134B0B2C" id="Rectangle: Rounded Corners 56" o:spid="_x0000_s1026" style="position:absolute;margin-left:-28.5pt;margin-top:19.55pt;width:495pt;height:293.25pt;z-index:-251597824;visibility:visible;mso-wrap-style:square;mso-width-percent:0;mso-height-percent:0;mso-wrap-distance-left:9pt;mso-wrap-distance-top:0;mso-wrap-distance-right:9pt;mso-wrap-distance-bottom:0;mso-position-horizontal:absolute;mso-position-horizontal-relative:text;mso-position-vertical:absolute;mso-position-vertical-relative:text;mso-width-percent:0;mso-height-percent:0;mso-width-relative:margin;mso-height-relative:margin;v-text-anchor:middle" arcsize="1696f" o:gfxdata="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" fillcolor="white [3212]" strokecolor="#e8e8e8 [3214]" strokeweight="1pt">
+              <v:roundrect w14:anchorId="151BEEA7" id="Rectangle: Rounded Corners 56" o:spid="_x0000_s1026" style="position:absolute;margin-left:-28.5pt;margin-top:19.55pt;width:495pt;height:293.25pt;z-index:-251604992;visibility:visible;mso-wrap-style:square;mso-width-percent:0;mso-height-percent:0;mso-wrap-distance-left:9pt;mso-wrap-distance-top:0;mso-wrap-distance-right:9pt;mso-wrap-distance-bottom:0;mso-position-horizontal:absolute;mso-position-horizontal-relative:text;mso-position-vertical:absolute;mso-position-vertical-relative:text;mso-width-percent:0;mso-height-percent:0;mso-width-relative:margin;mso-height-relative:margin;v-text-anchor:middle" arcsize="1696f" o:gfxdata="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" fillcolor="white [3212]" strokecolor="#e8e8e8 [3214]" strokeweight="1pt">
                 <v:stroke joinstyle="miter"/>
               </v:roundrect>
             </w:pict>
@@ -4753,7 +4713,7 @@
                 <w:szCs w:val="20"/>
               </w:rPr>
               <w:drawing>
-                <wp:anchor distT="0" distB="0" distL="114300" distR="114300" simplePos="0" relativeHeight="251777024" behindDoc="0" locked="0" layoutInCell="1" allowOverlap="1" wp14:anchorId="1164E174" wp14:editId="5083F237">
+                <wp:anchor distT="0" distB="0" distL="114300" distR="114300" simplePos="0" relativeHeight="251769856" behindDoc="0" locked="0" layoutInCell="1" allowOverlap="1" wp14:anchorId="1164E174" wp14:editId="3C0B0140">
                   <wp:simplePos x="0" y="0"/>
                   <wp:positionH relativeFrom="column">
                     <wp:posOffset>2832735</wp:posOffset>
@@ -4776,10 +4736,10 @@
                           <pic:cNvPicPr/>
                         </pic:nvPicPr>
                         <pic:blipFill>
-                          <a:blip r:embed="rId41">
+                          <a:blip r:embed="rId39">
                             <a:extLst>
                               <a:ext uri="{96DAC541-7B7A-43D3-8B79-37D633B846F1}">
-                                <asvg:svgBlip xmlns:asvg="http://schemas.microsoft.com/office/drawing/2016/SVG/main" r:embed="rId42"/>
+                                <asvg:svgBlip xmlns:asvg="http://schemas.microsoft.com/office/drawing/2016/SVG/main" r:embed="rId40"/>
                               </a:ext>
                             </a:extLst>
                           </a:blip>
@@ -4816,7 +4776,7 @@
                 <w:color w:val="275317" w:themeColor="accent6" w:themeShade="80"/>
               </w:rPr>
               <w:drawing>
-                <wp:anchor distT="0" distB="0" distL="114300" distR="114300" simplePos="0" relativeHeight="251717632" behindDoc="0" locked="0" layoutInCell="1" allowOverlap="1" wp14:anchorId="3525E450" wp14:editId="0AB74D9E">
+                <wp:anchor distT="0" distB="0" distL="114300" distR="114300" simplePos="0" relativeHeight="252051968" behindDoc="0" locked="0" layoutInCell="1" allowOverlap="1" wp14:anchorId="3525E450" wp14:editId="77FE7C1F">
                   <wp:simplePos x="0" y="0"/>
                   <wp:positionH relativeFrom="column">
                     <wp:posOffset>-3175</wp:posOffset>
@@ -4836,6 +4796,242 @@
                       <pic:pic xmlns:pic="http://schemas.openxmlformats.org/drawingml/2006/picture">
                         <pic:nvPicPr>
                           <pic:cNvPr id="347601902" name="Graphic 347601902" descr="Raised hand with solid fill"/>
+                          <pic:cNvPicPr/>
+                        </pic:nvPicPr>
+                        <pic:blipFill>
+                          <a:blip r:embed="rId41">
+                            <a:extLst>
+                              <a:ext uri="{96DAC541-7B7A-43D3-8B79-37D633B846F1}">
+                                <asvg:svgBlip xmlns:asvg="http://schemas.microsoft.com/office/drawing/2016/SVG/main" r:embed="rId42"/>
+                              </a:ext>
+                            </a:extLst>
+                          </a:blip>
+                          <a:stretch>
+                            <a:fillRect/>
+                          </a:stretch>
+                        </pic:blipFill>
+                        <pic:spPr>
+                          <a:xfrm>
+                            <a:off x="0" y="0"/>
+                            <a:ext cx="576000" cy="576000"/>
+                          </a:xfrm>
+                          <a:prstGeom prst="rect">
+                            <a:avLst/>
+                          </a:prstGeom>
+                        </pic:spPr>
+                      </pic:pic>
+                    </a:graphicData>
+                  </a:graphic>
+                </wp:anchor>
+              </w:drawing>
+            </w:r>
+            <w:r>
+              <w:rPr>
+                <w:b/>
+                <w:bCs/>
+                <w:color w:val="275317" w:themeColor="accent6" w:themeShade="80"/>
+              </w:rPr>
+              <w:t>GLOVES</w:t>
+            </w:r>
+            <w:r>
+              <w:br/>
+            </w:r>
+            <w:r>
+              <w:t xml:space="preserve">Disposable gloves (such as nitrile) are widely used when handling treatments. Good practice </w:t>
+            </w:r>
+          </w:p>
+          <w:p>
+            <w:pPr>
+              <w:pStyle w:val="NoSpacing"/>
+              <w:rPr>
+                <w:sz w:val="20"/>
+                <w:szCs w:val="20"/>
+              </w:rPr>
+            </w:pPr>
+            <w:r>
+              <w:t xml:space="preserve">                      </w:t>
+            </w:r>
+            <w:r>
+              <w:t>I</w:t>
+            </w:r>
+            <w:r>
+              <w:t>ncludes</w:t>
+            </w:r>
+            <w:r>
+              <w:t xml:space="preserve"> </w:t>
+            </w:r>
+          </w:p>
+        </w:tc>
+        <w:tc>
+          <w:tcPr>
+            <w:tcW w:w="2503" w:type="pct"/>
+          </w:tcPr>
+          <w:p>
+            <w:pPr>
+              <w:pStyle w:val="NoSpacing"/>
+              <w:ind w:left="720"/>
+            </w:pPr>
+          </w:p>
+          <w:p>
+            <w:pPr>
+              <w:pStyle w:val="NoSpacing"/>
+              <w:numPr>
+                <w:ilvl w:val="0"/>
+                <w:numId w:val="7"/>
+              </w:numPr>
+            </w:pPr>
+            <w:r>
+              <w:t>Us</w:t>
+            </w:r>
+            <w:r>
+              <w:t>e</w:t>
+            </w:r>
+            <w:r>
+              <w:t xml:space="preserve"> clean gloves for each task</w:t>
+            </w:r>
+          </w:p>
+          <w:p>
+            <w:pPr>
+              <w:pStyle w:val="NoSpacing"/>
+              <w:numPr>
+                <w:ilvl w:val="0"/>
+                <w:numId w:val="7"/>
+              </w:numPr>
+            </w:pPr>
+            <w:r>
+              <w:t>Avoiding reuse of disposable gloves</w:t>
+            </w:r>
+          </w:p>
+          <w:p>
+            <w:pPr>
+              <w:pStyle w:val="NoSpacing"/>
+              <w:numPr>
+                <w:ilvl w:val="0"/>
+                <w:numId w:val="7"/>
+              </w:numPr>
+              <w:rPr>
+                <w:sz w:val="20"/>
+                <w:szCs w:val="20"/>
+              </w:rPr>
+            </w:pPr>
+            <w:r>
+              <w:t xml:space="preserve">Removing gloves before touching tools, phones, or vehicles </w:t>
+            </w:r>
+          </w:p>
+        </w:tc>
+      </w:tr>
+      <w:tr>
+        <w:tc>
+          <w:tcPr>
+            <w:tcW w:w="2497" w:type="pct"/>
+          </w:tcPr>
+          <w:p>
+            <w:pPr>
+              <w:pStyle w:val="NoSpacing"/>
+              <w:rPr>
+                <w:b/>
+                <w:bCs/>
+                <w:color w:val="275317" w:themeColor="accent6" w:themeShade="80"/>
+              </w:rPr>
+            </w:pPr>
+          </w:p>
+          <w:p>
+            <w:pPr>
+              <w:pStyle w:val="NoSpacing"/>
+            </w:pPr>
+            <w:r>
+              <w:rPr>
+                <w:b/>
+                <w:bCs/>
+                <w:noProof/>
+                <w:color w:val="4EA72E" w:themeColor="accent6"/>
+                <w:sz w:val="20"/>
+                <w:szCs w:val="20"/>
+              </w:rPr>
+              <w:drawing>
+                <wp:anchor distT="0" distB="0" distL="114300" distR="114300" simplePos="0" relativeHeight="252285440" behindDoc="0" locked="0" layoutInCell="1" allowOverlap="1" wp14:anchorId="381A8975" wp14:editId="17244DF8">
+                  <wp:simplePos x="0" y="0"/>
+                  <wp:positionH relativeFrom="column">
+                    <wp:posOffset>2836545</wp:posOffset>
+                  </wp:positionH>
+                  <wp:positionV relativeFrom="paragraph">
+                    <wp:posOffset>237490</wp:posOffset>
+                  </wp:positionV>
+                  <wp:extent cx="428625" cy="428625"/>
+                  <wp:effectExtent l="0" t="0" r="9525" b="0"/>
+                  <wp:wrapNone/>
+                  <wp:docPr id="1540155526" name="Graphic 73" descr="Arrow: Straight with solid fill"/>
+                  <wp:cNvGraphicFramePr>
+                    <a:graphicFrameLocks xmlns:a="http://schemas.openxmlformats.org/drawingml/2006/main" noChangeAspect="1"/>
+                  </wp:cNvGraphicFramePr>
+                  <a:graphic xmlns:a="http://schemas.openxmlformats.org/drawingml/2006/main">
+                    <a:graphicData uri="http://schemas.openxmlformats.org/drawingml/2006/picture">
+                      <pic:pic xmlns:pic="http://schemas.openxmlformats.org/drawingml/2006/picture">
+                        <pic:nvPicPr>
+                          <pic:cNvPr id="239769387" name="Graphic 239769387" descr="Arrow: Straight with solid fill"/>
+                          <pic:cNvPicPr/>
+                        </pic:nvPicPr>
+                        <pic:blipFill>
+                          <a:blip r:embed="rId39">
+                            <a:extLst>
+                              <a:ext uri="{96DAC541-7B7A-43D3-8B79-37D633B846F1}">
+                                <asvg:svgBlip xmlns:asvg="http://schemas.microsoft.com/office/drawing/2016/SVG/main" r:embed="rId40"/>
+                              </a:ext>
+                            </a:extLst>
+                          </a:blip>
+                          <a:stretch>
+                            <a:fillRect/>
+                          </a:stretch>
+                        </pic:blipFill>
+                        <pic:spPr>
+                          <a:xfrm rot="10800000">
+                            <a:off x="0" y="0"/>
+                            <a:ext cx="428625" cy="428625"/>
+                          </a:xfrm>
+                          <a:prstGeom prst="rect">
+                            <a:avLst/>
+                          </a:prstGeom>
+                        </pic:spPr>
+                      </pic:pic>
+                    </a:graphicData>
+                  </a:graphic>
+                  <wp14:sizeRelH relativeFrom="margin">
+                    <wp14:pctWidth>0</wp14:pctWidth>
+                  </wp14:sizeRelH>
+                  <wp14:sizeRelV relativeFrom="margin">
+                    <wp14:pctHeight>0</wp14:pctHeight>
+                  </wp14:sizeRelV>
+                </wp:anchor>
+              </w:drawing>
+            </w:r>
+            <w:r>
+              <w:rPr>
+                <w:b/>
+                <w:bCs/>
+                <w:noProof/>
+                <w:color w:val="275317" w:themeColor="accent6" w:themeShade="80"/>
+              </w:rPr>
+              <w:drawing>
+                <wp:anchor distT="0" distB="0" distL="114300" distR="114300" simplePos="0" relativeHeight="252046848" behindDoc="0" locked="0" layoutInCell="1" allowOverlap="1" wp14:anchorId="476381E0" wp14:editId="1BDC92F5">
+                  <wp:simplePos x="0" y="0"/>
+                  <wp:positionH relativeFrom="column">
+                    <wp:posOffset>-3175</wp:posOffset>
+                  </wp:positionH>
+                  <wp:positionV relativeFrom="paragraph">
+                    <wp:posOffset>1905</wp:posOffset>
+                  </wp:positionV>
+                  <wp:extent cx="576000" cy="576000"/>
+                  <wp:effectExtent l="0" t="0" r="0" b="0"/>
+                  <wp:wrapSquare wrapText="bothSides"/>
+                  <wp:docPr id="1659974130" name="Graphic 55" descr="Glasses with solid fill"/>
+                  <wp:cNvGraphicFramePr>
+                    <a:graphicFrameLocks xmlns:a="http://schemas.openxmlformats.org/drawingml/2006/main" noChangeAspect="1"/>
+                  </wp:cNvGraphicFramePr>
+                  <a:graphic xmlns:a="http://schemas.openxmlformats.org/drawingml/2006/main">
+                    <a:graphicData uri="http://schemas.openxmlformats.org/drawingml/2006/picture">
+                      <pic:pic xmlns:pic="http://schemas.openxmlformats.org/drawingml/2006/picture">
+                        <pic:nvPicPr>
+                          <pic:cNvPr id="1659974130" name="Graphic 1659974130" descr="Glasses with solid fill"/>
                           <pic:cNvPicPr/>
                         </pic:nvPicPr>
                         <pic:blipFill>
@@ -4871,13 +5067,19 @@
                 <w:bCs/>
                 <w:color w:val="275317" w:themeColor="accent6" w:themeShade="80"/>
               </w:rPr>
-              <w:t>GLOVES</w:t>
+              <w:t>EYE PROTECTION</w:t>
+            </w:r>
+            <w:r>
+              <w:rPr>
+                <w:color w:val="275317" w:themeColor="accent6" w:themeShade="80"/>
+              </w:rPr>
+              <w:t xml:space="preserve"> </w:t>
             </w:r>
             <w:r>
               <w:br/>
             </w:r>
             <w:r>
-              <w:t xml:space="preserve">Disposable gloves (such as nitrile) are widely used when handling treatments. Good practice </w:t>
+              <w:t>Eye protection helps prevent splashes or accidental contact. This may be particularly relevant</w:t>
             </w:r>
           </w:p>
           <w:p>
@@ -4892,13 +5094,7 @@
               <w:t xml:space="preserve">                      </w:t>
             </w:r>
             <w:r>
-              <w:t>I</w:t>
-            </w:r>
-            <w:r>
-              <w:t>ncludes</w:t>
-            </w:r>
-            <w:r>
-              <w:t xml:space="preserve"> </w:t>
+              <w:t>when</w:t>
             </w:r>
           </w:p>
         </w:tc>
@@ -4921,13 +5117,7 @@
               </w:numPr>
             </w:pPr>
             <w:r>
-              <w:t>Us</w:t>
-            </w:r>
-            <w:r>
-              <w:t>e</w:t>
-            </w:r>
-            <w:r>
-              <w:t xml:space="preserve"> clean gloves for each task</w:t>
+              <w:t>Handling liquids</w:t>
             </w:r>
           </w:p>
           <w:p>
@@ -4939,7 +5129,7 @@
               </w:numPr>
             </w:pPr>
             <w:r>
-              <w:t>Avoiding reuse of disposable gloves</w:t>
+              <w:t>Working at awkward angles</w:t>
             </w:r>
           </w:p>
           <w:p>
@@ -4949,13 +5139,15 @@
                 <w:ilvl w:val="0"/>
                 <w:numId w:val="7"/>
               </w:numPr>
-              <w:rPr>
-                <w:sz w:val="20"/>
-                <w:szCs w:val="20"/>
-              </w:rPr>
-            </w:pPr>
-            <w:r>
-              <w:t xml:space="preserve">Removing gloves before touching tools, phones, or vehicles </w:t>
+            </w:pPr>
+            <w:r>
+              <w:t xml:space="preserve">Applying </w:t>
+            </w:r>
+            <w:r>
+              <w:t>treatments</w:t>
+            </w:r>
+            <w:r>
+              <w:t xml:space="preserve"> in windy conditions</w:t>
             </w:r>
           </w:p>
         </w:tc>
@@ -4978,6 +5170,13 @@
           <w:p>
             <w:pPr>
               <w:pStyle w:val="NoSpacing"/>
+              <w:rPr>
+                <w:b/>
+                <w:bCs/>
+                <w:color w:val="275317" w:themeColor="accent6" w:themeShade="80"/>
+                <w:sz w:val="20"/>
+                <w:szCs w:val="20"/>
+              </w:rPr>
             </w:pPr>
             <w:r>
               <w:rPr>
@@ -4989,18 +5188,18 @@
                 <w:szCs w:val="20"/>
               </w:rPr>
               <w:drawing>
-                <wp:anchor distT="0" distB="0" distL="114300" distR="114300" simplePos="0" relativeHeight="251779072" behindDoc="0" locked="0" layoutInCell="1" allowOverlap="1" wp14:anchorId="381A8975" wp14:editId="467D5072">
+                <wp:anchor distT="0" distB="0" distL="114300" distR="114300" simplePos="0" relativeHeight="252288512" behindDoc="0" locked="0" layoutInCell="1" allowOverlap="1" wp14:anchorId="4234AABC" wp14:editId="66CFE9D3">
                   <wp:simplePos x="0" y="0"/>
                   <wp:positionH relativeFrom="column">
-                    <wp:posOffset>2836545</wp:posOffset>
+                    <wp:posOffset>2831465</wp:posOffset>
                   </wp:positionH>
                   <wp:positionV relativeFrom="paragraph">
-                    <wp:posOffset>237490</wp:posOffset>
+                    <wp:posOffset>96520</wp:posOffset>
                   </wp:positionV>
                   <wp:extent cx="428625" cy="428625"/>
                   <wp:effectExtent l="0" t="0" r="9525" b="0"/>
                   <wp:wrapNone/>
-                  <wp:docPr id="1540155526" name="Graphic 73" descr="Arrow: Straight with solid fill"/>
+                  <wp:docPr id="1332075850" name="Graphic 73" descr="Arrow: Straight with solid fill"/>
                   <wp:cNvGraphicFramePr>
                     <a:graphicFrameLocks xmlns:a="http://schemas.openxmlformats.org/drawingml/2006/main" noChangeAspect="1"/>
                   </wp:cNvGraphicFramePr>
@@ -5012,10 +5211,10 @@
                           <pic:cNvPicPr/>
                         </pic:nvPicPr>
                         <pic:blipFill>
-                          <a:blip r:embed="rId41">
+                          <a:blip r:embed="rId39">
                             <a:extLst>
                               <a:ext uri="{96DAC541-7B7A-43D3-8B79-37D633B846F1}">
-                                <asvg:svgBlip xmlns:asvg="http://schemas.microsoft.com/office/drawing/2016/SVG/main" r:embed="rId42"/>
+                                <asvg:svgBlip xmlns:asvg="http://schemas.microsoft.com/office/drawing/2016/SVG/main" r:embed="rId40"/>
                               </a:ext>
                             </a:extLst>
                           </a:blip>
@@ -5052,18 +5251,18 @@
                 <w:color w:val="275317" w:themeColor="accent6" w:themeShade="80"/>
               </w:rPr>
               <w:drawing>
-                <wp:anchor distT="0" distB="0" distL="114300" distR="114300" simplePos="0" relativeHeight="251716608" behindDoc="0" locked="0" layoutInCell="1" allowOverlap="1" wp14:anchorId="476381E0" wp14:editId="0DF3DD5A">
+                <wp:anchor distT="0" distB="0" distL="114300" distR="114300" simplePos="0" relativeHeight="252040704" behindDoc="0" locked="0" layoutInCell="1" allowOverlap="1" wp14:anchorId="2237D340" wp14:editId="2EA8C6BA">
                   <wp:simplePos x="0" y="0"/>
                   <wp:positionH relativeFrom="column">
                     <wp:posOffset>-3175</wp:posOffset>
                   </wp:positionH>
                   <wp:positionV relativeFrom="paragraph">
-                    <wp:posOffset>1905</wp:posOffset>
+                    <wp:posOffset>1270</wp:posOffset>
                   </wp:positionV>
                   <wp:extent cx="576000" cy="576000"/>
                   <wp:effectExtent l="0" t="0" r="0" b="0"/>
                   <wp:wrapSquare wrapText="bothSides"/>
-                  <wp:docPr id="1659974130" name="Graphic 55" descr="Glasses with solid fill"/>
+                  <wp:docPr id="2115485151" name="Graphic 54" descr="N95 mask outline"/>
                   <wp:cNvGraphicFramePr>
                     <a:graphicFrameLocks xmlns:a="http://schemas.openxmlformats.org/drawingml/2006/main" noChangeAspect="1"/>
                   </wp:cNvGraphicFramePr>
@@ -5071,7 +5270,7 @@
                     <a:graphicData uri="http://schemas.openxmlformats.org/drawingml/2006/picture">
                       <pic:pic xmlns:pic="http://schemas.openxmlformats.org/drawingml/2006/picture">
                         <pic:nvPicPr>
-                          <pic:cNvPr id="1659974130" name="Graphic 1659974130" descr="Glasses with solid fill"/>
+                          <pic:cNvPr id="2115485151" name="Graphic 2115485151" descr="N95 mask outline"/>
                           <pic:cNvPicPr/>
                         </pic:nvPicPr>
                         <pic:blipFill>
@@ -5107,7 +5306,7 @@
                 <w:bCs/>
                 <w:color w:val="275317" w:themeColor="accent6" w:themeShade="80"/>
               </w:rPr>
-              <w:t>E</w:t>
+              <w:t>RESPIRATORY PROTECTION</w:t>
             </w:r>
             <w:r>
               <w:rPr>
@@ -5115,34 +5314,32 @@
                 <w:bCs/>
                 <w:color w:val="275317" w:themeColor="accent6" w:themeShade="80"/>
               </w:rPr>
-              <w:t>YE PROTECTION</w:t>
-            </w:r>
-            <w:r>
-              <w:rPr>
-                <w:color w:val="275317" w:themeColor="accent6" w:themeShade="80"/>
+              <w:br/>
+            </w:r>
+            <w:r>
+              <w:rPr>
+                <w:color w:val="000000" w:themeColor="text1"/>
+              </w:rPr>
+              <w:t xml:space="preserve">Some treatments may release vapours, aerosols, or dust. Key </w:t>
+            </w:r>
+            <w:r>
+              <w:rPr>
+                <w:color w:val="000000" w:themeColor="text1"/>
+              </w:rPr>
+              <w:br/>
+              <w:t>p</w:t>
+            </w:r>
+            <w:r>
+              <w:rPr>
+                <w:color w:val="000000" w:themeColor="text1"/>
+              </w:rPr>
+              <w:t>oints</w:t>
+            </w:r>
+            <w:r>
+              <w:rPr>
+                <w:color w:val="000000" w:themeColor="text1"/>
               </w:rPr>
               <w:t xml:space="preserve"> </w:t>
-            </w:r>
-            <w:r>
-              <w:br/>
-            </w:r>
-            <w:r>
-              <w:t>Eye protection helps prevent splashes or accidental contact. This may be particularly relevant</w:t>
-            </w:r>
-          </w:p>
-          <w:p>
-            <w:pPr>
-              <w:pStyle w:val="NoSpacing"/>
-              <w:rPr>
-                <w:sz w:val="20"/>
-                <w:szCs w:val="20"/>
-              </w:rPr>
-            </w:pPr>
-            <w:r>
-              <w:t xml:space="preserve">                      </w:t>
-            </w:r>
-            <w:r>
-              <w:t>when</w:t>
             </w:r>
           </w:p>
         </w:tc>
@@ -5165,7 +5362,7 @@
               </w:numPr>
             </w:pPr>
             <w:r>
-              <w:t>Handling liquids</w:t>
+              <w:t>may be recommended for certain products or methods</w:t>
             </w:r>
           </w:p>
           <w:p>
@@ -5177,7 +5374,7 @@
               </w:numPr>
             </w:pPr>
             <w:r>
-              <w:t>Working at awkward angles</w:t>
+              <w:t>check the product label for specific requirements</w:t>
             </w:r>
           </w:p>
           <w:p>
@@ -5187,259 +5384,6 @@
                 <w:ilvl w:val="0"/>
                 <w:numId w:val="7"/>
               </w:numPr>
-            </w:pPr>
-            <w:r>
-              <w:t xml:space="preserve">Applying </w:t>
-            </w:r>
-            <w:r>
-              <w:t>treatments</w:t>
-            </w:r>
-            <w:r>
-              <w:t xml:space="preserve"> in windy conditions</w:t>
-            </w:r>
-          </w:p>
-        </w:tc>
-      </w:tr>
-      <w:tr>
-        <w:tc>
-          <w:tcPr>
-            <w:tcW w:w="2497" w:type="pct"/>
-          </w:tcPr>
-          <w:p>
-            <w:pPr>
-              <w:pStyle w:val="NoSpacing"/>
-              <w:rPr>
-                <w:b/>
-                <w:bCs/>
-                <w:color w:val="275317" w:themeColor="accent6" w:themeShade="80"/>
-              </w:rPr>
-            </w:pPr>
-          </w:p>
-          <w:p>
-            <w:pPr>
-              <w:pStyle w:val="NoSpacing"/>
-              <w:rPr>
-                <w:b/>
-                <w:bCs/>
-                <w:color w:val="275317" w:themeColor="accent6" w:themeShade="80"/>
-                <w:sz w:val="20"/>
-                <w:szCs w:val="20"/>
-              </w:rPr>
-            </w:pPr>
-            <w:r>
-              <w:rPr>
-                <w:b/>
-                <w:bCs/>
-                <w:noProof/>
-                <w:color w:val="4EA72E" w:themeColor="accent6"/>
-                <w:sz w:val="20"/>
-                <w:szCs w:val="20"/>
-              </w:rPr>
-              <w:drawing>
-                <wp:anchor distT="0" distB="0" distL="114300" distR="114300" simplePos="0" relativeHeight="251781120" behindDoc="0" locked="0" layoutInCell="1" allowOverlap="1" wp14:anchorId="4234AABC" wp14:editId="3A9A24AA">
-                  <wp:simplePos x="0" y="0"/>
-                  <wp:positionH relativeFrom="column">
-                    <wp:posOffset>2831465</wp:posOffset>
-                  </wp:positionH>
-                  <wp:positionV relativeFrom="paragraph">
-                    <wp:posOffset>96520</wp:posOffset>
-                  </wp:positionV>
-                  <wp:extent cx="428625" cy="428625"/>
-                  <wp:effectExtent l="0" t="0" r="9525" b="0"/>
-                  <wp:wrapNone/>
-                  <wp:docPr id="1332075850" name="Graphic 73" descr="Arrow: Straight with solid fill"/>
-                  <wp:cNvGraphicFramePr>
-                    <a:graphicFrameLocks xmlns:a="http://schemas.openxmlformats.org/drawingml/2006/main" noChangeAspect="1"/>
-                  </wp:cNvGraphicFramePr>
-                  <a:graphic xmlns:a="http://schemas.openxmlformats.org/drawingml/2006/main">
-                    <a:graphicData uri="http://schemas.openxmlformats.org/drawingml/2006/picture">
-                      <pic:pic xmlns:pic="http://schemas.openxmlformats.org/drawingml/2006/picture">
-                        <pic:nvPicPr>
-                          <pic:cNvPr id="239769387" name="Graphic 239769387" descr="Arrow: Straight with solid fill"/>
-                          <pic:cNvPicPr/>
-                        </pic:nvPicPr>
-                        <pic:blipFill>
-                          <a:blip r:embed="rId41">
-                            <a:extLst>
-                              <a:ext uri="{96DAC541-7B7A-43D3-8B79-37D633B846F1}">
-                                <asvg:svgBlip xmlns:asvg="http://schemas.microsoft.com/office/drawing/2016/SVG/main" r:embed="rId42"/>
-                              </a:ext>
-                            </a:extLst>
-                          </a:blip>
-                          <a:stretch>
-                            <a:fillRect/>
-                          </a:stretch>
-                        </pic:blipFill>
-                        <pic:spPr>
-                          <a:xfrm rot="10800000">
-                            <a:off x="0" y="0"/>
-                            <a:ext cx="428625" cy="428625"/>
-                          </a:xfrm>
-                          <a:prstGeom prst="rect">
-                            <a:avLst/>
-                          </a:prstGeom>
-                        </pic:spPr>
-                      </pic:pic>
-                    </a:graphicData>
-                  </a:graphic>
-                  <wp14:sizeRelH relativeFrom="margin">
-                    <wp14:pctWidth>0</wp14:pctWidth>
-                  </wp14:sizeRelH>
-                  <wp14:sizeRelV relativeFrom="margin">
-                    <wp14:pctHeight>0</wp14:pctHeight>
-                  </wp14:sizeRelV>
-                </wp:anchor>
-              </w:drawing>
-            </w:r>
-            <w:r>
-              <w:rPr>
-                <w:b/>
-                <w:bCs/>
-                <w:noProof/>
-                <w:color w:val="275317" w:themeColor="accent6" w:themeShade="80"/>
-              </w:rPr>
-              <w:drawing>
-                <wp:anchor distT="0" distB="0" distL="114300" distR="114300" simplePos="0" relativeHeight="251715584" behindDoc="0" locked="0" layoutInCell="1" allowOverlap="1" wp14:anchorId="2237D340" wp14:editId="33744BBE">
-                  <wp:simplePos x="0" y="0"/>
-                  <wp:positionH relativeFrom="column">
-                    <wp:posOffset>-3175</wp:posOffset>
-                  </wp:positionH>
-                  <wp:positionV relativeFrom="paragraph">
-                    <wp:posOffset>1270</wp:posOffset>
-                  </wp:positionV>
-                  <wp:extent cx="576000" cy="576000"/>
-                  <wp:effectExtent l="0" t="0" r="0" b="0"/>
-                  <wp:wrapSquare wrapText="bothSides"/>
-                  <wp:docPr id="2115485151" name="Graphic 54" descr="N95 mask outline"/>
-                  <wp:cNvGraphicFramePr>
-                    <a:graphicFrameLocks xmlns:a="http://schemas.openxmlformats.org/drawingml/2006/main" noChangeAspect="1"/>
-                  </wp:cNvGraphicFramePr>
-                  <a:graphic xmlns:a="http://schemas.openxmlformats.org/drawingml/2006/main">
-                    <a:graphicData uri="http://schemas.openxmlformats.org/drawingml/2006/picture">
-                      <pic:pic xmlns:pic="http://schemas.openxmlformats.org/drawingml/2006/picture">
-                        <pic:nvPicPr>
-                          <pic:cNvPr id="2115485151" name="Graphic 2115485151" descr="N95 mask outline"/>
-                          <pic:cNvPicPr/>
-                        </pic:nvPicPr>
-                        <pic:blipFill>
-                          <a:blip r:embed="rId47">
-                            <a:extLst>
-                              <a:ext uri="{96DAC541-7B7A-43D3-8B79-37D633B846F1}">
-                                <asvg:svgBlip xmlns:asvg="http://schemas.microsoft.com/office/drawing/2016/SVG/main" r:embed="rId48"/>
-                              </a:ext>
-                            </a:extLst>
-                          </a:blip>
-                          <a:stretch>
-                            <a:fillRect/>
-                          </a:stretch>
-                        </pic:blipFill>
-                        <pic:spPr>
-                          <a:xfrm>
-                            <a:off x="0" y="0"/>
-                            <a:ext cx="576000" cy="576000"/>
-                          </a:xfrm>
-                          <a:prstGeom prst="rect">
-                            <a:avLst/>
-                          </a:prstGeom>
-                        </pic:spPr>
-                      </pic:pic>
-                    </a:graphicData>
-                  </a:graphic>
-                </wp:anchor>
-              </w:drawing>
-            </w:r>
-            <w:r>
-              <w:rPr>
-                <w:b/>
-                <w:bCs/>
-                <w:color w:val="275317" w:themeColor="accent6" w:themeShade="80"/>
-              </w:rPr>
-              <w:t>R</w:t>
-            </w:r>
-            <w:r>
-              <w:rPr>
-                <w:b/>
-                <w:bCs/>
-                <w:color w:val="275317" w:themeColor="accent6" w:themeShade="80"/>
-              </w:rPr>
-              <w:t>ESPIRATORY PROTECTION</w:t>
-            </w:r>
-            <w:r>
-              <w:rPr>
-                <w:b/>
-                <w:bCs/>
-                <w:color w:val="275317" w:themeColor="accent6" w:themeShade="80"/>
-              </w:rPr>
-              <w:br/>
-            </w:r>
-            <w:r>
-              <w:rPr>
-                <w:color w:val="000000" w:themeColor="text1"/>
-              </w:rPr>
-              <w:t xml:space="preserve">Some treatments may release vapours, aerosols, or dust. Key </w:t>
-            </w:r>
-            <w:r>
-              <w:rPr>
-                <w:color w:val="000000" w:themeColor="text1"/>
-              </w:rPr>
-              <w:br/>
-              <w:t>p</w:t>
-            </w:r>
-            <w:r>
-              <w:rPr>
-                <w:color w:val="000000" w:themeColor="text1"/>
-              </w:rPr>
-              <w:t>oints</w:t>
-            </w:r>
-            <w:r>
-              <w:rPr>
-                <w:color w:val="000000" w:themeColor="text1"/>
-              </w:rPr>
-              <w:t xml:space="preserve"> </w:t>
-            </w:r>
-          </w:p>
-        </w:tc>
-        <w:tc>
-          <w:tcPr>
-            <w:tcW w:w="2503" w:type="pct"/>
-          </w:tcPr>
-          <w:p>
-            <w:pPr>
-              <w:pStyle w:val="NoSpacing"/>
-              <w:ind w:left="720"/>
-            </w:pPr>
-          </w:p>
-          <w:p>
-            <w:pPr>
-              <w:pStyle w:val="NoSpacing"/>
-              <w:numPr>
-                <w:ilvl w:val="0"/>
-                <w:numId w:val="7"/>
-              </w:numPr>
-            </w:pPr>
-            <w:r>
-              <w:t>may be recommended for certain products or methods</w:t>
-            </w:r>
-          </w:p>
-          <w:p>
-            <w:pPr>
-              <w:pStyle w:val="NoSpacing"/>
-              <w:numPr>
-                <w:ilvl w:val="0"/>
-                <w:numId w:val="7"/>
-              </w:numPr>
-            </w:pPr>
-            <w:r>
-              <w:t>check the product label for specific requirements</w:t>
-            </w:r>
-          </w:p>
-          <w:p>
-            <w:pPr>
-              <w:pStyle w:val="NoSpacing"/>
-              <w:numPr>
-                <w:ilvl w:val="0"/>
-                <w:numId w:val="7"/>
-              </w:numPr>
               <w:rPr>
                 <w:sz w:val="20"/>
                 <w:szCs w:val="20"/>
@@ -5452,15 +5396,6 @@
         </w:tc>
       </w:tr>
     </w:tbl>
-    <w:p>
-      <w:pPr>
-        <w:pStyle w:val="NoSpacing"/>
-        <w:rPr>
-          <w:sz w:val="20"/>
-          <w:szCs w:val="20"/>
-        </w:rPr>
-      </w:pPr>
-    </w:p>
     <w:p>
       <w:pPr>
         <w:pStyle w:val="NoSpacing"/>
@@ -5510,12 +5445,438 @@
           <w:b/>
           <w:bCs/>
           <w:noProof/>
+          <w:sz w:val="20"/>
+          <w:szCs w:val="20"/>
+        </w:rPr>
+        <w:lastRenderedPageBreak/>
+        <mc:AlternateContent>
+          <mc:Choice Requires="wpg">
+            <w:drawing>
+              <wp:anchor distT="0" distB="0" distL="114300" distR="114300" simplePos="0" relativeHeight="252433920" behindDoc="0" locked="0" layoutInCell="1" allowOverlap="1" wp14:anchorId="6A5B7BC4" wp14:editId="70580FEC">
+                <wp:simplePos x="0" y="0"/>
+                <wp:positionH relativeFrom="column">
+                  <wp:posOffset>-1196340</wp:posOffset>
+                </wp:positionH>
+                <wp:positionV relativeFrom="paragraph">
+                  <wp:posOffset>-899160</wp:posOffset>
+                </wp:positionV>
+                <wp:extent cx="8168640" cy="914400"/>
+                <wp:effectExtent l="0" t="0" r="22860" b="19050"/>
+                <wp:wrapNone/>
+                <wp:docPr id="1444487393" name="Group 35"/>
+                <wp:cNvGraphicFramePr/>
+                <a:graphic xmlns:a="http://schemas.openxmlformats.org/drawingml/2006/main">
+                  <a:graphicData uri="http://schemas.microsoft.com/office/word/2010/wordprocessingGroup">
+                    <wpg:wgp>
+                      <wpg:cNvGrpSpPr/>
+                      <wpg:grpSpPr>
+                        <a:xfrm>
+                          <a:off x="0" y="0"/>
+                          <a:ext cx="8168640" cy="914400"/>
+                          <a:chOff x="-7620" y="0"/>
+                          <a:chExt cx="8168640" cy="914400"/>
+                        </a:xfrm>
+                      </wpg:grpSpPr>
+                      <wpg:grpSp>
+                        <wpg:cNvPr id="402920298" name="Group 34"/>
+                        <wpg:cNvGrpSpPr/>
+                        <wpg:grpSpPr>
+                          <a:xfrm>
+                            <a:off x="-7620" y="0"/>
+                            <a:ext cx="8168640" cy="914400"/>
+                            <a:chOff x="-7620" y="0"/>
+                            <a:chExt cx="8168640" cy="914400"/>
+                          </a:xfrm>
+                        </wpg:grpSpPr>
+                        <wps:wsp>
+                          <wps:cNvPr id="1313778011" name="Rectangle 4"/>
+                          <wps:cNvSpPr/>
+                          <wps:spPr>
+                            <a:xfrm>
+                              <a:off x="2636520" y="0"/>
+                              <a:ext cx="5524500" cy="914400"/>
+                            </a:xfrm>
+                            <a:prstGeom prst="rect">
+                              <a:avLst/>
+                            </a:prstGeom>
+                            <a:solidFill>
+                              <a:srgbClr val="4EA72E">
+                                <a:lumMod val="50000"/>
+                              </a:srgbClr>
+                            </a:solidFill>
+                            <a:ln w="12700" cap="flat" cmpd="sng" algn="ctr">
+                              <a:solidFill>
+                                <a:srgbClr val="4EA72E">
+                                  <a:lumMod val="50000"/>
+                                </a:srgbClr>
+                              </a:solidFill>
+                              <a:prstDash val="solid"/>
+                              <a:miter lim="800000"/>
+                            </a:ln>
+                            <a:effectLst/>
+                          </wps:spPr>
+                          <wps:txbx>
+                            <w:txbxContent>
+                              <w:p>
+                                <w:pPr>
+                                  <w:pStyle w:val="NoSpacing"/>
+                                  <w:rPr>
+                                    <w:color w:val="FFFFFF" w:themeColor="background1"/>
+                                  </w:rPr>
+                                </w:pPr>
+                                <w:r>
+                                  <w:rPr>
+                                    <w:color w:val="FFFFFF" w:themeColor="background1"/>
+                                    <w:sz w:val="40"/>
+                                    <w:szCs w:val="40"/>
+                                  </w:rPr>
+                                  <w:t xml:space="preserve">    </w:t>
+                                </w:r>
+                                <w:r>
+                                  <w:rPr>
+                                    <w:b/>
+                                    <w:bCs/>
+                                    <w:color w:val="FFFFFF" w:themeColor="background1"/>
+                                    <w:sz w:val="44"/>
+                                    <w:szCs w:val="44"/>
+                                  </w:rPr>
+                                  <w:t>PPE FOR VARROA TREATMENTS</w:t>
+                                </w:r>
+                                <w:r>
+                                  <w:rPr>
+                                    <w:color w:val="FFFFFF" w:themeColor="background1"/>
+                                    <w:sz w:val="44"/>
+                                    <w:szCs w:val="44"/>
+                                  </w:rPr>
+                                  <w:br/>
+                                </w:r>
+                                <w:r>
+                                  <w:rPr>
+                                    <w:color w:val="FFFFFF" w:themeColor="background1"/>
+                                    <w:sz w:val="22"/>
+                                    <w:szCs w:val="22"/>
+                                  </w:rPr>
+                                  <w:t xml:space="preserve">       A practical UK guide to protecting yourself when managing varroa mites</w:t>
+                                </w:r>
+                              </w:p>
+                            </w:txbxContent>
+                          </wps:txbx>
+                          <wps:bodyPr rot="0" spcFirstLastPara="0" vertOverflow="overflow" horzOverflow="overflow" vert="horz" wrap="square" lIns="91440" tIns="45720" rIns="91440" bIns="45720" numCol="1" spcCol="0" rtlCol="0" fromWordArt="0" anchor="ctr" anchorCtr="0" forceAA="0" compatLnSpc="1">
+                            <a:prstTxWarp prst="textNoShape">
+                              <a:avLst/>
+                            </a:prstTxWarp>
+                            <a:noAutofit/>
+                          </wps:bodyPr>
+                        </wps:wsp>
+                        <wps:wsp>
+                          <wps:cNvPr id="2049829885" name="Rectangle: Rounded Corners 2"/>
+                          <wps:cNvSpPr/>
+                          <wps:spPr>
+                            <a:xfrm>
+                              <a:off x="-7620" y="0"/>
+                              <a:ext cx="2834640" cy="912495"/>
+                            </a:xfrm>
+                            <a:prstGeom prst="roundRect">
+                              <a:avLst>
+                                <a:gd name="adj" fmla="val 27778"/>
+                              </a:avLst>
+                            </a:prstGeom>
+                            <a:solidFill>
+                              <a:sysClr val="windowText" lastClr="000000"/>
+                            </a:solidFill>
+                            <a:ln w="12700" cap="flat" cmpd="sng" algn="ctr">
+                              <a:solidFill>
+                                <a:sysClr val="windowText" lastClr="000000"/>
+                              </a:solidFill>
+                              <a:prstDash val="solid"/>
+                              <a:miter lim="800000"/>
+                            </a:ln>
+                            <a:effectLst/>
+                          </wps:spPr>
+                          <wps:txbx>
+                            <w:txbxContent>
+                              <w:p>
+                                <w:pPr>
+                                  <w:pStyle w:val="NoSpacing"/>
+                                </w:pPr>
+                                <w:r>
+                                  <w:rPr>
+                                    <w:color w:val="FFC000"/>
+                                    <w:sz w:val="52"/>
+                                    <w:szCs w:val="52"/>
+                                  </w:rPr>
+                                  <w:t xml:space="preserve">          </w:t>
+                                </w:r>
+                                <w:proofErr w:type="spellStart"/>
+                                <w:r>
+                                  <w:rPr>
+                                    <w:color w:val="FFC000"/>
+                                    <w:sz w:val="44"/>
+                                    <w:szCs w:val="44"/>
+                                  </w:rPr>
+                                  <w:t>BeezKnees</w:t>
+                                </w:r>
+                                <w:proofErr w:type="spellEnd"/>
+                                <w:r>
+                                  <w:rPr>
+                                    <w:sz w:val="48"/>
+                                    <w:szCs w:val="48"/>
+                                  </w:rPr>
+                                  <w:br/>
+                                </w:r>
+                                <w:r>
+                                  <w:rPr>
+                                    <w:sz w:val="22"/>
+                                    <w:szCs w:val="22"/>
+                                  </w:rPr>
+                                  <w:t xml:space="preserve">                         P</w:t>
+                                </w:r>
+                                <w:r>
+                                  <w:rPr>
+                                    <w:sz w:val="22"/>
+                                    <w:szCs w:val="22"/>
+                                  </w:rPr>
+                                  <w:t>ractical beekeepin</w:t>
+                                </w:r>
+                                <w:r>
+                                  <w:rPr>
+                                    <w:sz w:val="22"/>
+                                    <w:szCs w:val="22"/>
+                                  </w:rPr>
+                                  <w:t>g</w:t>
+                                </w:r>
+                                <w:r>
+                                  <w:rPr>
+                                    <w:sz w:val="22"/>
+                                    <w:szCs w:val="22"/>
+                                  </w:rPr>
+                                  <w:t xml:space="preserve"> for </w:t>
+                                </w:r>
+                                <w:r>
+                                  <w:rPr>
+                                    <w:sz w:val="22"/>
+                                    <w:szCs w:val="22"/>
+                                  </w:rPr>
+                                  <w:br/>
+                                  <w:t xml:space="preserve">                         </w:t>
+                                </w:r>
+                                <w:r>
+                                  <w:rPr>
+                                    <w:sz w:val="22"/>
+                                    <w:szCs w:val="22"/>
+                                  </w:rPr>
+                                  <w:t>every season</w:t>
+                                </w:r>
+                              </w:p>
+                            </w:txbxContent>
+                          </wps:txbx>
+                          <wps:bodyPr rot="0" spcFirstLastPara="0" vertOverflow="overflow" horzOverflow="overflow" vert="horz" wrap="square" lIns="91440" tIns="45720" rIns="91440" bIns="45720" numCol="1" spcCol="0" rtlCol="0" fromWordArt="0" anchor="ctr" anchorCtr="0" forceAA="0" compatLnSpc="1">
+                            <a:prstTxWarp prst="textNoShape">
+                              <a:avLst/>
+                            </a:prstTxWarp>
+                            <a:noAutofit/>
+                          </wps:bodyPr>
+                        </wps:wsp>
+                      </wpg:grpSp>
+                      <pic:pic xmlns:pic="http://schemas.openxmlformats.org/drawingml/2006/picture">
+                        <pic:nvPicPr>
+                          <pic:cNvPr id="377825792" name="Picture 4"/>
+                          <pic:cNvPicPr>
+                            <a:picLocks noChangeAspect="1"/>
+                          </pic:cNvPicPr>
+                        </pic:nvPicPr>
+                        <pic:blipFill>
+                          <a:blip r:embed="rId8" cstate="print">
+                            <a:extLst>
+                              <a:ext uri="{28A0092B-C50C-407E-A947-70E740481C1C}">
+                                <a14:useLocalDpi xmlns:a14="http://schemas.microsoft.com/office/drawing/2010/main" val="0"/>
+                              </a:ext>
+                            </a:extLst>
+                          </a:blip>
+                          <a:stretch>
+                            <a:fillRect/>
+                          </a:stretch>
+                        </pic:blipFill>
+                        <pic:spPr>
+                          <a:xfrm>
+                            <a:off x="182880" y="137160"/>
+                            <a:ext cx="601980" cy="667385"/>
+                          </a:xfrm>
+                          <a:prstGeom prst="rect">
+                            <a:avLst/>
+                          </a:prstGeom>
+                        </pic:spPr>
+                      </pic:pic>
+                    </wpg:wgp>
+                  </a:graphicData>
+                </a:graphic>
+                <wp14:sizeRelH relativeFrom="margin">
+                  <wp14:pctWidth>0</wp14:pctWidth>
+                </wp14:sizeRelH>
+              </wp:anchor>
+            </w:drawing>
+          </mc:Choice>
+          <mc:Fallback>
+            <w:pict>
+              <v:group w14:anchorId="6A5B7BC4" id="_x0000_s1038" style="position:absolute;margin-left:-94.2pt;margin-top:-70.8pt;width:643.2pt;height:1in;z-index:252433920;mso-width-relative:margin" coordorigin="-76" coordsize="81686,9144" o:gfxdata="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">
+                <v:group id="Group 34" o:spid="_x0000_s1039" style="position:absolute;left:-76;width:81686;height:9144" coordorigin="-76" coordsize="81686,9144" o:gfxdata="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">
+                  <v:rect id="Rectangle 4" o:spid="_x0000_s1040" style="position:absolute;left:26365;width:55245;height:9144;visibility:visible;mso-wrap-style:square;v-text-anchor:middle" o:gfxdata="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" fillcolor="#275317" strokecolor="#275317" strokeweight="1pt">
+                    <v:textbox>
+                      <w:txbxContent>
+                        <w:p>
+                          <w:pPr>
+                            <w:pStyle w:val="NoSpacing"/>
+                            <w:rPr>
+                              <w:color w:val="FFFFFF" w:themeColor="background1"/>
+                            </w:rPr>
+                          </w:pPr>
+                          <w:r>
+                            <w:rPr>
+                              <w:color w:val="FFFFFF" w:themeColor="background1"/>
+                              <w:sz w:val="40"/>
+                              <w:szCs w:val="40"/>
+                            </w:rPr>
+                            <w:t xml:space="preserve">    </w:t>
+                          </w:r>
+                          <w:r>
+                            <w:rPr>
+                              <w:b/>
+                              <w:bCs/>
+                              <w:color w:val="FFFFFF" w:themeColor="background1"/>
+                              <w:sz w:val="44"/>
+                              <w:szCs w:val="44"/>
+                            </w:rPr>
+                            <w:t>PPE FOR VARROA TREATMENTS</w:t>
+                          </w:r>
+                          <w:r>
+                            <w:rPr>
+                              <w:color w:val="FFFFFF" w:themeColor="background1"/>
+                              <w:sz w:val="44"/>
+                              <w:szCs w:val="44"/>
+                            </w:rPr>
+                            <w:br/>
+                          </w:r>
+                          <w:r>
+                            <w:rPr>
+                              <w:color w:val="FFFFFF" w:themeColor="background1"/>
+                              <w:sz w:val="22"/>
+                              <w:szCs w:val="22"/>
+                            </w:rPr>
+                            <w:t xml:space="preserve">       A practical UK guide to protecting yourself when managing varroa mites</w:t>
+                          </w:r>
+                        </w:p>
+                      </w:txbxContent>
+                    </v:textbox>
+                  </v:rect>
+                  <v:roundrect id="Rectangle: Rounded Corners 2" o:spid="_x0000_s1041" style="position:absolute;left:-76;width:28346;height:9124;visibility:visible;mso-wrap-style:square;v-text-anchor:middle" arcsize="18204f" o:gfxdata="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" fillcolor="windowText" strokecolor="windowText" strokeweight="1pt">
+                    <v:stroke joinstyle="miter"/>
+                    <v:textbox>
+                      <w:txbxContent>
+                        <w:p>
+                          <w:pPr>
+                            <w:pStyle w:val="NoSpacing"/>
+                          </w:pPr>
+                          <w:r>
+                            <w:rPr>
+                              <w:color w:val="FFC000"/>
+                              <w:sz w:val="52"/>
+                              <w:szCs w:val="52"/>
+                            </w:rPr>
+                            <w:t xml:space="preserve">          </w:t>
+                          </w:r>
+                          <w:proofErr w:type="spellStart"/>
+                          <w:r>
+                            <w:rPr>
+                              <w:color w:val="FFC000"/>
+                              <w:sz w:val="44"/>
+                              <w:szCs w:val="44"/>
+                            </w:rPr>
+                            <w:t>BeezKnees</w:t>
+                          </w:r>
+                          <w:proofErr w:type="spellEnd"/>
+                          <w:r>
+                            <w:rPr>
+                              <w:sz w:val="48"/>
+                              <w:szCs w:val="48"/>
+                            </w:rPr>
+                            <w:br/>
+                          </w:r>
+                          <w:r>
+                            <w:rPr>
+                              <w:sz w:val="22"/>
+                              <w:szCs w:val="22"/>
+                            </w:rPr>
+                            <w:t xml:space="preserve">                         P</w:t>
+                          </w:r>
+                          <w:r>
+                            <w:rPr>
+                              <w:sz w:val="22"/>
+                              <w:szCs w:val="22"/>
+                            </w:rPr>
+                            <w:t>ractical beekeepin</w:t>
+                          </w:r>
+                          <w:r>
+                            <w:rPr>
+                              <w:sz w:val="22"/>
+                              <w:szCs w:val="22"/>
+                            </w:rPr>
+                            <w:t>g</w:t>
+                          </w:r>
+                          <w:r>
+                            <w:rPr>
+                              <w:sz w:val="22"/>
+                              <w:szCs w:val="22"/>
+                            </w:rPr>
+                            <w:t xml:space="preserve"> for </w:t>
+                          </w:r>
+                          <w:r>
+                            <w:rPr>
+                              <w:sz w:val="22"/>
+                              <w:szCs w:val="22"/>
+                            </w:rPr>
+                            <w:br/>
+                            <w:t xml:space="preserve">                         </w:t>
+                          </w:r>
+                          <w:r>
+                            <w:rPr>
+                              <w:sz w:val="22"/>
+                              <w:szCs w:val="22"/>
+                            </w:rPr>
+                            <w:t>every season</w:t>
+                          </w:r>
+                        </w:p>
+                      </w:txbxContent>
+                    </v:textbox>
+                  </v:roundrect>
+                </v:group>
+                <v:shape id="Picture 4" o:spid="_x0000_s1042" type="#_x0000_t75" style="position:absolute;left:1828;top:1371;width:6020;height:6674;visibility:visible;mso-wrap-style:square" o:gfxdata="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">
+                  <v:imagedata r:id="rId9" o:title=""/>
+                </v:shape>
+              </v:group>
+            </w:pict>
+          </mc:Fallback>
+        </mc:AlternateContent>
+      </w:r>
+    </w:p>
+    <w:p>
+      <w:pPr>
+        <w:pStyle w:val="NoSpacing"/>
+        <w:rPr>
+          <w:sz w:val="20"/>
+          <w:szCs w:val="20"/>
+        </w:rPr>
+      </w:pPr>
+      <w:r>
+        <w:rPr>
+          <w:b/>
+          <w:bCs/>
+          <w:noProof/>
           <w:color w:val="FFC000"/>
         </w:rPr>
         <mc:AlternateContent>
           <mc:Choice Requires="wps">
             <w:drawing>
-              <wp:anchor distT="0" distB="0" distL="114300" distR="114300" simplePos="0" relativeHeight="251807744" behindDoc="1" locked="0" layoutInCell="1" allowOverlap="1" wp14:anchorId="439ED87A" wp14:editId="7B8AC758">
+              <wp:anchor distT="0" distB="0" distL="114300" distR="114300" simplePos="0" relativeHeight="252397056" behindDoc="1" locked="0" layoutInCell="1" allowOverlap="1" wp14:anchorId="439ED87A" wp14:editId="548E2915">
                 <wp:simplePos x="0" y="0"/>
                 <wp:positionH relativeFrom="column">
                   <wp:posOffset>-638908</wp:posOffset>
@@ -5585,414 +5946,9 @@
           </mc:Choice>
           <mc:Fallback>
             <w:pict>
-              <v:roundrect w14:anchorId="2148EBD5" id="Rectangle: Rounded Corners 42" o:spid="_x0000_s1026" style="position:absolute;margin-left:-50.3pt;margin-top:15.05pt;width:201.75pt;height:227.55pt;z-index:-251508736;visibility:visible;mso-wrap-style:square;mso-width-percent:0;mso-height-percent:0;mso-wrap-distance-left:9pt;mso-wrap-distance-top:0;mso-wrap-distance-right:9pt;mso-wrap-distance-bottom:0;mso-position-horizontal:absolute;mso-position-horizontal-relative:text;mso-position-vertical:absolute;mso-position-vertical-relative:text;mso-width-percent:0;mso-height-percent:0;mso-width-relative:margin;mso-height-relative:margin;v-text-anchor:middle" arcsize="2306f" o:gfxdata="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" filled="f" strokecolor="#e8e8e8 [3214]" strokeweight="1pt">
+              <v:roundrect w14:anchorId="69A64F73" id="Rectangle: Rounded Corners 42" o:spid="_x0000_s1026" style="position:absolute;margin-left:-50.3pt;margin-top:15.05pt;width:201.75pt;height:227.55pt;z-index:-250919424;visibility:visible;mso-wrap-style:square;mso-width-percent:0;mso-height-percent:0;mso-wrap-distance-left:9pt;mso-wrap-distance-top:0;mso-wrap-distance-right:9pt;mso-wrap-distance-bottom:0;mso-position-horizontal:absolute;mso-position-horizontal-relative:text;mso-position-vertical:absolute;mso-position-vertical-relative:text;mso-width-percent:0;mso-height-percent:0;mso-width-relative:margin;mso-height-relative:margin;v-text-anchor:middle" arcsize="2306f" o:gfxdata="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" filled="f" strokecolor="#e8e8e8 [3214]" strokeweight="1pt">
                 <v:stroke joinstyle="miter"/>
               </v:roundrect>
-            </w:pict>
-          </mc:Fallback>
-        </mc:AlternateContent>
-      </w:r>
-      <w:r>
-        <w:rPr>
-          <w:b/>
-          <w:bCs/>
-          <w:noProof/>
-          <w:sz w:val="20"/>
-          <w:szCs w:val="20"/>
-        </w:rPr>
-        <mc:AlternateContent>
-          <mc:Choice Requires="wpg">
-            <w:drawing>
-              <wp:anchor distT="0" distB="0" distL="114300" distR="114300" simplePos="0" relativeHeight="251721728" behindDoc="0" locked="0" layoutInCell="1" allowOverlap="1" wp14:anchorId="315226E3" wp14:editId="0FE889D7">
-                <wp:simplePos x="0" y="0"/>
-                <wp:positionH relativeFrom="column">
-                  <wp:posOffset>-1165860</wp:posOffset>
-                </wp:positionH>
-                <wp:positionV relativeFrom="paragraph">
-                  <wp:posOffset>-906780</wp:posOffset>
-                </wp:positionV>
-                <wp:extent cx="8176260" cy="914400"/>
-                <wp:effectExtent l="0" t="0" r="15240" b="19050"/>
-                <wp:wrapNone/>
-                <wp:docPr id="1843406888" name="Group 45"/>
-                <wp:cNvGraphicFramePr/>
-                <a:graphic xmlns:a="http://schemas.openxmlformats.org/drawingml/2006/main">
-                  <a:graphicData uri="http://schemas.microsoft.com/office/word/2010/wordprocessingGroup">
-                    <wpg:wgp>
-                      <wpg:cNvGrpSpPr/>
-                      <wpg:grpSpPr>
-                        <a:xfrm>
-                          <a:off x="0" y="0"/>
-                          <a:ext cx="8176260" cy="914400"/>
-                          <a:chOff x="0" y="0"/>
-                          <a:chExt cx="8176260" cy="824230"/>
-                        </a:xfrm>
-                      </wpg:grpSpPr>
-                      <wps:wsp>
-                        <wps:cNvPr id="1200536542" name="Rectangle 4"/>
-                        <wps:cNvSpPr/>
-                        <wps:spPr>
-                          <a:xfrm>
-                            <a:off x="2651760" y="0"/>
-                            <a:ext cx="5524500" cy="824230"/>
-                          </a:xfrm>
-                          <a:prstGeom prst="rect">
-                            <a:avLst/>
-                          </a:prstGeom>
-                          <a:solidFill>
-                            <a:srgbClr val="4EA72E">
-                              <a:lumMod val="50000"/>
-                            </a:srgbClr>
-                          </a:solidFill>
-                          <a:ln w="12700" cap="flat" cmpd="sng" algn="ctr">
-                            <a:solidFill>
-                              <a:srgbClr val="4EA72E">
-                                <a:lumMod val="50000"/>
-                              </a:srgbClr>
-                            </a:solidFill>
-                            <a:prstDash val="solid"/>
-                            <a:miter lim="800000"/>
-                          </a:ln>
-                          <a:effectLst/>
-                        </wps:spPr>
-                        <wps:txbx>
-                          <w:txbxContent>
-                            <w:p>
-                              <w:pPr>
-                                <w:pStyle w:val="NoSpacing"/>
-                                <w:rPr>
-                                  <w:color w:val="FFFFFF" w:themeColor="background1"/>
-                                </w:rPr>
-                              </w:pPr>
-                              <w:r>
-                                <w:rPr>
-                                  <w:color w:val="FFFFFF" w:themeColor="background1"/>
-                                  <w:sz w:val="40"/>
-                                  <w:szCs w:val="40"/>
-                                </w:rPr>
-                                <w:t xml:space="preserve">    </w:t>
-                              </w:r>
-                              <w:r>
-                                <w:rPr>
-                                  <w:b/>
-                                  <w:bCs/>
-                                  <w:color w:val="FFFFFF" w:themeColor="background1"/>
-                                  <w:sz w:val="44"/>
-                                  <w:szCs w:val="44"/>
-                                </w:rPr>
-                                <w:t>PPE FOR VARROA TREATMENTS</w:t>
-                              </w:r>
-                              <w:r>
-                                <w:rPr>
-                                  <w:color w:val="FFFFFF" w:themeColor="background1"/>
-                                  <w:sz w:val="44"/>
-                                  <w:szCs w:val="44"/>
-                                </w:rPr>
-                                <w:br/>
-                              </w:r>
-                              <w:r>
-                                <w:rPr>
-                                  <w:color w:val="FFFFFF" w:themeColor="background1"/>
-                                  <w:sz w:val="22"/>
-                                  <w:szCs w:val="22"/>
-                                </w:rPr>
-                                <w:t xml:space="preserve">       A practical UK guide to protecting yourself when managing varroa mites</w:t>
-                              </w:r>
-                            </w:p>
-                          </w:txbxContent>
-                        </wps:txbx>
-                        <wps:bodyPr rot="0" spcFirstLastPara="0" vertOverflow="overflow" horzOverflow="overflow" vert="horz" wrap="square" lIns="91440" tIns="45720" rIns="91440" bIns="45720" numCol="1" spcCol="0" rtlCol="0" fromWordArt="0" anchor="ctr" anchorCtr="0" forceAA="0" compatLnSpc="1">
-                          <a:prstTxWarp prst="textNoShape">
-                            <a:avLst/>
-                          </a:prstTxWarp>
-                          <a:noAutofit/>
-                        </wps:bodyPr>
-                      </wps:wsp>
-                      <wps:wsp>
-                        <wps:cNvPr id="1351304981" name="Rectangle: Rounded Corners 2"/>
-                        <wps:cNvSpPr/>
-                        <wps:spPr>
-                          <a:xfrm>
-                            <a:off x="0" y="0"/>
-                            <a:ext cx="2834640" cy="822960"/>
-                          </a:xfrm>
-                          <a:prstGeom prst="roundRect">
-                            <a:avLst>
-                              <a:gd name="adj" fmla="val 27778"/>
-                            </a:avLst>
-                          </a:prstGeom>
-                          <a:solidFill>
-                            <a:sysClr val="windowText" lastClr="000000"/>
-                          </a:solidFill>
-                          <a:ln w="12700" cap="flat" cmpd="sng" algn="ctr">
-                            <a:solidFill>
-                              <a:sysClr val="windowText" lastClr="000000"/>
-                            </a:solidFill>
-                            <a:prstDash val="solid"/>
-                            <a:miter lim="800000"/>
-                          </a:ln>
-                          <a:effectLst/>
-                        </wps:spPr>
-                        <wps:txbx>
-                          <w:txbxContent>
-                            <w:p>
-                              <w:pPr>
-                                <w:pStyle w:val="NoSpacing"/>
-                              </w:pPr>
-                              <w:r>
-                                <w:rPr>
-                                  <w:color w:val="FFC000"/>
-                                  <w:sz w:val="52"/>
-                                  <w:szCs w:val="52"/>
-                                </w:rPr>
-                                <w:t xml:space="preserve">          </w:t>
-                              </w:r>
-                              <w:proofErr w:type="spellStart"/>
-                              <w:r>
-                                <w:rPr>
-                                  <w:color w:val="FFC000"/>
-                                  <w:sz w:val="44"/>
-                                  <w:szCs w:val="44"/>
-                                </w:rPr>
-                                <w:t>BeezKnees</w:t>
-                              </w:r>
-                              <w:proofErr w:type="spellEnd"/>
-                              <w:r>
-                                <w:rPr>
-                                  <w:sz w:val="48"/>
-                                  <w:szCs w:val="48"/>
-                                </w:rPr>
-                                <w:br/>
-                              </w:r>
-                              <w:r>
-                                <w:rPr>
-                                  <w:sz w:val="22"/>
-                                  <w:szCs w:val="22"/>
-                                </w:rPr>
-                                <w:t xml:space="preserve">                         P</w:t>
-                              </w:r>
-                              <w:r>
-                                <w:rPr>
-                                  <w:sz w:val="22"/>
-                                  <w:szCs w:val="22"/>
-                                </w:rPr>
-                                <w:t>ractical beekeepin</w:t>
-                              </w:r>
-                              <w:r>
-                                <w:rPr>
-                                  <w:sz w:val="22"/>
-                                  <w:szCs w:val="22"/>
-                                </w:rPr>
-                                <w:t>g</w:t>
-                              </w:r>
-                              <w:r>
-                                <w:rPr>
-                                  <w:sz w:val="22"/>
-                                  <w:szCs w:val="22"/>
-                                </w:rPr>
-                                <w:t xml:space="preserve"> for </w:t>
-                              </w:r>
-                              <w:r>
-                                <w:rPr>
-                                  <w:sz w:val="22"/>
-                                  <w:szCs w:val="22"/>
-                                </w:rPr>
-                                <w:br/>
-                                <w:t xml:space="preserve">                         </w:t>
-                              </w:r>
-                              <w:r>
-                                <w:rPr>
-                                  <w:sz w:val="22"/>
-                                  <w:szCs w:val="22"/>
-                                </w:rPr>
-                                <w:t>every season</w:t>
-                              </w:r>
-                            </w:p>
-                          </w:txbxContent>
-                        </wps:txbx>
-                        <wps:bodyPr rot="0" spcFirstLastPara="0" vertOverflow="overflow" horzOverflow="overflow" vert="horz" wrap="square" lIns="91440" tIns="45720" rIns="91440" bIns="45720" numCol="1" spcCol="0" rtlCol="0" fromWordArt="0" anchor="ctr" anchorCtr="0" forceAA="0" compatLnSpc="1">
-                          <a:prstTxWarp prst="textNoShape">
-                            <a:avLst/>
-                          </a:prstTxWarp>
-                          <a:noAutofit/>
-                        </wps:bodyPr>
-                      </wps:wsp>
-                      <pic:pic xmlns:pic="http://schemas.openxmlformats.org/drawingml/2006/picture">
-                        <pic:nvPicPr>
-                          <pic:cNvPr id="1341062098" name="Picture 4"/>
-                          <pic:cNvPicPr>
-                            <a:picLocks noChangeAspect="1"/>
-                          </pic:cNvPicPr>
-                        </pic:nvPicPr>
-                        <pic:blipFill>
-                          <a:blip r:embed="rId31" cstate="print">
-                            <a:extLst>
-                              <a:ext uri="{28A0092B-C50C-407E-A947-70E740481C1C}">
-                                <a14:useLocalDpi xmlns:a14="http://schemas.microsoft.com/office/drawing/2010/main" val="0"/>
-                              </a:ext>
-                            </a:extLst>
-                          </a:blip>
-                          <a:stretch>
-                            <a:fillRect/>
-                          </a:stretch>
-                        </pic:blipFill>
-                        <pic:spPr>
-                          <a:xfrm>
-                            <a:off x="198120" y="121920"/>
-                            <a:ext cx="601980" cy="601980"/>
-                          </a:xfrm>
-                          <a:prstGeom prst="rect">
-                            <a:avLst/>
-                          </a:prstGeom>
-                        </pic:spPr>
-                      </pic:pic>
-                    </wpg:wgp>
-                  </a:graphicData>
-                </a:graphic>
-                <wp14:sizeRelH relativeFrom="margin">
-                  <wp14:pctWidth>0</wp14:pctWidth>
-                </wp14:sizeRelH>
-                <wp14:sizeRelV relativeFrom="margin">
-                  <wp14:pctHeight>0</wp14:pctHeight>
-                </wp14:sizeRelV>
-              </wp:anchor>
-            </w:drawing>
-          </mc:Choice>
-          <mc:Fallback>
-            <w:pict>
-              <v:group w14:anchorId="315226E3" id="_x0000_s1037" style="position:absolute;margin-left:-91.8pt;margin-top:-71.4pt;width:643.8pt;height:1in;z-index:251721728;mso-width-relative:margin;mso-height-relative:margin" coordsize="81762,8242" o:gfxdata="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">
-                <v:rect id="Rectangle 4" o:spid="_x0000_s1038" style="position:absolute;left:26517;width:55245;height:8242;visibility:visible;mso-wrap-style:square;v-text-anchor:middle" o:gfxdata="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" fillcolor="#275317" strokecolor="#275317" strokeweight="1pt">
-                  <v:textbox>
-                    <w:txbxContent>
-                      <w:p>
-                        <w:pPr>
-                          <w:pStyle w:val="NoSpacing"/>
-                          <w:rPr>
-                            <w:color w:val="FFFFFF" w:themeColor="background1"/>
-                          </w:rPr>
-                        </w:pPr>
-                        <w:r>
-                          <w:rPr>
-                            <w:color w:val="FFFFFF" w:themeColor="background1"/>
-                            <w:sz w:val="40"/>
-                            <w:szCs w:val="40"/>
-                          </w:rPr>
-                          <w:t xml:space="preserve">    </w:t>
-                        </w:r>
-                        <w:r>
-                          <w:rPr>
-                            <w:b/>
-                            <w:bCs/>
-                            <w:color w:val="FFFFFF" w:themeColor="background1"/>
-                            <w:sz w:val="44"/>
-                            <w:szCs w:val="44"/>
-                          </w:rPr>
-                          <w:t>PPE FOR VARROA TREATMENTS</w:t>
-                        </w:r>
-                        <w:r>
-                          <w:rPr>
-                            <w:color w:val="FFFFFF" w:themeColor="background1"/>
-                            <w:sz w:val="44"/>
-                            <w:szCs w:val="44"/>
-                          </w:rPr>
-                          <w:br/>
-                        </w:r>
-                        <w:r>
-                          <w:rPr>
-                            <w:color w:val="FFFFFF" w:themeColor="background1"/>
-                            <w:sz w:val="22"/>
-                            <w:szCs w:val="22"/>
-                          </w:rPr>
-                          <w:t xml:space="preserve">       A practical UK guide to protecting yourself when managing varroa mites</w:t>
-                        </w:r>
-                      </w:p>
-                    </w:txbxContent>
-                  </v:textbox>
-                </v:rect>
-                <v:roundrect id="Rectangle: Rounded Corners 2" o:spid="_x0000_s1039" style="position:absolute;width:28346;height:8229;visibility:visible;mso-wrap-style:square;v-text-anchor:middle" arcsize="18204f" o:gfxdata="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" fillcolor="windowText" strokecolor="windowText" strokeweight="1pt">
-                  <v:stroke joinstyle="miter"/>
-                  <v:textbox>
-                    <w:txbxContent>
-                      <w:p>
-                        <w:pPr>
-                          <w:pStyle w:val="NoSpacing"/>
-                        </w:pPr>
-                        <w:r>
-                          <w:rPr>
-                            <w:color w:val="FFC000"/>
-                            <w:sz w:val="52"/>
-                            <w:szCs w:val="52"/>
-                          </w:rPr>
-                          <w:t xml:space="preserve">          </w:t>
-                        </w:r>
-                        <w:proofErr w:type="spellStart"/>
-                        <w:r>
-                          <w:rPr>
-                            <w:color w:val="FFC000"/>
-                            <w:sz w:val="44"/>
-                            <w:szCs w:val="44"/>
-                          </w:rPr>
-                          <w:t>BeezKnees</w:t>
-                        </w:r>
-                        <w:proofErr w:type="spellEnd"/>
-                        <w:r>
-                          <w:rPr>
-                            <w:sz w:val="48"/>
-                            <w:szCs w:val="48"/>
-                          </w:rPr>
-                          <w:br/>
-                        </w:r>
-                        <w:r>
-                          <w:rPr>
-                            <w:sz w:val="22"/>
-                            <w:szCs w:val="22"/>
-                          </w:rPr>
-                          <w:t xml:space="preserve">                         P</w:t>
-                        </w:r>
-                        <w:r>
-                          <w:rPr>
-                            <w:sz w:val="22"/>
-                            <w:szCs w:val="22"/>
-                          </w:rPr>
-                          <w:t>ractical beekeepin</w:t>
-                        </w:r>
-                        <w:r>
-                          <w:rPr>
-                            <w:sz w:val="22"/>
-                            <w:szCs w:val="22"/>
-                          </w:rPr>
-                          <w:t>g</w:t>
-                        </w:r>
-                        <w:r>
-                          <w:rPr>
-                            <w:sz w:val="22"/>
-                            <w:szCs w:val="22"/>
-                          </w:rPr>
-                          <w:t xml:space="preserve"> for </w:t>
-                        </w:r>
-                        <w:r>
-                          <w:rPr>
-                            <w:sz w:val="22"/>
-                            <w:szCs w:val="22"/>
-                          </w:rPr>
-                          <w:br/>
-                          <w:t xml:space="preserve">                         </w:t>
-                        </w:r>
-                        <w:r>
-                          <w:rPr>
-                            <w:sz w:val="22"/>
-                            <w:szCs w:val="22"/>
-                          </w:rPr>
-                          <w:t>every season</w:t>
-                        </w:r>
-                      </w:p>
-                    </w:txbxContent>
-                  </v:textbox>
-                </v:roundrect>
-                <v:shape id="Picture 4" o:spid="_x0000_s1040" type="#_x0000_t75" style="position:absolute;left:1981;top:1219;width:6020;height:6020;visibility:visible;mso-wrap-style:square" o:gfxdata="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">
-                  <v:imagedata r:id="rId32" o:title=""/>
-                </v:shape>
-              </v:group>
             </w:pict>
           </mc:Fallback>
         </mc:AlternateContent>
@@ -6016,104 +5972,16 @@
         <mc:AlternateContent>
           <mc:Choice Requires="wps">
             <w:drawing>
-              <wp:anchor distT="0" distB="0" distL="114300" distR="114300" simplePos="0" relativeHeight="251809792" behindDoc="1" locked="0" layoutInCell="1" allowOverlap="1" wp14:anchorId="5F1FDD6D" wp14:editId="11902DBF">
+              <wp:anchor distT="0" distB="0" distL="114300" distR="114300" simplePos="0" relativeHeight="250891776" behindDoc="1" locked="0" layoutInCell="1" allowOverlap="1" wp14:anchorId="13E6D874" wp14:editId="2288006C">
                 <wp:simplePos x="0" y="0"/>
-                <wp:positionH relativeFrom="margin">
-                  <wp:align>right</wp:align>
+                <wp:positionH relativeFrom="column">
+                  <wp:posOffset>-708660</wp:posOffset>
                 </wp:positionH>
                 <wp:positionV relativeFrom="paragraph">
-                  <wp:posOffset>35951</wp:posOffset>
+                  <wp:posOffset>3888740</wp:posOffset>
                 </wp:positionV>
-                <wp:extent cx="4132385" cy="2584938"/>
-                <wp:effectExtent l="0" t="0" r="20955" b="25400"/>
-                <wp:wrapNone/>
-                <wp:docPr id="1950167886" name="Rectangle: Rounded Corners 42"/>
-                <wp:cNvGraphicFramePr/>
-                <a:graphic xmlns:a="http://schemas.openxmlformats.org/drawingml/2006/main">
-                  <a:graphicData uri="http://schemas.microsoft.com/office/word/2010/wordprocessingShape">
-                    <wps:wsp>
-                      <wps:cNvSpPr/>
-                      <wps:spPr>
-                        <a:xfrm>
-                          <a:off x="0" y="0"/>
-                          <a:ext cx="4132385" cy="2584938"/>
-                        </a:xfrm>
-                        <a:prstGeom prst="roundRect">
-                          <a:avLst>
-                            <a:gd name="adj" fmla="val 3520"/>
-                          </a:avLst>
-                        </a:prstGeom>
-                        <a:noFill/>
-                        <a:ln>
-                          <a:solidFill>
-                            <a:schemeClr val="bg2"/>
-                          </a:solidFill>
-                        </a:ln>
-                      </wps:spPr>
-                      <wps:style>
-                        <a:lnRef idx="2">
-                          <a:schemeClr val="accent1">
-                            <a:shade val="15000"/>
-                          </a:schemeClr>
-                        </a:lnRef>
-                        <a:fillRef idx="1">
-                          <a:schemeClr val="accent1"/>
-                        </a:fillRef>
-                        <a:effectRef idx="0">
-                          <a:schemeClr val="accent1"/>
-                        </a:effectRef>
-                        <a:fontRef idx="minor">
-                          <a:schemeClr val="lt1"/>
-                        </a:fontRef>
-                      </wps:style>
-                      <wps:bodyPr rot="0" spcFirstLastPara="0" vertOverflow="overflow" horzOverflow="overflow" vert="horz" wrap="square" lIns="91440" tIns="45720" rIns="91440" bIns="45720" numCol="1" spcCol="0" rtlCol="0" fromWordArt="0" anchor="ctr" anchorCtr="0" forceAA="0" compatLnSpc="1">
-                        <a:prstTxWarp prst="textNoShape">
-                          <a:avLst/>
-                        </a:prstTxWarp>
-                        <a:noAutofit/>
-                      </wps:bodyPr>
-                    </wps:wsp>
-                  </a:graphicData>
-                </a:graphic>
-                <wp14:sizeRelH relativeFrom="margin">
-                  <wp14:pctWidth>0</wp14:pctWidth>
-                </wp14:sizeRelH>
-                <wp14:sizeRelV relativeFrom="margin">
-                  <wp14:pctHeight>0</wp14:pctHeight>
-                </wp14:sizeRelV>
-              </wp:anchor>
-            </w:drawing>
-          </mc:Choice>
-          <mc:Fallback>
-            <w:pict>
-              <v:roundrect w14:anchorId="4AF4A3DD" id="Rectangle: Rounded Corners 42" o:spid="_x0000_s1026" style="position:absolute;margin-left:274.2pt;margin-top:2.85pt;width:325.4pt;height:203.55pt;z-index:-251506688;visibility:visible;mso-wrap-style:square;mso-width-percent:0;mso-height-percent:0;mso-wrap-distance-left:9pt;mso-wrap-distance-top:0;mso-wrap-distance-right:9pt;mso-wrap-distance-bottom:0;mso-position-horizontal:right;mso-position-horizontal-relative:margin;mso-position-vertical:absolute;mso-position-vertical-relative:text;mso-width-percent:0;mso-height-percent:0;mso-width-relative:margin;mso-height-relative:margin;v-text-anchor:middle" arcsize="2306f" o:gfxdata="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" filled="f" strokecolor="#e8e8e8 [3214]" strokeweight="1pt">
-                <v:stroke joinstyle="miter"/>
-                <w10:wrap anchorx="margin"/>
-              </v:roundrect>
-            </w:pict>
-          </mc:Fallback>
-        </mc:AlternateContent>
-      </w:r>
-      <w:r>
-        <w:rPr>
-          <w:b/>
-          <w:bCs/>
-          <w:noProof/>
-          <w:color w:val="FFC000"/>
-        </w:rPr>
-        <mc:AlternateContent>
-          <mc:Choice Requires="wps">
-            <w:drawing>
-              <wp:anchor distT="0" distB="0" distL="114300" distR="114300" simplePos="0" relativeHeight="251638780" behindDoc="1" locked="0" layoutInCell="1" allowOverlap="1" wp14:anchorId="13E6D874" wp14:editId="4FD517C3">
-                <wp:simplePos x="0" y="0"/>
-                <wp:positionH relativeFrom="column">
-                  <wp:posOffset>-638908</wp:posOffset>
-                </wp:positionH>
-                <wp:positionV relativeFrom="paragraph">
-                  <wp:posOffset>3775612</wp:posOffset>
-                </wp:positionV>
-                <wp:extent cx="2562225" cy="4229100"/>
-                <wp:effectExtent l="0" t="0" r="28575" b="19050"/>
+                <wp:extent cx="2689860" cy="3780000"/>
+                <wp:effectExtent l="0" t="0" r="15240" b="11430"/>
                 <wp:wrapNone/>
                 <wp:docPr id="1444997022" name="Rectangle: Rounded Corners 42"/>
                 <wp:cNvGraphicFramePr/>
@@ -6124,7 +5992,7 @@
                       <wps:spPr>
                         <a:xfrm>
                           <a:off x="0" y="0"/>
-                          <a:ext cx="2562225" cy="4229100"/>
+                          <a:ext cx="2689860" cy="3780000"/>
                         </a:xfrm>
                         <a:prstGeom prst="roundRect">
                           <a:avLst>
@@ -6176,8 +6044,96 @@
           </mc:Choice>
           <mc:Fallback>
             <w:pict>
-              <v:roundrect w14:anchorId="59EB6A8B" id="Rectangle: Rounded Corners 42" o:spid="_x0000_s1026" style="position:absolute;margin-left:-50.3pt;margin-top:297.3pt;width:201.75pt;height:333pt;z-index:-251677700;visibility:visible;mso-wrap-style:square;mso-width-percent:0;mso-height-percent:0;mso-wrap-distance-left:9pt;mso-wrap-distance-top:0;mso-wrap-distance-right:9pt;mso-wrap-distance-bottom:0;mso-position-horizontal:absolute;mso-position-horizontal-relative:text;mso-position-vertical:absolute;mso-position-vertical-relative:text;mso-width-percent:0;mso-height-percent:0;mso-width-relative:margin;mso-height-relative:margin;v-text-anchor:middle" arcsize="2306f" o:gfxdata="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" fillcolor="#fffcf3" strokecolor="#ffc000" strokeweight="1pt">
+              <v:roundrect w14:anchorId="083B15E4" id="Rectangle: Rounded Corners 42" o:spid="_x0000_s1026" style="position:absolute;margin-left:-55.8pt;margin-top:306.2pt;width:211.8pt;height:297.65pt;z-index:-252424704;visibility:visible;mso-wrap-style:square;mso-width-percent:0;mso-height-percent:0;mso-wrap-distance-left:9pt;mso-wrap-distance-top:0;mso-wrap-distance-right:9pt;mso-wrap-distance-bottom:0;mso-position-horizontal:absolute;mso-position-horizontal-relative:text;mso-position-vertical:absolute;mso-position-vertical-relative:text;mso-width-percent:0;mso-height-percent:0;mso-width-relative:margin;mso-height-relative:margin;v-text-anchor:middle" arcsize="2306f" o:gfxdata="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" fillcolor="#fffcf3" strokecolor="#ffc000" strokeweight="1pt">
                 <v:stroke joinstyle="miter"/>
+              </v:roundrect>
+            </w:pict>
+          </mc:Fallback>
+        </mc:AlternateContent>
+      </w:r>
+      <w:r>
+        <w:rPr>
+          <w:b/>
+          <w:bCs/>
+          <w:noProof/>
+          <w:color w:val="FFC000"/>
+        </w:rPr>
+        <mc:AlternateContent>
+          <mc:Choice Requires="wps">
+            <w:drawing>
+              <wp:anchor distT="0" distB="0" distL="114300" distR="114300" simplePos="0" relativeHeight="252400128" behindDoc="1" locked="0" layoutInCell="1" allowOverlap="1" wp14:anchorId="5F1FDD6D" wp14:editId="6CCAF446">
+                <wp:simplePos x="0" y="0"/>
+                <wp:positionH relativeFrom="margin">
+                  <wp:align>right</wp:align>
+                </wp:positionH>
+                <wp:positionV relativeFrom="paragraph">
+                  <wp:posOffset>35951</wp:posOffset>
+                </wp:positionV>
+                <wp:extent cx="4132385" cy="2889250"/>
+                <wp:effectExtent l="0" t="0" r="20955" b="25400"/>
+                <wp:wrapNone/>
+                <wp:docPr id="1950167886" name="Rectangle: Rounded Corners 42"/>
+                <wp:cNvGraphicFramePr/>
+                <a:graphic xmlns:a="http://schemas.openxmlformats.org/drawingml/2006/main">
+                  <a:graphicData uri="http://schemas.microsoft.com/office/word/2010/wordprocessingShape">
+                    <wps:wsp>
+                      <wps:cNvSpPr/>
+                      <wps:spPr>
+                        <a:xfrm>
+                          <a:off x="0" y="0"/>
+                          <a:ext cx="4132385" cy="2889250"/>
+                        </a:xfrm>
+                        <a:prstGeom prst="roundRect">
+                          <a:avLst>
+                            <a:gd name="adj" fmla="val 3520"/>
+                          </a:avLst>
+                        </a:prstGeom>
+                        <a:noFill/>
+                        <a:ln>
+                          <a:solidFill>
+                            <a:schemeClr val="bg2"/>
+                          </a:solidFill>
+                        </a:ln>
+                      </wps:spPr>
+                      <wps:style>
+                        <a:lnRef idx="2">
+                          <a:schemeClr val="accent1">
+                            <a:shade val="15000"/>
+                          </a:schemeClr>
+                        </a:lnRef>
+                        <a:fillRef idx="1">
+                          <a:schemeClr val="accent1"/>
+                        </a:fillRef>
+                        <a:effectRef idx="0">
+                          <a:schemeClr val="accent1"/>
+                        </a:effectRef>
+                        <a:fontRef idx="minor">
+                          <a:schemeClr val="lt1"/>
+                        </a:fontRef>
+                      </wps:style>
+                      <wps:bodyPr rot="0" spcFirstLastPara="0" vertOverflow="overflow" horzOverflow="overflow" vert="horz" wrap="square" lIns="91440" tIns="45720" rIns="91440" bIns="45720" numCol="1" spcCol="0" rtlCol="0" fromWordArt="0" anchor="ctr" anchorCtr="0" forceAA="0" compatLnSpc="1">
+                        <a:prstTxWarp prst="textNoShape">
+                          <a:avLst/>
+                        </a:prstTxWarp>
+                        <a:noAutofit/>
+                      </wps:bodyPr>
+                    </wps:wsp>
+                  </a:graphicData>
+                </a:graphic>
+                <wp14:sizeRelH relativeFrom="margin">
+                  <wp14:pctWidth>0</wp14:pctWidth>
+                </wp14:sizeRelH>
+                <wp14:sizeRelV relativeFrom="margin">
+                  <wp14:pctHeight>0</wp14:pctHeight>
+                </wp14:sizeRelV>
+              </wp:anchor>
+            </w:drawing>
+          </mc:Choice>
+          <mc:Fallback>
+            <w:pict>
+              <v:roundrect w14:anchorId="329C5CBF" id="Rectangle: Rounded Corners 42" o:spid="_x0000_s1026" style="position:absolute;margin-left:274.2pt;margin-top:2.85pt;width:325.4pt;height:227.5pt;z-index:-250916352;visibility:visible;mso-wrap-style:square;mso-width-percent:0;mso-height-percent:0;mso-wrap-distance-left:9pt;mso-wrap-distance-top:0;mso-wrap-distance-right:9pt;mso-wrap-distance-bottom:0;mso-position-horizontal:right;mso-position-horizontal-relative:margin;mso-position-vertical:absolute;mso-position-vertical-relative:text;mso-width-percent:0;mso-height-percent:0;mso-width-relative:margin;mso-height-relative:margin;v-text-anchor:middle" arcsize="2306f" o:gfxdata="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" filled="f" strokecolor="#e8e8e8 [3214]" strokeweight="1pt">
+                <v:stroke joinstyle="miter"/>
+                <w10:wrap anchorx="margin"/>
               </v:roundrect>
             </w:pict>
           </mc:Fallback>
@@ -6200,11 +6156,11 @@
         <w:tblLook w:val="04A0" w:firstRow="1" w:lastRow="0" w:firstColumn="1" w:lastColumn="0" w:noHBand="0" w:noVBand="1"/>
       </w:tblPr>
       <w:tblGrid>
-        <w:gridCol w:w="1009"/>
-        <w:gridCol w:w="2961"/>
-        <w:gridCol w:w="495"/>
-        <w:gridCol w:w="1529"/>
-        <w:gridCol w:w="1620"/>
+        <w:gridCol w:w="1026"/>
+        <w:gridCol w:w="2958"/>
+        <w:gridCol w:w="494"/>
+        <w:gridCol w:w="1528"/>
+        <w:gridCol w:w="1618"/>
         <w:gridCol w:w="1646"/>
         <w:gridCol w:w="1650"/>
       </w:tblGrid>
@@ -6372,7 +6328,7 @@
               <mc:AlternateContent>
                 <mc:Choice Requires="wps">
                   <w:drawing>
-                    <wp:anchor distT="0" distB="0" distL="114300" distR="114300" simplePos="0" relativeHeight="251782144" behindDoc="0" locked="0" layoutInCell="1" allowOverlap="1" wp14:anchorId="7D5DB510" wp14:editId="1C22EF35">
+                    <wp:anchor distT="0" distB="0" distL="114300" distR="114300" simplePos="0" relativeHeight="252302848" behindDoc="0" locked="0" layoutInCell="1" allowOverlap="1" wp14:anchorId="7D5DB510" wp14:editId="514A2F79">
                       <wp:simplePos x="0" y="0"/>
                       <wp:positionH relativeFrom="column">
                         <wp:posOffset>3089275</wp:posOffset>
@@ -6436,7 +6392,7 @@
                 </mc:Choice>
                 <mc:Fallback>
                   <w:pict>
-                    <v:oval w14:anchorId="5FC07316" id="Oval 75" o:spid="_x0000_s1026" style="position:absolute;margin-left:243.25pt;margin-top:34.75pt;width:48.75pt;height:48.75pt;z-index:251782144;visibility:visible;mso-wrap-style:square;mso-wrap-distance-left:9pt;mso-wrap-distance-top:0;mso-wrap-distance-right:9pt;mso-wrap-distance-bottom:0;mso-position-horizontal:absolute;mso-position-horizontal-relative:text;mso-position-vertical:absolute;mso-position-vertical-relative:text;v-text-anchor:middle" o:gfxdata="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" filled="f" strokecolor="#265317 [1609]" strokeweight="1.5pt">
+                    <v:oval w14:anchorId="23088009" id="Oval 75" o:spid="_x0000_s1026" style="position:absolute;margin-left:243.25pt;margin-top:34.75pt;width:48.75pt;height:48.75pt;z-index:252302848;visibility:visible;mso-wrap-style:square;mso-wrap-distance-left:9pt;mso-wrap-distance-top:0;mso-wrap-distance-right:9pt;mso-wrap-distance-bottom:0;mso-position-horizontal:absolute;mso-position-horizontal-relative:text;mso-position-vertical:absolute;mso-position-vertical-relative:text;v-text-anchor:middle" o:gfxdata="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" filled="f" strokecolor="#265317 [1609]" strokeweight="1.5pt">
                       <v:stroke joinstyle="miter"/>
                     </v:oval>
                   </w:pict>
@@ -6451,7 +6407,7 @@
                 <w:szCs w:val="22"/>
               </w:rPr>
               <w:drawing>
-                <wp:anchor distT="0" distB="0" distL="114300" distR="114300" simplePos="0" relativeHeight="251805696" behindDoc="0" locked="0" layoutInCell="1" allowOverlap="1" wp14:anchorId="2181AFD1" wp14:editId="6A19F076">
+                <wp:anchor distT="0" distB="0" distL="114300" distR="114300" simplePos="0" relativeHeight="252388864" behindDoc="0" locked="0" layoutInCell="1" allowOverlap="1" wp14:anchorId="2181AFD1" wp14:editId="5E14870F">
                   <wp:simplePos x="0" y="0"/>
                   <wp:positionH relativeFrom="column">
                     <wp:posOffset>3175000</wp:posOffset>
@@ -6474,10 +6430,10 @@
                           <pic:cNvPicPr/>
                         </pic:nvPicPr>
                         <pic:blipFill>
-                          <a:blip r:embed="rId49">
+                          <a:blip r:embed="rId47">
                             <a:extLst>
                               <a:ext uri="{96DAC541-7B7A-43D3-8B79-37D633B846F1}">
-                                <asvg:svgBlip xmlns:asvg="http://schemas.microsoft.com/office/drawing/2016/SVG/main" r:embed="rId50"/>
+                                <asvg:svgBlip xmlns:asvg="http://schemas.microsoft.com/office/drawing/2016/SVG/main" r:embed="rId48"/>
                               </a:ext>
                             </a:extLst>
                           </a:blip>
@@ -6510,7 +6466,7 @@
               <mc:AlternateContent>
                 <mc:Choice Requires="wps">
                   <w:drawing>
-                    <wp:anchor distT="0" distB="0" distL="114300" distR="114300" simplePos="0" relativeHeight="251784192" behindDoc="0" locked="0" layoutInCell="1" allowOverlap="1" wp14:anchorId="4F2155A1" wp14:editId="4C887904">
+                    <wp:anchor distT="0" distB="0" distL="114300" distR="114300" simplePos="0" relativeHeight="252318208" behindDoc="0" locked="0" layoutInCell="1" allowOverlap="1" wp14:anchorId="4F2155A1" wp14:editId="260C1D69">
                       <wp:simplePos x="0" y="0"/>
                       <wp:positionH relativeFrom="column">
                         <wp:posOffset>2043430</wp:posOffset>
@@ -6574,7 +6530,7 @@
                 </mc:Choice>
                 <mc:Fallback>
                   <w:pict>
-                    <v:oval w14:anchorId="73857F80" id="Oval 75" o:spid="_x0000_s1026" style="position:absolute;margin-left:160.9pt;margin-top:34.95pt;width:48.75pt;height:48.75pt;z-index:251784192;visibility:visible;mso-wrap-style:square;mso-wrap-distance-left:9pt;mso-wrap-distance-top:0;mso-wrap-distance-right:9pt;mso-wrap-distance-bottom:0;mso-position-horizontal:absolute;mso-position-horizontal-relative:text;mso-position-vertical:absolute;mso-position-vertical-relative:text;v-text-anchor:middle" o:gfxdata="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" filled="f" strokecolor="#265317 [1609]" strokeweight="1.5pt">
+                    <v:oval w14:anchorId="6D29C83F" id="Oval 75" o:spid="_x0000_s1026" style="position:absolute;margin-left:160.9pt;margin-top:34.95pt;width:48.75pt;height:48.75pt;z-index:252318208;visibility:visible;mso-wrap-style:square;mso-wrap-distance-left:9pt;mso-wrap-distance-top:0;mso-wrap-distance-right:9pt;mso-wrap-distance-bottom:0;mso-position-horizontal:absolute;mso-position-horizontal-relative:text;mso-position-vertical:absolute;mso-position-vertical-relative:text;v-text-anchor:middle" o:gfxdata="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" filled="f" strokecolor="#265317 [1609]" strokeweight="1.5pt">
                       <v:stroke joinstyle="miter"/>
                     </v:oval>
                   </w:pict>
@@ -6589,7 +6545,7 @@
                 <w:szCs w:val="22"/>
               </w:rPr>
               <w:drawing>
-                <wp:anchor distT="0" distB="0" distL="114300" distR="114300" simplePos="0" relativeHeight="251804672" behindDoc="0" locked="0" layoutInCell="1" allowOverlap="1" wp14:anchorId="33B14C97" wp14:editId="261A6C21">
+                <wp:anchor distT="0" distB="0" distL="114300" distR="114300" simplePos="0" relativeHeight="252384768" behindDoc="0" locked="0" layoutInCell="1" allowOverlap="1" wp14:anchorId="33B14C97" wp14:editId="7071F017">
                   <wp:simplePos x="0" y="0"/>
                   <wp:positionH relativeFrom="column">
                     <wp:posOffset>2136775</wp:posOffset>
@@ -6612,10 +6568,10 @@
                           <pic:cNvPicPr/>
                         </pic:nvPicPr>
                         <pic:blipFill>
-                          <a:blip r:embed="rId51">
+                          <a:blip r:embed="rId49">
                             <a:extLst>
                               <a:ext uri="{96DAC541-7B7A-43D3-8B79-37D633B846F1}">
-                                <asvg:svgBlip xmlns:asvg="http://schemas.microsoft.com/office/drawing/2016/SVG/main" r:embed="rId52"/>
+                                <asvg:svgBlip xmlns:asvg="http://schemas.microsoft.com/office/drawing/2016/SVG/main" r:embed="rId50"/>
                               </a:ext>
                             </a:extLst>
                           </a:blip>
@@ -6648,7 +6604,7 @@
               <mc:AlternateContent>
                 <mc:Choice Requires="wps">
                   <w:drawing>
-                    <wp:anchor distT="0" distB="0" distL="114300" distR="114300" simplePos="0" relativeHeight="251786240" behindDoc="0" locked="0" layoutInCell="1" allowOverlap="1" wp14:anchorId="77E786C5" wp14:editId="41A5A830">
+                    <wp:anchor distT="0" distB="0" distL="114300" distR="114300" simplePos="0" relativeHeight="252333568" behindDoc="0" locked="0" layoutInCell="1" allowOverlap="1" wp14:anchorId="77E786C5" wp14:editId="39D10090">
                       <wp:simplePos x="0" y="0"/>
                       <wp:positionH relativeFrom="column">
                         <wp:posOffset>1052830</wp:posOffset>
@@ -6712,7 +6668,7 @@
                 </mc:Choice>
                 <mc:Fallback>
                   <w:pict>
-                    <v:oval w14:anchorId="5F6EECD5" id="Oval 75" o:spid="_x0000_s1026" style="position:absolute;margin-left:82.9pt;margin-top:35.7pt;width:48.75pt;height:48.75pt;z-index:251786240;visibility:visible;mso-wrap-style:square;mso-wrap-distance-left:9pt;mso-wrap-distance-top:0;mso-wrap-distance-right:9pt;mso-wrap-distance-bottom:0;mso-position-horizontal:absolute;mso-position-horizontal-relative:text;mso-position-vertical:absolute;mso-position-vertical-relative:text;v-text-anchor:middle" o:gfxdata="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" filled="f" strokecolor="#265317 [1609]" strokeweight="1.5pt">
+                    <v:oval w14:anchorId="673894F9" id="Oval 75" o:spid="_x0000_s1026" style="position:absolute;margin-left:82.9pt;margin-top:35.7pt;width:48.75pt;height:48.75pt;z-index:252333568;visibility:visible;mso-wrap-style:square;mso-wrap-distance-left:9pt;mso-wrap-distance-top:0;mso-wrap-distance-right:9pt;mso-wrap-distance-bottom:0;mso-position-horizontal:absolute;mso-position-horizontal-relative:text;mso-position-vertical:absolute;mso-position-vertical-relative:text;v-text-anchor:middle" o:gfxdata="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" filled="f" strokecolor="#265317 [1609]" strokeweight="1.5pt">
                       <v:stroke joinstyle="miter"/>
                     </v:oval>
                   </w:pict>
@@ -6727,7 +6683,7 @@
                 <w:szCs w:val="22"/>
               </w:rPr>
               <w:drawing>
-                <wp:anchor distT="0" distB="0" distL="114300" distR="114300" simplePos="0" relativeHeight="251803648" behindDoc="0" locked="0" layoutInCell="1" allowOverlap="1" wp14:anchorId="38FDBFDF" wp14:editId="21F20D47">
+                <wp:anchor distT="0" distB="0" distL="114300" distR="114300" simplePos="0" relativeHeight="252378624" behindDoc="0" locked="0" layoutInCell="1" allowOverlap="1" wp14:anchorId="38FDBFDF" wp14:editId="2FD0985D">
                   <wp:simplePos x="0" y="0"/>
                   <wp:positionH relativeFrom="column">
                     <wp:posOffset>1136650</wp:posOffset>
@@ -6750,10 +6706,10 @@
                           <pic:cNvPicPr/>
                         </pic:nvPicPr>
                         <pic:blipFill>
-                          <a:blip r:embed="rId53">
+                          <a:blip r:embed="rId51">
                             <a:extLst>
                               <a:ext uri="{96DAC541-7B7A-43D3-8B79-37D633B846F1}">
-                                <asvg:svgBlip xmlns:asvg="http://schemas.microsoft.com/office/drawing/2016/SVG/main" r:embed="rId54"/>
+                                <asvg:svgBlip xmlns:asvg="http://schemas.microsoft.com/office/drawing/2016/SVG/main" r:embed="rId52"/>
                               </a:ext>
                             </a:extLst>
                           </a:blip>
@@ -6786,7 +6742,7 @@
               <mc:AlternateContent>
                 <mc:Choice Requires="wps">
                   <w:drawing>
-                    <wp:anchor distT="0" distB="0" distL="114300" distR="114300" simplePos="0" relativeHeight="251788288" behindDoc="0" locked="0" layoutInCell="1" allowOverlap="1" wp14:anchorId="72E89CCB" wp14:editId="201876C1">
+                    <wp:anchor distT="0" distB="0" distL="114300" distR="114300" simplePos="0" relativeHeight="252352000" behindDoc="0" locked="0" layoutInCell="1" allowOverlap="1" wp14:anchorId="72E89CCB" wp14:editId="220F6FBA">
                       <wp:simplePos x="0" y="0"/>
                       <wp:positionH relativeFrom="column">
                         <wp:posOffset>100330</wp:posOffset>
@@ -6850,7 +6806,7 @@
                 </mc:Choice>
                 <mc:Fallback>
                   <w:pict>
-                    <v:oval w14:anchorId="2606B8A9" id="Oval 75" o:spid="_x0000_s1026" style="position:absolute;margin-left:7.9pt;margin-top:32.55pt;width:48.75pt;height:48.75pt;z-index:251788288;visibility:visible;mso-wrap-style:square;mso-wrap-distance-left:9pt;mso-wrap-distance-top:0;mso-wrap-distance-right:9pt;mso-wrap-distance-bottom:0;mso-position-horizontal:absolute;mso-position-horizontal-relative:text;mso-position-vertical:absolute;mso-position-vertical-relative:text;v-text-anchor:middle" o:gfxdata="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" filled="f" strokecolor="#265317 [1609]" strokeweight="1.5pt">
+                    <v:oval w14:anchorId="0F0990F4" id="Oval 75" o:spid="_x0000_s1026" style="position:absolute;margin-left:7.9pt;margin-top:32.55pt;width:48.75pt;height:48.75pt;z-index:252352000;visibility:visible;mso-wrap-style:square;mso-wrap-distance-left:9pt;mso-wrap-distance-top:0;mso-wrap-distance-right:9pt;mso-wrap-distance-bottom:0;mso-position-horizontal:absolute;mso-position-horizontal-relative:text;mso-position-vertical:absolute;mso-position-vertical-relative:text;v-text-anchor:middle" o:gfxdata="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" filled="f" strokecolor="#265317 [1609]" strokeweight="1.5pt">
                       <v:stroke joinstyle="miter"/>
                     </v:oval>
                   </w:pict>
@@ -6891,7 +6847,7 @@
                 <w:szCs w:val="22"/>
               </w:rPr>
               <w:drawing>
-                <wp:anchor distT="0" distB="0" distL="114300" distR="114300" simplePos="0" relativeHeight="251790336" behindDoc="0" locked="0" layoutInCell="1" allowOverlap="1" wp14:anchorId="356A5935" wp14:editId="1FF30F03">
+                <wp:anchor distT="0" distB="0" distL="114300" distR="114300" simplePos="0" relativeHeight="252361216" behindDoc="0" locked="0" layoutInCell="1" allowOverlap="1" wp14:anchorId="356A5935" wp14:editId="453DFD20">
                   <wp:simplePos x="0" y="0"/>
                   <wp:positionH relativeFrom="column">
                     <wp:posOffset>152400</wp:posOffset>
@@ -6914,10 +6870,10 @@
                           <pic:cNvPicPr/>
                         </pic:nvPicPr>
                         <pic:blipFill>
-                          <a:blip r:embed="rId55">
+                          <a:blip r:embed="rId53">
                             <a:extLst>
                               <a:ext uri="{96DAC541-7B7A-43D3-8B79-37D633B846F1}">
-                                <asvg:svgBlip xmlns:asvg="http://schemas.microsoft.com/office/drawing/2016/SVG/main" r:embed="rId56"/>
+                                <asvg:svgBlip xmlns:asvg="http://schemas.microsoft.com/office/drawing/2016/SVG/main" r:embed="rId54"/>
                               </a:ext>
                             </a:extLst>
                           </a:blip>
@@ -7025,7 +6981,7 @@
                 <w:szCs w:val="22"/>
               </w:rPr>
               <w:drawing>
-                <wp:inline distT="0" distB="0" distL="0" distR="0" wp14:anchorId="57FFDDCD" wp14:editId="190AFBFB">
+                <wp:inline distT="0" distB="0" distL="0" distR="0" wp14:anchorId="57FFDDCD" wp14:editId="6F8A181F">
                   <wp:extent cx="432000" cy="432000"/>
                   <wp:effectExtent l="0" t="0" r="6350" b="6350"/>
                   <wp:docPr id="340000372" name="Graphic 63" descr="Handwashing with solid fill"/>
@@ -7040,10 +6996,10 @@
                           <pic:cNvPicPr/>
                         </pic:nvPicPr>
                         <pic:blipFill>
-                          <a:blip r:embed="rId57">
+                          <a:blip r:embed="rId55">
                             <a:extLst>
                               <a:ext uri="{96DAC541-7B7A-43D3-8B79-37D633B846F1}">
-                                <asvg:svgBlip xmlns:asvg="http://schemas.microsoft.com/office/drawing/2016/SVG/main" r:embed="rId58"/>
+                                <asvg:svgBlip xmlns:asvg="http://schemas.microsoft.com/office/drawing/2016/SVG/main" r:embed="rId56"/>
                               </a:ext>
                             </a:extLst>
                           </a:blip>
@@ -7139,7 +7095,7 @@
                 <w:szCs w:val="22"/>
               </w:rPr>
               <w:drawing>
-                <wp:anchor distT="0" distB="0" distL="114300" distR="114300" simplePos="0" relativeHeight="251800576" behindDoc="0" locked="0" layoutInCell="1" allowOverlap="1" wp14:anchorId="62AD0939" wp14:editId="1D9C28A6">
+                <wp:anchor distT="0" distB="0" distL="114300" distR="114300" simplePos="0" relativeHeight="252363264" behindDoc="0" locked="0" layoutInCell="1" allowOverlap="1" wp14:anchorId="62AD0939" wp14:editId="76248432">
                   <wp:simplePos x="0" y="0"/>
                   <wp:positionH relativeFrom="column">
                     <wp:posOffset>152400</wp:posOffset>
@@ -7162,10 +7118,10 @@
                           <pic:cNvPicPr/>
                         </pic:nvPicPr>
                         <pic:blipFill>
-                          <a:blip r:embed="rId55">
+                          <a:blip r:embed="rId53">
                             <a:extLst>
                               <a:ext uri="{96DAC541-7B7A-43D3-8B79-37D633B846F1}">
-                                <asvg:svgBlip xmlns:asvg="http://schemas.microsoft.com/office/drawing/2016/SVG/main" r:embed="rId56"/>
+                                <asvg:svgBlip xmlns:asvg="http://schemas.microsoft.com/office/drawing/2016/SVG/main" r:embed="rId54"/>
                               </a:ext>
                             </a:extLst>
                           </a:blip>
@@ -7445,7 +7401,7 @@
                 <w:szCs w:val="22"/>
               </w:rPr>
               <w:drawing>
-                <wp:anchor distT="0" distB="0" distL="114300" distR="114300" simplePos="0" relativeHeight="251802624" behindDoc="0" locked="0" layoutInCell="1" allowOverlap="1" wp14:anchorId="2FE02461" wp14:editId="6F7B5A28">
+                <wp:anchor distT="0" distB="0" distL="114300" distR="114300" simplePos="0" relativeHeight="252370432" behindDoc="0" locked="0" layoutInCell="1" allowOverlap="1" wp14:anchorId="2FE02461" wp14:editId="71F06E9E">
                   <wp:simplePos x="0" y="0"/>
                   <wp:positionH relativeFrom="column">
                     <wp:posOffset>151130</wp:posOffset>
@@ -7468,10 +7424,10 @@
                           <pic:cNvPicPr/>
                         </pic:nvPicPr>
                         <pic:blipFill>
-                          <a:blip r:embed="rId55">
+                          <a:blip r:embed="rId53">
                             <a:extLst>
                               <a:ext uri="{96DAC541-7B7A-43D3-8B79-37D633B846F1}">
-                                <asvg:svgBlip xmlns:asvg="http://schemas.microsoft.com/office/drawing/2016/SVG/main" r:embed="rId56"/>
+                                <asvg:svgBlip xmlns:asvg="http://schemas.microsoft.com/office/drawing/2016/SVG/main" r:embed="rId54"/>
                               </a:ext>
                             </a:extLst>
                           </a:blip>
@@ -7622,6 +7578,85 @@
                 <w:szCs w:val="22"/>
               </w:rPr>
             </w:pPr>
+            <w:r>
+              <w:rPr>
+                <w:rFonts w:ascii="Aptos" w:hAnsi="Aptos"/>
+                <w:noProof/>
+                <w:sz w:val="22"/>
+                <w:szCs w:val="22"/>
+              </w:rPr>
+              <w:drawing>
+                <wp:anchor distT="0" distB="0" distL="114300" distR="114300" simplePos="0" relativeHeight="252202496" behindDoc="1" locked="0" layoutInCell="1" allowOverlap="1" wp14:anchorId="51E716F9" wp14:editId="2770014C">
+                  <wp:simplePos x="0" y="0"/>
+                  <wp:positionH relativeFrom="column">
+                    <wp:posOffset>68580</wp:posOffset>
+                  </wp:positionH>
+                  <wp:positionV relativeFrom="paragraph">
+                    <wp:posOffset>329565</wp:posOffset>
+                  </wp:positionV>
+                  <wp:extent cx="510540" cy="510540"/>
+                  <wp:effectExtent l="0" t="0" r="3810" b="3810"/>
+                  <wp:wrapTight wrapText="bothSides">
+                    <wp:wrapPolygon edited="0">
+                      <wp:start x="8060" y="0"/>
+                      <wp:lineTo x="3224" y="4030"/>
+                      <wp:lineTo x="806" y="8866"/>
+                      <wp:lineTo x="1612" y="15313"/>
+                      <wp:lineTo x="7254" y="19343"/>
+                      <wp:lineTo x="8060" y="20955"/>
+                      <wp:lineTo x="13701" y="20955"/>
+                      <wp:lineTo x="14507" y="19343"/>
+                      <wp:lineTo x="20149" y="15313"/>
+                      <wp:lineTo x="20955" y="8060"/>
+                      <wp:lineTo x="16925" y="2418"/>
+                      <wp:lineTo x="12090" y="0"/>
+                      <wp:lineTo x="8060" y="0"/>
+                    </wp:wrapPolygon>
+                  </wp:wrapTight>
+                  <wp:docPr id="1905804663" name="Graphic 70" descr="Badge Tick1 with solid fill"/>
+                  <wp:cNvGraphicFramePr>
+                    <a:graphicFrameLocks xmlns:a="http://schemas.openxmlformats.org/drawingml/2006/main" noChangeAspect="1"/>
+                  </wp:cNvGraphicFramePr>
+                  <a:graphic xmlns:a="http://schemas.openxmlformats.org/drawingml/2006/main">
+                    <a:graphicData uri="http://schemas.openxmlformats.org/drawingml/2006/picture">
+                      <pic:pic xmlns:pic="http://schemas.openxmlformats.org/drawingml/2006/picture">
+                        <pic:nvPicPr>
+                          <pic:cNvPr id="1905804663" name="Graphic 1905804663" descr="Badge Tick1 with solid fill"/>
+                          <pic:cNvPicPr/>
+                        </pic:nvPicPr>
+                        <pic:blipFill>
+                          <a:blip r:embed="rId21">
+                            <a:extLst>
+                              <a:ext uri="{96DAC541-7B7A-43D3-8B79-37D633B846F1}">
+                                <asvg:svgBlip xmlns:asvg="http://schemas.microsoft.com/office/drawing/2016/SVG/main" r:embed="rId22"/>
+                              </a:ext>
+                            </a:extLst>
+                          </a:blip>
+                          <a:stretch>
+                            <a:fillRect/>
+                          </a:stretch>
+                        </pic:blipFill>
+                        <pic:spPr>
+                          <a:xfrm>
+                            <a:off x="0" y="0"/>
+                            <a:ext cx="510540" cy="510540"/>
+                          </a:xfrm>
+                          <a:prstGeom prst="rect">
+                            <a:avLst/>
+                          </a:prstGeom>
+                        </pic:spPr>
+                      </pic:pic>
+                    </a:graphicData>
+                  </a:graphic>
+                  <wp14:sizeRelH relativeFrom="margin">
+                    <wp14:pctWidth>0</wp14:pctWidth>
+                  </wp14:sizeRelH>
+                  <wp14:sizeRelV relativeFrom="margin">
+                    <wp14:pctHeight>0</wp14:pctHeight>
+                  </wp14:sizeRelV>
+                </wp:anchor>
+              </w:drawing>
+            </w:r>
           </w:p>
         </w:tc>
         <w:tc>
@@ -7670,16 +7705,16 @@
               <mc:AlternateContent>
                 <mc:Choice Requires="wps">
                   <w:drawing>
-                    <wp:anchor distT="0" distB="0" distL="114300" distR="114300" simplePos="0" relativeHeight="251813888" behindDoc="1" locked="0" layoutInCell="1" allowOverlap="1" wp14:anchorId="7C0F491F" wp14:editId="32B8A0A2">
+                    <wp:anchor distT="0" distB="0" distL="114300" distR="114300" simplePos="0" relativeHeight="252420608" behindDoc="1" locked="0" layoutInCell="1" allowOverlap="1" wp14:anchorId="7C0F491F" wp14:editId="3D5FCE19">
                       <wp:simplePos x="0" y="0"/>
                       <wp:positionH relativeFrom="margin">
-                        <wp:posOffset>189523</wp:posOffset>
+                        <wp:posOffset>-2595880</wp:posOffset>
                       </wp:positionH>
                       <wp:positionV relativeFrom="paragraph">
-                        <wp:posOffset>31213</wp:posOffset>
+                        <wp:posOffset>283845</wp:posOffset>
                       </wp:positionV>
-                      <wp:extent cx="4137660" cy="855345"/>
-                      <wp:effectExtent l="0" t="0" r="0" b="1905"/>
+                      <wp:extent cx="6918960" cy="603885"/>
+                      <wp:effectExtent l="0" t="0" r="0" b="5715"/>
                       <wp:wrapNone/>
                       <wp:docPr id="1475167652" name="Rectangle: Rounded Corners 42"/>
                       <wp:cNvGraphicFramePr/>
@@ -7690,7 +7725,7 @@
                             <wps:spPr>
                               <a:xfrm>
                                 <a:off x="0" y="0"/>
-                                <a:ext cx="4137660" cy="855345"/>
+                                <a:ext cx="6918960" cy="603885"/>
                               </a:xfrm>
                               <a:prstGeom prst="roundRect">
                                 <a:avLst>
@@ -7723,6 +7758,18 @@
                                 <a:schemeClr val="lt1"/>
                               </a:fontRef>
                             </wps:style>
+                            <wps:txbx>
+                              <w:txbxContent>
+                                <w:p>
+                                  <w:pPr>
+                                    <w:jc w:val="center"/>
+                                  </w:pPr>
+                                  <w:r>
+                                    <w:t>Good hygiene reduces accidental exposure long after the task is finished</w:t>
+                                  </w:r>
+                                </w:p>
+                              </w:txbxContent>
+                            </wps:txbx>
                             <wps:bodyPr rot="0" spcFirstLastPara="0" vertOverflow="overflow" horzOverflow="overflow" vert="horz" wrap="square" lIns="91440" tIns="45720" rIns="91440" bIns="45720" numCol="1" spcCol="0" rtlCol="0" fromWordArt="0" anchor="ctr" anchorCtr="0" forceAA="0" compatLnSpc="1">
                               <a:prstTxWarp prst="textNoShape">
                                 <a:avLst/>
@@ -7743,15 +7790,229 @@
                 </mc:Choice>
                 <mc:Fallback>
                   <w:pict>
-                    <v:roundrect w14:anchorId="2EEB8A1C" id="Rectangle: Rounded Corners 42" o:spid="_x0000_s1026" style="position:absolute;margin-left:14.9pt;margin-top:2.45pt;width:325.8pt;height:67.35pt;z-index:-251502592;visibility:visible;mso-wrap-style:square;mso-width-percent:0;mso-height-percent:0;mso-wrap-distance-left:9pt;mso-wrap-distance-top:0;mso-wrap-distance-right:9pt;mso-wrap-distance-bottom:0;mso-position-horizontal:absolute;mso-position-horizontal-relative:margin;mso-position-vertical:absolute;mso-position-vertical-relative:text;mso-width-percent:0;mso-height-percent:0;mso-width-relative:margin;mso-height-relative:margin;v-text-anchor:middle" arcsize="7694f" o:gfxdata="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" fillcolor="#3a7c22 [2409]" stroked="f" strokeweight="1pt">
+                    <v:roundrect w14:anchorId="7C0F491F" id="Rectangle: Rounded Corners 42" o:spid="_x0000_s1043" style="position:absolute;margin-left:-204.4pt;margin-top:22.35pt;width:544.8pt;height:47.55pt;z-index:-250895872;visibility:visible;mso-wrap-style:square;mso-width-percent:0;mso-height-percent:0;mso-wrap-distance-left:9pt;mso-wrap-distance-top:0;mso-wrap-distance-right:9pt;mso-wrap-distance-bottom:0;mso-position-horizontal:absolute;mso-position-horizontal-relative:margin;mso-position-vertical:absolute;mso-position-vertical-relative:text;mso-width-percent:0;mso-height-percent:0;mso-width-relative:margin;mso-height-relative:margin;v-text-anchor:middle" arcsize="7694f" o:gfxdata="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" fillcolor="#3a7c22 [2409]" stroked="f" strokeweight="1pt">
                       <v:fill opacity="47288f"/>
                       <v:stroke joinstyle="miter"/>
+                      <v:textbox>
+                        <w:txbxContent>
+                          <w:p>
+                            <w:pPr>
+                              <w:jc w:val="center"/>
+                            </w:pPr>
+                            <w:r>
+                              <w:t>Good hygiene reduces accidental exposure long after the task is finished</w:t>
+                            </w:r>
+                          </w:p>
+                        </w:txbxContent>
+                      </v:textbox>
                       <w10:wrap anchorx="margin"/>
                     </v:roundrect>
                   </w:pict>
                 </mc:Fallback>
               </mc:AlternateContent>
             </w:r>
+          </w:p>
+        </w:tc>
+        <w:tc>
+          <w:tcPr>
+            <w:tcW w:w="1529" w:type="dxa"/>
+          </w:tcPr>
+          <w:p>
+            <w:pPr>
+              <w:pStyle w:val="NoSpacing"/>
+              <w:rPr>
+                <w:rFonts w:ascii="Aptos" w:hAnsi="Aptos"/>
+                <w:sz w:val="22"/>
+                <w:szCs w:val="22"/>
+              </w:rPr>
+            </w:pPr>
+          </w:p>
+        </w:tc>
+        <w:tc>
+          <w:tcPr>
+            <w:tcW w:w="4916" w:type="dxa"/>
+            <w:gridSpan w:val="3"/>
+          </w:tcPr>
+          <w:p>
+            <w:pPr>
+              <w:pStyle w:val="NoSpacing"/>
+              <w:rPr>
+                <w:rFonts w:ascii="Aptos" w:hAnsi="Aptos"/>
+                <w:sz w:val="22"/>
+                <w:szCs w:val="22"/>
+              </w:rPr>
+            </w:pPr>
+          </w:p>
+          <w:p>
+            <w:pPr>
+              <w:pStyle w:val="NoSpacing"/>
+              <w:rPr>
+                <w:rFonts w:ascii="Aptos" w:hAnsi="Aptos"/>
+                <w:sz w:val="22"/>
+                <w:szCs w:val="22"/>
+              </w:rPr>
+            </w:pPr>
+          </w:p>
+          <w:p/>
+        </w:tc>
+      </w:tr>
+      <w:tr>
+        <w:tc>
+          <w:tcPr>
+            <w:tcW w:w="1009" w:type="dxa"/>
+          </w:tcPr>
+          <w:p>
+            <w:pPr>
+              <w:pStyle w:val="NoSpacing"/>
+              <w:rPr>
+                <w:rFonts w:ascii="Aptos" w:hAnsi="Aptos"/>
+                <w:sz w:val="22"/>
+                <w:szCs w:val="22"/>
+              </w:rPr>
+            </w:pPr>
+            <w:r>
+              <w:rPr>
+                <w:rFonts w:ascii="Aptos" w:hAnsi="Aptos"/>
+                <w:noProof/>
+                <w:sz w:val="22"/>
+                <w:szCs w:val="22"/>
+              </w:rPr>
+              <w:drawing>
+                <wp:anchor distT="0" distB="0" distL="114300" distR="114300" simplePos="0" relativeHeight="252427776" behindDoc="1" locked="0" layoutInCell="1" allowOverlap="1" wp14:anchorId="6DB60070" wp14:editId="1F726C9A">
+                  <wp:simplePos x="0" y="0"/>
+                  <wp:positionH relativeFrom="column">
+                    <wp:posOffset>1270</wp:posOffset>
+                  </wp:positionH>
+                  <wp:positionV relativeFrom="paragraph">
+                    <wp:posOffset>478790</wp:posOffset>
+                  </wp:positionV>
+                  <wp:extent cx="504000" cy="504000"/>
+                  <wp:effectExtent l="0" t="0" r="0" b="0"/>
+                  <wp:wrapNone/>
+                  <wp:docPr id="1365139324" name="Graphic 71" descr="Sun with solid fill"/>
+                  <wp:cNvGraphicFramePr>
+                    <a:graphicFrameLocks xmlns:a="http://schemas.openxmlformats.org/drawingml/2006/main" noChangeAspect="1"/>
+                  </wp:cNvGraphicFramePr>
+                  <a:graphic xmlns:a="http://schemas.openxmlformats.org/drawingml/2006/main">
+                    <a:graphicData uri="http://schemas.openxmlformats.org/drawingml/2006/picture">
+                      <pic:pic xmlns:pic="http://schemas.openxmlformats.org/drawingml/2006/picture">
+                        <pic:nvPicPr>
+                          <pic:cNvPr id="1365139324" name="Graphic 1365139324" descr="Sun with solid fill"/>
+                          <pic:cNvPicPr/>
+                        </pic:nvPicPr>
+                        <pic:blipFill>
+                          <a:blip r:embed="rId57">
+                            <a:extLst>
+                              <a:ext uri="{96DAC541-7B7A-43D3-8B79-37D633B846F1}">
+                                <asvg:svgBlip xmlns:asvg="http://schemas.microsoft.com/office/drawing/2016/SVG/main" r:embed="rId58"/>
+                              </a:ext>
+                            </a:extLst>
+                          </a:blip>
+                          <a:stretch>
+                            <a:fillRect/>
+                          </a:stretch>
+                        </pic:blipFill>
+                        <pic:spPr>
+                          <a:xfrm>
+                            <a:off x="0" y="0"/>
+                            <a:ext cx="504000" cy="504000"/>
+                          </a:xfrm>
+                          <a:prstGeom prst="rect">
+                            <a:avLst/>
+                          </a:prstGeom>
+                        </pic:spPr>
+                      </pic:pic>
+                    </a:graphicData>
+                  </a:graphic>
+                </wp:anchor>
+              </w:drawing>
+            </w:r>
+          </w:p>
+        </w:tc>
+        <w:tc>
+          <w:tcPr>
+            <w:tcW w:w="2961" w:type="dxa"/>
+          </w:tcPr>
+          <w:p>
+            <w:pPr>
+              <w:rPr>
+                <w:rFonts w:ascii="Aptos" w:hAnsi="Aptos"/>
+                <w:b/>
+                <w:bCs/>
+                <w:color w:val="FFC000"/>
+                <w:sz w:val="22"/>
+                <w:szCs w:val="22"/>
+              </w:rPr>
+            </w:pPr>
+            <w:r>
+              <w:rPr>
+                <w:rFonts w:ascii="Aptos" w:hAnsi="Aptos"/>
+                <w:b/>
+                <w:bCs/>
+                <w:color w:val="FFC000"/>
+                <w:sz w:val="22"/>
+                <w:szCs w:val="22"/>
+              </w:rPr>
+              <w:br/>
+            </w:r>
+            <w:r>
+              <w:rPr>
+                <w:rFonts w:ascii="Aptos" w:hAnsi="Aptos"/>
+                <w:b/>
+                <w:bCs/>
+                <w:color w:val="FFC000"/>
+                <w:sz w:val="22"/>
+                <w:szCs w:val="22"/>
+              </w:rPr>
+              <w:br/>
+            </w:r>
+          </w:p>
+          <w:p>
+            <w:pPr>
+              <w:rPr>
+                <w:rFonts w:ascii="Aptos" w:hAnsi="Aptos"/>
+                <w:b/>
+                <w:bCs/>
+                <w:color w:val="FFC000"/>
+                <w:sz w:val="22"/>
+                <w:szCs w:val="22"/>
+              </w:rPr>
+            </w:pPr>
+            <w:r>
+              <w:rPr>
+                <w:rFonts w:ascii="Aptos" w:hAnsi="Aptos"/>
+                <w:b/>
+                <w:bCs/>
+                <w:color w:val="FFC000"/>
+                <w:sz w:val="22"/>
+                <w:szCs w:val="22"/>
+              </w:rPr>
+              <w:t>ENVIONMENTAL &amp; SITUATIONAL FACTORS</w:t>
+            </w:r>
+          </w:p>
+          <w:p>
+            <w:pPr>
+              <w:rPr>
+                <w:rFonts w:ascii="Aptos" w:hAnsi="Aptos"/>
+                <w:sz w:val="22"/>
+                <w:szCs w:val="22"/>
+              </w:rPr>
+            </w:pPr>
+          </w:p>
+        </w:tc>
+        <w:tc>
+          <w:tcPr>
+            <w:tcW w:w="495" w:type="dxa"/>
+          </w:tcPr>
+          <w:p>
+            <w:pPr>
+              <w:pStyle w:val="NoSpacing"/>
+              <w:rPr>
+                <w:rFonts w:ascii="Aptos" w:hAnsi="Aptos"/>
+                <w:sz w:val="22"/>
+                <w:szCs w:val="22"/>
+              </w:rPr>
+            </w:pPr>
             <w:r>
               <w:rPr>
                 <w:b/>
@@ -7762,16 +8023,16 @@
               <mc:AlternateContent>
                 <mc:Choice Requires="wps">
                   <w:drawing>
-                    <wp:anchor distT="0" distB="0" distL="114300" distR="114300" simplePos="0" relativeHeight="251811840" behindDoc="1" locked="0" layoutInCell="1" allowOverlap="1" wp14:anchorId="3E29A3FB" wp14:editId="1DF3C596">
+                    <wp:anchor distT="0" distB="0" distL="114300" distR="114300" simplePos="0" relativeHeight="252412416" behindDoc="0" locked="0" layoutInCell="1" allowOverlap="1" wp14:anchorId="3E29A3FB" wp14:editId="410A25FA">
                       <wp:simplePos x="0" y="0"/>
                       <wp:positionH relativeFrom="margin">
-                        <wp:posOffset>186348</wp:posOffset>
+                        <wp:posOffset>189865</wp:posOffset>
                       </wp:positionH>
                       <wp:positionV relativeFrom="paragraph">
-                        <wp:posOffset>1007159</wp:posOffset>
+                        <wp:posOffset>303530</wp:posOffset>
                       </wp:positionV>
-                      <wp:extent cx="4131945" cy="4223238"/>
-                      <wp:effectExtent l="0" t="0" r="20955" b="25400"/>
+                      <wp:extent cx="4131945" cy="3779520"/>
+                      <wp:effectExtent l="0" t="0" r="20955" b="11430"/>
                       <wp:wrapNone/>
                       <wp:docPr id="414341141" name="Rectangle: Rounded Corners 42"/>
                       <wp:cNvGraphicFramePr/>
@@ -7782,7 +8043,7 @@
                             <wps:spPr>
                               <a:xfrm>
                                 <a:off x="0" y="0"/>
-                                <a:ext cx="4131945" cy="4223238"/>
+                                <a:ext cx="4131945" cy="3779520"/>
                               </a:xfrm>
                               <a:prstGeom prst="roundRect">
                                 <a:avLst>
@@ -7834,7 +8095,7 @@
                 </mc:Choice>
                 <mc:Fallback>
                   <w:pict>
-                    <v:roundrect w14:anchorId="1BFB11E1" id="Rectangle: Rounded Corners 42" o:spid="_x0000_s1026" style="position:absolute;margin-left:14.65pt;margin-top:79.3pt;width:325.35pt;height:332.55pt;z-index:-251504640;visibility:visible;mso-wrap-style:square;mso-width-percent:0;mso-height-percent:0;mso-wrap-distance-left:9pt;mso-wrap-distance-top:0;mso-wrap-distance-right:9pt;mso-wrap-distance-bottom:0;mso-position-horizontal:absolute;mso-position-horizontal-relative:margin;mso-position-vertical:absolute;mso-position-vertical-relative:text;mso-width-percent:0;mso-height-percent:0;mso-width-relative:margin;mso-height-relative:margin;v-text-anchor:middle" arcsize="2306f" o:gfxdata="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" filled="f" strokecolor="#d0d0d0 [2894]" strokeweight="1pt">
+                    <v:roundrect w14:anchorId="42131DE5" id="Rectangle: Rounded Corners 42" o:spid="_x0000_s1026" style="position:absolute;margin-left:14.95pt;margin-top:23.9pt;width:325.35pt;height:297.6pt;z-index:252412416;visibility:visible;mso-wrap-style:square;mso-width-percent:0;mso-height-percent:0;mso-wrap-distance-left:9pt;mso-wrap-distance-top:0;mso-wrap-distance-right:9pt;mso-wrap-distance-bottom:0;mso-position-horizontal:absolute;mso-position-horizontal-relative:margin;mso-position-vertical:absolute;mso-position-vertical-relative:text;mso-width-percent:0;mso-height-percent:0;mso-width-relative:margin;mso-height-relative:margin;v-text-anchor:middle" arcsize="2306f" o:gfxdata="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" filled="f" strokecolor="#d0d0d0 [2894]" strokeweight="1pt">
                       <v:stroke joinstyle="miter"/>
                       <w10:wrap anchorx="margin"/>
                     </v:roundrect>
@@ -7846,11 +8107,75 @@
         </w:tc>
         <w:tc>
           <w:tcPr>
-            <w:tcW w:w="1529" w:type="dxa"/>
+            <w:tcW w:w="6445" w:type="dxa"/>
+            <w:gridSpan w:val="4"/>
           </w:tcPr>
           <w:p>
             <w:pPr>
               <w:pStyle w:val="NoSpacing"/>
+              <w:rPr>
+                <w:rFonts w:ascii="Aptos" w:hAnsi="Aptos"/>
+                <w:b/>
+                <w:bCs/>
+                <w:color w:val="275317" w:themeColor="accent6" w:themeShade="80"/>
+              </w:rPr>
+            </w:pPr>
+          </w:p>
+          <w:p>
+            <w:pPr>
+              <w:pStyle w:val="NoSpacing"/>
+              <w:rPr>
+                <w:rFonts w:ascii="Aptos" w:hAnsi="Aptos"/>
+                <w:b/>
+                <w:bCs/>
+                <w:color w:val="275317" w:themeColor="accent6" w:themeShade="80"/>
+              </w:rPr>
+            </w:pPr>
+          </w:p>
+          <w:p>
+            <w:pPr>
+              <w:pStyle w:val="NoSpacing"/>
+              <w:rPr>
+                <w:rFonts w:ascii="Aptos" w:hAnsi="Aptos"/>
+                <w:b/>
+                <w:bCs/>
+                <w:color w:val="275317" w:themeColor="accent6" w:themeShade="80"/>
+              </w:rPr>
+            </w:pPr>
+          </w:p>
+          <w:p>
+            <w:pPr>
+              <w:pStyle w:val="NoSpacing"/>
+              <w:rPr>
+                <w:rFonts w:ascii="Aptos" w:hAnsi="Aptos"/>
+                <w:b/>
+                <w:bCs/>
+                <w:color w:val="275317" w:themeColor="accent6" w:themeShade="80"/>
+              </w:rPr>
+            </w:pPr>
+            <w:r>
+              <w:rPr>
+                <w:rFonts w:ascii="Aptos" w:hAnsi="Aptos"/>
+                <w:b/>
+                <w:bCs/>
+                <w:color w:val="275317" w:themeColor="accent6" w:themeShade="80"/>
+              </w:rPr>
+              <w:t>STORAGE AND DISPOSAL SAFETY</w:t>
+            </w:r>
+          </w:p>
+        </w:tc>
+      </w:tr>
+      <w:tr>
+        <w:trPr>
+          <w:trHeight w:hRule="exact" w:val="737"/>
+        </w:trPr>
+        <w:tc>
+          <w:tcPr>
+            <w:tcW w:w="3970" w:type="dxa"/>
+            <w:gridSpan w:val="2"/>
+          </w:tcPr>
+          <w:p>
+            <w:pPr>
               <w:rPr>
                 <w:rFonts w:ascii="Aptos" w:hAnsi="Aptos"/>
                 <w:sz w:val="22"/>
@@ -7860,229 +8185,19 @@
             <w:r>
               <w:rPr>
                 <w:rFonts w:ascii="Aptos" w:hAnsi="Aptos"/>
-                <w:noProof/>
                 <w:sz w:val="22"/>
                 <w:szCs w:val="22"/>
               </w:rPr>
-              <w:drawing>
-                <wp:anchor distT="0" distB="0" distL="114300" distR="114300" simplePos="0" relativeHeight="251738112" behindDoc="1" locked="0" layoutInCell="1" allowOverlap="1" wp14:anchorId="51E716F9" wp14:editId="1BAEAF9A">
-                  <wp:simplePos x="0" y="0"/>
-                  <wp:positionH relativeFrom="column">
-                    <wp:posOffset>95250</wp:posOffset>
-                  </wp:positionH>
-                  <wp:positionV relativeFrom="paragraph">
-                    <wp:posOffset>93980</wp:posOffset>
-                  </wp:positionV>
-                  <wp:extent cx="647700" cy="647700"/>
-                  <wp:effectExtent l="0" t="0" r="0" b="0"/>
-                  <wp:wrapTight wrapText="bothSides">
-                    <wp:wrapPolygon edited="0">
-                      <wp:start x="7624" y="635"/>
-                      <wp:lineTo x="4447" y="3176"/>
-                      <wp:lineTo x="635" y="8894"/>
-                      <wp:lineTo x="635" y="13341"/>
-                      <wp:lineTo x="7624" y="20329"/>
-                      <wp:lineTo x="13976" y="20329"/>
-                      <wp:lineTo x="20329" y="13341"/>
-                      <wp:lineTo x="20329" y="8894"/>
-                      <wp:lineTo x="17153" y="3812"/>
-                      <wp:lineTo x="13341" y="635"/>
-                      <wp:lineTo x="7624" y="635"/>
-                    </wp:wrapPolygon>
-                  </wp:wrapTight>
-                  <wp:docPr id="1905804663" name="Graphic 70" descr="Badge Tick1 with solid fill"/>
-                  <wp:cNvGraphicFramePr>
-                    <a:graphicFrameLocks xmlns:a="http://schemas.openxmlformats.org/drawingml/2006/main" noChangeAspect="1"/>
-                  </wp:cNvGraphicFramePr>
-                  <a:graphic xmlns:a="http://schemas.openxmlformats.org/drawingml/2006/main">
-                    <a:graphicData uri="http://schemas.openxmlformats.org/drawingml/2006/picture">
-                      <pic:pic xmlns:pic="http://schemas.openxmlformats.org/drawingml/2006/picture">
-                        <pic:nvPicPr>
-                          <pic:cNvPr id="1905804663" name="Graphic 1905804663" descr="Badge Tick1 with solid fill"/>
-                          <pic:cNvPicPr/>
-                        </pic:nvPicPr>
-                        <pic:blipFill>
-                          <a:blip r:embed="rId21">
-                            <a:extLst>
-                              <a:ext uri="{96DAC541-7B7A-43D3-8B79-37D633B846F1}">
-                                <asvg:svgBlip xmlns:asvg="http://schemas.microsoft.com/office/drawing/2016/SVG/main" r:embed="rId22"/>
-                              </a:ext>
-                            </a:extLst>
-                          </a:blip>
-                          <a:stretch>
-                            <a:fillRect/>
-                          </a:stretch>
-                        </pic:blipFill>
-                        <pic:spPr>
-                          <a:xfrm>
-                            <a:off x="0" y="0"/>
-                            <a:ext cx="647700" cy="647700"/>
-                          </a:xfrm>
-                          <a:prstGeom prst="rect">
-                            <a:avLst/>
-                          </a:prstGeom>
-                        </pic:spPr>
-                      </pic:pic>
-                    </a:graphicData>
-                  </a:graphic>
-                </wp:anchor>
-              </w:drawing>
-            </w:r>
-          </w:p>
-        </w:tc>
-        <w:tc>
-          <w:tcPr>
-            <w:tcW w:w="4916" w:type="dxa"/>
-            <w:gridSpan w:val="3"/>
-          </w:tcPr>
-          <w:p>
-            <w:pPr>
-              <w:pStyle w:val="NoSpacing"/>
+              <w:t>Even with PPE, working conditions matter. Pay attention to:</w:t>
+            </w:r>
+            <w:r>
               <w:rPr>
                 <w:rFonts w:ascii="Aptos" w:hAnsi="Aptos"/>
                 <w:sz w:val="22"/>
                 <w:szCs w:val="22"/>
               </w:rPr>
-            </w:pPr>
-          </w:p>
-          <w:p>
-            <w:pPr>
-              <w:pStyle w:val="NoSpacing"/>
-              <w:rPr>
-                <w:rFonts w:ascii="Aptos" w:hAnsi="Aptos"/>
-                <w:sz w:val="22"/>
-                <w:szCs w:val="22"/>
-              </w:rPr>
-            </w:pPr>
-          </w:p>
-          <w:p>
-            <w:pPr>
-              <w:pStyle w:val="NoSpacing"/>
-              <w:rPr>
-                <w:rFonts w:ascii="Aptos" w:hAnsi="Aptos"/>
-                <w:sz w:val="22"/>
-                <w:szCs w:val="22"/>
-              </w:rPr>
-            </w:pPr>
-            <w:r>
-              <w:rPr>
-                <w:rFonts w:ascii="Aptos" w:hAnsi="Aptos"/>
-                <w:sz w:val="22"/>
-                <w:szCs w:val="22"/>
-              </w:rPr>
-              <w:t xml:space="preserve">Good hygiene reduces accidental exposure long after the task is </w:t>
-            </w:r>
-            <w:r>
-              <w:rPr>
-                <w:rFonts w:ascii="Aptos" w:hAnsi="Aptos"/>
-                <w:sz w:val="22"/>
-                <w:szCs w:val="22"/>
-              </w:rPr>
-              <w:t>finished</w:t>
-            </w:r>
-          </w:p>
-        </w:tc>
-      </w:tr>
-      <w:tr>
-        <w:tc>
-          <w:tcPr>
-            <w:tcW w:w="1009" w:type="dxa"/>
-          </w:tcPr>
-          <w:p>
-            <w:pPr>
-              <w:pStyle w:val="NoSpacing"/>
-              <w:rPr>
-                <w:rFonts w:ascii="Aptos" w:hAnsi="Aptos"/>
-                <w:sz w:val="22"/>
-                <w:szCs w:val="22"/>
-              </w:rPr>
-            </w:pPr>
-            <w:r>
-              <w:rPr>
-                <w:rFonts w:ascii="Aptos" w:hAnsi="Aptos"/>
-                <w:noProof/>
-                <w:sz w:val="22"/>
-                <w:szCs w:val="22"/>
-              </w:rPr>
-              <w:drawing>
-                <wp:inline distT="0" distB="0" distL="0" distR="0" wp14:anchorId="6DB60070" wp14:editId="07F49174">
-                  <wp:extent cx="504000" cy="504000"/>
-                  <wp:effectExtent l="0" t="0" r="0" b="0"/>
-                  <wp:docPr id="1365139324" name="Graphic 71" descr="Sun with solid fill"/>
-                  <wp:cNvGraphicFramePr>
-                    <a:graphicFrameLocks xmlns:a="http://schemas.openxmlformats.org/drawingml/2006/main" noChangeAspect="1"/>
-                  </wp:cNvGraphicFramePr>
-                  <a:graphic xmlns:a="http://schemas.openxmlformats.org/drawingml/2006/main">
-                    <a:graphicData uri="http://schemas.openxmlformats.org/drawingml/2006/picture">
-                      <pic:pic xmlns:pic="http://schemas.openxmlformats.org/drawingml/2006/picture">
-                        <pic:nvPicPr>
-                          <pic:cNvPr id="1365139324" name="Graphic 1365139324" descr="Sun with solid fill"/>
-                          <pic:cNvPicPr/>
-                        </pic:nvPicPr>
-                        <pic:blipFill>
-                          <a:blip r:embed="rId59">
-                            <a:extLst>
-                              <a:ext uri="{96DAC541-7B7A-43D3-8B79-37D633B846F1}">
-                                <asvg:svgBlip xmlns:asvg="http://schemas.microsoft.com/office/drawing/2016/SVG/main" r:embed="rId60"/>
-                              </a:ext>
-                            </a:extLst>
-                          </a:blip>
-                          <a:stretch>
-                            <a:fillRect/>
-                          </a:stretch>
-                        </pic:blipFill>
-                        <pic:spPr>
-                          <a:xfrm>
-                            <a:off x="0" y="0"/>
-                            <a:ext cx="504000" cy="504000"/>
-                          </a:xfrm>
-                          <a:prstGeom prst="rect">
-                            <a:avLst/>
-                          </a:prstGeom>
-                        </pic:spPr>
-                      </pic:pic>
-                    </a:graphicData>
-                  </a:graphic>
-                </wp:inline>
-              </w:drawing>
-            </w:r>
-          </w:p>
-        </w:tc>
-        <w:tc>
-          <w:tcPr>
-            <w:tcW w:w="2961" w:type="dxa"/>
-          </w:tcPr>
-          <w:p>
-            <w:pPr>
-              <w:rPr>
-                <w:rFonts w:ascii="Aptos" w:hAnsi="Aptos"/>
-                <w:b/>
-                <w:bCs/>
-                <w:color w:val="FFC000"/>
-                <w:sz w:val="22"/>
-                <w:szCs w:val="22"/>
-              </w:rPr>
-            </w:pPr>
-            <w:r>
-              <w:rPr>
-                <w:rFonts w:ascii="Aptos" w:hAnsi="Aptos"/>
-                <w:b/>
-                <w:bCs/>
-                <w:color w:val="FFC000"/>
-                <w:sz w:val="22"/>
-                <w:szCs w:val="22"/>
-              </w:rPr>
-              <w:t>ENVIONMENTAL &amp; SITUATIONAL FACTORS</w:t>
-            </w:r>
-          </w:p>
-          <w:p>
-            <w:pPr>
-              <w:rPr>
-                <w:rFonts w:ascii="Aptos" w:hAnsi="Aptos"/>
-                <w:sz w:val="22"/>
-                <w:szCs w:val="22"/>
-              </w:rPr>
-            </w:pPr>
+              <w:br/>
+            </w:r>
           </w:p>
         </w:tc>
         <w:tc>
@@ -8092,72 +8207,6 @@
           <w:p>
             <w:pPr>
               <w:pStyle w:val="NoSpacing"/>
-              <w:rPr>
-                <w:rFonts w:ascii="Aptos" w:hAnsi="Aptos"/>
-                <w:sz w:val="22"/>
-                <w:szCs w:val="22"/>
-              </w:rPr>
-            </w:pPr>
-          </w:p>
-        </w:tc>
-        <w:tc>
-          <w:tcPr>
-            <w:tcW w:w="6445" w:type="dxa"/>
-            <w:gridSpan w:val="4"/>
-          </w:tcPr>
-          <w:p>
-            <w:pPr>
-              <w:pStyle w:val="NoSpacing"/>
-              <w:rPr>
-                <w:rFonts w:ascii="Aptos" w:hAnsi="Aptos"/>
-                <w:b/>
-                <w:bCs/>
-                <w:color w:val="275317" w:themeColor="accent6" w:themeShade="80"/>
-              </w:rPr>
-            </w:pPr>
-            <w:r>
-              <w:rPr>
-                <w:rFonts w:ascii="Aptos" w:hAnsi="Aptos"/>
-                <w:b/>
-                <w:bCs/>
-                <w:color w:val="275317" w:themeColor="accent6" w:themeShade="80"/>
-              </w:rPr>
-              <w:t>STORAGE AND DISPOSAL SAFETY</w:t>
-            </w:r>
-          </w:p>
-        </w:tc>
-      </w:tr>
-      <w:tr>
-        <w:tc>
-          <w:tcPr>
-            <w:tcW w:w="3970" w:type="dxa"/>
-            <w:gridSpan w:val="2"/>
-          </w:tcPr>
-          <w:p>
-            <w:pPr>
-              <w:rPr>
-                <w:rFonts w:ascii="Aptos" w:hAnsi="Aptos"/>
-                <w:sz w:val="22"/>
-                <w:szCs w:val="22"/>
-              </w:rPr>
-            </w:pPr>
-            <w:r>
-              <w:rPr>
-                <w:rFonts w:ascii="Aptos" w:hAnsi="Aptos"/>
-                <w:sz w:val="22"/>
-                <w:szCs w:val="22"/>
-              </w:rPr>
-              <w:t>Even with PPE, working conditions matter. Pay attention to:</w:t>
-            </w:r>
-          </w:p>
-        </w:tc>
-        <w:tc>
-          <w:tcPr>
-            <w:tcW w:w="495" w:type="dxa"/>
-          </w:tcPr>
-          <w:p>
-            <w:pPr>
-              <w:pStyle w:val="NoSpacing"/>
               <w:jc w:val="center"/>
               <w:rPr>
                 <w:rFonts w:ascii="Aptos" w:hAnsi="Aptos"/>
@@ -8189,13 +8238,13 @@
                 <w:szCs w:val="22"/>
               </w:rPr>
               <w:drawing>
-                <wp:anchor distT="0" distB="0" distL="114300" distR="114300" simplePos="0" relativeHeight="251768832" behindDoc="1" locked="0" layoutInCell="1" allowOverlap="1" wp14:anchorId="57B6BA95" wp14:editId="49CB1691">
+                <wp:anchor distT="0" distB="0" distL="114300" distR="114300" simplePos="0" relativeHeight="252255744" behindDoc="1" locked="0" layoutInCell="1" allowOverlap="1" wp14:anchorId="57B6BA95" wp14:editId="7F173138">
                   <wp:simplePos x="0" y="0"/>
                   <wp:positionH relativeFrom="column">
                     <wp:posOffset>236855</wp:posOffset>
                   </wp:positionH>
                   <wp:positionV relativeFrom="paragraph">
-                    <wp:posOffset>120650</wp:posOffset>
+                    <wp:posOffset>21590</wp:posOffset>
                   </wp:positionV>
                   <wp:extent cx="360000" cy="360000"/>
                   <wp:effectExtent l="0" t="0" r="0" b="2540"/>
@@ -8222,10 +8271,10 @@
                           <pic:cNvPicPr/>
                         </pic:nvPicPr>
                         <pic:blipFill>
-                          <a:blip r:embed="rId61">
+                          <a:blip r:embed="rId59">
                             <a:extLst>
                               <a:ext uri="{96DAC541-7B7A-43D3-8B79-37D633B846F1}">
-                                <asvg:svgBlip xmlns:asvg="http://schemas.microsoft.com/office/drawing/2016/SVG/main" r:embed="rId62"/>
+                                <asvg:svgBlip xmlns:asvg="http://schemas.microsoft.com/office/drawing/2016/SVG/main" r:embed="rId60"/>
                               </a:ext>
                             </a:extLst>
                           </a:blip>
@@ -8282,6 +8331,9 @@
         </w:tc>
       </w:tr>
       <w:tr>
+        <w:trPr>
+          <w:trHeight w:hRule="exact" w:val="737"/>
+        </w:trPr>
         <w:tc>
           <w:tcPr>
             <w:tcW w:w="1009" w:type="dxa"/>
@@ -8318,10 +8370,10 @@
                           <pic:cNvPicPr/>
                         </pic:nvPicPr>
                         <pic:blipFill>
-                          <a:blip r:embed="rId63">
+                          <a:blip r:embed="rId61">
                             <a:extLst>
                               <a:ext uri="{96DAC541-7B7A-43D3-8B79-37D633B846F1}">
-                                <asvg:svgBlip xmlns:asvg="http://schemas.microsoft.com/office/drawing/2016/SVG/main" r:embed="rId64"/>
+                                <asvg:svgBlip xmlns:asvg="http://schemas.microsoft.com/office/drawing/2016/SVG/main" r:embed="rId62"/>
                               </a:ext>
                             </a:extLst>
                           </a:blip>
@@ -8404,13 +8456,13 @@
                 <w:szCs w:val="22"/>
               </w:rPr>
               <w:drawing>
-                <wp:anchor distT="0" distB="0" distL="114300" distR="114300" simplePos="0" relativeHeight="251770880" behindDoc="1" locked="0" layoutInCell="1" allowOverlap="1" wp14:anchorId="13771D37" wp14:editId="6BE19430">
+                <wp:anchor distT="0" distB="0" distL="114300" distR="114300" simplePos="0" relativeHeight="252263936" behindDoc="1" locked="0" layoutInCell="1" allowOverlap="1" wp14:anchorId="13771D37" wp14:editId="37C8384A">
                   <wp:simplePos x="0" y="0"/>
                   <wp:positionH relativeFrom="column">
                     <wp:posOffset>236855</wp:posOffset>
                   </wp:positionH>
                   <wp:positionV relativeFrom="paragraph">
-                    <wp:posOffset>70485</wp:posOffset>
+                    <wp:posOffset>1905</wp:posOffset>
                   </wp:positionV>
                   <wp:extent cx="360000" cy="360000"/>
                   <wp:effectExtent l="0" t="0" r="0" b="2540"/>
@@ -8439,10 +8491,10 @@
                           <pic:cNvPicPr/>
                         </pic:nvPicPr>
                         <pic:blipFill>
-                          <a:blip r:embed="rId65">
+                          <a:blip r:embed="rId63">
                             <a:extLst>
                               <a:ext uri="{96DAC541-7B7A-43D3-8B79-37D633B846F1}">
-                                <asvg:svgBlip xmlns:asvg="http://schemas.microsoft.com/office/drawing/2016/SVG/main" r:embed="rId66"/>
+                                <asvg:svgBlip xmlns:asvg="http://schemas.microsoft.com/office/drawing/2016/SVG/main" r:embed="rId64"/>
                               </a:ext>
                             </a:extLst>
                           </a:blip>
@@ -8499,6 +8551,9 @@
         </w:tc>
       </w:tr>
       <w:tr>
+        <w:trPr>
+          <w:trHeight w:hRule="exact" w:val="737"/>
+        </w:trPr>
         <w:tc>
           <w:tcPr>
             <w:tcW w:w="1009" w:type="dxa"/>
@@ -8536,10 +8591,10 @@
                           <pic:cNvPicPr/>
                         </pic:nvPicPr>
                         <pic:blipFill>
-                          <a:blip r:embed="rId63">
+                          <a:blip r:embed="rId61">
                             <a:extLst>
                               <a:ext uri="{96DAC541-7B7A-43D3-8B79-37D633B846F1}">
-                                <asvg:svgBlip xmlns:asvg="http://schemas.microsoft.com/office/drawing/2016/SVG/main" r:embed="rId64"/>
+                                <asvg:svgBlip xmlns:asvg="http://schemas.microsoft.com/office/drawing/2016/SVG/main" r:embed="rId62"/>
                               </a:ext>
                             </a:extLst>
                           </a:blip>
@@ -8623,13 +8678,13 @@
                 <w:szCs w:val="22"/>
               </w:rPr>
               <w:drawing>
-                <wp:anchor distT="0" distB="0" distL="114300" distR="114300" simplePos="0" relativeHeight="251764736" behindDoc="1" locked="0" layoutInCell="1" allowOverlap="1" wp14:anchorId="20110189" wp14:editId="649AFFEA">
+                <wp:anchor distT="0" distB="0" distL="114300" distR="114300" simplePos="0" relativeHeight="252234240" behindDoc="1" locked="0" layoutInCell="1" allowOverlap="1" wp14:anchorId="20110189" wp14:editId="0EEE8EC3">
                   <wp:simplePos x="0" y="0"/>
                   <wp:positionH relativeFrom="column">
                     <wp:posOffset>236855</wp:posOffset>
                   </wp:positionH>
                   <wp:positionV relativeFrom="paragraph">
-                    <wp:posOffset>88900</wp:posOffset>
+                    <wp:posOffset>5080</wp:posOffset>
                   </wp:positionV>
                   <wp:extent cx="360000" cy="360000"/>
                   <wp:effectExtent l="0" t="0" r="0" b="2540"/>
@@ -8656,10 +8711,10 @@
                           <pic:cNvPicPr/>
                         </pic:nvPicPr>
                         <pic:blipFill>
-                          <a:blip r:embed="rId51">
+                          <a:blip r:embed="rId49">
                             <a:extLst>
                               <a:ext uri="{96DAC541-7B7A-43D3-8B79-37D633B846F1}">
-                                <asvg:svgBlip xmlns:asvg="http://schemas.microsoft.com/office/drawing/2016/SVG/main" r:embed="rId52"/>
+                                <asvg:svgBlip xmlns:asvg="http://schemas.microsoft.com/office/drawing/2016/SVG/main" r:embed="rId50"/>
                               </a:ext>
                             </a:extLst>
                           </a:blip>
@@ -8716,6 +8771,9 @@
         </w:tc>
       </w:tr>
       <w:tr>
+        <w:trPr>
+          <w:trHeight w:hRule="exact" w:val="737"/>
+        </w:trPr>
         <w:tc>
           <w:tcPr>
             <w:tcW w:w="1009" w:type="dxa"/>
@@ -8753,10 +8811,10 @@
                           <pic:cNvPicPr/>
                         </pic:nvPicPr>
                         <pic:blipFill>
-                          <a:blip r:embed="rId63">
+                          <a:blip r:embed="rId61">
                             <a:extLst>
                               <a:ext uri="{96DAC541-7B7A-43D3-8B79-37D633B846F1}">
-                                <asvg:svgBlip xmlns:asvg="http://schemas.microsoft.com/office/drawing/2016/SVG/main" r:embed="rId64"/>
+                                <asvg:svgBlip xmlns:asvg="http://schemas.microsoft.com/office/drawing/2016/SVG/main" r:embed="rId62"/>
                               </a:ext>
                             </a:extLst>
                           </a:blip>
@@ -8839,15 +8897,15 @@
                 <w:szCs w:val="22"/>
               </w:rPr>
               <w:drawing>
-                <wp:anchor distT="0" distB="0" distL="114300" distR="114300" simplePos="0" relativeHeight="251765760" behindDoc="1" locked="0" layoutInCell="1" allowOverlap="1" wp14:anchorId="09470BFE" wp14:editId="0292B1CC">
+                <wp:anchor distT="0" distB="0" distL="114300" distR="114300" simplePos="0" relativeHeight="252244480" behindDoc="1" locked="0" layoutInCell="1" allowOverlap="1" wp14:anchorId="09470BFE" wp14:editId="70E7939F">
                   <wp:simplePos x="0" y="0"/>
                   <wp:positionH relativeFrom="column">
                     <wp:posOffset>219075</wp:posOffset>
                   </wp:positionH>
                   <wp:positionV relativeFrom="paragraph">
-                    <wp:posOffset>59690</wp:posOffset>
+                    <wp:posOffset>6350</wp:posOffset>
                   </wp:positionV>
-                  <wp:extent cx="360000" cy="360000"/>
+                  <wp:extent cx="359410" cy="359410"/>
                   <wp:effectExtent l="0" t="0" r="2540" b="2540"/>
                   <wp:wrapTight wrapText="bothSides">
                     <wp:wrapPolygon edited="0">
@@ -8874,10 +8932,10 @@
                           <pic:cNvPicPr/>
                         </pic:nvPicPr>
                         <pic:blipFill>
-                          <a:blip r:embed="rId67">
+                          <a:blip r:embed="rId65">
                             <a:extLst>
                               <a:ext uri="{96DAC541-7B7A-43D3-8B79-37D633B846F1}">
-                                <asvg:svgBlip xmlns:asvg="http://schemas.microsoft.com/office/drawing/2016/SVG/main" r:embed="rId68"/>
+                                <asvg:svgBlip xmlns:asvg="http://schemas.microsoft.com/office/drawing/2016/SVG/main" r:embed="rId66"/>
                               </a:ext>
                             </a:extLst>
                           </a:blip>
@@ -8888,7 +8946,7 @@
                         <pic:spPr>
                           <a:xfrm>
                             <a:off x="0" y="0"/>
-                            <a:ext cx="360000" cy="360000"/>
+                            <a:ext cx="359410" cy="359410"/>
                           </a:xfrm>
                           <a:prstGeom prst="rect">
                             <a:avLst/>
@@ -8934,6 +8992,9 @@
         </w:tc>
       </w:tr>
       <w:tr>
+        <w:trPr>
+          <w:trHeight w:hRule="exact" w:val="737"/>
+        </w:trPr>
         <w:tc>
           <w:tcPr>
             <w:tcW w:w="1009" w:type="dxa"/>
@@ -8971,10 +9032,10 @@
                           <pic:cNvPicPr/>
                         </pic:nvPicPr>
                         <pic:blipFill>
-                          <a:blip r:embed="rId63">
+                          <a:blip r:embed="rId61">
                             <a:extLst>
                               <a:ext uri="{96DAC541-7B7A-43D3-8B79-37D633B846F1}">
-                                <asvg:svgBlip xmlns:asvg="http://schemas.microsoft.com/office/drawing/2016/SVG/main" r:embed="rId64"/>
+                                <asvg:svgBlip xmlns:asvg="http://schemas.microsoft.com/office/drawing/2016/SVG/main" r:embed="rId62"/>
                               </a:ext>
                             </a:extLst>
                           </a:blip>
@@ -9271,794 +9332,489 @@
           <w:tab w:val="num" w:pos="720"/>
         </w:tabs>
         <w:rPr>
-          <w:sz w:val="20"/>
-          <w:szCs w:val="20"/>
-        </w:rPr>
-      </w:pPr>
-    </w:p>
-    <w:p>
-      <w:pPr>
-        <w:tabs>
-          <w:tab w:val="num" w:pos="720"/>
-        </w:tabs>
-        <w:rPr>
-          <w:sz w:val="20"/>
-          <w:szCs w:val="20"/>
-        </w:rPr>
-      </w:pPr>
-    </w:p>
-    <w:p>
-      <w:pPr>
-        <w:tabs>
-          <w:tab w:val="num" w:pos="720"/>
-        </w:tabs>
-        <w:rPr>
-          <w:sz w:val="20"/>
-          <w:szCs w:val="20"/>
-        </w:rPr>
-      </w:pPr>
-    </w:p>
-    <w:p>
-      <w:pPr>
-        <w:tabs>
-          <w:tab w:val="num" w:pos="720"/>
-        </w:tabs>
-        <w:rPr>
-          <w:sz w:val="20"/>
-          <w:szCs w:val="20"/>
+          <w:b/>
+          <w:bCs/>
+          <w:color w:val="275317" w:themeColor="accent6" w:themeShade="80"/>
+          <w:sz w:val="44"/>
+          <w:szCs w:val="44"/>
         </w:rPr>
       </w:pPr>
       <w:r>
         <w:rPr>
+          <w:b/>
+          <w:bCs/>
           <w:noProof/>
           <w:sz w:val="20"/>
           <w:szCs w:val="20"/>
         </w:rPr>
+        <w:lastRenderedPageBreak/>
         <mc:AlternateContent>
-          <mc:Choice Requires="wps">
+          <mc:Choice Requires="wpg">
             <w:drawing>
-              <wp:anchor distT="0" distB="0" distL="114300" distR="114300" simplePos="0" relativeHeight="251814912" behindDoc="1" locked="0" layoutInCell="1" allowOverlap="1" wp14:anchorId="7794DF24" wp14:editId="3D023D0F">
+              <wp:anchor distT="0" distB="0" distL="114300" distR="114300" simplePos="0" relativeHeight="252435968" behindDoc="0" locked="0" layoutInCell="1" allowOverlap="1" wp14:anchorId="2F194310" wp14:editId="7D67BCED">
                 <wp:simplePos x="0" y="0"/>
                 <wp:positionH relativeFrom="column">
-                  <wp:posOffset>571500</wp:posOffset>
+                  <wp:posOffset>-1181100</wp:posOffset>
                 </wp:positionH>
                 <wp:positionV relativeFrom="paragraph">
-                  <wp:posOffset>79375</wp:posOffset>
+                  <wp:posOffset>-908776</wp:posOffset>
                 </wp:positionV>
-                <wp:extent cx="2971800" cy="3088640"/>
-                <wp:effectExtent l="0" t="0" r="0" b="0"/>
-                <wp:wrapTight wrapText="bothSides">
-                  <wp:wrapPolygon edited="0">
-                    <wp:start x="415" y="0"/>
-                    <wp:lineTo x="415" y="21449"/>
-                    <wp:lineTo x="21185" y="21449"/>
-                    <wp:lineTo x="21185" y="0"/>
-                    <wp:lineTo x="415" y="0"/>
-                  </wp:wrapPolygon>
-                </wp:wrapTight>
-                <wp:docPr id="1907733715" name="Text Box 78"/>
+                <wp:extent cx="8168640" cy="914400"/>
+                <wp:effectExtent l="0" t="0" r="22860" b="19050"/>
+                <wp:wrapNone/>
+                <wp:docPr id="1231641229" name="Group 35"/>
                 <wp:cNvGraphicFramePr/>
                 <a:graphic xmlns:a="http://schemas.openxmlformats.org/drawingml/2006/main">
-                  <a:graphicData uri="http://schemas.microsoft.com/office/word/2010/wordprocessingShape">
-                    <wps:wsp>
-                      <wps:cNvSpPr txBox="1"/>
-                      <wps:spPr>
+                  <a:graphicData uri="http://schemas.microsoft.com/office/word/2010/wordprocessingGroup">
+                    <wpg:wgp>
+                      <wpg:cNvGrpSpPr/>
+                      <wpg:grpSpPr>
                         <a:xfrm>
                           <a:off x="0" y="0"/>
-                          <a:ext cx="2971800" cy="3088640"/>
+                          <a:ext cx="8168640" cy="914400"/>
+                          <a:chOff x="-7620" y="0"/>
+                          <a:chExt cx="8168640" cy="914400"/>
                         </a:xfrm>
-                        <a:prstGeom prst="rect">
-                          <a:avLst/>
-                        </a:prstGeom>
-                        <a:noFill/>
-                        <a:ln w="6350">
-                          <a:noFill/>
-                        </a:ln>
-                      </wps:spPr>
-                      <wps:txbx>
-                        <w:txbxContent>
-                          <w:p>
-                            <w:pPr>
-                              <w:ind w:hanging="1440"/>
-                              <w:rPr>
-                                <w:b/>
-                                <w:bCs/>
-                                <w:color w:val="FFC000"/>
-                              </w:rPr>
-                            </w:pPr>
-                            <w:r>
-                              <w:rPr>
-                                <w:rFonts w:ascii="Segoe UI Symbol" w:hAnsi="Segoe UI Symbol"/>
-                                <w:b/>
-                                <w:bCs/>
-                                <w:color w:val="FFC000"/>
-                                <w:sz w:val="36"/>
-                                <w:szCs w:val="36"/>
-                              </w:rPr>
-                              <w:t></w:t>
-                            </w:r>
-                            <w:r>
-                              <w:rPr>
-                                <w:b/>
-                                <w:bCs/>
-                                <w:color w:val="FFC000"/>
-                              </w:rPr>
-                              <w:t>ENVIRONMENTAL &amp;</w:t>
-                            </w:r>
-                            <w:r>
-                              <w:rPr>
-                                <w:b/>
-                                <w:bCs/>
-                                <w:color w:val="FFC000"/>
-                              </w:rPr>
-                              <w:t xml:space="preserve"> </w:t>
-                            </w:r>
-                            <w:r>
-                              <w:rPr>
-                                <w:b/>
-                                <w:bCs/>
-                                <w:color w:val="FFC000"/>
-                              </w:rPr>
-                              <w:t xml:space="preserve">   </w:t>
-                            </w:r>
-                            <w:r>
-                              <w:rPr>
-                                <w:b/>
-                                <w:bCs/>
-                                <w:color w:val="FFC000"/>
-                              </w:rPr>
-                              <w:t>SITUATIONAL FACTORS</w:t>
-                            </w:r>
-                          </w:p>
-                          <w:p>
-                            <w:pPr>
-                              <w:ind w:hanging="1440"/>
-                              <w:rPr>
-                                <w:rFonts w:ascii="Aptos" w:hAnsi="Aptos"/>
-                                <w:sz w:val="22"/>
-                                <w:szCs w:val="22"/>
-                              </w:rPr>
-                            </w:pPr>
-                            <w:r>
-                              <w:rPr>
-                                <w:rFonts w:ascii="Aptos" w:hAnsi="Aptos"/>
-                                <w:sz w:val="22"/>
-                                <w:szCs w:val="22"/>
-                              </w:rPr>
-                              <w:t>Even with PPE, working conditions matter. Pay attention to:</w:t>
-                            </w:r>
-                          </w:p>
-                          <w:p>
-                            <w:pPr>
-                              <w:ind w:hanging="1440"/>
-                              <w:rPr>
-                                <w:b/>
-                                <w:bCs/>
-                                <w:color w:val="FFC000"/>
-                              </w:rPr>
-                            </w:pPr>
-                            <w:proofErr w:type="gramStart"/>
-                            <w:r>
-                              <w:rPr>
-                                <w:rFonts w:ascii="Segoe UI Symbol" w:hAnsi="Segoe UI Symbol"/>
-                                <w:noProof/>
-                                <w:color w:val="FFC000"/>
-                                <w:sz w:val="22"/>
-                                <w:szCs w:val="22"/>
-                              </w:rPr>
-                              <w:t xml:space="preserve">✔  </w:t>
-                            </w:r>
-                            <w:r>
-                              <w:rPr>
-                                <w:rFonts w:ascii="Aptos" w:hAnsi="Aptos"/>
-                                <w:sz w:val="22"/>
-                                <w:szCs w:val="22"/>
-                              </w:rPr>
-                              <w:t>Wind</w:t>
-                            </w:r>
-                            <w:proofErr w:type="gramEnd"/>
-                            <w:r>
-                              <w:rPr>
-                                <w:rFonts w:ascii="Aptos" w:hAnsi="Aptos"/>
-                                <w:sz w:val="22"/>
-                                <w:szCs w:val="22"/>
-                              </w:rPr>
-                              <w:t xml:space="preserve"> direction and strength</w:t>
-                            </w:r>
-                          </w:p>
-                          <w:p>
-                            <w:pPr>
-                              <w:ind w:hanging="1440"/>
-                              <w:rPr>
-                                <w:rFonts w:ascii="Aptos" w:hAnsi="Aptos"/>
-                                <w:sz w:val="22"/>
-                                <w:szCs w:val="22"/>
-                              </w:rPr>
-                            </w:pPr>
-                            <w:proofErr w:type="gramStart"/>
-                            <w:r>
-                              <w:rPr>
-                                <w:rFonts w:ascii="Segoe UI Symbol" w:hAnsi="Segoe UI Symbol"/>
-                                <w:noProof/>
-                                <w:color w:val="FFC000"/>
-                                <w:sz w:val="22"/>
-                                <w:szCs w:val="22"/>
-                              </w:rPr>
-                              <w:t>✔</w:t>
-                            </w:r>
-                            <w:r>
-                              <w:rPr>
-                                <w:rFonts w:ascii="Segoe UI Symbol" w:hAnsi="Segoe UI Symbol"/>
-                                <w:noProof/>
-                                <w:color w:val="FFC000"/>
-                                <w:sz w:val="22"/>
-                                <w:szCs w:val="22"/>
-                              </w:rPr>
-                              <w:t xml:space="preserve">  </w:t>
-                            </w:r>
-                            <w:r>
-                              <w:rPr>
-                                <w:rFonts w:ascii="Aptos" w:hAnsi="Aptos"/>
-                                <w:sz w:val="22"/>
-                                <w:szCs w:val="22"/>
-                              </w:rPr>
-                              <w:t>Temperature</w:t>
-                            </w:r>
-                            <w:proofErr w:type="gramEnd"/>
-                            <w:r>
-                              <w:rPr>
-                                <w:rFonts w:ascii="Aptos" w:hAnsi="Aptos"/>
-                                <w:sz w:val="22"/>
-                                <w:szCs w:val="22"/>
-                              </w:rPr>
-                              <w:t xml:space="preserve"> (which may affect vapours)</w:t>
-                            </w:r>
-                          </w:p>
-                          <w:p>
-                            <w:pPr>
-                              <w:ind w:hanging="1440"/>
-                              <w:rPr>
-                                <w:rFonts w:ascii="Aptos" w:hAnsi="Aptos"/>
-                                <w:sz w:val="22"/>
-                                <w:szCs w:val="22"/>
-                              </w:rPr>
-                            </w:pPr>
-                            <w:proofErr w:type="gramStart"/>
-                            <w:r>
-                              <w:rPr>
-                                <w:rFonts w:ascii="Segoe UI Symbol" w:hAnsi="Segoe UI Symbol"/>
-                                <w:noProof/>
-                                <w:color w:val="FFC000"/>
-                                <w:sz w:val="22"/>
-                                <w:szCs w:val="22"/>
-                              </w:rPr>
-                              <w:t>✔</w:t>
-                            </w:r>
-                            <w:r>
-                              <w:rPr>
-                                <w:rFonts w:ascii="Segoe UI Symbol" w:hAnsi="Segoe UI Symbol"/>
-                                <w:noProof/>
-                                <w:color w:val="FFC000"/>
-                                <w:sz w:val="22"/>
-                                <w:szCs w:val="22"/>
-                              </w:rPr>
-                              <w:t xml:space="preserve">  </w:t>
-                            </w:r>
-                            <w:r>
-                              <w:rPr>
-                                <w:rFonts w:ascii="Aptos" w:hAnsi="Aptos"/>
-                                <w:sz w:val="22"/>
-                                <w:szCs w:val="22"/>
-                              </w:rPr>
-                              <w:t>Children</w:t>
-                            </w:r>
-                            <w:proofErr w:type="gramEnd"/>
-                            <w:r>
-                              <w:rPr>
-                                <w:rFonts w:ascii="Aptos" w:hAnsi="Aptos"/>
-                                <w:sz w:val="22"/>
-                                <w:szCs w:val="22"/>
-                              </w:rPr>
-                              <w:t>, pets or bystanders nearby</w:t>
-                            </w:r>
-                          </w:p>
-                          <w:p>
-                            <w:pPr>
-                              <w:ind w:hanging="1440"/>
-                              <w:rPr>
-                                <w:rFonts w:ascii="Aptos" w:hAnsi="Aptos"/>
-                                <w:sz w:val="22"/>
-                                <w:szCs w:val="22"/>
-                              </w:rPr>
-                            </w:pPr>
-                            <w:proofErr w:type="gramStart"/>
-                            <w:r>
-                              <w:rPr>
-                                <w:rFonts w:ascii="Segoe UI Symbol" w:hAnsi="Segoe UI Symbol"/>
-                                <w:noProof/>
-                                <w:color w:val="FFC000"/>
-                                <w:sz w:val="22"/>
-                                <w:szCs w:val="22"/>
-                              </w:rPr>
-                              <w:t>✔</w:t>
-                            </w:r>
-                            <w:r>
-                              <w:rPr>
-                                <w:rFonts w:ascii="Segoe UI Symbol" w:hAnsi="Segoe UI Symbol"/>
-                                <w:noProof/>
-                                <w:color w:val="FFC000"/>
-                                <w:sz w:val="22"/>
-                                <w:szCs w:val="22"/>
-                              </w:rPr>
-                              <w:t xml:space="preserve">  </w:t>
-                            </w:r>
-                            <w:r>
-                              <w:rPr>
-                                <w:rFonts w:ascii="Aptos" w:hAnsi="Aptos"/>
-                                <w:sz w:val="22"/>
-                                <w:szCs w:val="22"/>
-                              </w:rPr>
-                              <w:t>Working</w:t>
-                            </w:r>
-                            <w:proofErr w:type="gramEnd"/>
-                            <w:r>
-                              <w:rPr>
-                                <w:rFonts w:ascii="Aptos" w:hAnsi="Aptos"/>
-                                <w:sz w:val="22"/>
-                                <w:szCs w:val="22"/>
-                              </w:rPr>
-                              <w:t xml:space="preserve"> in confined spaces (sheds, </w:t>
-                            </w:r>
-                            <w:proofErr w:type="gramStart"/>
-                            <w:r>
-                              <w:rPr>
-                                <w:rFonts w:ascii="Aptos" w:hAnsi="Aptos"/>
-                                <w:sz w:val="22"/>
-                                <w:szCs w:val="22"/>
-                              </w:rPr>
-                              <w:t xml:space="preserve">small </w:t>
-                            </w:r>
-                            <w:r>
-                              <w:rPr>
-                                <w:rFonts w:ascii="Aptos" w:hAnsi="Aptos"/>
-                                <w:sz w:val="22"/>
-                                <w:szCs w:val="22"/>
-                              </w:rPr>
-                              <w:t xml:space="preserve"> </w:t>
-                            </w:r>
-                            <w:r>
-                              <w:rPr>
-                                <w:rFonts w:ascii="Aptos" w:hAnsi="Aptos"/>
-                                <w:sz w:val="22"/>
-                                <w:szCs w:val="22"/>
-                              </w:rPr>
-                              <w:t>apiaries</w:t>
-                            </w:r>
-                            <w:proofErr w:type="gramEnd"/>
-                            <w:r>
-                              <w:rPr>
-                                <w:rFonts w:ascii="Aptos" w:hAnsi="Aptos"/>
-                                <w:sz w:val="22"/>
-                                <w:szCs w:val="22"/>
-                              </w:rPr>
-                              <w:t>)</w:t>
-                            </w:r>
-                          </w:p>
-                          <w:p>
-                            <w:pPr>
-                              <w:ind w:hanging="1440"/>
-                              <w:rPr>
-                                <w:rFonts w:ascii="Aptos" w:hAnsi="Aptos"/>
-                                <w:sz w:val="22"/>
-                                <w:szCs w:val="22"/>
-                              </w:rPr>
-                            </w:pPr>
-                            <w:r>
-                              <w:rPr>
-                                <w:rFonts w:ascii="Aptos" w:hAnsi="Aptos"/>
-                                <w:sz w:val="22"/>
-                                <w:szCs w:val="22"/>
-                              </w:rPr>
-                              <w:t>If conditions are unsuitable, delay treatment where possible</w:t>
-                            </w:r>
-                          </w:p>
-                          <w:p>
-                            <w:pPr>
-                              <w:ind w:hanging="1440"/>
-                              <w:rPr>
-                                <w:rFonts w:ascii="Aptos" w:hAnsi="Aptos"/>
-                                <w:sz w:val="22"/>
-                                <w:szCs w:val="22"/>
-                              </w:rPr>
-                            </w:pPr>
-                          </w:p>
-                          <w:p>
-                            <w:pPr>
-                              <w:ind w:hanging="1440"/>
-                              <w:rPr>
-                                <w:rFonts w:ascii="Aptos" w:hAnsi="Aptos"/>
-                                <w:sz w:val="22"/>
-                                <w:szCs w:val="22"/>
-                              </w:rPr>
-                            </w:pPr>
-                          </w:p>
-                          <w:p>
-                            <w:pPr>
-                              <w:ind w:hanging="1440"/>
-                              <w:rPr>
-                                <w:b/>
-                                <w:bCs/>
-                                <w:color w:val="FFC000"/>
-                              </w:rPr>
-                            </w:pPr>
-                          </w:p>
-                        </w:txbxContent>
-                      </wps:txbx>
-                      <wps:bodyPr rot="0" spcFirstLastPara="0" vertOverflow="overflow" horzOverflow="overflow" vert="horz" wrap="square" lIns="91440" tIns="45720" rIns="91440" bIns="45720" numCol="1" spcCol="0" rtlCol="0" fromWordArt="0" anchor="t" anchorCtr="0" forceAA="0" compatLnSpc="1">
-                        <a:prstTxWarp prst="textNoShape">
-                          <a:avLst/>
-                        </a:prstTxWarp>
-                        <a:noAutofit/>
-                      </wps:bodyPr>
-                    </wps:wsp>
+                      </wpg:grpSpPr>
+                      <wpg:grpSp>
+                        <wpg:cNvPr id="1232762510" name="Group 34"/>
+                        <wpg:cNvGrpSpPr/>
+                        <wpg:grpSpPr>
+                          <a:xfrm>
+                            <a:off x="-7620" y="0"/>
+                            <a:ext cx="8168640" cy="914400"/>
+                            <a:chOff x="-7620" y="0"/>
+                            <a:chExt cx="8168640" cy="914400"/>
+                          </a:xfrm>
+                        </wpg:grpSpPr>
+                        <wps:wsp>
+                          <wps:cNvPr id="1930348353" name="Rectangle 4"/>
+                          <wps:cNvSpPr/>
+                          <wps:spPr>
+                            <a:xfrm>
+                              <a:off x="2636520" y="0"/>
+                              <a:ext cx="5524500" cy="914400"/>
+                            </a:xfrm>
+                            <a:prstGeom prst="rect">
+                              <a:avLst/>
+                            </a:prstGeom>
+                            <a:solidFill>
+                              <a:srgbClr val="4EA72E">
+                                <a:lumMod val="50000"/>
+                              </a:srgbClr>
+                            </a:solidFill>
+                            <a:ln w="12700" cap="flat" cmpd="sng" algn="ctr">
+                              <a:solidFill>
+                                <a:srgbClr val="4EA72E">
+                                  <a:lumMod val="50000"/>
+                                </a:srgbClr>
+                              </a:solidFill>
+                              <a:prstDash val="solid"/>
+                              <a:miter lim="800000"/>
+                            </a:ln>
+                            <a:effectLst/>
+                          </wps:spPr>
+                          <wps:txbx>
+                            <w:txbxContent>
+                              <w:p>
+                                <w:pPr>
+                                  <w:pStyle w:val="NoSpacing"/>
+                                  <w:rPr>
+                                    <w:color w:val="FFFFFF" w:themeColor="background1"/>
+                                  </w:rPr>
+                                </w:pPr>
+                                <w:r>
+                                  <w:rPr>
+                                    <w:color w:val="FFFFFF" w:themeColor="background1"/>
+                                    <w:sz w:val="40"/>
+                                    <w:szCs w:val="40"/>
+                                  </w:rPr>
+                                  <w:t xml:space="preserve">    </w:t>
+                                </w:r>
+                                <w:r>
+                                  <w:rPr>
+                                    <w:b/>
+                                    <w:bCs/>
+                                    <w:color w:val="FFFFFF" w:themeColor="background1"/>
+                                    <w:sz w:val="44"/>
+                                    <w:szCs w:val="44"/>
+                                  </w:rPr>
+                                  <w:t>PPE FOR VARROA TREATMENTS</w:t>
+                                </w:r>
+                                <w:r>
+                                  <w:rPr>
+                                    <w:color w:val="FFFFFF" w:themeColor="background1"/>
+                                    <w:sz w:val="44"/>
+                                    <w:szCs w:val="44"/>
+                                  </w:rPr>
+                                  <w:br/>
+                                </w:r>
+                                <w:r>
+                                  <w:rPr>
+                                    <w:color w:val="FFFFFF" w:themeColor="background1"/>
+                                    <w:sz w:val="22"/>
+                                    <w:szCs w:val="22"/>
+                                  </w:rPr>
+                                  <w:t xml:space="preserve">       A practical UK guide to protecting yourself when managing varroa mites</w:t>
+                                </w:r>
+                              </w:p>
+                            </w:txbxContent>
+                          </wps:txbx>
+                          <wps:bodyPr rot="0" spcFirstLastPara="0" vertOverflow="overflow" horzOverflow="overflow" vert="horz" wrap="square" lIns="91440" tIns="45720" rIns="91440" bIns="45720" numCol="1" spcCol="0" rtlCol="0" fromWordArt="0" anchor="ctr" anchorCtr="0" forceAA="0" compatLnSpc="1">
+                            <a:prstTxWarp prst="textNoShape">
+                              <a:avLst/>
+                            </a:prstTxWarp>
+                            <a:noAutofit/>
+                          </wps:bodyPr>
+                        </wps:wsp>
+                        <wps:wsp>
+                          <wps:cNvPr id="1457090934" name="Rectangle: Rounded Corners 2"/>
+                          <wps:cNvSpPr/>
+                          <wps:spPr>
+                            <a:xfrm>
+                              <a:off x="-7620" y="0"/>
+                              <a:ext cx="2834640" cy="912495"/>
+                            </a:xfrm>
+                            <a:prstGeom prst="roundRect">
+                              <a:avLst>
+                                <a:gd name="adj" fmla="val 27778"/>
+                              </a:avLst>
+                            </a:prstGeom>
+                            <a:solidFill>
+                              <a:sysClr val="windowText" lastClr="000000"/>
+                            </a:solidFill>
+                            <a:ln w="12700" cap="flat" cmpd="sng" algn="ctr">
+                              <a:solidFill>
+                                <a:sysClr val="windowText" lastClr="000000"/>
+                              </a:solidFill>
+                              <a:prstDash val="solid"/>
+                              <a:miter lim="800000"/>
+                            </a:ln>
+                            <a:effectLst/>
+                          </wps:spPr>
+                          <wps:txbx>
+                            <w:txbxContent>
+                              <w:p>
+                                <w:pPr>
+                                  <w:pStyle w:val="NoSpacing"/>
+                                </w:pPr>
+                                <w:r>
+                                  <w:rPr>
+                                    <w:color w:val="FFC000"/>
+                                    <w:sz w:val="52"/>
+                                    <w:szCs w:val="52"/>
+                                  </w:rPr>
+                                  <w:t xml:space="preserve">          </w:t>
+                                </w:r>
+                                <w:proofErr w:type="spellStart"/>
+                                <w:r>
+                                  <w:rPr>
+                                    <w:color w:val="FFC000"/>
+                                    <w:sz w:val="44"/>
+                                    <w:szCs w:val="44"/>
+                                  </w:rPr>
+                                  <w:t>BeezKnees</w:t>
+                                </w:r>
+                                <w:proofErr w:type="spellEnd"/>
+                                <w:r>
+                                  <w:rPr>
+                                    <w:sz w:val="48"/>
+                                    <w:szCs w:val="48"/>
+                                  </w:rPr>
+                                  <w:br/>
+                                </w:r>
+                                <w:r>
+                                  <w:rPr>
+                                    <w:sz w:val="22"/>
+                                    <w:szCs w:val="22"/>
+                                  </w:rPr>
+                                  <w:t xml:space="preserve">                         P</w:t>
+                                </w:r>
+                                <w:r>
+                                  <w:rPr>
+                                    <w:sz w:val="22"/>
+                                    <w:szCs w:val="22"/>
+                                  </w:rPr>
+                                  <w:t>ractical beekeepin</w:t>
+                                </w:r>
+                                <w:r>
+                                  <w:rPr>
+                                    <w:sz w:val="22"/>
+                                    <w:szCs w:val="22"/>
+                                  </w:rPr>
+                                  <w:t>g</w:t>
+                                </w:r>
+                                <w:r>
+                                  <w:rPr>
+                                    <w:sz w:val="22"/>
+                                    <w:szCs w:val="22"/>
+                                  </w:rPr>
+                                  <w:t xml:space="preserve"> for </w:t>
+                                </w:r>
+                                <w:r>
+                                  <w:rPr>
+                                    <w:sz w:val="22"/>
+                                    <w:szCs w:val="22"/>
+                                  </w:rPr>
+                                  <w:br/>
+                                  <w:t xml:space="preserve">                         </w:t>
+                                </w:r>
+                                <w:r>
+                                  <w:rPr>
+                                    <w:sz w:val="22"/>
+                                    <w:szCs w:val="22"/>
+                                  </w:rPr>
+                                  <w:t>every season</w:t>
+                                </w:r>
+                              </w:p>
+                            </w:txbxContent>
+                          </wps:txbx>
+                          <wps:bodyPr rot="0" spcFirstLastPara="0" vertOverflow="overflow" horzOverflow="overflow" vert="horz" wrap="square" lIns="91440" tIns="45720" rIns="91440" bIns="45720" numCol="1" spcCol="0" rtlCol="0" fromWordArt="0" anchor="ctr" anchorCtr="0" forceAA="0" compatLnSpc="1">
+                            <a:prstTxWarp prst="textNoShape">
+                              <a:avLst/>
+                            </a:prstTxWarp>
+                            <a:noAutofit/>
+                          </wps:bodyPr>
+                        </wps:wsp>
+                      </wpg:grpSp>
+                      <pic:pic xmlns:pic="http://schemas.openxmlformats.org/drawingml/2006/picture">
+                        <pic:nvPicPr>
+                          <pic:cNvPr id="983013161" name="Picture 4"/>
+                          <pic:cNvPicPr>
+                            <a:picLocks noChangeAspect="1"/>
+                          </pic:cNvPicPr>
+                        </pic:nvPicPr>
+                        <pic:blipFill>
+                          <a:blip r:embed="rId8" cstate="print">
+                            <a:extLst>
+                              <a:ext uri="{28A0092B-C50C-407E-A947-70E740481C1C}">
+                                <a14:useLocalDpi xmlns:a14="http://schemas.microsoft.com/office/drawing/2010/main" val="0"/>
+                              </a:ext>
+                            </a:extLst>
+                          </a:blip>
+                          <a:stretch>
+                            <a:fillRect/>
+                          </a:stretch>
+                        </pic:blipFill>
+                        <pic:spPr>
+                          <a:xfrm>
+                            <a:off x="182880" y="137160"/>
+                            <a:ext cx="601980" cy="667385"/>
+                          </a:xfrm>
+                          <a:prstGeom prst="rect">
+                            <a:avLst/>
+                          </a:prstGeom>
+                        </pic:spPr>
+                      </pic:pic>
+                    </wpg:wgp>
                   </a:graphicData>
                 </a:graphic>
                 <wp14:sizeRelH relativeFrom="margin">
                   <wp14:pctWidth>0</wp14:pctWidth>
                 </wp14:sizeRelH>
-                <wp14:sizeRelV relativeFrom="margin">
-                  <wp14:pctHeight>0</wp14:pctHeight>
-                </wp14:sizeRelV>
               </wp:anchor>
             </w:drawing>
           </mc:Choice>
           <mc:Fallback>
             <w:pict>
-              <v:shape w14:anchorId="7794DF24" id="Text Box 78" o:spid="_x0000_s1041" type="#_x0000_t202" style="position:absolute;margin-left:45pt;margin-top:6.25pt;width:234pt;height:243.2pt;z-index:-251501568;visibility:visible;mso-wrap-style:square;mso-width-percent:0;mso-height-percent:0;mso-wrap-distance-left:9pt;mso-wrap-distance-top:0;mso-wrap-distance-right:9pt;mso-wrap-distance-bottom:0;mso-position-horizontal:absolute;mso-position-horizontal-relative:text;mso-position-vertical:absolute;mso-position-vertical-relative:text;mso-width-percent:0;mso-height-percent:0;mso-width-relative:margin;mso-height-relative:margin;v-text-anchor:top" o:gfxdata="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" filled="f" stroked="f" strokeweight=".5pt">
-                <v:textbox>
-                  <w:txbxContent>
-                    <w:p>
-                      <w:pPr>
-                        <w:ind w:hanging="1440"/>
-                        <w:rPr>
-                          <w:b/>
-                          <w:bCs/>
-                          <w:color w:val="FFC000"/>
-                        </w:rPr>
-                      </w:pPr>
-                      <w:r>
-                        <w:rPr>
-                          <w:rFonts w:ascii="Segoe UI Symbol" w:hAnsi="Segoe UI Symbol"/>
-                          <w:b/>
-                          <w:bCs/>
-                          <w:color w:val="FFC000"/>
-                          <w:sz w:val="36"/>
-                          <w:szCs w:val="36"/>
-                        </w:rPr>
-                        <w:t></w:t>
-                      </w:r>
-                      <w:r>
-                        <w:rPr>
-                          <w:b/>
-                          <w:bCs/>
-                          <w:color w:val="FFC000"/>
-                        </w:rPr>
-                        <w:t>ENVIRONMENTAL &amp;</w:t>
-                      </w:r>
-                      <w:r>
-                        <w:rPr>
-                          <w:b/>
-                          <w:bCs/>
-                          <w:color w:val="FFC000"/>
-                        </w:rPr>
-                        <w:t xml:space="preserve"> </w:t>
-                      </w:r>
-                      <w:r>
-                        <w:rPr>
-                          <w:b/>
-                          <w:bCs/>
-                          <w:color w:val="FFC000"/>
-                        </w:rPr>
-                        <w:t xml:space="preserve">   </w:t>
-                      </w:r>
-                      <w:r>
-                        <w:rPr>
-                          <w:b/>
-                          <w:bCs/>
-                          <w:color w:val="FFC000"/>
-                        </w:rPr>
-                        <w:t>SITUATIONAL FACTORS</w:t>
-                      </w:r>
-                    </w:p>
-                    <w:p>
-                      <w:pPr>
-                        <w:ind w:hanging="1440"/>
-                        <w:rPr>
-                          <w:rFonts w:ascii="Aptos" w:hAnsi="Aptos"/>
-                          <w:sz w:val="22"/>
-                          <w:szCs w:val="22"/>
-                        </w:rPr>
-                      </w:pPr>
-                      <w:r>
-                        <w:rPr>
-                          <w:rFonts w:ascii="Aptos" w:hAnsi="Aptos"/>
-                          <w:sz w:val="22"/>
-                          <w:szCs w:val="22"/>
-                        </w:rPr>
-                        <w:t>Even with PPE, working conditions matter. Pay attention to:</w:t>
-                      </w:r>
-                    </w:p>
-                    <w:p>
-                      <w:pPr>
-                        <w:ind w:hanging="1440"/>
-                        <w:rPr>
-                          <w:b/>
-                          <w:bCs/>
-                          <w:color w:val="FFC000"/>
-                        </w:rPr>
-                      </w:pPr>
-                      <w:proofErr w:type="gramStart"/>
-                      <w:r>
-                        <w:rPr>
-                          <w:rFonts w:ascii="Segoe UI Symbol" w:hAnsi="Segoe UI Symbol"/>
-                          <w:noProof/>
-                          <w:color w:val="FFC000"/>
-                          <w:sz w:val="22"/>
-                          <w:szCs w:val="22"/>
-                        </w:rPr>
-                        <w:t xml:space="preserve">✔  </w:t>
-                      </w:r>
-                      <w:r>
-                        <w:rPr>
-                          <w:rFonts w:ascii="Aptos" w:hAnsi="Aptos"/>
-                          <w:sz w:val="22"/>
-                          <w:szCs w:val="22"/>
-                        </w:rPr>
-                        <w:t>Wind</w:t>
-                      </w:r>
-                      <w:proofErr w:type="gramEnd"/>
-                      <w:r>
-                        <w:rPr>
-                          <w:rFonts w:ascii="Aptos" w:hAnsi="Aptos"/>
-                          <w:sz w:val="22"/>
-                          <w:szCs w:val="22"/>
-                        </w:rPr>
-                        <w:t xml:space="preserve"> direction and strength</w:t>
-                      </w:r>
-                    </w:p>
-                    <w:p>
-                      <w:pPr>
-                        <w:ind w:hanging="1440"/>
-                        <w:rPr>
-                          <w:rFonts w:ascii="Aptos" w:hAnsi="Aptos"/>
-                          <w:sz w:val="22"/>
-                          <w:szCs w:val="22"/>
-                        </w:rPr>
-                      </w:pPr>
-                      <w:proofErr w:type="gramStart"/>
-                      <w:r>
-                        <w:rPr>
-                          <w:rFonts w:ascii="Segoe UI Symbol" w:hAnsi="Segoe UI Symbol"/>
-                          <w:noProof/>
-                          <w:color w:val="FFC000"/>
-                          <w:sz w:val="22"/>
-                          <w:szCs w:val="22"/>
-                        </w:rPr>
-                        <w:t>✔</w:t>
-                      </w:r>
-                      <w:r>
-                        <w:rPr>
-                          <w:rFonts w:ascii="Segoe UI Symbol" w:hAnsi="Segoe UI Symbol"/>
-                          <w:noProof/>
-                          <w:color w:val="FFC000"/>
-                          <w:sz w:val="22"/>
-                          <w:szCs w:val="22"/>
-                        </w:rPr>
-                        <w:t xml:space="preserve">  </w:t>
-                      </w:r>
-                      <w:r>
-                        <w:rPr>
-                          <w:rFonts w:ascii="Aptos" w:hAnsi="Aptos"/>
-                          <w:sz w:val="22"/>
-                          <w:szCs w:val="22"/>
-                        </w:rPr>
-                        <w:t>Temperature</w:t>
-                      </w:r>
-                      <w:proofErr w:type="gramEnd"/>
-                      <w:r>
-                        <w:rPr>
-                          <w:rFonts w:ascii="Aptos" w:hAnsi="Aptos"/>
-                          <w:sz w:val="22"/>
-                          <w:szCs w:val="22"/>
-                        </w:rPr>
-                        <w:t xml:space="preserve"> (which may affect vapours)</w:t>
-                      </w:r>
-                    </w:p>
-                    <w:p>
-                      <w:pPr>
-                        <w:ind w:hanging="1440"/>
-                        <w:rPr>
-                          <w:rFonts w:ascii="Aptos" w:hAnsi="Aptos"/>
-                          <w:sz w:val="22"/>
-                          <w:szCs w:val="22"/>
-                        </w:rPr>
-                      </w:pPr>
-                      <w:proofErr w:type="gramStart"/>
-                      <w:r>
-                        <w:rPr>
-                          <w:rFonts w:ascii="Segoe UI Symbol" w:hAnsi="Segoe UI Symbol"/>
-                          <w:noProof/>
-                          <w:color w:val="FFC000"/>
-                          <w:sz w:val="22"/>
-                          <w:szCs w:val="22"/>
-                        </w:rPr>
-                        <w:t>✔</w:t>
-                      </w:r>
-                      <w:r>
-                        <w:rPr>
-                          <w:rFonts w:ascii="Segoe UI Symbol" w:hAnsi="Segoe UI Symbol"/>
-                          <w:noProof/>
-                          <w:color w:val="FFC000"/>
-                          <w:sz w:val="22"/>
-                          <w:szCs w:val="22"/>
-                        </w:rPr>
-                        <w:t xml:space="preserve">  </w:t>
-                      </w:r>
-                      <w:r>
-                        <w:rPr>
-                          <w:rFonts w:ascii="Aptos" w:hAnsi="Aptos"/>
-                          <w:sz w:val="22"/>
-                          <w:szCs w:val="22"/>
-                        </w:rPr>
-                        <w:t>Children</w:t>
-                      </w:r>
-                      <w:proofErr w:type="gramEnd"/>
-                      <w:r>
-                        <w:rPr>
-                          <w:rFonts w:ascii="Aptos" w:hAnsi="Aptos"/>
-                          <w:sz w:val="22"/>
-                          <w:szCs w:val="22"/>
-                        </w:rPr>
-                        <w:t>, pets or bystanders nearby</w:t>
-                      </w:r>
-                    </w:p>
-                    <w:p>
-                      <w:pPr>
-                        <w:ind w:hanging="1440"/>
-                        <w:rPr>
-                          <w:rFonts w:ascii="Aptos" w:hAnsi="Aptos"/>
-                          <w:sz w:val="22"/>
-                          <w:szCs w:val="22"/>
-                        </w:rPr>
-                      </w:pPr>
-                      <w:proofErr w:type="gramStart"/>
-                      <w:r>
-                        <w:rPr>
-                          <w:rFonts w:ascii="Segoe UI Symbol" w:hAnsi="Segoe UI Symbol"/>
-                          <w:noProof/>
-                          <w:color w:val="FFC000"/>
-                          <w:sz w:val="22"/>
-                          <w:szCs w:val="22"/>
-                        </w:rPr>
-                        <w:t>✔</w:t>
-                      </w:r>
-                      <w:r>
-                        <w:rPr>
-                          <w:rFonts w:ascii="Segoe UI Symbol" w:hAnsi="Segoe UI Symbol"/>
-                          <w:noProof/>
-                          <w:color w:val="FFC000"/>
-                          <w:sz w:val="22"/>
-                          <w:szCs w:val="22"/>
-                        </w:rPr>
-                        <w:t xml:space="preserve">  </w:t>
-                      </w:r>
-                      <w:r>
-                        <w:rPr>
-                          <w:rFonts w:ascii="Aptos" w:hAnsi="Aptos"/>
-                          <w:sz w:val="22"/>
-                          <w:szCs w:val="22"/>
-                        </w:rPr>
-                        <w:t>Working</w:t>
-                      </w:r>
-                      <w:proofErr w:type="gramEnd"/>
-                      <w:r>
-                        <w:rPr>
-                          <w:rFonts w:ascii="Aptos" w:hAnsi="Aptos"/>
-                          <w:sz w:val="22"/>
-                          <w:szCs w:val="22"/>
-                        </w:rPr>
-                        <w:t xml:space="preserve"> in confined spaces (sheds, </w:t>
-                      </w:r>
-                      <w:proofErr w:type="gramStart"/>
-                      <w:r>
-                        <w:rPr>
-                          <w:rFonts w:ascii="Aptos" w:hAnsi="Aptos"/>
-                          <w:sz w:val="22"/>
-                          <w:szCs w:val="22"/>
-                        </w:rPr>
-                        <w:t xml:space="preserve">small </w:t>
-                      </w:r>
-                      <w:r>
-                        <w:rPr>
-                          <w:rFonts w:ascii="Aptos" w:hAnsi="Aptos"/>
-                          <w:sz w:val="22"/>
-                          <w:szCs w:val="22"/>
-                        </w:rPr>
-                        <w:t xml:space="preserve"> </w:t>
-                      </w:r>
-                      <w:r>
-                        <w:rPr>
-                          <w:rFonts w:ascii="Aptos" w:hAnsi="Aptos"/>
-                          <w:sz w:val="22"/>
-                          <w:szCs w:val="22"/>
-                        </w:rPr>
-                        <w:t>apiaries</w:t>
-                      </w:r>
-                      <w:proofErr w:type="gramEnd"/>
-                      <w:r>
-                        <w:rPr>
-                          <w:rFonts w:ascii="Aptos" w:hAnsi="Aptos"/>
-                          <w:sz w:val="22"/>
-                          <w:szCs w:val="22"/>
-                        </w:rPr>
-                        <w:t>)</w:t>
-                      </w:r>
-                    </w:p>
-                    <w:p>
-                      <w:pPr>
-                        <w:ind w:hanging="1440"/>
-                        <w:rPr>
-                          <w:rFonts w:ascii="Aptos" w:hAnsi="Aptos"/>
-                          <w:sz w:val="22"/>
-                          <w:szCs w:val="22"/>
-                        </w:rPr>
-                      </w:pPr>
-                      <w:r>
-                        <w:rPr>
-                          <w:rFonts w:ascii="Aptos" w:hAnsi="Aptos"/>
-                          <w:sz w:val="22"/>
-                          <w:szCs w:val="22"/>
-                        </w:rPr>
-                        <w:t>If conditions are unsuitable, delay treatment where possible</w:t>
-                      </w:r>
-                    </w:p>
-                    <w:p>
-                      <w:pPr>
-                        <w:ind w:hanging="1440"/>
-                        <w:rPr>
-                          <w:rFonts w:ascii="Aptos" w:hAnsi="Aptos"/>
-                          <w:sz w:val="22"/>
-                          <w:szCs w:val="22"/>
-                        </w:rPr>
-                      </w:pPr>
-                    </w:p>
-                    <w:p>
-                      <w:pPr>
-                        <w:ind w:hanging="1440"/>
-                        <w:rPr>
-                          <w:rFonts w:ascii="Aptos" w:hAnsi="Aptos"/>
-                          <w:sz w:val="22"/>
-                          <w:szCs w:val="22"/>
-                        </w:rPr>
-                      </w:pPr>
-                    </w:p>
-                    <w:p>
-                      <w:pPr>
-                        <w:ind w:hanging="1440"/>
-                        <w:rPr>
-                          <w:b/>
-                          <w:bCs/>
-                          <w:color w:val="FFC000"/>
-                        </w:rPr>
-                      </w:pPr>
-                    </w:p>
-                  </w:txbxContent>
-                </v:textbox>
-                <w10:wrap type="tight"/>
-              </v:shape>
+              <v:group w14:anchorId="2F194310" id="_x0000_s1044" style="position:absolute;margin-left:-93pt;margin-top:-71.55pt;width:643.2pt;height:1in;z-index:252435968;mso-width-relative:margin" coordorigin="-76" coordsize="81686,9144" o:gfxdata="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">
+                <v:group id="Group 34" o:spid="_x0000_s1045" style="position:absolute;left:-76;width:81686;height:9144" coordorigin="-76" coordsize="81686,9144" o:gfxdata="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">
+                  <v:rect id="Rectangle 4" o:spid="_x0000_s1046" style="position:absolute;left:26365;width:55245;height:9144;visibility:visible;mso-wrap-style:square;v-text-anchor:middle" o:gfxdata="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" fillcolor="#275317" strokecolor="#275317" strokeweight="1pt">
+                    <v:textbox>
+                      <w:txbxContent>
+                        <w:p>
+                          <w:pPr>
+                            <w:pStyle w:val="NoSpacing"/>
+                            <w:rPr>
+                              <w:color w:val="FFFFFF" w:themeColor="background1"/>
+                            </w:rPr>
+                          </w:pPr>
+                          <w:r>
+                            <w:rPr>
+                              <w:color w:val="FFFFFF" w:themeColor="background1"/>
+                              <w:sz w:val="40"/>
+                              <w:szCs w:val="40"/>
+                            </w:rPr>
+                            <w:t xml:space="preserve">    </w:t>
+                          </w:r>
+                          <w:r>
+                            <w:rPr>
+                              <w:b/>
+                              <w:bCs/>
+                              <w:color w:val="FFFFFF" w:themeColor="background1"/>
+                              <w:sz w:val="44"/>
+                              <w:szCs w:val="44"/>
+                            </w:rPr>
+                            <w:t>PPE FOR VARROA TREATMENTS</w:t>
+                          </w:r>
+                          <w:r>
+                            <w:rPr>
+                              <w:color w:val="FFFFFF" w:themeColor="background1"/>
+                              <w:sz w:val="44"/>
+                              <w:szCs w:val="44"/>
+                            </w:rPr>
+                            <w:br/>
+                          </w:r>
+                          <w:r>
+                            <w:rPr>
+                              <w:color w:val="FFFFFF" w:themeColor="background1"/>
+                              <w:sz w:val="22"/>
+                              <w:szCs w:val="22"/>
+                            </w:rPr>
+                            <w:t xml:space="preserve">       A practical UK guide to protecting yourself when managing varroa mites</w:t>
+                          </w:r>
+                        </w:p>
+                      </w:txbxContent>
+                    </v:textbox>
+                  </v:rect>
+                  <v:roundrect id="Rectangle: Rounded Corners 2" o:spid="_x0000_s1047" style="position:absolute;left:-76;width:28346;height:9124;visibility:visible;mso-wrap-style:square;v-text-anchor:middle" arcsize="18204f" o:gfxdata="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" fillcolor="windowText" strokecolor="windowText" strokeweight="1pt">
+                    <v:stroke joinstyle="miter"/>
+                    <v:textbox>
+                      <w:txbxContent>
+                        <w:p>
+                          <w:pPr>
+                            <w:pStyle w:val="NoSpacing"/>
+                          </w:pPr>
+                          <w:r>
+                            <w:rPr>
+                              <w:color w:val="FFC000"/>
+                              <w:sz w:val="52"/>
+                              <w:szCs w:val="52"/>
+                            </w:rPr>
+                            <w:t xml:space="preserve">          </w:t>
+                          </w:r>
+                          <w:proofErr w:type="spellStart"/>
+                          <w:r>
+                            <w:rPr>
+                              <w:color w:val="FFC000"/>
+                              <w:sz w:val="44"/>
+                              <w:szCs w:val="44"/>
+                            </w:rPr>
+                            <w:t>BeezKnees</w:t>
+                          </w:r>
+                          <w:proofErr w:type="spellEnd"/>
+                          <w:r>
+                            <w:rPr>
+                              <w:sz w:val="48"/>
+                              <w:szCs w:val="48"/>
+                            </w:rPr>
+                            <w:br/>
+                          </w:r>
+                          <w:r>
+                            <w:rPr>
+                              <w:sz w:val="22"/>
+                              <w:szCs w:val="22"/>
+                            </w:rPr>
+                            <w:t xml:space="preserve">                         P</w:t>
+                          </w:r>
+                          <w:r>
+                            <w:rPr>
+                              <w:sz w:val="22"/>
+                              <w:szCs w:val="22"/>
+                            </w:rPr>
+                            <w:t>ractical beekeepin</w:t>
+                          </w:r>
+                          <w:r>
+                            <w:rPr>
+                              <w:sz w:val="22"/>
+                              <w:szCs w:val="22"/>
+                            </w:rPr>
+                            <w:t>g</w:t>
+                          </w:r>
+                          <w:r>
+                            <w:rPr>
+                              <w:sz w:val="22"/>
+                              <w:szCs w:val="22"/>
+                            </w:rPr>
+                            <w:t xml:space="preserve"> for </w:t>
+                          </w:r>
+                          <w:r>
+                            <w:rPr>
+                              <w:sz w:val="22"/>
+                              <w:szCs w:val="22"/>
+                            </w:rPr>
+                            <w:br/>
+                            <w:t xml:space="preserve">                         </w:t>
+                          </w:r>
+                          <w:r>
+                            <w:rPr>
+                              <w:sz w:val="22"/>
+                              <w:szCs w:val="22"/>
+                            </w:rPr>
+                            <w:t>every season</w:t>
+                          </w:r>
+                        </w:p>
+                      </w:txbxContent>
+                    </v:textbox>
+                  </v:roundrect>
+                </v:group>
+                <v:shape id="Picture 4" o:spid="_x0000_s1048" type="#_x0000_t75" style="position:absolute;left:1828;top:1371;width:6020;height:6674;visibility:visible;mso-wrap-style:square" o:gfxdata="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">
+                  <v:imagedata r:id="rId9" o:title=""/>
+                </v:shape>
+              </v:group>
             </w:pict>
           </mc:Fallback>
         </mc:AlternateContent>
+      </w:r>
+      <w:r>
+        <w:rPr>
+          <w:b/>
+          <w:bCs/>
+          <w:color w:val="275317" w:themeColor="accent6" w:themeShade="80"/>
+          <w:sz w:val="44"/>
+          <w:szCs w:val="44"/>
+        </w:rPr>
+        <w:br/>
+      </w:r>
+      <w:r>
+        <w:rPr>
+          <w:b/>
+          <w:bCs/>
+          <w:color w:val="275317" w:themeColor="accent6" w:themeShade="80"/>
+          <w:sz w:val="44"/>
+          <w:szCs w:val="44"/>
+        </w:rPr>
+        <w:t>Safe Handling</w:t>
+      </w:r>
+      <w:r>
+        <w:rPr>
+          <w:b/>
+          <w:bCs/>
+          <w:color w:val="275317" w:themeColor="accent6" w:themeShade="80"/>
+          <w:sz w:val="44"/>
+          <w:szCs w:val="44"/>
+        </w:rPr>
+        <w:t>,</w:t>
+      </w:r>
+      <w:r>
+        <w:rPr>
+          <w:b/>
+          <w:bCs/>
+          <w:color w:val="275317" w:themeColor="accent6" w:themeShade="80"/>
+          <w:sz w:val="44"/>
+          <w:szCs w:val="44"/>
+        </w:rPr>
+        <w:t xml:space="preserve"> H</w:t>
+      </w:r>
+      <w:r>
+        <w:rPr>
+          <w:b/>
+          <w:bCs/>
+          <w:color w:val="275317" w:themeColor="accent6" w:themeShade="80"/>
+          <w:sz w:val="44"/>
+          <w:szCs w:val="44"/>
+        </w:rPr>
+        <w:t xml:space="preserve">ygiene, Storage </w:t>
+      </w:r>
+      <w:r>
+        <w:rPr>
+          <w:b/>
+          <w:bCs/>
+          <w:color w:val="275317" w:themeColor="accent6" w:themeShade="80"/>
+          <w:sz w:val="44"/>
+          <w:szCs w:val="44"/>
+        </w:rPr>
+        <w:t>&amp; Disposal</w:t>
       </w:r>
     </w:p>
     <w:p>
@@ -10066,425 +9822,92 @@
         <w:tabs>
           <w:tab w:val="num" w:pos="720"/>
         </w:tabs>
+      </w:pPr>
+      <w:r>
         <w:rPr>
-          <w:sz w:val="20"/>
-          <w:szCs w:val="20"/>
+          <w:noProof/>
         </w:rPr>
-      </w:pPr>
+        <w:drawing>
+          <wp:anchor distT="0" distB="0" distL="114300" distR="114300" simplePos="0" relativeHeight="252436992" behindDoc="0" locked="0" layoutInCell="1" allowOverlap="1" wp14:anchorId="2E2AA184" wp14:editId="5F62BDCB">
+            <wp:simplePos x="0" y="0"/>
+            <wp:positionH relativeFrom="column">
+              <wp:posOffset>-579846</wp:posOffset>
+            </wp:positionH>
+            <wp:positionV relativeFrom="paragraph">
+              <wp:posOffset>534035</wp:posOffset>
+            </wp:positionV>
+            <wp:extent cx="6824980" cy="6824980"/>
+            <wp:effectExtent l="0" t="0" r="0" b="0"/>
+            <wp:wrapTopAndBottom/>
+            <wp:docPr id="1504845217" name="Picture 37"/>
+            <wp:cNvGraphicFramePr>
+              <a:graphicFrameLocks xmlns:a="http://schemas.openxmlformats.org/drawingml/2006/main" noChangeAspect="1"/>
+            </wp:cNvGraphicFramePr>
+            <a:graphic xmlns:a="http://schemas.openxmlformats.org/drawingml/2006/main">
+              <a:graphicData uri="http://schemas.openxmlformats.org/drawingml/2006/picture">
+                <pic:pic xmlns:pic="http://schemas.openxmlformats.org/drawingml/2006/picture">
+                  <pic:nvPicPr>
+                    <pic:cNvPr id="0" name="Picture 1"/>
+                    <pic:cNvPicPr>
+                      <a:picLocks noChangeAspect="1" noChangeArrowheads="1"/>
+                    </pic:cNvPicPr>
+                  </pic:nvPicPr>
+                  <pic:blipFill>
+                    <a:blip r:embed="rId67" cstate="print">
+                      <a:extLst>
+                        <a:ext uri="{28A0092B-C50C-407E-A947-70E740481C1C}">
+                          <a14:useLocalDpi xmlns:a14="http://schemas.microsoft.com/office/drawing/2010/main" val="0"/>
+                        </a:ext>
+                      </a:extLst>
+                    </a:blip>
+                    <a:srcRect/>
+                    <a:stretch>
+                      <a:fillRect/>
+                    </a:stretch>
+                  </pic:blipFill>
+                  <pic:spPr bwMode="auto">
+                    <a:xfrm>
+                      <a:off x="0" y="0"/>
+                      <a:ext cx="6824980" cy="6824980"/>
+                    </a:xfrm>
+                    <a:prstGeom prst="rect">
+                      <a:avLst/>
+                    </a:prstGeom>
+                    <a:noFill/>
+                    <a:ln>
+                      <a:noFill/>
+                    </a:ln>
+                  </pic:spPr>
+                </pic:pic>
+              </a:graphicData>
+            </a:graphic>
+          </wp:anchor>
+        </w:drawing>
+      </w:r>
+      <w:r>
+        <w:t>Good practice does not end</w:t>
+      </w:r>
+      <w:r>
+        <w:t xml:space="preserve"> with PPE</w:t>
+      </w:r>
+      <w:r>
+        <w:t>. W</w:t>
+      </w:r>
+      <w:r>
+        <w:t>orking conditions, hygiene</w:t>
+      </w:r>
+      <w:r>
+        <w:t xml:space="preserve"> and safe storage all reduce the risk of accidental exposure when</w:t>
+      </w:r>
+      <w:r>
+        <w:t xml:space="preserve"> using varroa treatments.</w:t>
+      </w:r>
     </w:p>
     <w:p>
       <w:pPr>
         <w:tabs>
           <w:tab w:val="num" w:pos="720"/>
         </w:tabs>
-        <w:rPr>
-          <w:sz w:val="20"/>
-          <w:szCs w:val="20"/>
-        </w:rPr>
-      </w:pPr>
-    </w:p>
-    <w:p>
-      <w:pPr>
-        <w:tabs>
-          <w:tab w:val="num" w:pos="720"/>
-        </w:tabs>
-        <w:rPr>
-          <w:sz w:val="20"/>
-          <w:szCs w:val="20"/>
-        </w:rPr>
-      </w:pPr>
-    </w:p>
-    <w:p>
-      <w:pPr>
-        <w:tabs>
-          <w:tab w:val="num" w:pos="720"/>
-        </w:tabs>
-        <w:rPr>
-          <w:sz w:val="20"/>
-          <w:szCs w:val="20"/>
-        </w:rPr>
-      </w:pPr>
-    </w:p>
-    <w:p>
-      <w:pPr>
-        <w:tabs>
-          <w:tab w:val="num" w:pos="720"/>
-        </w:tabs>
-        <w:rPr>
-          <w:sz w:val="20"/>
-          <w:szCs w:val="20"/>
-        </w:rPr>
-      </w:pPr>
-    </w:p>
-    <w:p>
-      <w:pPr>
-        <w:tabs>
-          <w:tab w:val="num" w:pos="720"/>
-        </w:tabs>
-        <w:rPr>
-          <w:sz w:val="20"/>
-          <w:szCs w:val="20"/>
-        </w:rPr>
-      </w:pPr>
-    </w:p>
-    <w:p>
-      <w:pPr>
-        <w:tabs>
-          <w:tab w:val="num" w:pos="720"/>
-        </w:tabs>
-        <w:rPr>
-          <w:sz w:val="20"/>
-          <w:szCs w:val="20"/>
-        </w:rPr>
-      </w:pPr>
-    </w:p>
-    <w:p>
-      <w:pPr>
-        <w:tabs>
-          <w:tab w:val="num" w:pos="720"/>
-        </w:tabs>
-        <w:rPr>
-          <w:sz w:val="20"/>
-          <w:szCs w:val="20"/>
-        </w:rPr>
-      </w:pPr>
-    </w:p>
-    <w:p>
-      <w:pPr>
-        <w:tabs>
-          <w:tab w:val="num" w:pos="720"/>
-        </w:tabs>
-        <w:rPr>
-          <w:sz w:val="20"/>
-          <w:szCs w:val="20"/>
-        </w:rPr>
-      </w:pPr>
-    </w:p>
-    <w:p>
-      <w:pPr>
-        <w:tabs>
-          <w:tab w:val="num" w:pos="720"/>
-        </w:tabs>
-        <w:rPr>
-          <w:sz w:val="20"/>
-          <w:szCs w:val="20"/>
-        </w:rPr>
-      </w:pPr>
-    </w:p>
-    <w:p>
-      <w:pPr>
-        <w:tabs>
-          <w:tab w:val="num" w:pos="720"/>
-        </w:tabs>
-        <w:rPr>
-          <w:sz w:val="20"/>
-          <w:szCs w:val="20"/>
-        </w:rPr>
-      </w:pPr>
-    </w:p>
-    <w:p>
-      <w:pPr>
-        <w:tabs>
-          <w:tab w:val="num" w:pos="720"/>
-        </w:tabs>
-        <w:rPr>
-          <w:sz w:val="20"/>
-          <w:szCs w:val="20"/>
-        </w:rPr>
-      </w:pPr>
-    </w:p>
-    <w:p>
-      <w:pPr>
-        <w:tabs>
-          <w:tab w:val="num" w:pos="720"/>
-        </w:tabs>
-        <w:rPr>
-          <w:sz w:val="20"/>
-          <w:szCs w:val="20"/>
-        </w:rPr>
-      </w:pPr>
-    </w:p>
-    <w:p>
-      <w:pPr>
-        <w:tabs>
-          <w:tab w:val="num" w:pos="720"/>
-        </w:tabs>
-        <w:rPr>
-          <w:sz w:val="20"/>
-          <w:szCs w:val="20"/>
-        </w:rPr>
-      </w:pPr>
-    </w:p>
-    <w:p>
-      <w:pPr>
-        <w:tabs>
-          <w:tab w:val="num" w:pos="720"/>
-        </w:tabs>
-        <w:rPr>
-          <w:sz w:val="20"/>
-          <w:szCs w:val="20"/>
-        </w:rPr>
-      </w:pPr>
-    </w:p>
-    <w:p>
-      <w:pPr>
-        <w:tabs>
-          <w:tab w:val="num" w:pos="720"/>
-        </w:tabs>
-        <w:rPr>
-          <w:sz w:val="20"/>
-          <w:szCs w:val="20"/>
-        </w:rPr>
-      </w:pPr>
-    </w:p>
-    <w:p>
-      <w:pPr>
-        <w:tabs>
-          <w:tab w:val="num" w:pos="720"/>
-        </w:tabs>
-        <w:rPr>
-          <w:sz w:val="20"/>
-          <w:szCs w:val="20"/>
-        </w:rPr>
-      </w:pPr>
-    </w:p>
-    <w:p>
-      <w:pPr>
-        <w:tabs>
-          <w:tab w:val="num" w:pos="720"/>
-        </w:tabs>
-        <w:rPr>
-          <w:sz w:val="20"/>
-          <w:szCs w:val="20"/>
-        </w:rPr>
-      </w:pPr>
-    </w:p>
-    <w:p>
-      <w:pPr>
-        <w:tabs>
-          <w:tab w:val="num" w:pos="720"/>
-        </w:tabs>
-        <w:rPr>
-          <w:sz w:val="20"/>
-          <w:szCs w:val="20"/>
-        </w:rPr>
-      </w:pPr>
-    </w:p>
-    <w:p>
-      <w:pPr>
-        <w:tabs>
-          <w:tab w:val="num" w:pos="720"/>
-        </w:tabs>
-        <w:rPr>
-          <w:sz w:val="20"/>
-          <w:szCs w:val="20"/>
-        </w:rPr>
-      </w:pPr>
-    </w:p>
-    <w:p>
-      <w:pPr>
-        <w:tabs>
-          <w:tab w:val="num" w:pos="720"/>
-        </w:tabs>
-        <w:rPr>
-          <w:sz w:val="20"/>
-          <w:szCs w:val="20"/>
-        </w:rPr>
-      </w:pPr>
-      <w:r>
-        <w:rPr>
-          <w:b/>
-          <w:bCs/>
-          <w:noProof/>
-          <w:color w:val="FFC000"/>
-        </w:rPr>
-        <mc:AlternateContent>
-          <mc:Choice Requires="wps">
-            <w:drawing>
-              <wp:anchor distT="0" distB="0" distL="114300" distR="114300" simplePos="0" relativeHeight="251772928" behindDoc="1" locked="0" layoutInCell="1" allowOverlap="1" wp14:anchorId="0B7E7266" wp14:editId="4EC22AB4">
-                <wp:simplePos x="0" y="0"/>
-                <wp:positionH relativeFrom="column">
-                  <wp:posOffset>775970</wp:posOffset>
-                </wp:positionH>
-                <wp:positionV relativeFrom="paragraph">
-                  <wp:posOffset>239146</wp:posOffset>
-                </wp:positionV>
-                <wp:extent cx="4124325" cy="3848100"/>
-                <wp:effectExtent l="0" t="0" r="28575" b="19050"/>
-                <wp:wrapNone/>
-                <wp:docPr id="567991116" name="Rectangle: Rounded Corners 42"/>
-                <wp:cNvGraphicFramePr/>
-                <a:graphic xmlns:a="http://schemas.openxmlformats.org/drawingml/2006/main">
-                  <a:graphicData uri="http://schemas.microsoft.com/office/word/2010/wordprocessingShape">
-                    <wps:wsp>
-                      <wps:cNvSpPr/>
-                      <wps:spPr>
-                        <a:xfrm>
-                          <a:off x="0" y="0"/>
-                          <a:ext cx="4124325" cy="3848100"/>
-                        </a:xfrm>
-                        <a:prstGeom prst="roundRect">
-                          <a:avLst>
-                            <a:gd name="adj" fmla="val 1004"/>
-                          </a:avLst>
-                        </a:prstGeom>
-                        <a:solidFill>
-                          <a:srgbClr val="FFFCF3"/>
-                        </a:solidFill>
-                        <a:ln>
-                          <a:solidFill>
-                            <a:srgbClr val="FFC000"/>
-                          </a:solidFill>
-                        </a:ln>
-                      </wps:spPr>
-                      <wps:style>
-                        <a:lnRef idx="2">
-                          <a:schemeClr val="accent1">
-                            <a:shade val="15000"/>
-                          </a:schemeClr>
-                        </a:lnRef>
-                        <a:fillRef idx="1">
-                          <a:schemeClr val="accent1"/>
-                        </a:fillRef>
-                        <a:effectRef idx="0">
-                          <a:schemeClr val="accent1"/>
-                        </a:effectRef>
-                        <a:fontRef idx="minor">
-                          <a:schemeClr val="lt1"/>
-                        </a:fontRef>
-                      </wps:style>
-                      <wps:bodyPr rot="0" spcFirstLastPara="0" vertOverflow="overflow" horzOverflow="overflow" vert="horz" wrap="square" lIns="91440" tIns="45720" rIns="91440" bIns="45720" numCol="1" spcCol="0" rtlCol="0" fromWordArt="0" anchor="ctr" anchorCtr="0" forceAA="0" compatLnSpc="1">
-                        <a:prstTxWarp prst="textNoShape">
-                          <a:avLst/>
-                        </a:prstTxWarp>
-                        <a:noAutofit/>
-                      </wps:bodyPr>
-                    </wps:wsp>
-                  </a:graphicData>
-                </a:graphic>
-                <wp14:sizeRelH relativeFrom="margin">
-                  <wp14:pctWidth>0</wp14:pctWidth>
-                </wp14:sizeRelH>
-                <wp14:sizeRelV relativeFrom="margin">
-                  <wp14:pctHeight>0</wp14:pctHeight>
-                </wp14:sizeRelV>
-              </wp:anchor>
-            </w:drawing>
-          </mc:Choice>
-          <mc:Fallback>
-            <w:pict>
-              <v:roundrect w14:anchorId="5697DDF7" id="Rectangle: Rounded Corners 42" o:spid="_x0000_s1026" style="position:absolute;margin-left:61.1pt;margin-top:18.85pt;width:324.75pt;height:303pt;z-index:-251543552;visibility:visible;mso-wrap-style:square;mso-width-percent:0;mso-height-percent:0;mso-wrap-distance-left:9pt;mso-wrap-distance-top:0;mso-wrap-distance-right:9pt;mso-wrap-distance-bottom:0;mso-position-horizontal:absolute;mso-position-horizontal-relative:text;mso-position-vertical:absolute;mso-position-vertical-relative:text;mso-width-percent:0;mso-height-percent:0;mso-width-relative:margin;mso-height-relative:margin;v-text-anchor:middle" arcsize="658f" o:gfxdata="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" fillcolor="#fffcf3" strokecolor="#ffc000" strokeweight="1pt">
-                <v:stroke joinstyle="miter"/>
-              </v:roundrect>
-            </w:pict>
-          </mc:Fallback>
-        </mc:AlternateContent>
-      </w:r>
-      <w:r>
-        <w:rPr>
-          <w:sz w:val="20"/>
-          <w:szCs w:val="20"/>
-        </w:rPr>
-        <w:t>This document is provided for educational purposes only. It does not replace: Product labels or safety data, COSHH or workplace safety guidance, Professional or veterinary advice. Always follow the instructions supplied with any licensed varroa treatment and check current UK guidance before use.</w:t>
-      </w:r>
-    </w:p>
-    <w:p>
-      <w:pPr>
-        <w:ind w:left="-1134"/>
-        <w:rPr>
-          <w:b/>
-          <w:bCs/>
-          <w:sz w:val="20"/>
-          <w:szCs w:val="20"/>
-        </w:rPr>
-      </w:pPr>
-    </w:p>
-    <w:p>
-      <w:pPr>
-        <w:ind w:left="-1134"/>
-        <w:rPr>
-          <w:b/>
-          <w:bCs/>
-          <w:sz w:val="20"/>
-          <w:szCs w:val="20"/>
-        </w:rPr>
-      </w:pPr>
-    </w:p>
-    <w:p>
-      <w:pPr>
-        <w:ind w:left="-1134"/>
-        <w:rPr>
-          <w:b/>
-          <w:bCs/>
-          <w:sz w:val="20"/>
-          <w:szCs w:val="20"/>
-        </w:rPr>
-      </w:pPr>
-    </w:p>
-    <w:p>
-      <w:pPr>
-        <w:ind w:left="-1134"/>
-        <w:rPr>
-          <w:b/>
-          <w:bCs/>
-          <w:sz w:val="20"/>
-          <w:szCs w:val="20"/>
-        </w:rPr>
-      </w:pPr>
-    </w:p>
-    <w:p>
-      <w:pPr>
-        <w:ind w:left="-1134"/>
-        <w:rPr>
-          <w:b/>
-          <w:bCs/>
-          <w:sz w:val="20"/>
-          <w:szCs w:val="20"/>
-        </w:rPr>
-      </w:pPr>
-    </w:p>
-    <w:p>
-      <w:pPr>
-        <w:ind w:left="-1134"/>
-        <w:rPr>
-          <w:b/>
-          <w:bCs/>
-          <w:sz w:val="20"/>
-          <w:szCs w:val="20"/>
-        </w:rPr>
-      </w:pPr>
-    </w:p>
-    <w:p>
-      <w:pPr>
-        <w:ind w:left="-1134"/>
-        <w:rPr>
-          <w:b/>
-          <w:bCs/>
-          <w:sz w:val="20"/>
-          <w:szCs w:val="20"/>
-        </w:rPr>
-      </w:pPr>
-    </w:p>
-    <w:p>
-      <w:pPr>
-        <w:ind w:left="-1134"/>
-        <w:rPr>
-          <w:b/>
-          <w:bCs/>
-          <w:sz w:val="20"/>
-          <w:szCs w:val="20"/>
-        </w:rPr>
-      </w:pPr>
-    </w:p>
-    <w:p>
-      <w:pPr>
-        <w:ind w:left="-1134"/>
-        <w:rPr>
-          <w:b/>
-          <w:bCs/>
-          <w:sz w:val="20"/>
-          <w:szCs w:val="20"/>
-        </w:rPr>
       </w:pPr>
     </w:p>
     <w:p>
@@ -10501,609 +9924,508 @@
         <w:rPr>
           <w:b/>
           <w:bCs/>
+          <w:noProof/>
           <w:sz w:val="20"/>
           <w:szCs w:val="20"/>
         </w:rPr>
-        <w:t>Protective Clothing</w:t>
+        <w:lastRenderedPageBreak/>
+        <w:drawing>
+          <wp:anchor distT="0" distB="0" distL="114300" distR="114300" simplePos="0" relativeHeight="252447232" behindDoc="1" locked="0" layoutInCell="1" allowOverlap="1" wp14:anchorId="6B8A989D" wp14:editId="189EC870">
+            <wp:simplePos x="0" y="0"/>
+            <wp:positionH relativeFrom="column">
+              <wp:posOffset>-703580</wp:posOffset>
+            </wp:positionH>
+            <wp:positionV relativeFrom="paragraph">
+              <wp:posOffset>426720</wp:posOffset>
+            </wp:positionV>
+            <wp:extent cx="6944995" cy="6944995"/>
+            <wp:effectExtent l="0" t="0" r="8255" b="8255"/>
+            <wp:wrapTight wrapText="bothSides">
+              <wp:wrapPolygon edited="0">
+                <wp:start x="0" y="0"/>
+                <wp:lineTo x="0" y="21566"/>
+                <wp:lineTo x="21566" y="21566"/>
+                <wp:lineTo x="21566" y="0"/>
+                <wp:lineTo x="0" y="0"/>
+              </wp:wrapPolygon>
+            </wp:wrapTight>
+            <wp:docPr id="1163342623" name="Picture 38"/>
+            <wp:cNvGraphicFramePr>
+              <a:graphicFrameLocks xmlns:a="http://schemas.openxmlformats.org/drawingml/2006/main" noChangeAspect="1"/>
+            </wp:cNvGraphicFramePr>
+            <a:graphic xmlns:a="http://schemas.openxmlformats.org/drawingml/2006/main">
+              <a:graphicData uri="http://schemas.openxmlformats.org/drawingml/2006/picture">
+                <pic:pic xmlns:pic="http://schemas.openxmlformats.org/drawingml/2006/picture">
+                  <pic:nvPicPr>
+                    <pic:cNvPr id="0" name="Picture 2"/>
+                    <pic:cNvPicPr>
+                      <a:picLocks noChangeAspect="1" noChangeArrowheads="1"/>
+                    </pic:cNvPicPr>
+                  </pic:nvPicPr>
+                  <pic:blipFill>
+                    <a:blip r:embed="rId68">
+                      <a:extLst>
+                        <a:ext uri="{28A0092B-C50C-407E-A947-70E740481C1C}">
+                          <a14:useLocalDpi xmlns:a14="http://schemas.microsoft.com/office/drawing/2010/main" val="0"/>
+                        </a:ext>
+                      </a:extLst>
+                    </a:blip>
+                    <a:srcRect/>
+                    <a:stretch>
+                      <a:fillRect/>
+                    </a:stretch>
+                  </pic:blipFill>
+                  <pic:spPr bwMode="auto">
+                    <a:xfrm>
+                      <a:off x="0" y="0"/>
+                      <a:ext cx="6944995" cy="6944995"/>
+                    </a:xfrm>
+                    <a:prstGeom prst="rect">
+                      <a:avLst/>
+                    </a:prstGeom>
+                    <a:noFill/>
+                    <a:ln>
+                      <a:noFill/>
+                    </a:ln>
+                  </pic:spPr>
+                </pic:pic>
+              </a:graphicData>
+            </a:graphic>
+            <wp14:sizeRelH relativeFrom="margin">
+              <wp14:pctWidth>0</wp14:pctWidth>
+            </wp14:sizeRelH>
+            <wp14:sizeRelV relativeFrom="margin">
+              <wp14:pctHeight>0</wp14:pctHeight>
+            </wp14:sizeRelV>
+          </wp:anchor>
+        </w:drawing>
+      </w:r>
+      <w:r>
+        <w:rPr>
+          <w:b/>
+          <w:bCs/>
+          <w:noProof/>
+          <w:sz w:val="20"/>
+          <w:szCs w:val="20"/>
+        </w:rPr>
+        <mc:AlternateContent>
+          <mc:Choice Requires="wpg">
+            <w:drawing>
+              <wp:anchor distT="0" distB="0" distL="114300" distR="114300" simplePos="0" relativeHeight="252440064" behindDoc="0" locked="0" layoutInCell="1" allowOverlap="1" wp14:anchorId="413A2EEE" wp14:editId="69AB0A04">
+                <wp:simplePos x="0" y="0"/>
+                <wp:positionH relativeFrom="column">
+                  <wp:posOffset>-1188720</wp:posOffset>
+                </wp:positionH>
+                <wp:positionV relativeFrom="paragraph">
+                  <wp:posOffset>-897890</wp:posOffset>
+                </wp:positionV>
+                <wp:extent cx="8168640" cy="914400"/>
+                <wp:effectExtent l="0" t="0" r="22860" b="19050"/>
+                <wp:wrapNone/>
+                <wp:docPr id="2089765182" name="Group 35"/>
+                <wp:cNvGraphicFramePr/>
+                <a:graphic xmlns:a="http://schemas.openxmlformats.org/drawingml/2006/main">
+                  <a:graphicData uri="http://schemas.microsoft.com/office/word/2010/wordprocessingGroup">
+                    <wpg:wgp>
+                      <wpg:cNvGrpSpPr/>
+                      <wpg:grpSpPr>
+                        <a:xfrm>
+                          <a:off x="0" y="0"/>
+                          <a:ext cx="8168640" cy="914400"/>
+                          <a:chOff x="-7620" y="0"/>
+                          <a:chExt cx="8168640" cy="914400"/>
+                        </a:xfrm>
+                      </wpg:grpSpPr>
+                      <wpg:grpSp>
+                        <wpg:cNvPr id="1183174729" name="Group 34"/>
+                        <wpg:cNvGrpSpPr/>
+                        <wpg:grpSpPr>
+                          <a:xfrm>
+                            <a:off x="-7620" y="0"/>
+                            <a:ext cx="8168640" cy="914400"/>
+                            <a:chOff x="-7620" y="0"/>
+                            <a:chExt cx="8168640" cy="914400"/>
+                          </a:xfrm>
+                        </wpg:grpSpPr>
+                        <wps:wsp>
+                          <wps:cNvPr id="1122314753" name="Rectangle 4"/>
+                          <wps:cNvSpPr/>
+                          <wps:spPr>
+                            <a:xfrm>
+                              <a:off x="2636520" y="0"/>
+                              <a:ext cx="5524500" cy="914400"/>
+                            </a:xfrm>
+                            <a:prstGeom prst="rect">
+                              <a:avLst/>
+                            </a:prstGeom>
+                            <a:solidFill>
+                              <a:srgbClr val="4EA72E">
+                                <a:lumMod val="50000"/>
+                              </a:srgbClr>
+                            </a:solidFill>
+                            <a:ln w="12700" cap="flat" cmpd="sng" algn="ctr">
+                              <a:solidFill>
+                                <a:srgbClr val="4EA72E">
+                                  <a:lumMod val="50000"/>
+                                </a:srgbClr>
+                              </a:solidFill>
+                              <a:prstDash val="solid"/>
+                              <a:miter lim="800000"/>
+                            </a:ln>
+                            <a:effectLst/>
+                          </wps:spPr>
+                          <wps:txbx>
+                            <w:txbxContent>
+                              <w:p>
+                                <w:pPr>
+                                  <w:pStyle w:val="NoSpacing"/>
+                                  <w:rPr>
+                                    <w:color w:val="FFFFFF" w:themeColor="background1"/>
+                                  </w:rPr>
+                                </w:pPr>
+                                <w:r>
+                                  <w:rPr>
+                                    <w:color w:val="FFFFFF" w:themeColor="background1"/>
+                                    <w:sz w:val="40"/>
+                                    <w:szCs w:val="40"/>
+                                  </w:rPr>
+                                  <w:t xml:space="preserve">    </w:t>
+                                </w:r>
+                                <w:r>
+                                  <w:rPr>
+                                    <w:b/>
+                                    <w:bCs/>
+                                    <w:color w:val="FFFFFF" w:themeColor="background1"/>
+                                    <w:sz w:val="44"/>
+                                    <w:szCs w:val="44"/>
+                                  </w:rPr>
+                                  <w:t>PPE FOR VARROA TREATMENTS</w:t>
+                                </w:r>
+                                <w:r>
+                                  <w:rPr>
+                                    <w:color w:val="FFFFFF" w:themeColor="background1"/>
+                                    <w:sz w:val="44"/>
+                                    <w:szCs w:val="44"/>
+                                  </w:rPr>
+                                  <w:br/>
+                                </w:r>
+                                <w:r>
+                                  <w:rPr>
+                                    <w:color w:val="FFFFFF" w:themeColor="background1"/>
+                                    <w:sz w:val="22"/>
+                                    <w:szCs w:val="22"/>
+                                  </w:rPr>
+                                  <w:t xml:space="preserve">       A practical UK guide to protecting yourself when managing varroa mites</w:t>
+                                </w:r>
+                              </w:p>
+                            </w:txbxContent>
+                          </wps:txbx>
+                          <wps:bodyPr rot="0" spcFirstLastPara="0" vertOverflow="overflow" horzOverflow="overflow" vert="horz" wrap="square" lIns="91440" tIns="45720" rIns="91440" bIns="45720" numCol="1" spcCol="0" rtlCol="0" fromWordArt="0" anchor="ctr" anchorCtr="0" forceAA="0" compatLnSpc="1">
+                            <a:prstTxWarp prst="textNoShape">
+                              <a:avLst/>
+                            </a:prstTxWarp>
+                            <a:noAutofit/>
+                          </wps:bodyPr>
+                        </wps:wsp>
+                        <wps:wsp>
+                          <wps:cNvPr id="1158789931" name="Rectangle: Rounded Corners 2"/>
+                          <wps:cNvSpPr/>
+                          <wps:spPr>
+                            <a:xfrm>
+                              <a:off x="-7620" y="0"/>
+                              <a:ext cx="2834640" cy="912495"/>
+                            </a:xfrm>
+                            <a:prstGeom prst="roundRect">
+                              <a:avLst>
+                                <a:gd name="adj" fmla="val 27778"/>
+                              </a:avLst>
+                            </a:prstGeom>
+                            <a:solidFill>
+                              <a:sysClr val="windowText" lastClr="000000"/>
+                            </a:solidFill>
+                            <a:ln w="12700" cap="flat" cmpd="sng" algn="ctr">
+                              <a:solidFill>
+                                <a:sysClr val="windowText" lastClr="000000"/>
+                              </a:solidFill>
+                              <a:prstDash val="solid"/>
+                              <a:miter lim="800000"/>
+                            </a:ln>
+                            <a:effectLst/>
+                          </wps:spPr>
+                          <wps:txbx>
+                            <w:txbxContent>
+                              <w:p>
+                                <w:pPr>
+                                  <w:pStyle w:val="NoSpacing"/>
+                                </w:pPr>
+                                <w:r>
+                                  <w:rPr>
+                                    <w:color w:val="FFC000"/>
+                                    <w:sz w:val="52"/>
+                                    <w:szCs w:val="52"/>
+                                  </w:rPr>
+                                  <w:t xml:space="preserve">          </w:t>
+                                </w:r>
+                                <w:proofErr w:type="spellStart"/>
+                                <w:r>
+                                  <w:rPr>
+                                    <w:color w:val="FFC000"/>
+                                    <w:sz w:val="44"/>
+                                    <w:szCs w:val="44"/>
+                                  </w:rPr>
+                                  <w:t>BeezKnees</w:t>
+                                </w:r>
+                                <w:proofErr w:type="spellEnd"/>
+                                <w:r>
+                                  <w:rPr>
+                                    <w:sz w:val="48"/>
+                                    <w:szCs w:val="48"/>
+                                  </w:rPr>
+                                  <w:br/>
+                                </w:r>
+                                <w:r>
+                                  <w:rPr>
+                                    <w:sz w:val="22"/>
+                                    <w:szCs w:val="22"/>
+                                  </w:rPr>
+                                  <w:t xml:space="preserve">                         P</w:t>
+                                </w:r>
+                                <w:r>
+                                  <w:rPr>
+                                    <w:sz w:val="22"/>
+                                    <w:szCs w:val="22"/>
+                                  </w:rPr>
+                                  <w:t>ractical beekeepin</w:t>
+                                </w:r>
+                                <w:r>
+                                  <w:rPr>
+                                    <w:sz w:val="22"/>
+                                    <w:szCs w:val="22"/>
+                                  </w:rPr>
+                                  <w:t>g</w:t>
+                                </w:r>
+                                <w:r>
+                                  <w:rPr>
+                                    <w:sz w:val="22"/>
+                                    <w:szCs w:val="22"/>
+                                  </w:rPr>
+                                  <w:t xml:space="preserve"> for </w:t>
+                                </w:r>
+                                <w:r>
+                                  <w:rPr>
+                                    <w:sz w:val="22"/>
+                                    <w:szCs w:val="22"/>
+                                  </w:rPr>
+                                  <w:br/>
+                                  <w:t xml:space="preserve">                         </w:t>
+                                </w:r>
+                                <w:r>
+                                  <w:rPr>
+                                    <w:sz w:val="22"/>
+                                    <w:szCs w:val="22"/>
+                                  </w:rPr>
+                                  <w:t>every season</w:t>
+                                </w:r>
+                              </w:p>
+                            </w:txbxContent>
+                          </wps:txbx>
+                          <wps:bodyPr rot="0" spcFirstLastPara="0" vertOverflow="overflow" horzOverflow="overflow" vert="horz" wrap="square" lIns="91440" tIns="45720" rIns="91440" bIns="45720" numCol="1" spcCol="0" rtlCol="0" fromWordArt="0" anchor="ctr" anchorCtr="0" forceAA="0" compatLnSpc="1">
+                            <a:prstTxWarp prst="textNoShape">
+                              <a:avLst/>
+                            </a:prstTxWarp>
+                            <a:noAutofit/>
+                          </wps:bodyPr>
+                        </wps:wsp>
+                      </wpg:grpSp>
+                      <pic:pic xmlns:pic="http://schemas.openxmlformats.org/drawingml/2006/picture">
+                        <pic:nvPicPr>
+                          <pic:cNvPr id="1973111993" name="Picture 4"/>
+                          <pic:cNvPicPr>
+                            <a:picLocks noChangeAspect="1"/>
+                          </pic:cNvPicPr>
+                        </pic:nvPicPr>
+                        <pic:blipFill>
+                          <a:blip r:embed="rId8" cstate="print">
+                            <a:extLst>
+                              <a:ext uri="{28A0092B-C50C-407E-A947-70E740481C1C}">
+                                <a14:useLocalDpi xmlns:a14="http://schemas.microsoft.com/office/drawing/2010/main" val="0"/>
+                              </a:ext>
+                            </a:extLst>
+                          </a:blip>
+                          <a:stretch>
+                            <a:fillRect/>
+                          </a:stretch>
+                        </pic:blipFill>
+                        <pic:spPr>
+                          <a:xfrm>
+                            <a:off x="182880" y="137160"/>
+                            <a:ext cx="601980" cy="667385"/>
+                          </a:xfrm>
+                          <a:prstGeom prst="rect">
+                            <a:avLst/>
+                          </a:prstGeom>
+                        </pic:spPr>
+                      </pic:pic>
+                    </wpg:wgp>
+                  </a:graphicData>
+                </a:graphic>
+                <wp14:sizeRelH relativeFrom="margin">
+                  <wp14:pctWidth>0</wp14:pctWidth>
+                </wp14:sizeRelH>
+              </wp:anchor>
+            </w:drawing>
+          </mc:Choice>
+          <mc:Fallback>
+            <w:pict>
+              <v:group w14:anchorId="413A2EEE" id="_x0000_s1049" style="position:absolute;left:0;text-align:left;margin-left:-93.6pt;margin-top:-70.7pt;width:643.2pt;height:1in;z-index:252440064;mso-width-relative:margin" coordorigin="-76" coordsize="81686,9144" o:gfxdata="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">
+                <v:group id="Group 34" o:spid="_x0000_s1050" style="position:absolute;left:-76;width:81686;height:9144" coordorigin="-76" coordsize="81686,9144" o:gfxdata="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">
+                  <v:rect id="Rectangle 4" o:spid="_x0000_s1051" style="position:absolute;left:26365;width:55245;height:9144;visibility:visible;mso-wrap-style:square;v-text-anchor:middle" o:gfxdata="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" fillcolor="#275317" strokecolor="#275317" strokeweight="1pt">
+                    <v:textbox>
+                      <w:txbxContent>
+                        <w:p>
+                          <w:pPr>
+                            <w:pStyle w:val="NoSpacing"/>
+                            <w:rPr>
+                              <w:color w:val="FFFFFF" w:themeColor="background1"/>
+                            </w:rPr>
+                          </w:pPr>
+                          <w:r>
+                            <w:rPr>
+                              <w:color w:val="FFFFFF" w:themeColor="background1"/>
+                              <w:sz w:val="40"/>
+                              <w:szCs w:val="40"/>
+                            </w:rPr>
+                            <w:t xml:space="preserve">    </w:t>
+                          </w:r>
+                          <w:r>
+                            <w:rPr>
+                              <w:b/>
+                              <w:bCs/>
+                              <w:color w:val="FFFFFF" w:themeColor="background1"/>
+                              <w:sz w:val="44"/>
+                              <w:szCs w:val="44"/>
+                            </w:rPr>
+                            <w:t>PPE FOR VARROA TREATMENTS</w:t>
+                          </w:r>
+                          <w:r>
+                            <w:rPr>
+                              <w:color w:val="FFFFFF" w:themeColor="background1"/>
+                              <w:sz w:val="44"/>
+                              <w:szCs w:val="44"/>
+                            </w:rPr>
+                            <w:br/>
+                          </w:r>
+                          <w:r>
+                            <w:rPr>
+                              <w:color w:val="FFFFFF" w:themeColor="background1"/>
+                              <w:sz w:val="22"/>
+                              <w:szCs w:val="22"/>
+                            </w:rPr>
+                            <w:t xml:space="preserve">       A practical UK guide to protecting yourself when managing varroa mites</w:t>
+                          </w:r>
+                        </w:p>
+                      </w:txbxContent>
+                    </v:textbox>
+                  </v:rect>
+                  <v:roundrect id="Rectangle: Rounded Corners 2" o:spid="_x0000_s1052" style="position:absolute;left:-76;width:28346;height:9124;visibility:visible;mso-wrap-style:square;v-text-anchor:middle" arcsize="18204f" o:gfxdata="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" fillcolor="windowText" strokecolor="windowText" strokeweight="1pt">
+                    <v:stroke joinstyle="miter"/>
+                    <v:textbox>
+                      <w:txbxContent>
+                        <w:p>
+                          <w:pPr>
+                            <w:pStyle w:val="NoSpacing"/>
+                          </w:pPr>
+                          <w:r>
+                            <w:rPr>
+                              <w:color w:val="FFC000"/>
+                              <w:sz w:val="52"/>
+                              <w:szCs w:val="52"/>
+                            </w:rPr>
+                            <w:t xml:space="preserve">          </w:t>
+                          </w:r>
+                          <w:proofErr w:type="spellStart"/>
+                          <w:r>
+                            <w:rPr>
+                              <w:color w:val="FFC000"/>
+                              <w:sz w:val="44"/>
+                              <w:szCs w:val="44"/>
+                            </w:rPr>
+                            <w:t>BeezKnees</w:t>
+                          </w:r>
+                          <w:proofErr w:type="spellEnd"/>
+                          <w:r>
+                            <w:rPr>
+                              <w:sz w:val="48"/>
+                              <w:szCs w:val="48"/>
+                            </w:rPr>
+                            <w:br/>
+                          </w:r>
+                          <w:r>
+                            <w:rPr>
+                              <w:sz w:val="22"/>
+                              <w:szCs w:val="22"/>
+                            </w:rPr>
+                            <w:t xml:space="preserve">                         P</w:t>
+                          </w:r>
+                          <w:r>
+                            <w:rPr>
+                              <w:sz w:val="22"/>
+                              <w:szCs w:val="22"/>
+                            </w:rPr>
+                            <w:t>ractical beekeepin</w:t>
+                          </w:r>
+                          <w:r>
+                            <w:rPr>
+                              <w:sz w:val="22"/>
+                              <w:szCs w:val="22"/>
+                            </w:rPr>
+                            <w:t>g</w:t>
+                          </w:r>
+                          <w:r>
+                            <w:rPr>
+                              <w:sz w:val="22"/>
+                              <w:szCs w:val="22"/>
+                            </w:rPr>
+                            <w:t xml:space="preserve"> for </w:t>
+                          </w:r>
+                          <w:r>
+                            <w:rPr>
+                              <w:sz w:val="22"/>
+                              <w:szCs w:val="22"/>
+                            </w:rPr>
+                            <w:br/>
+                            <w:t xml:space="preserve">                         </w:t>
+                          </w:r>
+                          <w:r>
+                            <w:rPr>
+                              <w:sz w:val="22"/>
+                              <w:szCs w:val="22"/>
+                            </w:rPr>
+                            <w:t>every season</w:t>
+                          </w:r>
+                        </w:p>
+                      </w:txbxContent>
+                    </v:textbox>
+                  </v:roundrect>
+                </v:group>
+                <v:shape id="Picture 4" o:spid="_x0000_s1053" type="#_x0000_t75" style="position:absolute;left:1828;top:1371;width:6020;height:6674;visibility:visible;mso-wrap-style:square" o:gfxdata="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">
+                  <v:imagedata r:id="rId9" o:title=""/>
+                </v:shape>
+              </v:group>
+            </w:pict>
+          </mc:Fallback>
+        </mc:AlternateContent>
       </w:r>
     </w:p>
     <w:p>
       <w:pPr>
         <w:ind w:left="-1134"/>
+        <w:jc w:val="center"/>
         <w:rPr>
           <w:sz w:val="20"/>
           <w:szCs w:val="20"/>
         </w:rPr>
       </w:pPr>
-      <w:r>
-        <w:rPr>
-          <w:sz w:val="20"/>
-          <w:szCs w:val="20"/>
-        </w:rPr>
-        <w:t>Long sleeves and dedicated beekeeping clothing can:</w:t>
-      </w:r>
-    </w:p>
-    <w:p>
-      <w:pPr>
-        <w:numPr>
-          <w:ilvl w:val="0"/>
-          <w:numId w:val="4"/>
-        </w:numPr>
-        <w:tabs>
-          <w:tab w:val="clear" w:pos="360"/>
-          <w:tab w:val="num" w:pos="720"/>
-        </w:tabs>
-        <w:ind w:left="-426" w:hanging="425"/>
-        <w:rPr>
-          <w:sz w:val="20"/>
-          <w:szCs w:val="20"/>
-        </w:rPr>
-      </w:pPr>
-      <w:r>
-        <w:rPr>
-          <w:sz w:val="20"/>
-          <w:szCs w:val="20"/>
-        </w:rPr>
-        <w:t>Reduce skin exposure</w:t>
-      </w:r>
-    </w:p>
-    <w:p>
-      <w:pPr>
-        <w:numPr>
-          <w:ilvl w:val="0"/>
-          <w:numId w:val="4"/>
-        </w:numPr>
-        <w:tabs>
-          <w:tab w:val="clear" w:pos="360"/>
-          <w:tab w:val="num" w:pos="720"/>
-        </w:tabs>
-        <w:ind w:left="-426" w:hanging="425"/>
-        <w:rPr>
-          <w:sz w:val="20"/>
-          <w:szCs w:val="20"/>
-        </w:rPr>
-      </w:pPr>
-      <w:r>
-        <w:rPr>
-          <w:sz w:val="20"/>
-          <w:szCs w:val="20"/>
-        </w:rPr>
-        <w:t>Prevent contamination of everyday clothes Wash contaminated clothing separately from household laundry. Environmental and Situational Factors Even with PPE, working conditions matter. Pay attention to:</w:t>
-      </w:r>
-    </w:p>
-    <w:p>
-      <w:pPr>
-        <w:numPr>
-          <w:ilvl w:val="0"/>
-          <w:numId w:val="4"/>
-        </w:numPr>
-        <w:tabs>
-          <w:tab w:val="clear" w:pos="360"/>
-          <w:tab w:val="num" w:pos="720"/>
-        </w:tabs>
-        <w:ind w:left="-426" w:hanging="425"/>
-        <w:rPr>
-          <w:sz w:val="20"/>
-          <w:szCs w:val="20"/>
-        </w:rPr>
-      </w:pPr>
-      <w:r>
-        <w:rPr>
-          <w:sz w:val="20"/>
-          <w:szCs w:val="20"/>
-        </w:rPr>
-        <w:t>Wind direction and strength</w:t>
-      </w:r>
-    </w:p>
-    <w:p>
-      <w:pPr>
-        <w:numPr>
-          <w:ilvl w:val="0"/>
-          <w:numId w:val="4"/>
-        </w:numPr>
-        <w:tabs>
-          <w:tab w:val="clear" w:pos="360"/>
-          <w:tab w:val="num" w:pos="720"/>
-        </w:tabs>
-        <w:ind w:left="-426" w:hanging="425"/>
-        <w:rPr>
-          <w:sz w:val="20"/>
-          <w:szCs w:val="20"/>
-        </w:rPr>
-      </w:pPr>
-      <w:r>
-        <w:rPr>
-          <w:sz w:val="20"/>
-          <w:szCs w:val="20"/>
-        </w:rPr>
-        <w:t>Temperature (which may affect vapours)</w:t>
-      </w:r>
-    </w:p>
-    <w:p>
-      <w:pPr>
-        <w:numPr>
-          <w:ilvl w:val="0"/>
-          <w:numId w:val="4"/>
-        </w:numPr>
-        <w:tabs>
-          <w:tab w:val="clear" w:pos="360"/>
-          <w:tab w:val="num" w:pos="720"/>
-        </w:tabs>
-        <w:ind w:left="-426" w:hanging="425"/>
-        <w:rPr>
-          <w:sz w:val="20"/>
-          <w:szCs w:val="20"/>
-        </w:rPr>
-      </w:pPr>
-      <w:r>
-        <w:rPr>
-          <w:sz w:val="20"/>
-          <w:szCs w:val="20"/>
-        </w:rPr>
-        <w:t>Children, pets, or bystanders nearby</w:t>
-      </w:r>
-    </w:p>
-    <w:p>
-      <w:pPr>
-        <w:numPr>
-          <w:ilvl w:val="0"/>
-          <w:numId w:val="4"/>
-        </w:numPr>
-        <w:tabs>
-          <w:tab w:val="clear" w:pos="360"/>
-          <w:tab w:val="num" w:pos="720"/>
-        </w:tabs>
-        <w:ind w:left="-426" w:hanging="425"/>
-        <w:rPr>
-          <w:sz w:val="20"/>
-          <w:szCs w:val="20"/>
-        </w:rPr>
-      </w:pPr>
-      <w:r>
-        <w:rPr>
-          <w:sz w:val="20"/>
-          <w:szCs w:val="20"/>
-        </w:rPr>
-        <w:t>Working in confined spaces (sheds, small apiaries) If conditions are unsuitable, delay treatment where possible. Hygiene and Aftercare After handling varroa treatments:</w:t>
-      </w:r>
-    </w:p>
-    <w:p>
-      <w:pPr>
-        <w:numPr>
-          <w:ilvl w:val="0"/>
-          <w:numId w:val="4"/>
-        </w:numPr>
-        <w:tabs>
-          <w:tab w:val="clear" w:pos="360"/>
-          <w:tab w:val="num" w:pos="720"/>
-        </w:tabs>
-        <w:ind w:left="-426" w:hanging="425"/>
-        <w:rPr>
-          <w:sz w:val="20"/>
-          <w:szCs w:val="20"/>
-        </w:rPr>
-      </w:pPr>
-      <w:r>
-        <w:rPr>
-          <w:sz w:val="20"/>
-          <w:szCs w:val="20"/>
-        </w:rPr>
-        <w:t>Wash hands thoroughly with soap and water</w:t>
-      </w:r>
-    </w:p>
-    <w:p>
-      <w:pPr>
-        <w:numPr>
-          <w:ilvl w:val="0"/>
-          <w:numId w:val="4"/>
-        </w:numPr>
-        <w:tabs>
-          <w:tab w:val="clear" w:pos="360"/>
-          <w:tab w:val="num" w:pos="720"/>
-        </w:tabs>
-        <w:ind w:left="-426" w:hanging="425"/>
-        <w:rPr>
-          <w:sz w:val="20"/>
-          <w:szCs w:val="20"/>
-        </w:rPr>
-      </w:pPr>
-      <w:r>
-        <w:rPr>
-          <w:sz w:val="20"/>
-          <w:szCs w:val="20"/>
-        </w:rPr>
-        <w:t>Avoid touching your face until hands are clean</w:t>
-      </w:r>
-    </w:p>
-    <w:p>
-      <w:pPr>
-        <w:numPr>
-          <w:ilvl w:val="0"/>
-          <w:numId w:val="4"/>
-        </w:numPr>
-        <w:tabs>
-          <w:tab w:val="clear" w:pos="360"/>
-          <w:tab w:val="num" w:pos="720"/>
-        </w:tabs>
-        <w:ind w:left="-426" w:hanging="425"/>
-        <w:rPr>
-          <w:sz w:val="20"/>
-          <w:szCs w:val="20"/>
-        </w:rPr>
-      </w:pPr>
-      <w:r>
-        <w:rPr>
-          <w:sz w:val="20"/>
-          <w:szCs w:val="20"/>
-        </w:rPr>
-        <w:t>Dispose of used PPE appropriately</w:t>
-      </w:r>
-    </w:p>
-    <w:p>
-      <w:pPr>
-        <w:numPr>
-          <w:ilvl w:val="0"/>
-          <w:numId w:val="4"/>
-        </w:numPr>
-        <w:tabs>
-          <w:tab w:val="clear" w:pos="360"/>
-          <w:tab w:val="num" w:pos="720"/>
-        </w:tabs>
-        <w:ind w:left="-426" w:hanging="425"/>
-        <w:rPr>
-          <w:sz w:val="20"/>
-          <w:szCs w:val="20"/>
-        </w:rPr>
-      </w:pPr>
-      <w:r>
-        <w:rPr>
-          <w:sz w:val="20"/>
-          <w:szCs w:val="20"/>
-        </w:rPr>
-        <w:t xml:space="preserve">Clean any contaminated tools according to guidance </w:t>
-      </w:r>
-      <w:proofErr w:type="gramStart"/>
-      <w:r>
-        <w:rPr>
-          <w:sz w:val="20"/>
-          <w:szCs w:val="20"/>
-        </w:rPr>
-        <w:t>Good</w:t>
-      </w:r>
-      <w:proofErr w:type="gramEnd"/>
-      <w:r>
-        <w:rPr>
-          <w:sz w:val="20"/>
-          <w:szCs w:val="20"/>
-        </w:rPr>
-        <w:t xml:space="preserve"> hygiene reduces accidental exposure long after the task is finished. Storage and Disposal Safety</w:t>
-      </w:r>
-    </w:p>
-    <w:p>
-      <w:pPr>
-        <w:numPr>
-          <w:ilvl w:val="0"/>
-          <w:numId w:val="4"/>
-        </w:numPr>
-        <w:tabs>
-          <w:tab w:val="clear" w:pos="360"/>
-          <w:tab w:val="num" w:pos="720"/>
-        </w:tabs>
-        <w:ind w:left="-426" w:hanging="425"/>
-        <w:rPr>
-          <w:sz w:val="20"/>
-          <w:szCs w:val="20"/>
-        </w:rPr>
-      </w:pPr>
-      <w:r>
-        <w:rPr>
-          <w:sz w:val="20"/>
-          <w:szCs w:val="20"/>
-        </w:rPr>
-        <w:t>Store treatments securely and out of reach of children</w:t>
-      </w:r>
-    </w:p>
-    <w:p>
-      <w:pPr>
-        <w:numPr>
-          <w:ilvl w:val="0"/>
-          <w:numId w:val="4"/>
-        </w:numPr>
-        <w:tabs>
-          <w:tab w:val="clear" w:pos="360"/>
-          <w:tab w:val="num" w:pos="720"/>
-        </w:tabs>
-        <w:ind w:left="-426" w:hanging="425"/>
-        <w:rPr>
-          <w:sz w:val="20"/>
-          <w:szCs w:val="20"/>
-        </w:rPr>
-      </w:pPr>
-      <w:r>
-        <w:rPr>
-          <w:sz w:val="20"/>
-          <w:szCs w:val="20"/>
-        </w:rPr>
-        <w:t>Keep products in original containers with labels intact</w:t>
-      </w:r>
-    </w:p>
-    <w:p>
-      <w:pPr>
-        <w:numPr>
-          <w:ilvl w:val="0"/>
-          <w:numId w:val="4"/>
-        </w:numPr>
-        <w:tabs>
-          <w:tab w:val="clear" w:pos="360"/>
-          <w:tab w:val="num" w:pos="720"/>
-        </w:tabs>
-        <w:ind w:left="-426" w:hanging="425"/>
-        <w:rPr>
-          <w:sz w:val="20"/>
-          <w:szCs w:val="20"/>
-        </w:rPr>
-      </w:pPr>
-      <w:r>
-        <w:rPr>
-          <w:sz w:val="20"/>
-          <w:szCs w:val="20"/>
-        </w:rPr>
-        <w:t>Dispose of empty packaging and used PPE according to local guidance</w:t>
-      </w:r>
-    </w:p>
-    <w:p>
-      <w:pPr>
-        <w:numPr>
-          <w:ilvl w:val="0"/>
-          <w:numId w:val="4"/>
-        </w:numPr>
-        <w:tabs>
-          <w:tab w:val="clear" w:pos="360"/>
-          <w:tab w:val="num" w:pos="720"/>
-        </w:tabs>
-        <w:ind w:left="-426" w:hanging="425"/>
-        <w:rPr>
-          <w:sz w:val="20"/>
-          <w:szCs w:val="20"/>
-        </w:rPr>
-      </w:pPr>
-      <w:r>
-        <w:rPr>
-          <w:sz w:val="20"/>
-          <w:szCs w:val="20"/>
-        </w:rPr>
-        <w:t>Never reuse containers unless the label explicitly allows it This document is provided for educational purposes only. It does not replace: Product labels or safety data, COSHH or workplace safety guidance, Professional or veterinary advice. Always follow the instructions supplied with any licensed varroa treatment and check current UK guidance before use.</w:t>
-      </w:r>
-    </w:p>
-    <w:p>
-      <w:pPr>
-        <w:ind w:left="-1134"/>
-        <w:rPr>
-          <w:b/>
-          <w:bCs/>
-          <w:sz w:val="20"/>
-          <w:szCs w:val="20"/>
-        </w:rPr>
-      </w:pPr>
-      <w:r>
-        <w:rPr>
-          <w:b/>
-          <w:bCs/>
-          <w:sz w:val="20"/>
-          <w:szCs w:val="20"/>
-        </w:rPr>
-        <w:t>Key Safety Principles to Remember</w:t>
-      </w:r>
-    </w:p>
-    <w:p>
-      <w:pPr>
-        <w:numPr>
-          <w:ilvl w:val="0"/>
-          <w:numId w:val="5"/>
-        </w:numPr>
-        <w:tabs>
-          <w:tab w:val="clear" w:pos="720"/>
-        </w:tabs>
-        <w:ind w:left="-426" w:hanging="425"/>
-        <w:rPr>
-          <w:sz w:val="20"/>
-          <w:szCs w:val="20"/>
-        </w:rPr>
-      </w:pPr>
-      <w:r>
-        <w:rPr>
-          <w:sz w:val="20"/>
-          <w:szCs w:val="20"/>
-        </w:rPr>
-        <w:t>PPE supports safe use — it does not replace correct use</w:t>
-      </w:r>
-    </w:p>
-    <w:p>
-      <w:pPr>
-        <w:numPr>
-          <w:ilvl w:val="0"/>
-          <w:numId w:val="5"/>
-        </w:numPr>
-        <w:tabs>
-          <w:tab w:val="clear" w:pos="720"/>
-        </w:tabs>
-        <w:ind w:left="-426" w:hanging="425"/>
-        <w:rPr>
-          <w:sz w:val="20"/>
-          <w:szCs w:val="20"/>
-        </w:rPr>
-      </w:pPr>
-      <w:r>
-        <w:rPr>
-          <w:sz w:val="20"/>
-          <w:szCs w:val="20"/>
-        </w:rPr>
-        <w:t>Labels and instructions come first</w:t>
-      </w:r>
-    </w:p>
-    <w:p>
-      <w:pPr>
-        <w:numPr>
-          <w:ilvl w:val="0"/>
-          <w:numId w:val="5"/>
-        </w:numPr>
-        <w:tabs>
-          <w:tab w:val="clear" w:pos="720"/>
-        </w:tabs>
-        <w:ind w:left="-426" w:hanging="425"/>
-        <w:rPr>
-          <w:sz w:val="20"/>
-          <w:szCs w:val="20"/>
-        </w:rPr>
-      </w:pPr>
-      <w:r>
-        <w:rPr>
-          <w:sz w:val="20"/>
-          <w:szCs w:val="20"/>
-        </w:rPr>
-        <w:t>If unsure, stop and seek advice</w:t>
-      </w:r>
-    </w:p>
-    <w:p>
-      <w:pPr>
-        <w:numPr>
-          <w:ilvl w:val="0"/>
-          <w:numId w:val="5"/>
-        </w:numPr>
-        <w:tabs>
-          <w:tab w:val="clear" w:pos="720"/>
-        </w:tabs>
-        <w:ind w:left="-426" w:hanging="425"/>
-        <w:rPr>
-          <w:sz w:val="20"/>
-          <w:szCs w:val="20"/>
-        </w:rPr>
-      </w:pPr>
-      <w:r>
-        <w:rPr>
-          <w:sz w:val="20"/>
-          <w:szCs w:val="20"/>
-        </w:rPr>
-        <w:t>Safe habits protect both beekeeper and bees Official Guidance and Further Reading</w:t>
-      </w:r>
-    </w:p>
-    <w:p>
-      <w:pPr>
-        <w:numPr>
-          <w:ilvl w:val="0"/>
-          <w:numId w:val="5"/>
-        </w:numPr>
-        <w:tabs>
-          <w:tab w:val="clear" w:pos="720"/>
-        </w:tabs>
-        <w:ind w:left="-426" w:hanging="425"/>
-        <w:rPr>
-          <w:sz w:val="20"/>
-          <w:szCs w:val="20"/>
-        </w:rPr>
-      </w:pPr>
-      <w:r>
-        <w:rPr>
-          <w:sz w:val="20"/>
-          <w:szCs w:val="20"/>
-        </w:rPr>
-        <w:lastRenderedPageBreak/>
-        <w:t xml:space="preserve">National Bee Unit / </w:t>
-      </w:r>
-      <w:proofErr w:type="spellStart"/>
-      <w:r>
-        <w:rPr>
-          <w:sz w:val="20"/>
-          <w:szCs w:val="20"/>
-        </w:rPr>
-        <w:t>BeeBase</w:t>
-      </w:r>
-      <w:proofErr w:type="spellEnd"/>
-      <w:r>
-        <w:rPr>
-          <w:sz w:val="20"/>
-          <w:szCs w:val="20"/>
-        </w:rPr>
-        <w:t xml:space="preserve"> https://www.nationalbeeunit.com</w:t>
-      </w:r>
-    </w:p>
-    <w:p>
-      <w:pPr>
-        <w:numPr>
-          <w:ilvl w:val="0"/>
-          <w:numId w:val="5"/>
-        </w:numPr>
-        <w:tabs>
-          <w:tab w:val="clear" w:pos="720"/>
-        </w:tabs>
-        <w:ind w:left="-426" w:hanging="425"/>
-        <w:rPr>
-          <w:sz w:val="20"/>
-          <w:szCs w:val="20"/>
-        </w:rPr>
-      </w:pPr>
-      <w:r>
-        <w:rPr>
-          <w:sz w:val="20"/>
-          <w:szCs w:val="20"/>
-        </w:rPr>
-        <w:t>Veterinary Medicines Directorate (VMD) https://www.gov.uk/government/organisations/veterinary-medicines-directorate</w:t>
-      </w:r>
-    </w:p>
-    <w:p>
-      <w:pPr>
-        <w:numPr>
-          <w:ilvl w:val="0"/>
-          <w:numId w:val="5"/>
-        </w:numPr>
-        <w:tabs>
-          <w:tab w:val="clear" w:pos="720"/>
-        </w:tabs>
-        <w:ind w:left="-426" w:hanging="425"/>
-        <w:rPr>
-          <w:sz w:val="20"/>
-          <w:szCs w:val="20"/>
-        </w:rPr>
-      </w:pPr>
-      <w:r>
-        <w:rPr>
-          <w:sz w:val="20"/>
-          <w:szCs w:val="20"/>
-        </w:rPr>
-        <w:t>British Beekeepers Association https://www.bbka.org.uk</w:t>
-      </w:r>
-    </w:p>
-    <w:p>
-      <w:pPr>
-        <w:numPr>
-          <w:ilvl w:val="0"/>
-          <w:numId w:val="5"/>
-        </w:numPr>
-        <w:tabs>
-          <w:tab w:val="clear" w:pos="720"/>
-        </w:tabs>
-        <w:ind w:left="-426" w:hanging="425"/>
-        <w:rPr>
-          <w:sz w:val="20"/>
-          <w:szCs w:val="20"/>
-        </w:rPr>
-      </w:pPr>
-      <w:proofErr w:type="spellStart"/>
-      <w:r>
-        <w:rPr>
-          <w:sz w:val="20"/>
-          <w:szCs w:val="20"/>
-        </w:rPr>
-        <w:t>BeezKnees</w:t>
-      </w:r>
-      <w:proofErr w:type="spellEnd"/>
-      <w:r>
-        <w:rPr>
-          <w:sz w:val="20"/>
-          <w:szCs w:val="20"/>
-        </w:rPr>
-        <w:t xml:space="preserve"> – Varroa Management https://beezknees.co.uk/varroa-management This document is provided for educational purposes only. It does not replace: Product labels or safety data, COSHH or workplace safety guidance, Professional or veterinary advice. Always follow the instructions supplied with any licensed varroa treatment and check current UK guidance before use.</w:t>
-      </w:r>
     </w:p>
     <w:p>
       <w:pPr>
@@ -11114,17 +10436,477 @@
         </w:rPr>
       </w:pPr>
     </w:p>
+    <w:p>
+      <w:pPr>
+        <w:ind w:left="-1134"/>
+        <w:rPr>
+          <w:sz w:val="20"/>
+          <w:szCs w:val="20"/>
+        </w:rPr>
+      </w:pPr>
+    </w:p>
+    <w:p>
+      <w:pPr>
+        <w:ind w:left="-1134"/>
+        <w:rPr>
+          <w:sz w:val="20"/>
+          <w:szCs w:val="20"/>
+        </w:rPr>
+      </w:pPr>
+    </w:p>
+    <w:p>
+      <w:pPr>
+        <w:ind w:left="-1134"/>
+        <w:rPr>
+          <w:sz w:val="20"/>
+          <w:szCs w:val="20"/>
+        </w:rPr>
+      </w:pPr>
+    </w:p>
+    <w:p>
+      <w:pPr>
+        <w:ind w:left="-1134"/>
+      </w:pPr>
+      <w:r>
+        <w:rPr>
+          <w:b/>
+          <w:bCs/>
+          <w:noProof/>
+          <w:sz w:val="20"/>
+          <w:szCs w:val="20"/>
+        </w:rPr>
+        <w:lastRenderedPageBreak/>
+        <mc:AlternateContent>
+          <mc:Choice Requires="wpg">
+            <w:drawing>
+              <wp:anchor distT="0" distB="0" distL="114300" distR="114300" simplePos="0" relativeHeight="252445184" behindDoc="0" locked="0" layoutInCell="1" allowOverlap="1" wp14:anchorId="483A4535" wp14:editId="02A09229">
+                <wp:simplePos x="0" y="0"/>
+                <wp:positionH relativeFrom="column">
+                  <wp:posOffset>-1150620</wp:posOffset>
+                </wp:positionH>
+                <wp:positionV relativeFrom="paragraph">
+                  <wp:posOffset>-899160</wp:posOffset>
+                </wp:positionV>
+                <wp:extent cx="8168640" cy="914400"/>
+                <wp:effectExtent l="0" t="0" r="22860" b="19050"/>
+                <wp:wrapNone/>
+                <wp:docPr id="277690557" name="Group 35"/>
+                <wp:cNvGraphicFramePr/>
+                <a:graphic xmlns:a="http://schemas.openxmlformats.org/drawingml/2006/main">
+                  <a:graphicData uri="http://schemas.microsoft.com/office/word/2010/wordprocessingGroup">
+                    <wpg:wgp>
+                      <wpg:cNvGrpSpPr/>
+                      <wpg:grpSpPr>
+                        <a:xfrm>
+                          <a:off x="0" y="0"/>
+                          <a:ext cx="8168640" cy="914400"/>
+                          <a:chOff x="-7620" y="0"/>
+                          <a:chExt cx="8168640" cy="914400"/>
+                        </a:xfrm>
+                      </wpg:grpSpPr>
+                      <wpg:grpSp>
+                        <wpg:cNvPr id="78838012" name="Group 34"/>
+                        <wpg:cNvGrpSpPr/>
+                        <wpg:grpSpPr>
+                          <a:xfrm>
+                            <a:off x="-7620" y="0"/>
+                            <a:ext cx="8168640" cy="914400"/>
+                            <a:chOff x="-7620" y="0"/>
+                            <a:chExt cx="8168640" cy="914400"/>
+                          </a:xfrm>
+                        </wpg:grpSpPr>
+                        <wps:wsp>
+                          <wps:cNvPr id="2086551674" name="Rectangle 4"/>
+                          <wps:cNvSpPr/>
+                          <wps:spPr>
+                            <a:xfrm>
+                              <a:off x="2636520" y="0"/>
+                              <a:ext cx="5524500" cy="914400"/>
+                            </a:xfrm>
+                            <a:prstGeom prst="rect">
+                              <a:avLst/>
+                            </a:prstGeom>
+                            <a:solidFill>
+                              <a:srgbClr val="4EA72E">
+                                <a:lumMod val="50000"/>
+                              </a:srgbClr>
+                            </a:solidFill>
+                            <a:ln w="12700" cap="flat" cmpd="sng" algn="ctr">
+                              <a:solidFill>
+                                <a:srgbClr val="4EA72E">
+                                  <a:lumMod val="50000"/>
+                                </a:srgbClr>
+                              </a:solidFill>
+                              <a:prstDash val="solid"/>
+                              <a:miter lim="800000"/>
+                            </a:ln>
+                            <a:effectLst/>
+                          </wps:spPr>
+                          <wps:txbx>
+                            <w:txbxContent>
+                              <w:p>
+                                <w:pPr>
+                                  <w:pStyle w:val="NoSpacing"/>
+                                  <w:rPr>
+                                    <w:color w:val="FFFFFF" w:themeColor="background1"/>
+                                  </w:rPr>
+                                </w:pPr>
+                                <w:r>
+                                  <w:rPr>
+                                    <w:color w:val="FFFFFF" w:themeColor="background1"/>
+                                    <w:sz w:val="40"/>
+                                    <w:szCs w:val="40"/>
+                                  </w:rPr>
+                                  <w:t xml:space="preserve">    </w:t>
+                                </w:r>
+                                <w:r>
+                                  <w:rPr>
+                                    <w:b/>
+                                    <w:bCs/>
+                                    <w:color w:val="FFFFFF" w:themeColor="background1"/>
+                                    <w:sz w:val="44"/>
+                                    <w:szCs w:val="44"/>
+                                  </w:rPr>
+                                  <w:t>PPE FOR VARROA TREATMENTS</w:t>
+                                </w:r>
+                                <w:r>
+                                  <w:rPr>
+                                    <w:color w:val="FFFFFF" w:themeColor="background1"/>
+                                    <w:sz w:val="44"/>
+                                    <w:szCs w:val="44"/>
+                                  </w:rPr>
+                                  <w:br/>
+                                </w:r>
+                                <w:r>
+                                  <w:rPr>
+                                    <w:color w:val="FFFFFF" w:themeColor="background1"/>
+                                    <w:sz w:val="22"/>
+                                    <w:szCs w:val="22"/>
+                                  </w:rPr>
+                                  <w:t xml:space="preserve">       A practical UK guide to protecting yourself when managing varroa mites</w:t>
+                                </w:r>
+                              </w:p>
+                            </w:txbxContent>
+                          </wps:txbx>
+                          <wps:bodyPr rot="0" spcFirstLastPara="0" vertOverflow="overflow" horzOverflow="overflow" vert="horz" wrap="square" lIns="91440" tIns="45720" rIns="91440" bIns="45720" numCol="1" spcCol="0" rtlCol="0" fromWordArt="0" anchor="ctr" anchorCtr="0" forceAA="0" compatLnSpc="1">
+                            <a:prstTxWarp prst="textNoShape">
+                              <a:avLst/>
+                            </a:prstTxWarp>
+                            <a:noAutofit/>
+                          </wps:bodyPr>
+                        </wps:wsp>
+                        <wps:wsp>
+                          <wps:cNvPr id="2056541071" name="Rectangle: Rounded Corners 2"/>
+                          <wps:cNvSpPr/>
+                          <wps:spPr>
+                            <a:xfrm>
+                              <a:off x="-7620" y="0"/>
+                              <a:ext cx="2834640" cy="912495"/>
+                            </a:xfrm>
+                            <a:prstGeom prst="roundRect">
+                              <a:avLst>
+                                <a:gd name="adj" fmla="val 27778"/>
+                              </a:avLst>
+                            </a:prstGeom>
+                            <a:solidFill>
+                              <a:sysClr val="windowText" lastClr="000000"/>
+                            </a:solidFill>
+                            <a:ln w="12700" cap="flat" cmpd="sng" algn="ctr">
+                              <a:solidFill>
+                                <a:sysClr val="windowText" lastClr="000000"/>
+                              </a:solidFill>
+                              <a:prstDash val="solid"/>
+                              <a:miter lim="800000"/>
+                            </a:ln>
+                            <a:effectLst/>
+                          </wps:spPr>
+                          <wps:txbx>
+                            <w:txbxContent>
+                              <w:p>
+                                <w:pPr>
+                                  <w:pStyle w:val="NoSpacing"/>
+                                </w:pPr>
+                                <w:r>
+                                  <w:rPr>
+                                    <w:color w:val="FFC000"/>
+                                    <w:sz w:val="52"/>
+                                    <w:szCs w:val="52"/>
+                                  </w:rPr>
+                                  <w:t xml:space="preserve">          </w:t>
+                                </w:r>
+                                <w:proofErr w:type="spellStart"/>
+                                <w:r>
+                                  <w:rPr>
+                                    <w:color w:val="FFC000"/>
+                                    <w:sz w:val="44"/>
+                                    <w:szCs w:val="44"/>
+                                  </w:rPr>
+                                  <w:t>BeezKnees</w:t>
+                                </w:r>
+                                <w:proofErr w:type="spellEnd"/>
+                                <w:r>
+                                  <w:rPr>
+                                    <w:sz w:val="48"/>
+                                    <w:szCs w:val="48"/>
+                                  </w:rPr>
+                                  <w:br/>
+                                </w:r>
+                                <w:r>
+                                  <w:rPr>
+                                    <w:sz w:val="22"/>
+                                    <w:szCs w:val="22"/>
+                                  </w:rPr>
+                                  <w:t xml:space="preserve">                         P</w:t>
+                                </w:r>
+                                <w:r>
+                                  <w:rPr>
+                                    <w:sz w:val="22"/>
+                                    <w:szCs w:val="22"/>
+                                  </w:rPr>
+                                  <w:t>ractical beekeepin</w:t>
+                                </w:r>
+                                <w:r>
+                                  <w:rPr>
+                                    <w:sz w:val="22"/>
+                                    <w:szCs w:val="22"/>
+                                  </w:rPr>
+                                  <w:t>g</w:t>
+                                </w:r>
+                                <w:r>
+                                  <w:rPr>
+                                    <w:sz w:val="22"/>
+                                    <w:szCs w:val="22"/>
+                                  </w:rPr>
+                                  <w:t xml:space="preserve"> for </w:t>
+                                </w:r>
+                                <w:r>
+                                  <w:rPr>
+                                    <w:sz w:val="22"/>
+                                    <w:szCs w:val="22"/>
+                                  </w:rPr>
+                                  <w:br/>
+                                  <w:t xml:space="preserve">                         </w:t>
+                                </w:r>
+                                <w:r>
+                                  <w:rPr>
+                                    <w:sz w:val="22"/>
+                                    <w:szCs w:val="22"/>
+                                  </w:rPr>
+                                  <w:t>every season</w:t>
+                                </w:r>
+                              </w:p>
+                            </w:txbxContent>
+                          </wps:txbx>
+                          <wps:bodyPr rot="0" spcFirstLastPara="0" vertOverflow="overflow" horzOverflow="overflow" vert="horz" wrap="square" lIns="91440" tIns="45720" rIns="91440" bIns="45720" numCol="1" spcCol="0" rtlCol="0" fromWordArt="0" anchor="ctr" anchorCtr="0" forceAA="0" compatLnSpc="1">
+                            <a:prstTxWarp prst="textNoShape">
+                              <a:avLst/>
+                            </a:prstTxWarp>
+                            <a:noAutofit/>
+                          </wps:bodyPr>
+                        </wps:wsp>
+                      </wpg:grpSp>
+                      <pic:pic xmlns:pic="http://schemas.openxmlformats.org/drawingml/2006/picture">
+                        <pic:nvPicPr>
+                          <pic:cNvPr id="1386348362" name="Picture 4"/>
+                          <pic:cNvPicPr>
+                            <a:picLocks noChangeAspect="1"/>
+                          </pic:cNvPicPr>
+                        </pic:nvPicPr>
+                        <pic:blipFill>
+                          <a:blip r:embed="rId8" cstate="print">
+                            <a:extLst>
+                              <a:ext uri="{28A0092B-C50C-407E-A947-70E740481C1C}">
+                                <a14:useLocalDpi xmlns:a14="http://schemas.microsoft.com/office/drawing/2010/main" val="0"/>
+                              </a:ext>
+                            </a:extLst>
+                          </a:blip>
+                          <a:stretch>
+                            <a:fillRect/>
+                          </a:stretch>
+                        </pic:blipFill>
+                        <pic:spPr>
+                          <a:xfrm>
+                            <a:off x="182880" y="137160"/>
+                            <a:ext cx="601980" cy="667385"/>
+                          </a:xfrm>
+                          <a:prstGeom prst="rect">
+                            <a:avLst/>
+                          </a:prstGeom>
+                        </pic:spPr>
+                      </pic:pic>
+                    </wpg:wgp>
+                  </a:graphicData>
+                </a:graphic>
+                <wp14:sizeRelH relativeFrom="margin">
+                  <wp14:pctWidth>0</wp14:pctWidth>
+                </wp14:sizeRelH>
+                <wp14:sizeRelV relativeFrom="margin">
+                  <wp14:pctHeight>0</wp14:pctHeight>
+                </wp14:sizeRelV>
+              </wp:anchor>
+            </w:drawing>
+          </mc:Choice>
+          <mc:Fallback>
+            <w:pict>
+              <v:group w14:anchorId="483A4535" id="_x0000_s1054" style="position:absolute;left:0;text-align:left;margin-left:-90.6pt;margin-top:-70.8pt;width:643.2pt;height:1in;z-index:252445184;mso-width-relative:margin;mso-height-relative:margin" coordorigin="-76" coordsize="81686,9144" o:gfxdata="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">
+                <v:group id="Group 34" o:spid="_x0000_s1055" style="position:absolute;left:-76;width:81686;height:9144" coordorigin="-76" coordsize="81686,9144" o:gfxdata="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">
+                  <v:rect id="Rectangle 4" o:spid="_x0000_s1056" style="position:absolute;left:26365;width:55245;height:9144;visibility:visible;mso-wrap-style:square;v-text-anchor:middle" o:gfxdata="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" fillcolor="#275317" strokecolor="#275317" strokeweight="1pt">
+                    <v:textbox>
+                      <w:txbxContent>
+                        <w:p>
+                          <w:pPr>
+                            <w:pStyle w:val="NoSpacing"/>
+                            <w:rPr>
+                              <w:color w:val="FFFFFF" w:themeColor="background1"/>
+                            </w:rPr>
+                          </w:pPr>
+                          <w:r>
+                            <w:rPr>
+                              <w:color w:val="FFFFFF" w:themeColor="background1"/>
+                              <w:sz w:val="40"/>
+                              <w:szCs w:val="40"/>
+                            </w:rPr>
+                            <w:t xml:space="preserve">    </w:t>
+                          </w:r>
+                          <w:r>
+                            <w:rPr>
+                              <w:b/>
+                              <w:bCs/>
+                              <w:color w:val="FFFFFF" w:themeColor="background1"/>
+                              <w:sz w:val="44"/>
+                              <w:szCs w:val="44"/>
+                            </w:rPr>
+                            <w:t>PPE FOR VARROA TREATMENTS</w:t>
+                          </w:r>
+                          <w:r>
+                            <w:rPr>
+                              <w:color w:val="FFFFFF" w:themeColor="background1"/>
+                              <w:sz w:val="44"/>
+                              <w:szCs w:val="44"/>
+                            </w:rPr>
+                            <w:br/>
+                          </w:r>
+                          <w:r>
+                            <w:rPr>
+                              <w:color w:val="FFFFFF" w:themeColor="background1"/>
+                              <w:sz w:val="22"/>
+                              <w:szCs w:val="22"/>
+                            </w:rPr>
+                            <w:t xml:space="preserve">       A practical UK guide to protecting yourself when managing varroa mites</w:t>
+                          </w:r>
+                        </w:p>
+                      </w:txbxContent>
+                    </v:textbox>
+                  </v:rect>
+                  <v:roundrect id="Rectangle: Rounded Corners 2" o:spid="_x0000_s1057" style="position:absolute;left:-76;width:28346;height:9124;visibility:visible;mso-wrap-style:square;v-text-anchor:middle" arcsize="18204f" o:gfxdata="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" fillcolor="windowText" strokecolor="windowText" strokeweight="1pt">
+                    <v:stroke joinstyle="miter"/>
+                    <v:textbox>
+                      <w:txbxContent>
+                        <w:p>
+                          <w:pPr>
+                            <w:pStyle w:val="NoSpacing"/>
+                          </w:pPr>
+                          <w:r>
+                            <w:rPr>
+                              <w:color w:val="FFC000"/>
+                              <w:sz w:val="52"/>
+                              <w:szCs w:val="52"/>
+                            </w:rPr>
+                            <w:t xml:space="preserve">          </w:t>
+                          </w:r>
+                          <w:proofErr w:type="spellStart"/>
+                          <w:r>
+                            <w:rPr>
+                              <w:color w:val="FFC000"/>
+                              <w:sz w:val="44"/>
+                              <w:szCs w:val="44"/>
+                            </w:rPr>
+                            <w:t>BeezKnees</w:t>
+                          </w:r>
+                          <w:proofErr w:type="spellEnd"/>
+                          <w:r>
+                            <w:rPr>
+                              <w:sz w:val="48"/>
+                              <w:szCs w:val="48"/>
+                            </w:rPr>
+                            <w:br/>
+                          </w:r>
+                          <w:r>
+                            <w:rPr>
+                              <w:sz w:val="22"/>
+                              <w:szCs w:val="22"/>
+                            </w:rPr>
+                            <w:t xml:space="preserve">                         P</w:t>
+                          </w:r>
+                          <w:r>
+                            <w:rPr>
+                              <w:sz w:val="22"/>
+                              <w:szCs w:val="22"/>
+                            </w:rPr>
+                            <w:t>ractical beekeepin</w:t>
+                          </w:r>
+                          <w:r>
+                            <w:rPr>
+                              <w:sz w:val="22"/>
+                              <w:szCs w:val="22"/>
+                            </w:rPr>
+                            <w:t>g</w:t>
+                          </w:r>
+                          <w:r>
+                            <w:rPr>
+                              <w:sz w:val="22"/>
+                              <w:szCs w:val="22"/>
+                            </w:rPr>
+                            <w:t xml:space="preserve"> for </w:t>
+                          </w:r>
+                          <w:r>
+                            <w:rPr>
+                              <w:sz w:val="22"/>
+                              <w:szCs w:val="22"/>
+                            </w:rPr>
+                            <w:br/>
+                            <w:t xml:space="preserve">                         </w:t>
+                          </w:r>
+                          <w:r>
+                            <w:rPr>
+                              <w:sz w:val="22"/>
+                              <w:szCs w:val="22"/>
+                            </w:rPr>
+                            <w:t>every season</w:t>
+                          </w:r>
+                        </w:p>
+                      </w:txbxContent>
+                    </v:textbox>
+                  </v:roundrect>
+                </v:group>
+                <v:shape id="Picture 4" o:spid="_x0000_s1058" type="#_x0000_t75" style="position:absolute;left:1828;top:1371;width:6020;height:6674;visibility:visible;mso-wrap-style:square" o:gfxdata="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">
+                  <v:imagedata r:id="rId9" o:title=""/>
+                </v:shape>
+              </v:group>
+            </w:pict>
+          </mc:Fallback>
+        </mc:AlternateContent>
+      </w:r>
+    </w:p>
+    <w:p>
+      <w:pPr>
+        <w:ind w:left="-1134"/>
+      </w:pPr>
+      <w:r>
+        <w:t>The table below provides a quick-reference summary of the typical risks associated with some commonly used varroa treatments and the types of personal protective equipment (PPE) or precautions that may be appropriate when handling them. It is intended to bring together the main points covered in this guide and help beekeepers consider the potential for skin, eye or respiratory exposure before starting a treatment.</w:t>
+      </w:r>
+    </w:p>
     <w:tbl>
       <w:tblPr>
         <w:tblStyle w:val="GridTable4-Accent3"/>
-        <w:tblpPr w:leftFromText="180" w:rightFromText="180" w:vertAnchor="text" w:tblpX="-714" w:tblpY="1"/>
-        <w:tblW w:w="10490" w:type="dxa"/>
+        <w:tblpPr w:leftFromText="180" w:rightFromText="180" w:vertAnchor="text" w:tblpX="-1145" w:tblpY="1"/>
+        <w:tblW w:w="10921" w:type="dxa"/>
         <w:tblLook w:val="04A0" w:firstRow="1" w:lastRow="0" w:firstColumn="1" w:lastColumn="0" w:noHBand="0" w:noVBand="1"/>
       </w:tblPr>
       <w:tblGrid>
-        <w:gridCol w:w="2366"/>
-        <w:gridCol w:w="1652"/>
-        <w:gridCol w:w="6472"/>
+        <w:gridCol w:w="2797"/>
+        <w:gridCol w:w="2018"/>
+        <w:gridCol w:w="6106"/>
       </w:tblGrid>
       <w:tr>
         <w:trPr>
@@ -11133,7 +10915,7 @@
         <w:tc>
           <w:tcPr>
             <w:cnfStyle w:val="001000000000" w:firstRow="0" w:lastRow="0" w:firstColumn="1" w:lastColumn="0" w:oddVBand="0" w:evenVBand="0" w:oddHBand="0" w:evenHBand="0" w:firstRowFirstColumn="0" w:firstRowLastColumn="0" w:lastRowFirstColumn="0" w:lastRowLastColumn="0"/>
-            <w:tcW w:w="10490" w:type="dxa"/>
+            <w:tcW w:w="10921" w:type="dxa"/>
             <w:gridSpan w:val="3"/>
           </w:tcPr>
           <w:p>
@@ -11183,50 +10965,34 @@
         <w:tc>
           <w:tcPr>
             <w:cnfStyle w:val="001000000000" w:firstRow="0" w:lastRow="0" w:firstColumn="1" w:lastColumn="0" w:oddVBand="0" w:evenVBand="0" w:oddHBand="0" w:evenHBand="0" w:firstRowFirstColumn="0" w:firstRowLastColumn="0" w:lastRowFirstColumn="0" w:lastRowLastColumn="0"/>
-            <w:tcW w:w="2366" w:type="dxa"/>
+            <w:tcW w:w="2797" w:type="dxa"/>
           </w:tcPr>
           <w:p>
             <w:pPr>
               <w:rPr>
-                <w:sz w:val="20"/>
-                <w:szCs w:val="20"/>
-              </w:rPr>
-            </w:pPr>
-            <w:r>
-              <w:rPr>
-                <w:sz w:val="20"/>
-                <w:szCs w:val="20"/>
-              </w:rPr>
+                <w:b w:val="0"/>
+                <w:bCs w:val="0"/>
+              </w:rPr>
+            </w:pPr>
+          </w:p>
+          <w:p>
+            <w:proofErr w:type="gramStart"/>
+            <w:r>
               <w:t>Treatment</w:t>
             </w:r>
-          </w:p>
-          <w:p>
-            <w:pPr>
-              <w:rPr>
-                <w:sz w:val="20"/>
-                <w:szCs w:val="20"/>
-              </w:rPr>
-            </w:pPr>
-            <w:r>
-              <w:rPr>
-                <w:sz w:val="20"/>
-                <w:szCs w:val="20"/>
-              </w:rPr>
+            <w:r>
+              <w:t xml:space="preserve">  </w:t>
+            </w:r>
+            <w:r>
               <w:t>type</w:t>
             </w:r>
-          </w:p>
-          <w:p>
-            <w:pPr>
-              <w:rPr>
-                <w:sz w:val="20"/>
-                <w:szCs w:val="20"/>
-              </w:rPr>
-            </w:pPr>
-          </w:p>
+            <w:proofErr w:type="gramEnd"/>
+          </w:p>
+          <w:p/>
         </w:tc>
         <w:tc>
           <w:tcPr>
-            <w:tcW w:w="1652" w:type="dxa"/>
+            <w:tcW w:w="2018" w:type="dxa"/>
           </w:tcPr>
           <w:p>
             <w:pPr>
@@ -11234,36 +11000,35 @@
               <w:rPr>
                 <w:b/>
                 <w:bCs/>
-                <w:sz w:val="20"/>
-                <w:szCs w:val="20"/>
-              </w:rPr>
-            </w:pPr>
-            <w:r>
+              </w:rPr>
+            </w:pPr>
+          </w:p>
+          <w:p>
+            <w:pPr>
+              <w:cnfStyle w:val="000000100000" w:firstRow="0" w:lastRow="0" w:firstColumn="0" w:lastColumn="0" w:oddVBand="0" w:evenVBand="0" w:oddHBand="1" w:evenHBand="0" w:firstRowFirstColumn="0" w:firstRowLastColumn="0" w:lastRowFirstColumn="0" w:lastRowLastColumn="0"/>
               <w:rPr>
                 <w:b/>
                 <w:bCs/>
-                <w:sz w:val="20"/>
-                <w:szCs w:val="20"/>
-              </w:rPr>
-              <w:t>Typical</w:t>
-            </w:r>
-          </w:p>
-          <w:p>
-            <w:pPr>
-              <w:cnfStyle w:val="000000100000" w:firstRow="0" w:lastRow="0" w:firstColumn="0" w:lastColumn="0" w:oddVBand="0" w:evenVBand="0" w:oddHBand="1" w:evenHBand="0" w:firstRowFirstColumn="0" w:firstRowLastColumn="0" w:lastRowFirstColumn="0" w:lastRowLastColumn="0"/>
+              </w:rPr>
+            </w:pPr>
+            <w:r>
               <w:rPr>
                 <w:b/>
                 <w:bCs/>
-                <w:sz w:val="20"/>
-                <w:szCs w:val="20"/>
-              </w:rPr>
-            </w:pPr>
+              </w:rPr>
+              <w:t>Typical</w:t>
+            </w:r>
             <w:r>
               <w:rPr>
                 <w:b/>
                 <w:bCs/>
-                <w:sz w:val="20"/>
-                <w:szCs w:val="20"/>
+              </w:rPr>
+              <w:t xml:space="preserve"> </w:t>
+            </w:r>
+            <w:r>
+              <w:rPr>
+                <w:b/>
+                <w:bCs/>
               </w:rPr>
               <w:t>risks</w:t>
             </w:r>
@@ -11271,7 +11036,7 @@
         </w:tc>
         <w:tc>
           <w:tcPr>
-            <w:tcW w:w="6472" w:type="dxa"/>
+            <w:tcW w:w="6106" w:type="dxa"/>
           </w:tcPr>
           <w:p>
             <w:pPr>
@@ -11279,19 +11044,33 @@
               <w:rPr>
                 <w:b/>
                 <w:bCs/>
-                <w:sz w:val="20"/>
-                <w:szCs w:val="20"/>
-              </w:rPr>
-            </w:pPr>
-            <w:r>
+              </w:rPr>
+            </w:pPr>
+          </w:p>
+          <w:p>
+            <w:pPr>
+              <w:cnfStyle w:val="000000100000" w:firstRow="0" w:lastRow="0" w:firstColumn="0" w:lastColumn="0" w:oddVBand="0" w:evenVBand="0" w:oddHBand="1" w:evenHBand="0" w:firstRowFirstColumn="0" w:firstRowLastColumn="0" w:lastRowFirstColumn="0" w:lastRowLastColumn="0"/>
               <w:rPr>
                 <w:b/>
                 <w:bCs/>
-                <w:sz w:val="20"/>
-                <w:szCs w:val="20"/>
+              </w:rPr>
+            </w:pPr>
+            <w:r>
+              <w:rPr>
+                <w:b/>
+                <w:bCs/>
               </w:rPr>
               <w:t>Common PPE considerations*</w:t>
             </w:r>
+          </w:p>
+          <w:p>
+            <w:pPr>
+              <w:cnfStyle w:val="000000100000" w:firstRow="0" w:lastRow="0" w:firstColumn="0" w:lastColumn="0" w:oddVBand="0" w:evenVBand="0" w:oddHBand="1" w:evenHBand="0" w:firstRowFirstColumn="0" w:firstRowLastColumn="0" w:lastRowFirstColumn="0" w:lastRowLastColumn="0"/>
+              <w:rPr>
+                <w:b/>
+                <w:bCs/>
+              </w:rPr>
+            </w:pPr>
           </w:p>
         </w:tc>
       </w:tr>
@@ -11299,76 +11078,88 @@
         <w:tc>
           <w:tcPr>
             <w:cnfStyle w:val="001000000000" w:firstRow="0" w:lastRow="0" w:firstColumn="1" w:lastColumn="0" w:oddVBand="0" w:evenVBand="0" w:oddHBand="0" w:evenHBand="0" w:firstRowFirstColumn="0" w:firstRowLastColumn="0" w:lastRowFirstColumn="0" w:lastRowLastColumn="0"/>
-            <w:tcW w:w="2366" w:type="dxa"/>
+            <w:tcW w:w="2797" w:type="dxa"/>
           </w:tcPr>
           <w:p>
             <w:pPr>
               <w:rPr>
-                <w:sz w:val="20"/>
-                <w:szCs w:val="20"/>
+                <w:rFonts w:cs="Segoe UI"/>
+                <w:b w:val="0"/>
+                <w:bCs w:val="0"/>
+                <w:color w:val="1F2937"/>
+                <w:shd w:val="clear" w:color="auto" w:fill="FFFFFF"/>
+              </w:rPr>
+            </w:pPr>
+          </w:p>
+          <w:p>
+            <w:pPr>
+              <w:rPr>
+                <w:rFonts w:cs="Segoe UI"/>
+                <w:b w:val="0"/>
+                <w:bCs w:val="0"/>
+                <w:color w:val="1F2937"/>
+                <w:shd w:val="clear" w:color="auto" w:fill="FFFFFF"/>
               </w:rPr>
             </w:pPr>
             <w:r>
               <w:rPr>
                 <w:rFonts w:cs="Segoe UI"/>
                 <w:color w:val="1F2937"/>
-                <w:sz w:val="20"/>
-                <w:szCs w:val="20"/>
                 <w:shd w:val="clear" w:color="auto" w:fill="FFFFFF"/>
               </w:rPr>
               <w:t>Organic acids (e.g. oxalic acid, formic acid)</w:t>
             </w:r>
           </w:p>
+          <w:p/>
         </w:tc>
         <w:tc>
           <w:tcPr>
-            <w:tcW w:w="1652" w:type="dxa"/>
+            <w:tcW w:w="2018" w:type="dxa"/>
           </w:tcPr>
           <w:p>
             <w:pPr>
               <w:cnfStyle w:val="000000000000" w:firstRow="0" w:lastRow="0" w:firstColumn="0" w:lastColumn="0" w:oddVBand="0" w:evenVBand="0" w:oddHBand="0" w:evenHBand="0" w:firstRowFirstColumn="0" w:firstRowLastColumn="0" w:lastRowFirstColumn="0" w:lastRowLastColumn="0"/>
-              <w:rPr>
-                <w:sz w:val="20"/>
-                <w:szCs w:val="20"/>
-              </w:rPr>
-            </w:pPr>
-            <w:r>
-              <w:rPr>
-                <w:sz w:val="20"/>
-                <w:szCs w:val="20"/>
-              </w:rPr>
+            </w:pPr>
+          </w:p>
+          <w:p>
+            <w:pPr>
+              <w:cnfStyle w:val="000000000000" w:firstRow="0" w:lastRow="0" w:firstColumn="0" w:lastColumn="0" w:oddVBand="0" w:evenVBand="0" w:oddHBand="0" w:evenHBand="0" w:firstRowFirstColumn="0" w:firstRowLastColumn="0" w:lastRowFirstColumn="0" w:lastRowLastColumn="0"/>
+            </w:pPr>
+            <w:r>
               <w:t>Skin, eye and respiratory irritation</w:t>
             </w:r>
           </w:p>
         </w:tc>
         <w:tc>
           <w:tcPr>
-            <w:tcW w:w="6472" w:type="dxa"/>
+            <w:tcW w:w="6106" w:type="dxa"/>
           </w:tcPr>
           <w:p>
             <w:pPr>
               <w:cnfStyle w:val="000000000000" w:firstRow="0" w:lastRow="0" w:firstColumn="0" w:lastColumn="0" w:oddVBand="0" w:evenVBand="0" w:oddHBand="0" w:evenHBand="0" w:firstRowFirstColumn="0" w:firstRowLastColumn="0" w:lastRowFirstColumn="0" w:lastRowLastColumn="0"/>
-              <w:rPr>
-                <w:sz w:val="20"/>
-                <w:szCs w:val="20"/>
-              </w:rPr>
-            </w:pPr>
-            <w:r>
               <w:rPr>
                 <w:rFonts w:cs="Segoe UI"/>
                 <w:color w:val="1F2937"/>
-                <w:sz w:val="20"/>
-                <w:szCs w:val="20"/>
                 <w:shd w:val="clear" w:color="auto" w:fill="FFFFFF"/>
               </w:rPr>
-              <w:t>Gloves, eye protection; respiratory protection may be</w:t>
-            </w:r>
+            </w:pPr>
+          </w:p>
+          <w:p>
+            <w:pPr>
+              <w:cnfStyle w:val="000000000000" w:firstRow="0" w:lastRow="0" w:firstColumn="0" w:lastColumn="0" w:oddVBand="0" w:evenVBand="0" w:oddHBand="0" w:evenHBand="0" w:firstRowFirstColumn="0" w:firstRowLastColumn="0" w:lastRowFirstColumn="0" w:lastRowLastColumn="0"/>
+            </w:pPr>
             <w:r>
               <w:rPr>
                 <w:rFonts w:cs="Segoe UI"/>
                 <w:color w:val="1F2937"/>
-                <w:sz w:val="20"/>
-                <w:szCs w:val="20"/>
+                <w:shd w:val="clear" w:color="auto" w:fill="FFFFFF"/>
+              </w:rPr>
+              <w:t>Gloves, eye protection; respiratory protection may be</w:t>
+            </w:r>
+            <w:r>
+              <w:rPr>
+                <w:rFonts w:cs="Segoe UI"/>
+                <w:color w:val="1F2937"/>
                 <w:shd w:val="clear" w:color="auto" w:fill="FFFFFF"/>
               </w:rPr>
               <w:t xml:space="preserve"> required depending on method and ventilation.</w:t>
@@ -11383,83 +11174,70 @@
         <w:tc>
           <w:tcPr>
             <w:cnfStyle w:val="001000000000" w:firstRow="0" w:lastRow="0" w:firstColumn="1" w:lastColumn="0" w:oddVBand="0" w:evenVBand="0" w:oddHBand="0" w:evenHBand="0" w:firstRowFirstColumn="0" w:firstRowLastColumn="0" w:lastRowFirstColumn="0" w:lastRowLastColumn="0"/>
-            <w:tcW w:w="2366" w:type="dxa"/>
+            <w:tcW w:w="2797" w:type="dxa"/>
           </w:tcPr>
           <w:p>
             <w:pPr>
               <w:rPr>
-                <w:sz w:val="20"/>
-                <w:szCs w:val="20"/>
-              </w:rPr>
-            </w:pPr>
-            <w:r>
-              <w:rPr>
-                <w:sz w:val="20"/>
-                <w:szCs w:val="20"/>
-              </w:rPr>
+                <w:b w:val="0"/>
+                <w:bCs w:val="0"/>
+              </w:rPr>
+            </w:pPr>
+          </w:p>
+          <w:p>
+            <w:pPr>
+              <w:rPr>
+                <w:b w:val="0"/>
+                <w:bCs w:val="0"/>
+              </w:rPr>
+            </w:pPr>
+            <w:r>
               <w:t>Thymo</w:t>
             </w:r>
             <w:r>
-              <w:rPr>
-                <w:sz w:val="20"/>
-                <w:szCs w:val="20"/>
-              </w:rPr>
               <w:t>l-based treatments</w:t>
             </w:r>
           </w:p>
+          <w:p/>
         </w:tc>
         <w:tc>
           <w:tcPr>
-            <w:tcW w:w="1652" w:type="dxa"/>
+            <w:tcW w:w="2018" w:type="dxa"/>
           </w:tcPr>
           <w:p>
             <w:pPr>
               <w:cnfStyle w:val="000000100000" w:firstRow="0" w:lastRow="0" w:firstColumn="0" w:lastColumn="0" w:oddVBand="0" w:evenVBand="0" w:oddHBand="1" w:evenHBand="0" w:firstRowFirstColumn="0" w:firstRowLastColumn="0" w:lastRowFirstColumn="0" w:lastRowLastColumn="0"/>
-              <w:rPr>
-                <w:sz w:val="20"/>
-                <w:szCs w:val="20"/>
-              </w:rPr>
-            </w:pPr>
-            <w:r>
-              <w:rPr>
-                <w:sz w:val="20"/>
-                <w:szCs w:val="20"/>
-              </w:rPr>
+            </w:pPr>
+          </w:p>
+          <w:p>
+            <w:pPr>
+              <w:cnfStyle w:val="000000100000" w:firstRow="0" w:lastRow="0" w:firstColumn="0" w:lastColumn="0" w:oddVBand="0" w:evenVBand="0" w:oddHBand="1" w:evenHBand="0" w:firstRowFirstColumn="0" w:firstRowLastColumn="0" w:lastRowFirstColumn="0" w:lastRowLastColumn="0"/>
+            </w:pPr>
+            <w:r>
               <w:t>Skin and eye irritation</w:t>
             </w:r>
           </w:p>
         </w:tc>
         <w:tc>
           <w:tcPr>
-            <w:tcW w:w="6472" w:type="dxa"/>
+            <w:tcW w:w="6106" w:type="dxa"/>
           </w:tcPr>
           <w:p>
             <w:pPr>
               <w:cnfStyle w:val="000000100000" w:firstRow="0" w:lastRow="0" w:firstColumn="0" w:lastColumn="0" w:oddVBand="0" w:evenVBand="0" w:oddHBand="1" w:evenHBand="0" w:firstRowFirstColumn="0" w:firstRowLastColumn="0" w:lastRowFirstColumn="0" w:lastRowLastColumn="0"/>
-              <w:rPr>
-                <w:sz w:val="20"/>
-                <w:szCs w:val="20"/>
-              </w:rPr>
-            </w:pPr>
-            <w:r>
-              <w:rPr>
-                <w:sz w:val="20"/>
-                <w:szCs w:val="20"/>
-              </w:rPr>
+            </w:pPr>
+          </w:p>
+          <w:p>
+            <w:pPr>
+              <w:cnfStyle w:val="000000100000" w:firstRow="0" w:lastRow="0" w:firstColumn="0" w:lastColumn="0" w:oddVBand="0" w:evenVBand="0" w:oddHBand="1" w:evenHBand="0" w:firstRowFirstColumn="0" w:firstRowLastColumn="0" w:lastRowFirstColumn="0" w:lastRowLastColumn="0"/>
+            </w:pPr>
+            <w:r>
               <w:t xml:space="preserve">Gloves; avoid </w:t>
             </w:r>
             <w:r>
-              <w:rPr>
-                <w:sz w:val="20"/>
-                <w:szCs w:val="20"/>
-              </w:rPr>
               <w:t>direct contact; wash hands after handling</w:t>
             </w:r>
             <w:r>
-              <w:rPr>
-                <w:sz w:val="20"/>
-                <w:szCs w:val="20"/>
-              </w:rPr>
               <w:t>.</w:t>
             </w:r>
           </w:p>
@@ -11469,67 +11247,79 @@
         <w:tc>
           <w:tcPr>
             <w:cnfStyle w:val="001000000000" w:firstRow="0" w:lastRow="0" w:firstColumn="1" w:lastColumn="0" w:oddVBand="0" w:evenVBand="0" w:oddHBand="0" w:evenHBand="0" w:firstRowFirstColumn="0" w:firstRowLastColumn="0" w:lastRowFirstColumn="0" w:lastRowLastColumn="0"/>
-            <w:tcW w:w="2366" w:type="dxa"/>
+            <w:tcW w:w="2797" w:type="dxa"/>
           </w:tcPr>
           <w:p>
             <w:pPr>
               <w:rPr>
-                <w:sz w:val="20"/>
-                <w:szCs w:val="20"/>
+                <w:rFonts w:cs="Segoe UI"/>
+                <w:b w:val="0"/>
+                <w:bCs w:val="0"/>
+                <w:color w:val="1F2937"/>
+                <w:shd w:val="clear" w:color="auto" w:fill="FFFFFF"/>
+              </w:rPr>
+            </w:pPr>
+          </w:p>
+          <w:p>
+            <w:pPr>
+              <w:rPr>
+                <w:rFonts w:cs="Segoe UI"/>
+                <w:b w:val="0"/>
+                <w:bCs w:val="0"/>
+                <w:color w:val="1F2937"/>
+                <w:shd w:val="clear" w:color="auto" w:fill="FFFFFF"/>
               </w:rPr>
             </w:pPr>
             <w:r>
               <w:rPr>
                 <w:rFonts w:cs="Segoe UI"/>
                 <w:color w:val="1F2937"/>
-                <w:sz w:val="20"/>
-                <w:szCs w:val="20"/>
                 <w:shd w:val="clear" w:color="auto" w:fill="FFFFFF"/>
               </w:rPr>
               <w:t>Amitraz-based treatments</w:t>
             </w:r>
           </w:p>
+          <w:p/>
         </w:tc>
         <w:tc>
           <w:tcPr>
-            <w:tcW w:w="1652" w:type="dxa"/>
+            <w:tcW w:w="2018" w:type="dxa"/>
           </w:tcPr>
           <w:p>
             <w:pPr>
               <w:cnfStyle w:val="000000000000" w:firstRow="0" w:lastRow="0" w:firstColumn="0" w:lastColumn="0" w:oddVBand="0" w:evenVBand="0" w:oddHBand="0" w:evenHBand="0" w:firstRowFirstColumn="0" w:firstRowLastColumn="0" w:lastRowFirstColumn="0" w:lastRowLastColumn="0"/>
-              <w:rPr>
-                <w:sz w:val="20"/>
-                <w:szCs w:val="20"/>
-              </w:rPr>
-            </w:pPr>
-            <w:r>
-              <w:rPr>
-                <w:sz w:val="20"/>
-                <w:szCs w:val="20"/>
-              </w:rPr>
+            </w:pPr>
+          </w:p>
+          <w:p>
+            <w:pPr>
+              <w:cnfStyle w:val="000000000000" w:firstRow="0" w:lastRow="0" w:firstColumn="0" w:lastColumn="0" w:oddVBand="0" w:evenVBand="0" w:oddHBand="0" w:evenHBand="0" w:firstRowFirstColumn="0" w:firstRowLastColumn="0" w:lastRowFirstColumn="0" w:lastRowLastColumn="0"/>
+            </w:pPr>
+            <w:r>
               <w:t>Skin absorption</w:t>
             </w:r>
           </w:p>
         </w:tc>
         <w:tc>
           <w:tcPr>
-            <w:tcW w:w="6472" w:type="dxa"/>
+            <w:tcW w:w="6106" w:type="dxa"/>
           </w:tcPr>
           <w:p>
             <w:pPr>
               <w:cnfStyle w:val="000000000000" w:firstRow="0" w:lastRow="0" w:firstColumn="0" w:lastColumn="0" w:oddVBand="0" w:evenVBand="0" w:oddHBand="0" w:evenHBand="0" w:firstRowFirstColumn="0" w:firstRowLastColumn="0" w:lastRowFirstColumn="0" w:lastRowLastColumn="0"/>
-              <w:rPr>
-                <w:sz w:val="20"/>
-                <w:szCs w:val="20"/>
-              </w:rPr>
-            </w:pPr>
-            <w:r>
-              <w:rPr>
-                <w:sz w:val="20"/>
-                <w:szCs w:val="20"/>
-              </w:rPr>
+            </w:pPr>
+          </w:p>
+          <w:p>
+            <w:pPr>
+              <w:cnfStyle w:val="000000000000" w:firstRow="0" w:lastRow="0" w:firstColumn="0" w:lastColumn="0" w:oddVBand="0" w:evenVBand="0" w:oddHBand="0" w:evenHBand="0" w:firstRowFirstColumn="0" w:firstRowLastColumn="0" w:lastRowFirstColumn="0" w:lastRowLastColumn="0"/>
+            </w:pPr>
+            <w:r>
               <w:t>Gloves; avoid prolonged skin contact; follow label instructions carefully.</w:t>
             </w:r>
+          </w:p>
+          <w:p>
+            <w:pPr>
+              <w:cnfStyle w:val="000000000000" w:firstRow="0" w:lastRow="0" w:firstColumn="0" w:lastColumn="0" w:oddVBand="0" w:evenVBand="0" w:oddHBand="0" w:evenHBand="0" w:firstRowFirstColumn="0" w:firstRowLastColumn="0" w:lastRowFirstColumn="0" w:lastRowLastColumn="0"/>
+            </w:pPr>
           </w:p>
         </w:tc>
       </w:tr>
@@ -11540,7 +11330,7 @@
         <w:tc>
           <w:tcPr>
             <w:cnfStyle w:val="001000000000" w:firstRow="0" w:lastRow="0" w:firstColumn="1" w:lastColumn="0" w:oddVBand="0" w:evenVBand="0" w:oddHBand="0" w:evenHBand="0" w:firstRowFirstColumn="0" w:firstRowLastColumn="0" w:lastRowFirstColumn="0" w:lastRowLastColumn="0"/>
-            <w:tcW w:w="2366" w:type="dxa"/>
+            <w:tcW w:w="2797" w:type="dxa"/>
             <w:tcBorders>
               <w:bottom w:val="single" w:sz="4" w:space="0" w:color="47D459" w:themeColor="accent3" w:themeTint="99"/>
             </w:tcBorders>
@@ -11548,22 +11338,27 @@
           <w:p>
             <w:pPr>
               <w:rPr>
-                <w:sz w:val="20"/>
-                <w:szCs w:val="20"/>
-              </w:rPr>
-            </w:pPr>
-            <w:r>
-              <w:rPr>
-                <w:sz w:val="20"/>
-                <w:szCs w:val="20"/>
-              </w:rPr>
+                <w:b w:val="0"/>
+                <w:bCs w:val="0"/>
+              </w:rPr>
+            </w:pPr>
+          </w:p>
+          <w:p>
+            <w:pPr>
+              <w:rPr>
+                <w:b w:val="0"/>
+                <w:bCs w:val="0"/>
+              </w:rPr>
+            </w:pPr>
+            <w:r>
               <w:t>Pyrethroid-based treatments</w:t>
             </w:r>
           </w:p>
+          <w:p/>
         </w:tc>
         <w:tc>
           <w:tcPr>
-            <w:tcW w:w="1652" w:type="dxa"/>
+            <w:tcW w:w="2018" w:type="dxa"/>
             <w:tcBorders>
               <w:bottom w:val="single" w:sz="4" w:space="0" w:color="47D459" w:themeColor="accent3" w:themeTint="99"/>
             </w:tcBorders>
@@ -11571,23 +11366,20 @@
           <w:p>
             <w:pPr>
               <w:cnfStyle w:val="000000100000" w:firstRow="0" w:lastRow="0" w:firstColumn="0" w:lastColumn="0" w:oddVBand="0" w:evenVBand="0" w:oddHBand="1" w:evenHBand="0" w:firstRowFirstColumn="0" w:firstRowLastColumn="0" w:lastRowFirstColumn="0" w:lastRowLastColumn="0"/>
-              <w:rPr>
-                <w:sz w:val="20"/>
-                <w:szCs w:val="20"/>
-              </w:rPr>
-            </w:pPr>
-            <w:r>
-              <w:rPr>
-                <w:sz w:val="20"/>
-                <w:szCs w:val="20"/>
-              </w:rPr>
+            </w:pPr>
+          </w:p>
+          <w:p>
+            <w:pPr>
+              <w:cnfStyle w:val="000000100000" w:firstRow="0" w:lastRow="0" w:firstColumn="0" w:lastColumn="0" w:oddVBand="0" w:evenVBand="0" w:oddHBand="1" w:evenHBand="0" w:firstRowFirstColumn="0" w:firstRowLastColumn="0" w:lastRowFirstColumn="0" w:lastRowLastColumn="0"/>
+            </w:pPr>
+            <w:r>
               <w:t>Skin irritation</w:t>
             </w:r>
           </w:p>
         </w:tc>
         <w:tc>
           <w:tcPr>
-            <w:tcW w:w="6472" w:type="dxa"/>
+            <w:tcW w:w="6106" w:type="dxa"/>
             <w:tcBorders>
               <w:bottom w:val="single" w:sz="4" w:space="0" w:color="47D459" w:themeColor="accent3" w:themeTint="99"/>
             </w:tcBorders>
@@ -11595,16 +11387,13 @@
           <w:p>
             <w:pPr>
               <w:cnfStyle w:val="000000100000" w:firstRow="0" w:lastRow="0" w:firstColumn="0" w:lastColumn="0" w:oddVBand="0" w:evenVBand="0" w:oddHBand="1" w:evenHBand="0" w:firstRowFirstColumn="0" w:firstRowLastColumn="0" w:lastRowFirstColumn="0" w:lastRowLastColumn="0"/>
-              <w:rPr>
-                <w:sz w:val="20"/>
-                <w:szCs w:val="20"/>
-              </w:rPr>
-            </w:pPr>
-            <w:r>
-              <w:rPr>
-                <w:sz w:val="20"/>
-                <w:szCs w:val="20"/>
-              </w:rPr>
+            </w:pPr>
+          </w:p>
+          <w:p>
+            <w:pPr>
+              <w:cnfStyle w:val="000000100000" w:firstRow="0" w:lastRow="0" w:firstColumn="0" w:lastColumn="0" w:oddVBand="0" w:evenVBand="0" w:oddHBand="1" w:evenHBand="0" w:firstRowFirstColumn="0" w:firstRowLastColumn="0" w:lastRowFirstColumn="0" w:lastRowLastColumn="0"/>
+            </w:pPr>
+            <w:r>
               <w:t>Gloves; wash hands after handling; avoid contamination of tools/clothing.</w:t>
             </w:r>
           </w:p>
@@ -11614,7 +11403,7 @@
         <w:tc>
           <w:tcPr>
             <w:cnfStyle w:val="001000000000" w:firstRow="0" w:lastRow="0" w:firstColumn="1" w:lastColumn="0" w:oddVBand="0" w:evenVBand="0" w:oddHBand="0" w:evenHBand="0" w:firstRowFirstColumn="0" w:firstRowLastColumn="0" w:lastRowFirstColumn="0" w:lastRowLastColumn="0"/>
-            <w:tcW w:w="10490" w:type="dxa"/>
+            <w:tcW w:w="10921" w:type="dxa"/>
             <w:gridSpan w:val="3"/>
             <w:tcBorders>
               <w:left w:val="nil"/>
@@ -11627,8 +11416,6 @@
               <w:rPr>
                 <w:i/>
                 <w:iCs/>
-                <w:sz w:val="20"/>
-                <w:szCs w:val="20"/>
               </w:rPr>
             </w:pPr>
           </w:p>
@@ -11639,8 +11426,6 @@
                 <w:bCs w:val="0"/>
                 <w:i/>
                 <w:iCs/>
-                <w:sz w:val="20"/>
-                <w:szCs w:val="20"/>
               </w:rPr>
             </w:pPr>
             <w:r>
@@ -11649,8 +11434,6 @@
                 <w:bCs w:val="0"/>
                 <w:i/>
                 <w:iCs/>
-                <w:sz w:val="20"/>
-                <w:szCs w:val="20"/>
               </w:rPr>
               <w:t>*Always follow the product label and correct UK guidance</w:t>
             </w:r>
@@ -11661,10 +11444,6 @@
     <w:p>
       <w:pPr>
         <w:ind w:left="-1134"/>
-        <w:rPr>
-          <w:sz w:val="20"/>
-          <w:szCs w:val="20"/>
-        </w:rPr>
       </w:pPr>
     </w:p>
     <w:sectPr>
@@ -11724,16 +11503,16 @@
       <mc:AlternateContent>
         <mc:Choice Requires="wpg">
           <w:drawing>
-            <wp:anchor distT="0" distB="0" distL="114300" distR="114300" simplePos="0" relativeHeight="251659264" behindDoc="0" locked="0" layoutInCell="1" allowOverlap="1" wp14:anchorId="7F2D0F70" wp14:editId="5EF47F42">
+            <wp:anchor distT="0" distB="0" distL="114300" distR="114300" simplePos="0" relativeHeight="251259392" behindDoc="0" locked="0" layoutInCell="1" allowOverlap="1" wp14:anchorId="7F2D0F70" wp14:editId="2304D8DF">
               <wp:simplePos x="0" y="0"/>
               <wp:positionH relativeFrom="column">
                 <wp:posOffset>-1706880</wp:posOffset>
               </wp:positionH>
               <wp:positionV relativeFrom="paragraph">
-                <wp:posOffset>-213995</wp:posOffset>
+                <wp:posOffset>-211455</wp:posOffset>
               </wp:positionV>
-              <wp:extent cx="8755380" cy="1261745"/>
-              <wp:effectExtent l="0" t="0" r="26670" b="14605"/>
+              <wp:extent cx="8755200" cy="1261745"/>
+              <wp:effectExtent l="0" t="0" r="27305" b="14605"/>
               <wp:wrapNone/>
               <wp:docPr id="1296929921" name="Group 40"/>
               <wp:cNvGraphicFramePr/>
@@ -11744,9 +11523,9 @@
                     <wpg:grpSpPr>
                       <a:xfrm>
                         <a:off x="0" y="0"/>
-                        <a:ext cx="8755380" cy="1261745"/>
+                        <a:ext cx="8755200" cy="1261745"/>
                         <a:chOff x="0" y="0"/>
-                        <a:chExt cx="8755380" cy="1262040"/>
+                        <a:chExt cx="8755200" cy="1262040"/>
                       </a:xfrm>
                     </wpg:grpSpPr>
                     <wpg:grpSp>
@@ -11755,9 +11534,9 @@
                       <wpg:grpSpPr>
                         <a:xfrm>
                           <a:off x="0" y="198120"/>
-                          <a:ext cx="8755380" cy="920115"/>
+                          <a:ext cx="8747760" cy="920115"/>
                           <a:chOff x="0" y="0"/>
-                          <a:chExt cx="8755380" cy="920115"/>
+                          <a:chExt cx="8747760" cy="920115"/>
                         </a:xfrm>
                       </wpg:grpSpPr>
                       <wpg:grpSp>
@@ -11766,9 +11545,9 @@
                         <wpg:grpSpPr>
                           <a:xfrm>
                             <a:off x="0" y="0"/>
-                            <a:ext cx="8755380" cy="920115"/>
+                            <a:ext cx="8747760" cy="920115"/>
                             <a:chOff x="0" y="0"/>
-                            <a:chExt cx="8755380" cy="920115"/>
+                            <a:chExt cx="8747760" cy="920115"/>
                           </a:xfrm>
                         </wpg:grpSpPr>
                         <wps:wsp>
@@ -11776,7 +11555,7 @@
                           <wps:cNvSpPr/>
                           <wps:spPr>
                             <a:xfrm>
-                              <a:off x="5753100" y="0"/>
+                              <a:off x="5745480" y="0"/>
                               <a:ext cx="3002280" cy="868680"/>
                             </a:xfrm>
                             <a:prstGeom prst="rect">
@@ -12219,7 +11998,7 @@
                       </wpg:grpSp>
                       <pic:pic xmlns:pic="http://schemas.openxmlformats.org/drawingml/2006/picture">
                         <pic:nvPicPr>
-                          <pic:cNvPr id="1858463827" name="Graphic 9" descr="Qr Code with solid fill"/>
+                          <pic:cNvPr id="1858463827" name="Graphic 9"/>
                           <pic:cNvPicPr>
                             <a:picLocks noChangeAspect="1"/>
                           </pic:cNvPicPr>
@@ -12227,19 +12006,18 @@
                         <pic:blipFill>
                           <a:blip r:embed="rId5">
                             <a:extLst>
-                              <a:ext uri="{96DAC541-7B7A-43D3-8B79-37D633B846F1}">
-                                <asvg:svgBlip xmlns:asvg="http://schemas.microsoft.com/office/drawing/2016/SVG/main" r:embed="rId6"/>
+                              <a:ext uri="{28A0092B-C50C-407E-A947-70E740481C1C}">
+                                <a14:useLocalDpi xmlns:a14="http://schemas.microsoft.com/office/drawing/2010/main" val="0"/>
                               </a:ext>
                             </a:extLst>
                           </a:blip>
-                          <a:stretch>
-                            <a:fillRect/>
-                          </a:stretch>
+                          <a:srcRect/>
+                          <a:stretch/>
                         </pic:blipFill>
                         <pic:spPr>
                           <a:xfrm>
-                            <a:off x="7399020" y="22860"/>
-                            <a:ext cx="764540" cy="764540"/>
+                            <a:off x="7399109" y="60969"/>
+                            <a:ext cx="764361" cy="764540"/>
                           </a:xfrm>
                           <a:prstGeom prst="rect">
                             <a:avLst/>
@@ -12344,15 +12122,21 @@
                   </wpg:wgp>
                 </a:graphicData>
               </a:graphic>
+              <wp14:sizeRelH relativeFrom="margin">
+                <wp14:pctWidth>0</wp14:pctWidth>
+              </wp14:sizeRelH>
+              <wp14:sizeRelV relativeFrom="margin">
+                <wp14:pctHeight>0</wp14:pctHeight>
+              </wp14:sizeRelV>
             </wp:anchor>
           </w:drawing>
         </mc:Choice>
         <mc:Fallback>
           <w:pict>
-            <v:group w14:anchorId="7F2D0F70" id="Group 40" o:spid="_x0000_s1042" style="position:absolute;left:0;text-align:left;margin-left:-134.4pt;margin-top:-16.85pt;width:689.4pt;height:99.35pt;z-index:251659264" coordsize="87553,12620" o:gfxdata="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">
-              <v:group id="Group 38" o:spid="_x0000_s1043" style="position:absolute;top:1981;width:87553;height:9201" coordsize="87553,9201" o:gfxdata="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">
-                <v:group id="Group 37" o:spid="_x0000_s1044" style="position:absolute;width:87553;height:9201" coordsize="87553,9201" o:gfxdata="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">
-                  <v:rect id="Rectangle 33" o:spid="_x0000_s1045" style="position:absolute;left:57531;width:30022;height:8686;visibility:visible;mso-wrap-style:square;v-text-anchor:middle" o:gfxdata="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" fillcolor="#265317 [1609]" strokecolor="#265317 [1609]" strokeweight="1pt">
+            <v:group w14:anchorId="7F2D0F70" id="Group 40" o:spid="_x0000_s1059" style="position:absolute;left:0;text-align:left;margin-left:-134.4pt;margin-top:-16.65pt;width:689.4pt;height:99.35pt;z-index:251259392;mso-width-relative:margin;mso-height-relative:margin" coordsize="87552,12620" o:gfxdata="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">
+              <v:group id="Group 38" o:spid="_x0000_s1060" style="position:absolute;top:1981;width:87477;height:9201" coordsize="87477,9201" o:gfxdata="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">
+                <v:group id="Group 37" o:spid="_x0000_s1061" style="position:absolute;width:87477;height:9201" coordsize="87477,9201" o:gfxdata="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">
+                  <v:rect id="Rectangle 33" o:spid="_x0000_s1062" style="position:absolute;left:57454;width:30023;height:8686;visibility:visible;mso-wrap-style:square;v-text-anchor:middle" o:gfxdata="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" fillcolor="#265317 [1609]" strokecolor="#265317 [1609]" strokeweight="1pt">
                     <v:textbox>
                       <w:txbxContent>
                         <w:p>
@@ -12445,7 +12229,7 @@
                       </w:txbxContent>
                     </v:textbox>
                   </v:rect>
-                  <v:group id="Group 36" o:spid="_x0000_s1046" style="position:absolute;width:73628;height:9201" coordsize="73628,9201" o:gfxdata="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">
+                  <v:group id="Group 36" o:spid="_x0000_s1063" style="position:absolute;width:73628;height:9201" coordsize="73628,9201" o:gfxdata="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">
                     <v:shapetype id="_x0000_t75" coordsize="21600,21600" o:spt="75" o:preferrelative="t" path="m@4@5l@4@11@9@11@9@5xe" filled="f" stroked="f">
                       <v:stroke joinstyle="miter"/>
                       <v:formulas>
@@ -12465,20 +12249,20 @@
                       <v:path o:extrusionok="f" gradientshapeok="t" o:connecttype="rect"/>
                       <o:lock v:ext="edit" aspectratio="t"/>
                     </v:shapetype>
-                    <v:shape id="Graphic 12" o:spid="_x0000_s1047" type="#_x0000_t75" alt="Line arrow: Counter-clockwise curve with solid fill" style="position:absolute;left:68522;top:4095;width:5106;height:5106;rotation:90;visibility:visible;mso-wrap-style:square" o:gfxdata="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">
-                      <v:imagedata r:id="rId7" o:title=" Counter-clockwise curve with solid fill"/>
+                    <v:shape id="Graphic 12" o:spid="_x0000_s1064" type="#_x0000_t75" alt="Line arrow: Counter-clockwise curve with solid fill" style="position:absolute;left:68522;top:4095;width:5106;height:5106;rotation:90;visibility:visible;mso-wrap-style:square" o:gfxdata="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">
+                      <v:imagedata r:id="rId6" o:title=" Counter-clockwise curve with solid fill"/>
                     </v:shape>
-                    <v:rect id="Rectangle 30" o:spid="_x0000_s1048" style="position:absolute;width:8915;height:8674;visibility:visible;mso-wrap-style:square;v-text-anchor:middle" o:gfxdata="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" fillcolor="#265317 [1609]" strokecolor="#265317 [1609]" strokeweight="1pt"/>
-                    <v:group id="Group 34" o:spid="_x0000_s1049" style="position:absolute;left:8839;width:8915;height:8661" coordsize="8915,8661" o:gfxdata="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">
-                      <v:group id="Group 27" o:spid="_x0000_s1050" style="position:absolute;width:6858;height:8661" coordorigin=",-63" coordsize="6858,7200" o:gfxdata="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">
-                        <v:rect id="Rectangle 26" o:spid="_x0000_s1051" style="position:absolute;top:-63;width:6858;height:7199;visibility:visible;mso-wrap-style:square;v-text-anchor:middle" o:gfxdata="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" fillcolor="#265317 [1609]" strokecolor="#265317 [1609]" strokeweight="1pt"/>
-                        <v:shape id="Graphic 8" o:spid="_x0000_s1052" type="#_x0000_t75" alt="Open book outline" style="position:absolute;left:228;top:381;width:6401;height:6400;visibility:visible;mso-wrap-style:square" o:gfxdata="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">
-                          <v:imagedata r:id="rId8" o:title="Open book outline"/>
+                    <v:rect id="Rectangle 30" o:spid="_x0000_s1065" style="position:absolute;width:8915;height:8674;visibility:visible;mso-wrap-style:square;v-text-anchor:middle" o:gfxdata="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" fillcolor="#265317 [1609]" strokecolor="#265317 [1609]" strokeweight="1pt"/>
+                    <v:group id="Group 34" o:spid="_x0000_s1066" style="position:absolute;left:8839;width:8915;height:8661" coordsize="8915,8661" o:gfxdata="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">
+                      <v:group id="Group 27" o:spid="_x0000_s1067" style="position:absolute;width:6858;height:8661" coordorigin=",-63" coordsize="6858,7200" o:gfxdata="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">
+                        <v:rect id="Rectangle 26" o:spid="_x0000_s1068" style="position:absolute;top:-63;width:6858;height:7199;visibility:visible;mso-wrap-style:square;v-text-anchor:middle" o:gfxdata="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" fillcolor="#265317 [1609]" strokecolor="#265317 [1609]" strokeweight="1pt"/>
+                        <v:shape id="Graphic 8" o:spid="_x0000_s1069" type="#_x0000_t75" alt="Open book outline" style="position:absolute;left:228;top:381;width:6401;height:6400;visibility:visible;mso-wrap-style:square" o:gfxdata="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">
+                          <v:imagedata r:id="rId7" o:title="Open book outline"/>
                         </v:shape>
                       </v:group>
-                      <v:rect id="Rectangle 28" o:spid="_x0000_s1053" style="position:absolute;left:6934;width:1981;height:8661;visibility:visible;mso-wrap-style:square;v-text-anchor:middle" o:gfxdata="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" fillcolor="#265317 [1609]" strokecolor="#265317 [1609]" strokeweight="1pt"/>
+                      <v:rect id="Rectangle 28" o:spid="_x0000_s1070" style="position:absolute;left:6934;width:1981;height:8661;visibility:visible;mso-wrap-style:square;v-text-anchor:middle" o:gfxdata="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" fillcolor="#265317 [1609]" strokecolor="#265317 [1609]" strokeweight="1pt"/>
                     </v:group>
-                    <v:rect id="Rectangle 25" o:spid="_x0000_s1054" style="position:absolute;left:16154;width:41072;height:8667;visibility:visible;mso-wrap-style:square;v-text-anchor:middle" o:gfxdata="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" fillcolor="#265317 [1609]" strokecolor="#265317 [1609]" strokeweight="1pt">
+                    <v:rect id="Rectangle 25" o:spid="_x0000_s1071" style="position:absolute;left:16154;width:41072;height:8667;visibility:visible;mso-wrap-style:square;v-text-anchor:middle" o:gfxdata="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" fillcolor="#265317 [1609]" strokecolor="#265317 [1609]" strokeweight="1pt">
                       <v:textbox>
                         <w:txbxContent>
                           <w:p>
@@ -12507,12 +12291,12 @@
                     </v:rect>
                   </v:group>
                 </v:group>
-                <v:shape id="Graphic 9" o:spid="_x0000_s1055" type="#_x0000_t75" alt="Qr Code with solid fill" style="position:absolute;left:73990;top:228;width:7645;height:7646;visibility:visible;mso-wrap-style:square" o:gfxdata="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">
-                  <v:imagedata r:id="rId9" o:title="Qr Code with solid fill"/>
+                <v:shape id="Graphic 9" o:spid="_x0000_s1072" type="#_x0000_t75" style="position:absolute;left:73991;top:609;width:7643;height:7646;visibility:visible;mso-wrap-style:square" o:gfxdata="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">
+                  <v:imagedata r:id="rId8" o:title=""/>
                 </v:shape>
               </v:group>
-              <v:rect id="Rectangle 39" o:spid="_x0000_s1056" style="position:absolute;top:10820;width:87552;height:1800;visibility:visible;mso-wrap-style:square;v-text-anchor:middle" o:gfxdata="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" fillcolor="#265317 [1609]" strokecolor="#265317 [1609]" strokeweight="1pt"/>
-              <v:rect id="Rectangle 39" o:spid="_x0000_s1057" style="position:absolute;width:87547;height:1797;visibility:visible;mso-wrap-style:square;v-text-anchor:middle" o:gfxdata="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" fillcolor="#265317 [1609]" strokecolor="#265317 [1609]" strokeweight="1pt"/>
+              <v:rect id="Rectangle 39" o:spid="_x0000_s1073" style="position:absolute;top:10820;width:87552;height:1800;visibility:visible;mso-wrap-style:square;v-text-anchor:middle" o:gfxdata="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" fillcolor="#265317 [1609]" strokecolor="#265317 [1609]" strokeweight="1pt"/>
+              <v:rect id="Rectangle 39" o:spid="_x0000_s1074" style="position:absolute;width:87547;height:1797;visibility:visible;mso-wrap-style:square;v-text-anchor:middle" o:gfxdata="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" fillcolor="#265317 [1609]" strokecolor="#265317 [1609]" strokeweight="1pt"/>
             </v:group>
           </w:pict>
         </mc:Fallback>
